--- a/docx/05-api.docx
+++ b/docx/05-api.docx
@@ -1945,7 +1945,37 @@
               <w:t xml:space="preserve"> </w:t>
             </w:r>
             <w:r>
-              <w:t xml:space="preserve">lệch: có bản nháp mới hơn (Mức 2)</w:t>
+              <w:t xml:space="preserve">lệch: tab / máy khác vừa lưu nháp.</w:t>
+            </w:r>
+            <w:r>
+              <w:t xml:space="preserve"> </w:t>
+            </w:r>
+            <w:r>
+              <w:rPr>
+                <w:rStyle w:val="VerbatimChar"/>
+              </w:rPr>
+              <w:t xml:space="preserve">data</w:t>
+            </w:r>
+            <w:r>
+              <w:t xml:space="preserve"> </w:t>
+            </w:r>
+            <w:r>
+              <w:t xml:space="preserve">=</w:t>
+            </w:r>
+            <w:r>
+              <w:t xml:space="preserve"> </w:t>
+            </w:r>
+            <w:r>
+              <w:rPr>
+                <w:rStyle w:val="VerbatimChar"/>
+              </w:rPr>
+              <w:t xml:space="preserve">{serverContent, draftVersion, savedAt}</w:t>
+            </w:r>
+            <w:r>
+              <w:t xml:space="preserve"> </w:t>
+            </w:r>
+            <w:r>
+              <w:t xml:space="preserve">(bước 10)</w:t>
             </w:r>
           </w:p>
         </w:tc>
@@ -2211,7 +2241,7 @@
               <w:pStyle w:val="Compact"/>
             </w:pPr>
             <w:r>
-              <w:t xml:space="preserve">Đăng nhập sai quá nhiều lần (Mức 2)</w:t>
+              <w:t xml:space="preserve">Đăng nhập sai quá nhiều lần (5 lần / 5 phút theo IP hoặc theo tài khoản, NFR-09), hoặc nhắc thủ công quá 3 lần / 10 phút cho một bài. Message ghi số phút phải chờ</w:t>
             </w:r>
           </w:p>
         </w:tc>
@@ -2770,6 +2800,116 @@
           <w:b/>
           <w:bCs/>
         </w:rPr>
+        <w:t xml:space="preserve">Giới hạn đăng nhập sai (NFR-09, đã cài ở bước 12):</w:t>
+      </w:r>
+      <w:r>
+        <w:t xml:space="preserve"> </w:t>
+      </w:r>
+      <w:r>
+        <w:t xml:space="preserve">tối đa 5 lần sai trong 5 phút, đếm</w:t>
+      </w:r>
+      <w:r>
+        <w:t xml:space="preserve"> </w:t>
+      </w:r>
+      <w:r>
+        <w:rPr>
+          <w:b/>
+          <w:bCs/>
+        </w:rPr>
+        <w:t xml:space="preserve">riêng cho mỗi IP</w:t>
+      </w:r>
+      <w:r>
+        <w:t xml:space="preserve"> </w:t>
+      </w:r>
+      <w:r>
+        <w:t xml:space="preserve">và</w:t>
+      </w:r>
+      <w:r>
+        <w:t xml:space="preserve"> </w:t>
+      </w:r>
+      <w:r>
+        <w:rPr>
+          <w:b/>
+          <w:bCs/>
+        </w:rPr>
+        <w:t xml:space="preserve">mỗi tài khoản</w:t>
+      </w:r>
+      <w:r>
+        <w:t xml:space="preserve"> </w:t>
+      </w:r>
+      <w:r>
+        <w:t xml:space="preserve">(trong bộ nhớ,</w:t>
+      </w:r>
+      <w:r>
+        <w:t xml:space="preserve"> </w:t>
+      </w:r>
+      <w:r>
+        <w:rPr>
+          <w:rStyle w:val="VerbatimChar"/>
+        </w:rPr>
+        <w:t xml:space="preserve">app.rate-limit</w:t>
+      </w:r>
+      <w:r>
+        <w:t xml:space="preserve">). Vượt →</w:t>
+      </w:r>
+      <w:r>
+        <w:t xml:space="preserve"> </w:t>
+      </w:r>
+      <w:r>
+        <w:rPr>
+          <w:rStyle w:val="VerbatimChar"/>
+        </w:rPr>
+        <w:t xml:space="preserve">429 RATE_LIMITED</w:t>
+      </w:r>
+      <w:r>
+        <w:t xml:space="preserve"> </w:t>
+      </w:r>
+      <w:r>
+        <w:t xml:space="preserve">"Bạn đã đăng nhập sai quá nhiều lần. Vui lòng thử lại sau N phút", kể cả khi lần đó nhập đúng mật khẩu. Đăng nhập đúng xoá bộ đếm của tài khoản (không xoá của IP). Mọi lần thử đều ghi nhật ký (</w:t>
+      </w:r>
+      <w:r>
+        <w:rPr>
+          <w:rStyle w:val="VerbatimChar"/>
+        </w:rPr>
+        <w:t xml:space="preserve">LOGIN</w:t>
+      </w:r>
+      <w:r>
+        <w:t xml:space="preserve">,</w:t>
+      </w:r>
+      <w:r>
+        <w:t xml:space="preserve"> </w:t>
+      </w:r>
+      <w:r>
+        <w:rPr>
+          <w:rStyle w:val="VerbatimChar"/>
+        </w:rPr>
+        <w:t xml:space="preserve">LOGIN_FAILED</w:t>
+      </w:r>
+      <w:r>
+        <w:t xml:space="preserve">,</w:t>
+      </w:r>
+      <w:r>
+        <w:t xml:space="preserve"> </w:t>
+      </w:r>
+      <w:r>
+        <w:rPr>
+          <w:rStyle w:val="VerbatimChar"/>
+        </w:rPr>
+        <w:t xml:space="preserve">LOGIN_BLOCKED</w:t>
+      </w:r>
+      <w:r>
+        <w:t xml:space="preserve">).</w:t>
+      </w:r>
+    </w:p>
+    <w:p>
+      <w:pPr>
+        <w:pStyle w:val="BodyText"/>
+      </w:pPr>
+      <w:r>
+        <w:rPr>
+          <w:b/>
+          <w:bCs/>
+        </w:rPr>
         <w:t xml:space="preserve">Kiểm tra mỗi request có access token:</w:t>
       </w:r>
       <w:r>
@@ -3560,7 +3700,97 @@
               <w:pStyle w:val="Compact"/>
             </w:pPr>
             <w:r>
-              <w:t xml:space="preserve">Nhật ký hệ thống (UC-07)</w:t>
+              <w:t xml:space="preserve">Nhật ký hệ thống (UC-07, đã cài ở bước 12): mới nhất trước;</w:t>
+            </w:r>
+            <w:r>
+              <w:t xml:space="preserve"> </w:t>
+            </w:r>
+            <w:r>
+              <w:rPr>
+                <w:rStyle w:val="VerbatimChar"/>
+              </w:rPr>
+              <w:t xml:space="preserve">ip</w:t>
+            </w:r>
+            <w:r>
+              <w:t xml:space="preserve"> </w:t>
+            </w:r>
+            <w:r>
+              <w:t xml:space="preserve">lọc theo tiền tố (vd</w:t>
+            </w:r>
+            <w:r>
+              <w:t xml:space="preserve"> </w:t>
+            </w:r>
+            <w:r>
+              <w:rPr>
+                <w:rStyle w:val="VerbatimChar"/>
+              </w:rPr>
+              <w:t xml:space="preserve">192.168.</w:t>
+            </w:r>
+            <w:r>
+              <w:t xml:space="preserve">);</w:t>
+            </w:r>
+            <w:r>
+              <w:t xml:space="preserve"> </w:t>
+            </w:r>
+            <w:r>
+              <w:rPr>
+                <w:rStyle w:val="VerbatimChar"/>
+              </w:rPr>
+              <w:t xml:space="preserve">from</w:t>
+            </w:r>
+            <w:r>
+              <w:t xml:space="preserve"> </w:t>
+            </w:r>
+            <w:r>
+              <w:t xml:space="preserve">≤ thời điểm &lt;</w:t>
+            </w:r>
+            <w:r>
+              <w:t xml:space="preserve"> </w:t>
+            </w:r>
+            <w:r>
+              <w:rPr>
+                <w:rStyle w:val="VerbatimChar"/>
+              </w:rPr>
+              <w:t xml:space="preserve">to</w:t>
+            </w:r>
+            <w:r>
+              <w:t xml:space="preserve">,</w:t>
+            </w:r>
+            <w:r>
+              <w:t xml:space="preserve"> </w:t>
+            </w:r>
+            <w:r>
+              <w:rPr>
+                <w:rStyle w:val="VerbatimChar"/>
+              </w:rPr>
+              <w:t xml:space="preserve">from ≥ to</w:t>
+            </w:r>
+            <w:r>
+              <w:t xml:space="preserve"> </w:t>
+            </w:r>
+            <w:r>
+              <w:t xml:space="preserve">→</w:t>
+            </w:r>
+            <w:r>
+              <w:t xml:space="preserve"> </w:t>
+            </w:r>
+            <w:r>
+              <w:rPr>
+                <w:rStyle w:val="VerbatimChar"/>
+              </w:rPr>
+              <w:t xml:space="preserve">400</w:t>
+            </w:r>
+            <w:r>
+              <w:t xml:space="preserve">. Mỗi dòng</w:t>
+            </w:r>
+            <w:r>
+              <w:t xml:space="preserve"> </w:t>
+            </w:r>
+            <w:r>
+              <w:rPr>
+                <w:rStyle w:val="VerbatimChar"/>
+              </w:rPr>
+              <w:t xml:space="preserve">{id, actorId, actorUsername, actorName, action, targetType, targetId, ip, detail, createdAt}</w:t>
             </w:r>
           </w:p>
         </w:tc>
@@ -7559,7 +7789,22 @@
               <w:t xml:space="preserve"> </w:t>
             </w:r>
             <w:r>
-              <w:t xml:space="preserve">kèm email</w:t>
+              <w:t xml:space="preserve">kèm email. Mỗi (giáo viên, bài) tối đa 3 lần / 10 phút, vượt →</w:t>
+            </w:r>
+            <w:r>
+              <w:t xml:space="preserve"> </w:t>
+            </w:r>
+            <w:r>
+              <w:rPr>
+                <w:rStyle w:val="VerbatimChar"/>
+              </w:rPr>
+              <w:t xml:space="preserve">429 RATE_LIMITED</w:t>
+            </w:r>
+            <w:r>
+              <w:t xml:space="preserve"> </w:t>
+            </w:r>
+            <w:r>
+              <w:t xml:space="preserve">(bước 12)</w:t>
             </w:r>
           </w:p>
         </w:tc>
@@ -7586,7 +7831,7 @@
               <w:rPr>
                 <w:rStyle w:val="VerbatimChar"/>
               </w:rPr>
-              <w:t xml:space="preserve">/api/teacher/assignments/{id}/stats</w:t>
+              <w:t xml:space="preserve">/api/teacher/assignments/{id}/stats?classId</w:t>
             </w:r>
           </w:p>
         </w:tc>
@@ -7624,7 +7869,7 @@
               <w:rPr>
                 <w:rStyle w:val="VerbatimChar"/>
               </w:rPr>
-              <w:t xml:space="preserve">/api/teacher/assignments/{id}/export</w:t>
+              <w:t xml:space="preserve">/api/teacher/assignments/{id}/export?classId</w:t>
             </w:r>
           </w:p>
         </w:tc>
@@ -7645,6 +7890,12 @@
                 <w:rStyle w:val="VerbatimChar"/>
               </w:rPr>
               <w:t xml:space="preserve">.xlsx</w:t>
+            </w:r>
+            <w:r>
+              <w:t xml:space="preserve"> </w:t>
+            </w:r>
+            <w:r>
+              <w:t xml:space="preserve">(FR-66)</w:t>
             </w:r>
           </w:p>
         </w:tc>
@@ -7682,7 +7933,7 @@
               <w:pStyle w:val="Compact"/>
             </w:pPr>
             <w:r>
-              <w:t xml:space="preserve">Thống kê lớp, bảng xếp hạng</w:t>
+              <w:t xml:space="preserve">Thống kê lớp, bảng xếp hạng (FR-65)</w:t>
             </w:r>
           </w:p>
         </w:tc>
@@ -7720,7 +7971,22 @@
               <w:pStyle w:val="Compact"/>
             </w:pPr>
             <w:r>
-              <w:t xml:space="preserve">Thống kê một sinh viên</w:t>
+              <w:t xml:space="preserve">Thống kê một sinh viên trên các bài của tôi (FR-64) →</w:t>
+            </w:r>
+            <w:r>
+              <w:t xml:space="preserve"> </w:t>
+            </w:r>
+            <w:r>
+              <w:rPr>
+                <w:rStyle w:val="VerbatimChar"/>
+              </w:rPr>
+              <w:t xml:space="preserve">StudentStats</w:t>
+            </w:r>
+            <w:r>
+              <w:t xml:space="preserve"> </w:t>
+            </w:r>
+            <w:r>
+              <w:t xml:space="preserve">(xem A.8 "Kết quả học tập")</w:t>
             </w:r>
           </w:p>
         </w:tc>
@@ -7728,13 +7994,561 @@
     </w:tbl>
     <w:p>
       <w:pPr>
+        <w:pStyle w:val="BodyText"/>
+      </w:pPr>
+      <w:r>
+        <w:rPr>
+          <w:b/>
+          <w:bCs/>
+        </w:rPr>
+        <w:t xml:space="preserve">Ma trận tiến độ (UC-16, đã cài ở B8a):</w:t>
+      </w:r>
+    </w:p>
+    <w:p>
+      <w:pPr>
+        <w:pStyle w:val="Compact"/>
+        <w:numPr>
+          <w:ilvl w:val="0"/>
+          <w:numId w:val="1008"/>
+        </w:numPr>
+      </w:pPr>
+      <w:r>
+        <w:rPr>
+          <w:b/>
+          <w:bCs/>
+        </w:rPr>
+        <w:t xml:space="preserve">Hàng</w:t>
+      </w:r>
+      <w:r>
+        <w:t xml:space="preserve"> </w:t>
+      </w:r>
+      <w:r>
+        <w:t xml:space="preserve">= người nhận bài (giao trực tiếp ∪ thành viên lớp được giao, tính tại thời điểm truy vấn)</w:t>
+      </w:r>
+      <w:r>
+        <w:t xml:space="preserve"> </w:t>
+      </w:r>
+      <w:r>
+        <w:rPr>
+          <w:b/>
+          <w:bCs/>
+        </w:rPr>
+        <w:t xml:space="preserve">∪ người đã có bài làm</w:t>
+      </w:r>
+      <w:r>
+        <w:t xml:space="preserve"> </w:t>
+      </w:r>
+      <w:r>
+        <w:t xml:space="preserve">(sinh viên rời lớp sau khi nộp vẫn hiện, để không mất bài cần chấm). Sắp theo mã sinh viên.</w:t>
+      </w:r>
+      <w:r>
+        <w:t xml:space="preserve"> </w:t>
+      </w:r>
+      <w:r>
+        <w:rPr>
+          <w:b/>
+          <w:bCs/>
+        </w:rPr>
+        <w:t xml:space="preserve">Cột</w:t>
+      </w:r>
+      <w:r>
+        <w:t xml:space="preserve"> </w:t>
+      </w:r>
+      <w:r>
+        <w:t xml:space="preserve">= các phần theo thứ tự.</w:t>
+      </w:r>
+    </w:p>
+    <w:p>
+      <w:pPr>
+        <w:pStyle w:val="Compact"/>
+        <w:numPr>
+          <w:ilvl w:val="0"/>
+          <w:numId w:val="1008"/>
+        </w:numPr>
+      </w:pPr>
+      <w:r>
+        <w:rPr>
+          <w:b/>
+          <w:bCs/>
+        </w:rPr>
+        <w:t xml:space="preserve">Ô</w:t>
+      </w:r>
+      <w:r>
+        <w:t xml:space="preserve">:</w:t>
+      </w:r>
+      <w:r>
+        <w:t xml:space="preserve"> </w:t>
+      </w:r>
+      <w:r>
+        <w:rPr>
+          <w:rStyle w:val="VerbatimChar"/>
+        </w:rPr>
+        <w:t xml:space="preserve">status</w:t>
+      </w:r>
+      <w:r>
+        <w:t xml:space="preserve"> </w:t>
+      </w:r>
+      <w:r>
+        <w:t xml:space="preserve">theo docs/06 mục 2 (giáo viên thấy cả</w:t>
+      </w:r>
+      <w:r>
+        <w:t xml:space="preserve"> </w:t>
+      </w:r>
+      <w:r>
+        <w:rPr>
+          <w:rStyle w:val="VerbatimChar"/>
+        </w:rPr>
+        <w:t xml:space="preserve">GRADED</w:t>
+      </w:r>
+      <w:r>
+        <w:t xml:space="preserve">; chưa có bài làm =</w:t>
+      </w:r>
+      <w:r>
+        <w:t xml:space="preserve"> </w:t>
+      </w:r>
+      <w:r>
+        <w:rPr>
+          <w:rStyle w:val="VerbatimChar"/>
+        </w:rPr>
+        <w:t xml:space="preserve">NOT_STARTED</w:t>
+      </w:r>
+      <w:r>
+        <w:t xml:space="preserve">,</w:t>
+      </w:r>
+      <w:r>
+        <w:t xml:space="preserve"> </w:t>
+      </w:r>
+      <w:r>
+        <w:rPr>
+          <w:rStyle w:val="VerbatimChar"/>
+        </w:rPr>
+        <w:t xml:space="preserve">submissionId = null</w:t>
+      </w:r>
+      <w:r>
+        <w:t xml:space="preserve">);</w:t>
+      </w:r>
+      <w:r>
+        <w:t xml:space="preserve"> </w:t>
+      </w:r>
+      <w:r>
+        <w:rPr>
+          <w:rStyle w:val="VerbatimChar"/>
+        </w:rPr>
+        <w:t xml:space="preserve">late</w:t>
+      </w:r>
+      <w:r>
+        <w:t xml:space="preserve"> </w:t>
+      </w:r>
+      <w:r>
+        <w:t xml:space="preserve">= lần nộp mới nhất bị muộn (BR-08);</w:t>
+      </w:r>
+      <w:r>
+        <w:t xml:space="preserve"> </w:t>
+      </w:r>
+      <w:r>
+        <w:rPr>
+          <w:rStyle w:val="VerbatimChar"/>
+        </w:rPr>
+        <w:t xml:space="preserve">overdue</w:t>
+      </w:r>
+      <w:r>
+        <w:t xml:space="preserve"> </w:t>
+      </w:r>
+      <w:r>
+        <w:t xml:space="preserve">= còn phải nộp (</w:t>
+      </w:r>
+      <w:r>
+        <w:rPr>
+          <w:rStyle w:val="VerbatimChar"/>
+        </w:rPr>
+        <w:t xml:space="preserve">NOT_STARTED</w:t>
+      </w:r>
+      <w:r>
+        <w:t xml:space="preserve"> </w:t>
+      </w:r>
+      <w:r>
+        <w:t xml:space="preserve">/</w:t>
+      </w:r>
+      <w:r>
+        <w:t xml:space="preserve"> </w:t>
+      </w:r>
+      <w:r>
+        <w:rPr>
+          <w:rStyle w:val="VerbatimChar"/>
+        </w:rPr>
+        <w:t xml:space="preserve">DRAFT</w:t>
+      </w:r>
+      <w:r>
+        <w:t xml:space="preserve"> </w:t>
+      </w:r>
+      <w:r>
+        <w:t xml:space="preserve">/</w:t>
+      </w:r>
+      <w:r>
+        <w:t xml:space="preserve"> </w:t>
+      </w:r>
+      <w:r>
+        <w:rPr>
+          <w:rStyle w:val="VerbatimChar"/>
+        </w:rPr>
+        <w:t xml:space="preserve">REVISION_REQUESTED</w:t>
+      </w:r>
+      <w:r>
+        <w:t xml:space="preserve">) mà đã quá</w:t>
+      </w:r>
+      <w:r>
+        <w:t xml:space="preserve"> </w:t>
+      </w:r>
+      <w:r>
+        <w:rPr>
+          <w:b/>
+          <w:bCs/>
+        </w:rPr>
+        <w:t xml:space="preserve">hạn áp dụng</w:t>
+      </w:r>
+      <w:r>
+        <w:t xml:space="preserve"> </w:t>
+      </w:r>
+      <w:r>
+        <w:t xml:space="preserve">(BR-07: hạn sửa → hạn phần → hạn bài);</w:t>
+      </w:r>
+      <w:r>
+        <w:t xml:space="preserve"> </w:t>
+      </w:r>
+      <w:r>
+        <w:rPr>
+          <w:rStyle w:val="VerbatimChar"/>
+        </w:rPr>
+        <w:t xml:space="preserve">score</w:t>
+      </w:r>
+      <w:r>
+        <w:t xml:space="preserve"> </w:t>
+      </w:r>
+      <w:r>
+        <w:t xml:space="preserve">= band của phần (đã làm tròn hiển thị)</w:t>
+      </w:r>
+      <w:r>
+        <w:t xml:space="preserve"> </w:t>
+      </w:r>
+      <w:r>
+        <w:rPr>
+          <w:b/>
+          <w:bCs/>
+        </w:rPr>
+        <w:t xml:space="preserve">chỉ khi kết quả của lần nộp mới nhất đã trả</w:t>
+      </w:r>
+      <w:r>
+        <w:t xml:space="preserve"> </w:t>
+      </w:r>
+      <w:r>
+        <w:t xml:space="preserve">— gồm cả bài đang "Cần sửa"; "Chấm 0" hiện</w:t>
+      </w:r>
+      <w:r>
+        <w:t xml:space="preserve"> </w:t>
+      </w:r>
+      <w:r>
+        <w:rPr>
+          <w:rStyle w:val="VerbatimChar"/>
+        </w:rPr>
+        <w:t xml:space="preserve">0.0</w:t>
+      </w:r>
+      <w:r>
+        <w:t xml:space="preserve">.</w:t>
+      </w:r>
+    </w:p>
+    <w:p>
+      <w:pPr>
+        <w:pStyle w:val="Compact"/>
+        <w:numPr>
+          <w:ilvl w:val="0"/>
+          <w:numId w:val="1008"/>
+        </w:numPr>
+      </w:pPr>
+      <w:r>
+        <w:rPr>
+          <w:rStyle w:val="VerbatimChar"/>
+        </w:rPr>
+        <w:t xml:space="preserve">classId</w:t>
+      </w:r>
+      <w:r>
+        <w:t xml:space="preserve">: chỉ sinh viên đang là thành viên lớp đó; lớp không phải của mình →</w:t>
+      </w:r>
+      <w:r>
+        <w:t xml:space="preserve"> </w:t>
+      </w:r>
+      <w:r>
+        <w:rPr>
+          <w:rStyle w:val="VerbatimChar"/>
+        </w:rPr>
+        <w:t xml:space="preserve">400</w:t>
+      </w:r>
+      <w:r>
+        <w:t xml:space="preserve">.</w:t>
+      </w:r>
+      <w:r>
+        <w:t xml:space="preserve"> </w:t>
+      </w:r>
+      <w:r>
+        <w:rPr>
+          <w:rStyle w:val="VerbatimChar"/>
+        </w:rPr>
+        <w:t xml:space="preserve">status</w:t>
+      </w:r>
+      <w:r>
+        <w:t xml:space="preserve">: chỉ giữ hàng có ít nhất một ô ở trạng thái đó; sai giá trị →</w:t>
+      </w:r>
+      <w:r>
+        <w:t xml:space="preserve"> </w:t>
+      </w:r>
+      <w:r>
+        <w:rPr>
+          <w:rStyle w:val="VerbatimChar"/>
+        </w:rPr>
+        <w:t xml:space="preserve">400</w:t>
+      </w:r>
+      <w:r>
+        <w:t xml:space="preserve">.</w:t>
+      </w:r>
+    </w:p>
+    <w:p>
+      <w:pPr>
+        <w:pStyle w:val="Compact"/>
+        <w:numPr>
+          <w:ilvl w:val="0"/>
+          <w:numId w:val="1008"/>
+        </w:numPr>
+      </w:pPr>
+      <w:r>
+        <w:rPr>
+          <w:rStyle w:val="VerbatimChar"/>
+        </w:rPr>
+        <w:t xml:space="preserve">summary</w:t>
+      </w:r>
+      <w:r>
+        <w:t xml:space="preserve"> </w:t>
+      </w:r>
+      <w:r>
+        <w:t xml:space="preserve">tính trên các hàng</w:t>
+      </w:r>
+      <w:r>
+        <w:t xml:space="preserve"> </w:t>
+      </w:r>
+      <w:r>
+        <w:rPr>
+          <w:b/>
+          <w:bCs/>
+        </w:rPr>
+        <w:t xml:space="preserve">sau khi lọc lớp, trước khi lọc trạng thái</w:t>
+      </w:r>
+      <w:r>
+        <w:t xml:space="preserve">:</w:t>
+      </w:r>
+      <w:r>
+        <w:t xml:space="preserve"> </w:t>
+      </w:r>
+      <w:r>
+        <w:rPr>
+          <w:rStyle w:val="VerbatimChar"/>
+        </w:rPr>
+        <w:t xml:space="preserve">completedCount</w:t>
+      </w:r>
+      <w:r>
+        <w:t xml:space="preserve"> </w:t>
+      </w:r>
+      <w:r>
+        <w:t xml:space="preserve">= số sinh viên đã nộp (ít nhất một lần) mọi phần,</w:t>
+      </w:r>
+      <w:r>
+        <w:t xml:space="preserve"> </w:t>
+      </w:r>
+      <w:r>
+        <w:rPr>
+          <w:rStyle w:val="VerbatimChar"/>
+        </w:rPr>
+        <w:t xml:space="preserve">completedRate</w:t>
+      </w:r>
+      <w:r>
+        <w:t xml:space="preserve"> </w:t>
+      </w:r>
+      <w:r>
+        <w:t xml:space="preserve">=</w:t>
+      </w:r>
+      <w:r>
+        <w:t xml:space="preserve"> </w:t>
+      </w:r>
+      <w:r>
+        <w:rPr>
+          <w:rStyle w:val="VerbatimChar"/>
+        </w:rPr>
+        <w:t xml:space="preserve">completedCount / students</w:t>
+      </w:r>
+      <w:r>
+        <w:t xml:space="preserve"> </w:t>
+      </w:r>
+      <w:r>
+        <w:t xml:space="preserve">(0 khi chưa có ai),</w:t>
+      </w:r>
+      <w:r>
+        <w:t xml:space="preserve"> </w:t>
+      </w:r>
+      <w:r>
+        <w:rPr>
+          <w:rStyle w:val="VerbatimChar"/>
+        </w:rPr>
+        <w:t xml:space="preserve">lateCount</w:t>
+      </w:r>
+      <w:r>
+        <w:t xml:space="preserve"> </w:t>
+      </w:r>
+      <w:r>
+        <w:t xml:space="preserve">/</w:t>
+      </w:r>
+      <w:r>
+        <w:t xml:space="preserve"> </w:t>
+      </w:r>
+      <w:r>
+        <w:rPr>
+          <w:rStyle w:val="VerbatimChar"/>
+        </w:rPr>
+        <w:t xml:space="preserve">overdueCount</w:t>
+      </w:r>
+      <w:r>
+        <w:t xml:space="preserve"> </w:t>
+      </w:r>
+      <w:r>
+        <w:t xml:space="preserve">= số</w:t>
+      </w:r>
+      <w:r>
+        <w:t xml:space="preserve"> </w:t>
+      </w:r>
+      <w:r>
+        <w:rPr>
+          <w:b/>
+          <w:bCs/>
+        </w:rPr>
+        <w:t xml:space="preserve">sinh viên</w:t>
+      </w:r>
+      <w:r>
+        <w:t xml:space="preserve"> </w:t>
+      </w:r>
+      <w:r>
+        <w:t xml:space="preserve">có ít nhất một ô</w:t>
+      </w:r>
+      <w:r>
+        <w:t xml:space="preserve"> </w:t>
+      </w:r>
+      <w:r>
+        <w:rPr>
+          <w:rStyle w:val="VerbatimChar"/>
+        </w:rPr>
+        <w:t xml:space="preserve">late</w:t>
+      </w:r>
+      <w:r>
+        <w:t xml:space="preserve"> </w:t>
+      </w:r>
+      <w:r>
+        <w:t xml:space="preserve">/</w:t>
+      </w:r>
+      <w:r>
+        <w:t xml:space="preserve"> </w:t>
+      </w:r>
+      <w:r>
+        <w:rPr>
+          <w:rStyle w:val="VerbatimChar"/>
+        </w:rPr>
+        <w:t xml:space="preserve">overdue</w:t>
+      </w:r>
+      <w:r>
+        <w:t xml:space="preserve">.</w:t>
+      </w:r>
+    </w:p>
+    <w:p>
+      <w:pPr>
+        <w:pStyle w:val="Compact"/>
+        <w:numPr>
+          <w:ilvl w:val="0"/>
+          <w:numId w:val="1008"/>
+        </w:numPr>
+      </w:pPr>
+      <w:r>
+        <w:t xml:space="preserve">Bài của giáo viên khác →</w:t>
+      </w:r>
+      <w:r>
+        <w:t xml:space="preserve"> </w:t>
+      </w:r>
+      <w:r>
+        <w:rPr>
+          <w:rStyle w:val="VerbatimChar"/>
+        </w:rPr>
+        <w:t xml:space="preserve">404</w:t>
+      </w:r>
+      <w:r>
+        <w:t xml:space="preserve">. Toàn bộ ô lấy bằng một câu SQL (không N+1).</w:t>
+      </w:r>
+    </w:p>
+    <w:p>
+      <w:pPr>
+        <w:pStyle w:val="Compact"/>
+        <w:numPr>
+          <w:ilvl w:val="0"/>
+          <w:numId w:val="1008"/>
+        </w:numPr>
+      </w:pPr>
+      <w:r>
+        <w:t xml:space="preserve">Mỗi hàng có thêm</w:t>
+      </w:r>
+      <w:r>
+        <w:t xml:space="preserve"> </w:t>
+      </w:r>
+      <w:r>
+        <w:rPr>
+          <w:rStyle w:val="VerbatimChar"/>
+        </w:rPr>
+        <w:t xml:space="preserve">online</w:t>
+      </w:r>
+      <w:r>
+        <w:t xml:space="preserve"> </w:t>
+      </w:r>
+      <w:r>
+        <w:t xml:space="preserve">(đang có kết nối WebSocket) và</w:t>
+      </w:r>
+      <w:r>
+        <w:t xml:space="preserve"> </w:t>
+      </w:r>
+      <w:r>
+        <w:rPr>
+          <w:rStyle w:val="VerbatimChar"/>
+        </w:rPr>
+        <w:t xml:space="preserve">viewingPartId</w:t>
+      </w:r>
+      <w:r>
+        <w:t xml:space="preserve"> </w:t>
+      </w:r>
+      <w:r>
+        <w:t xml:space="preserve">(đang mở phần nào của bài này) — Mức 2, bước 9a; cập nhật tiếp qua kênh</w:t>
+      </w:r>
+      <w:r>
+        <w:t xml:space="preserve"> </w:t>
+      </w:r>
+      <w:r>
+        <w:rPr>
+          <w:rStyle w:val="VerbatimChar"/>
+        </w:rPr>
+        <w:t xml:space="preserve">/topic/assignments/{id}/presence</w:t>
+      </w:r>
+      <w:r>
+        <w:t xml:space="preserve">.</w:t>
+      </w:r>
+    </w:p>
+    <w:p>
+      <w:pPr>
         <w:pStyle w:val="SourceCode"/>
       </w:pPr>
       <w:r>
         <w:rPr>
           <w:rStyle w:val="VerbatimChar"/>
         </w:rPr>
-        <w:t xml:space="preserve">// Ma trận tiến độ</w:t>
+        <w:t xml:space="preserve">// GET /api/teacher/assignments/7/progress?classId=3</w:t>
       </w:r>
       <w:r>
         <w:br/>
@@ -7752,7 +8566,7 @@
         <w:rPr>
           <w:rStyle w:val="VerbatimChar"/>
         </w:rPr>
-        <w:t xml:space="preserve">  "parts": [ { "id": 11, "title": "Task 1" }, { "id": 12, "title": "Task 2" } ],</w:t>
+        <w:t xml:space="preserve">  "parts": [</w:t>
       </w:r>
       <w:r>
         <w:br/>
@@ -7761,6 +8575,33 @@
         <w:rPr>
           <w:rStyle w:val="VerbatimChar"/>
         </w:rPr>
+        <w:t xml:space="preserve">    { "id": 11, "orderNo": 1, "title": "Task 1", "taskType": "WRITING_TASK1" },</w:t>
+      </w:r>
+      <w:r>
+        <w:br/>
+      </w:r>
+      <w:r>
+        <w:rPr>
+          <w:rStyle w:val="VerbatimChar"/>
+        </w:rPr>
+        <w:t xml:space="preserve">    { "id": 12, "orderNo": 2, "title": "Task 2", "taskType": "WRITING_TASK2" }</w:t>
+      </w:r>
+      <w:r>
+        <w:br/>
+      </w:r>
+      <w:r>
+        <w:rPr>
+          <w:rStyle w:val="VerbatimChar"/>
+        </w:rPr>
+        <w:t xml:space="preserve">  ],</w:t>
+      </w:r>
+      <w:r>
+        <w:br/>
+      </w:r>
+      <w:r>
+        <w:rPr>
+          <w:rStyle w:val="VerbatimChar"/>
+        </w:rPr>
         <w:t xml:space="preserve">  "rows": [</w:t>
       </w:r>
       <w:r>
@@ -7788,7 +8629,7 @@
         <w:rPr>
           <w:rStyle w:val="VerbatimChar"/>
         </w:rPr>
-        <w:t xml:space="preserve">      "online": true,                       // Mức 2</w:t>
+        <w:t xml:space="preserve">      "online": true, "viewingPartId": 12,</w:t>
       </w:r>
       <w:r>
         <w:br/>
@@ -7806,7 +8647,7 @@
         <w:rPr>
           <w:rStyle w:val="VerbatimChar"/>
         </w:rPr>
-        <w:t xml:space="preserve">        { "partId": 11, "submissionId": 301, "status": "RETURNED", "isLate": false, "score": 6.5 },</w:t>
+        <w:t xml:space="preserve">        { "partId": 11, "submissionId": 301, "status": "RETURNED", "currentVersion": 1, "late": false, "overdue": false, "score": 6.5 },</w:t>
       </w:r>
       <w:r>
         <w:br/>
@@ -7815,7 +8656,7 @@
         <w:rPr>
           <w:rStyle w:val="VerbatimChar"/>
         </w:rPr>
-        <w:t xml:space="preserve">        { "partId": 12, "submissionId": null, "status": "NOT_STARTED", "isLate": false, "score": null }</w:t>
+        <w:t xml:space="preserve">        { "partId": 12, "submissionId": null, "status": "NOT_STARTED", "currentVersion": 0, "late": false, "overdue": true, "score": null }</w:t>
       </w:r>
       <w:r>
         <w:br/>
@@ -7851,7 +8692,7 @@
         <w:rPr>
           <w:rStyle w:val="VerbatimChar"/>
         </w:rPr>
-        <w:t xml:space="preserve">  "summary": { "students": 45, "completedRate": 0.62, "lateCount": 4 }</w:t>
+        <w:t xml:space="preserve">  "summary": { "students": 45, "completedCount": 28, "completedRate": 0.6222, "lateCount": 4, "overdueCount": 9 }</w:t>
       </w:r>
       <w:r>
         <w:br/>
@@ -7865,13 +8706,402 @@
     </w:p>
     <w:p>
       <w:pPr>
+        <w:pStyle w:val="FirstParagraph"/>
+      </w:pPr>
+      <w:r>
+        <w:rPr>
+          <w:b/>
+          <w:bCs/>
+        </w:rPr>
+        <w:t xml:space="preserve">Thống kê một bài (UC-19, FR-63, đã cài ở B8b):</w:t>
+      </w:r>
+    </w:p>
+    <w:p>
+      <w:pPr>
+        <w:pStyle w:val="Compact"/>
+        <w:numPr>
+          <w:ilvl w:val="0"/>
+          <w:numId w:val="1009"/>
+        </w:numPr>
+      </w:pPr>
+      <w:r>
+        <w:t xml:space="preserve">Tập sinh viên</w:t>
+      </w:r>
+      <w:r>
+        <w:t xml:space="preserve"> </w:t>
+      </w:r>
+      <w:r>
+        <w:rPr>
+          <w:b/>
+          <w:bCs/>
+        </w:rPr>
+        <w:t xml:space="preserve">giống ma trận tiến độ</w:t>
+      </w:r>
+      <w:r>
+        <w:t xml:space="preserve"> </w:t>
+      </w:r>
+      <w:r>
+        <w:t xml:space="preserve">(kể cả lọc</w:t>
+      </w:r>
+      <w:r>
+        <w:t xml:space="preserve"> </w:t>
+      </w:r>
+      <w:r>
+        <w:rPr>
+          <w:rStyle w:val="VerbatimChar"/>
+        </w:rPr>
+        <w:t xml:space="preserve">classId</w:t>
+      </w:r>
+      <w:r>
+        <w:t xml:space="preserve">);</w:t>
+      </w:r>
+      <w:r>
+        <w:t xml:space="preserve"> </w:t>
+      </w:r>
+      <w:r>
+        <w:rPr>
+          <w:rStyle w:val="VerbatimChar"/>
+        </w:rPr>
+        <w:t xml:space="preserve">students</w:t>
+      </w:r>
+      <w:r>
+        <w:t xml:space="preserve"> </w:t>
+      </w:r>
+      <w:r>
+        <w:t xml:space="preserve">= số sinh viên đó.</w:t>
+      </w:r>
+    </w:p>
+    <w:p>
+      <w:pPr>
+        <w:pStyle w:val="Compact"/>
+        <w:numPr>
+          <w:ilvl w:val="0"/>
+          <w:numId w:val="1009"/>
+        </w:numPr>
+      </w:pPr>
+      <w:r>
+        <w:t xml:space="preserve">Chỉ tính kết quả</w:t>
+      </w:r>
+      <w:r>
+        <w:t xml:space="preserve"> </w:t>
+      </w:r>
+      <w:r>
+        <w:rPr>
+          <w:b/>
+          <w:bCs/>
+        </w:rPr>
+        <w:t xml:space="preserve">đã trả</w:t>
+      </w:r>
+      <w:r>
+        <w:t xml:space="preserve"> </w:t>
+      </w:r>
+      <w:r>
+        <w:t xml:space="preserve">(BR-13): mỗi bài làm lấy kết quả đã trả của version mới nhất có kết quả đã trả — cùng cách chọn với màn kết quả của sinh viên. Bản sửa đang chấm nháp chưa tính. "Chấm 0" được tính (band 0).</w:t>
+      </w:r>
+    </w:p>
+    <w:p>
+      <w:pPr>
+        <w:pStyle w:val="Compact"/>
+        <w:numPr>
+          <w:ilvl w:val="0"/>
+          <w:numId w:val="1009"/>
+        </w:numPr>
+      </w:pPr>
+      <w:r>
+        <w:t xml:space="preserve">Theo từng phần:</w:t>
+      </w:r>
+      <w:r>
+        <w:t xml:space="preserve"> </w:t>
+      </w:r>
+      <w:r>
+        <w:rPr>
+          <w:rStyle w:val="VerbatimChar"/>
+        </w:rPr>
+        <w:t xml:space="preserve">submittedCount</w:t>
+      </w:r>
+      <w:r>
+        <w:t xml:space="preserve"> </w:t>
+      </w:r>
+      <w:r>
+        <w:t xml:space="preserve">(đã nộp ít nhất một lần),</w:t>
+      </w:r>
+      <w:r>
+        <w:t xml:space="preserve"> </w:t>
+      </w:r>
+      <w:r>
+        <w:rPr>
+          <w:rStyle w:val="VerbatimChar"/>
+        </w:rPr>
+        <w:t xml:space="preserve">lateCount</w:t>
+      </w:r>
+      <w:r>
+        <w:t xml:space="preserve"> </w:t>
+      </w:r>
+      <w:r>
+        <w:t xml:space="preserve">(lần nộp</w:t>
+      </w:r>
+      <w:r>
+        <w:t xml:space="preserve"> </w:t>
+      </w:r>
+      <w:r>
+        <w:rPr>
+          <w:b/>
+          <w:bCs/>
+        </w:rPr>
+        <w:t xml:space="preserve">đầu tiên</w:t>
+      </w:r>
+      <w:r>
+        <w:t xml:space="preserve"> </w:t>
+      </w:r>
+      <w:r>
+        <w:t xml:space="preserve">bị muộn),</w:t>
+      </w:r>
+      <w:r>
+        <w:t xml:space="preserve"> </w:t>
+      </w:r>
+      <w:r>
+        <w:rPr>
+          <w:rStyle w:val="VerbatimChar"/>
+        </w:rPr>
+        <w:t xml:space="preserve">onTimeRate</w:t>
+      </w:r>
+      <w:r>
+        <w:t xml:space="preserve"> </w:t>
+      </w:r>
+      <w:r>
+        <w:t xml:space="preserve">= (đã nộp − muộn) / đã nộp,</w:t>
+      </w:r>
+      <w:r>
+        <w:t xml:space="preserve"> </w:t>
+      </w:r>
+      <w:r>
+        <w:rPr>
+          <w:rStyle w:val="VerbatimChar"/>
+        </w:rPr>
+        <w:t xml:space="preserve">returnedCount</w:t>
+      </w:r>
+      <w:r>
+        <w:t xml:space="preserve">,</w:t>
+      </w:r>
+      <w:r>
+        <w:t xml:space="preserve"> </w:t>
+      </w:r>
+      <w:r>
+        <w:rPr>
+          <w:rStyle w:val="VerbatimChar"/>
+        </w:rPr>
+        <w:t xml:space="preserve">averageBand</w:t>
+      </w:r>
+      <w:r>
+        <w:t xml:space="preserve">, trung bình từng tiêu chí,</w:t>
+      </w:r>
+      <w:r>
+        <w:t xml:space="preserve"> </w:t>
+      </w:r>
+      <w:r>
+        <w:rPr>
+          <w:rStyle w:val="VerbatimChar"/>
+        </w:rPr>
+        <w:t xml:space="preserve">bandDistribution</w:t>
+      </w:r>
+      <w:r>
+        <w:t xml:space="preserve"> </w:t>
+      </w:r>
+      <w:r>
+        <w:t xml:space="preserve">(đếm theo band đã làm tròn hiển thị, chỉ band có bài, tăng dần).</w:t>
+      </w:r>
+    </w:p>
+    <w:p>
+      <w:pPr>
+        <w:pStyle w:val="Compact"/>
+        <w:numPr>
+          <w:ilvl w:val="0"/>
+          <w:numId w:val="1009"/>
+        </w:numPr>
+      </w:pPr>
+      <w:r>
+        <w:rPr>
+          <w:rStyle w:val="VerbatimChar"/>
+        </w:rPr>
+        <w:t xml:space="preserve">overall</w:t>
+      </w:r>
+      <w:r>
+        <w:t xml:space="preserve">: band cả bài (BR-12, có trọng số phần) của các sinh viên</w:t>
+      </w:r>
+      <w:r>
+        <w:t xml:space="preserve"> </w:t>
+      </w:r>
+      <w:r>
+        <w:rPr>
+          <w:b/>
+          <w:bCs/>
+        </w:rPr>
+        <w:t xml:space="preserve">đã được trả mọi phần</w:t>
+      </w:r>
+      <w:r>
+        <w:t xml:space="preserve">.</w:t>
+      </w:r>
+    </w:p>
+    <w:p>
+      <w:pPr>
+        <w:pStyle w:val="Compact"/>
+        <w:numPr>
+          <w:ilvl w:val="0"/>
+          <w:numId w:val="1009"/>
+        </w:numPr>
+      </w:pPr>
+      <w:r>
+        <w:rPr>
+          <w:rStyle w:val="VerbatimChar"/>
+        </w:rPr>
+        <w:t xml:space="preserve">topErrors</w:t>
+      </w:r>
+      <w:r>
+        <w:t xml:space="preserve">: tối đa 10 mã lỗi hay gặp trong nhận xét inline, sắp theo số lần; bỏ mã khen (</w:t>
+      </w:r>
+      <w:r>
+        <w:rPr>
+          <w:rStyle w:val="VerbatimChar"/>
+        </w:rPr>
+        <w:t xml:space="preserve">GOOD</w:t>
+      </w:r>
+      <w:r>
+        <w:t xml:space="preserve">…).</w:t>
+      </w:r>
+      <w:r>
+        <w:t xml:space="preserve"> </w:t>
+      </w:r>
+      <w:r>
+        <w:rPr>
+          <w:rStyle w:val="VerbatimChar"/>
+        </w:rPr>
+        <w:t xml:space="preserve">name</w:t>
+      </w:r>
+      <w:r>
+        <w:t xml:space="preserve"> </w:t>
+      </w:r>
+      <w:r>
+        <w:t xml:space="preserve">/</w:t>
+      </w:r>
+      <w:r>
+        <w:t xml:space="preserve"> </w:t>
+      </w:r>
+      <w:r>
+        <w:rPr>
+          <w:rStyle w:val="VerbatimChar"/>
+        </w:rPr>
+        <w:t xml:space="preserve">criterion</w:t>
+      </w:r>
+      <w:r>
+        <w:t xml:space="preserve"> </w:t>
+      </w:r>
+      <w:r>
+        <w:t xml:space="preserve">lấy từ mã hệ thống hoặc mã riêng của giáo viên;</w:t>
+      </w:r>
+      <w:r>
+        <w:t xml:space="preserve"> </w:t>
+      </w:r>
+      <w:r>
+        <w:rPr>
+          <w:rStyle w:val="VerbatimChar"/>
+        </w:rPr>
+        <w:t xml:space="preserve">null</w:t>
+      </w:r>
+      <w:r>
+        <w:t xml:space="preserve"> </w:t>
+      </w:r>
+      <w:r>
+        <w:t xml:space="preserve">nếu mã riêng đã bị xoá.</w:t>
+      </w:r>
+    </w:p>
+    <w:p>
+      <w:pPr>
+        <w:pStyle w:val="Compact"/>
+        <w:numPr>
+          <w:ilvl w:val="0"/>
+          <w:numId w:val="1009"/>
+        </w:numPr>
+      </w:pPr>
+      <w:r>
+        <w:t xml:space="preserve">Trung bình giữ 2 chữ số thập phân,</w:t>
+      </w:r>
+      <w:r>
+        <w:t xml:space="preserve"> </w:t>
+      </w:r>
+      <w:r>
+        <w:rPr>
+          <w:b/>
+          <w:bCs/>
+        </w:rPr>
+        <w:t xml:space="preserve">không</w:t>
+      </w:r>
+      <w:r>
+        <w:t xml:space="preserve"> </w:t>
+      </w:r>
+      <w:r>
+        <w:t xml:space="preserve">làm tròn kiểu IELTS. Chưa có dữ liệu →</w:t>
+      </w:r>
+      <w:r>
+        <w:t xml:space="preserve"> </w:t>
+      </w:r>
+      <w:r>
+        <w:rPr>
+          <w:rStyle w:val="VerbatimChar"/>
+        </w:rPr>
+        <w:t xml:space="preserve">null</w:t>
+      </w:r>
+      <w:r>
+        <w:t xml:space="preserve"> </w:t>
+      </w:r>
+      <w:r>
+        <w:t xml:space="preserve">(không phải 0).</w:t>
+      </w:r>
+    </w:p>
+    <w:p>
+      <w:pPr>
+        <w:pStyle w:val="Compact"/>
+        <w:numPr>
+          <w:ilvl w:val="0"/>
+          <w:numId w:val="1009"/>
+        </w:numPr>
+      </w:pPr>
+      <w:r>
+        <w:t xml:space="preserve">Bài của giáo viên khác →</w:t>
+      </w:r>
+      <w:r>
+        <w:t xml:space="preserve"> </w:t>
+      </w:r>
+      <w:r>
+        <w:rPr>
+          <w:rStyle w:val="VerbatimChar"/>
+        </w:rPr>
+        <w:t xml:space="preserve">404</w:t>
+      </w:r>
+      <w:r>
+        <w:t xml:space="preserve">; lớp không phải của mình →</w:t>
+      </w:r>
+      <w:r>
+        <w:t xml:space="preserve"> </w:t>
+      </w:r>
+      <w:r>
+        <w:rPr>
+          <w:rStyle w:val="VerbatimChar"/>
+        </w:rPr>
+        <w:t xml:space="preserve">400</w:t>
+      </w:r>
+      <w:r>
+        <w:t xml:space="preserve">. Số câu SQL cố định (4 truy vấn tổng hợp), không phụ thuộc số sinh viên.</w:t>
+      </w:r>
+    </w:p>
+    <w:p>
+      <w:pPr>
         <w:pStyle w:val="SourceCode"/>
       </w:pPr>
       <w:r>
         <w:rPr>
           <w:rStyle w:val="VerbatimChar"/>
         </w:rPr>
-        <w:t xml:space="preserve">// Thống kê một bài</w:t>
+        <w:t xml:space="preserve">// GET /api/teacher/assignments/7/stats</w:t>
       </w:r>
       <w:r>
         <w:br/>
@@ -7889,6 +9119,15 @@
         <w:rPr>
           <w:rStyle w:val="VerbatimChar"/>
         </w:rPr>
+        <w:t xml:space="preserve">  "students": 45,</w:t>
+      </w:r>
+      <w:r>
+        <w:br/>
+      </w:r>
+      <w:r>
+        <w:rPr>
+          <w:rStyle w:val="VerbatimChar"/>
+        </w:rPr>
         <w:t xml:space="preserve">  "perPart": [</w:t>
       </w:r>
       <w:r>
@@ -7907,7 +9146,7 @@
         <w:rPr>
           <w:rStyle w:val="VerbatimChar"/>
         </w:rPr>
-        <w:t xml:space="preserve">      "partId": 12,</w:t>
+        <w:t xml:space="preserve">      "partId": 12, "orderNo": 2, "title": "Task 2", "taskType": "WRITING_TASK2",</w:t>
       </w:r>
       <w:r>
         <w:br/>
@@ -7916,7 +9155,7 @@
         <w:rPr>
           <w:rStyle w:val="VerbatimChar"/>
         </w:rPr>
-        <w:t xml:space="preserve">      "submittedCount": 40, "onTimeRate": 0.9, "averageBand": 6.0,</w:t>
+        <w:t xml:space="preserve">      "submittedCount": 40, "lateCount": 4, "onTimeRate": 0.9, "returnedCount": 35, "averageBand": 6.04,</w:t>
       </w:r>
       <w:r>
         <w:br/>
@@ -7925,7 +9164,7 @@
         <w:rPr>
           <w:rStyle w:val="VerbatimChar"/>
         </w:rPr>
-        <w:t xml:space="preserve">      "criteria": [ { "criterionId": 51, "name": "Task Response", "average": 5.9 } ],</w:t>
+        <w:t xml:space="preserve">      "criteria": [ { "criterionId": 51, "code": "TR", "name": "Task Response", "average": 5.93, "count": 35 } ],</w:t>
       </w:r>
       <w:r>
         <w:br/>
@@ -7961,7 +9200,715 @@
         <w:rPr>
           <w:rStyle w:val="VerbatimChar"/>
         </w:rPr>
-        <w:t xml:space="preserve">  "overallAverage": 6.0</w:t>
+        <w:t xml:space="preserve">  "overall": { "count": 30, "averageBand": 6.08, "bandDistribution": [ { "band": 6.0, "count": 11 } ] },</w:t>
+      </w:r>
+      <w:r>
+        <w:br/>
+      </w:r>
+      <w:r>
+        <w:rPr>
+          <w:rStyle w:val="VerbatimChar"/>
+        </w:rPr>
+        <w:t xml:space="preserve">  "topErrors": [ { "code": "VT", "name": "Thì động từ", "criterion": "GRA", "count": 57, "studentCount": 21 } ]</w:t>
+      </w:r>
+      <w:r>
+        <w:br/>
+      </w:r>
+      <w:r>
+        <w:rPr>
+          <w:rStyle w:val="VerbatimChar"/>
+        </w:rPr>
+        <w:t xml:space="preserve">}</w:t>
+      </w:r>
+    </w:p>
+    <w:p>
+      <w:pPr>
+        <w:pStyle w:val="FirstParagraph"/>
+      </w:pPr>
+      <w:r>
+        <w:rPr>
+          <w:b/>
+          <w:bCs/>
+        </w:rPr>
+        <w:t xml:space="preserve">Xuất bảng điểm (FR-66, đã cài ở B8e):</w:t>
+      </w:r>
+      <w:r>
+        <w:t xml:space="preserve"> </w:t>
+      </w:r>
+      <w:r>
+        <w:rPr>
+          <w:rStyle w:val="VerbatimChar"/>
+        </w:rPr>
+        <w:t xml:space="preserve">GET …/export?classId</w:t>
+      </w:r>
+      <w:r>
+        <w:t xml:space="preserve"> </w:t>
+      </w:r>
+      <w:r>
+        <w:t xml:space="preserve">→ file</w:t>
+      </w:r>
+      <w:r>
+        <w:t xml:space="preserve"> </w:t>
+      </w:r>
+      <w:r>
+        <w:rPr>
+          <w:rStyle w:val="VerbatimChar"/>
+        </w:rPr>
+        <w:t xml:space="preserve">application/vnd.openxmlformats-officedocument.spreadsheetml.sheet</w:t>
+      </w:r>
+      <w:r>
+        <w:t xml:space="preserve">, tên</w:t>
+      </w:r>
+      <w:r>
+        <w:t xml:space="preserve"> </w:t>
+      </w:r>
+      <w:r>
+        <w:rPr>
+          <w:rStyle w:val="VerbatimChar"/>
+        </w:rPr>
+        <w:t xml:space="preserve">bang-diem-bai-{id}[-{mã lớp}].xlsx</w:t>
+      </w:r>
+      <w:r>
+        <w:t xml:space="preserve">,</w:t>
+      </w:r>
+      <w:r>
+        <w:t xml:space="preserve"> </w:t>
+      </w:r>
+      <w:r>
+        <w:rPr>
+          <w:rStyle w:val="VerbatimChar"/>
+        </w:rPr>
+        <w:t xml:space="preserve">Cache-Control: no-store</w:t>
+      </w:r>
+      <w:r>
+        <w:t xml:space="preserve">.</w:t>
+      </w:r>
+    </w:p>
+    <w:p>
+      <w:pPr>
+        <w:pStyle w:val="Compact"/>
+        <w:numPr>
+          <w:ilvl w:val="0"/>
+          <w:numId w:val="1010"/>
+        </w:numPr>
+      </w:pPr>
+      <w:r>
+        <w:t xml:space="preserve">Sheet</w:t>
+      </w:r>
+      <w:r>
+        <w:t xml:space="preserve"> </w:t>
+      </w:r>
+      <w:r>
+        <w:rPr>
+          <w:b/>
+          <w:bCs/>
+        </w:rPr>
+        <w:t xml:space="preserve">"Bảng điểm"</w:t>
+      </w:r>
+      <w:r>
+        <w:t xml:space="preserve">: cùng tập sinh viên và thứ tự với ma trận tiến độ. Cột:</w:t>
+      </w:r>
+      <w:r>
+        <w:t xml:space="preserve"> </w:t>
+      </w:r>
+      <w:r>
+        <w:rPr>
+          <w:rStyle w:val="VerbatimChar"/>
+        </w:rPr>
+        <w:t xml:space="preserve">STT</w:t>
+      </w:r>
+      <w:r>
+        <w:t xml:space="preserve">,</w:t>
+      </w:r>
+      <w:r>
+        <w:t xml:space="preserve"> </w:t>
+      </w:r>
+      <w:r>
+        <w:rPr>
+          <w:rStyle w:val="VerbatimChar"/>
+        </w:rPr>
+        <w:t xml:space="preserve">Mã SV</w:t>
+      </w:r>
+      <w:r>
+        <w:t xml:space="preserve"> </w:t>
+      </w:r>
+      <w:r>
+        <w:t xml:space="preserve">(dạng chữ),</w:t>
+      </w:r>
+      <w:r>
+        <w:t xml:space="preserve"> </w:t>
+      </w:r>
+      <w:r>
+        <w:rPr>
+          <w:rStyle w:val="VerbatimChar"/>
+        </w:rPr>
+        <w:t xml:space="preserve">Họ tên</w:t>
+      </w:r>
+      <w:r>
+        <w:t xml:space="preserve">; với mỗi phần: điểm từng tiêu chí (</w:t>
+      </w:r>
+      <w:r>
+        <w:rPr>
+          <w:rStyle w:val="VerbatimChar"/>
+        </w:rPr>
+        <w:t xml:space="preserve">&lt;phần&gt; – TA</w:t>
+      </w:r>
+      <w:r>
+        <w:t xml:space="preserve">…; tiêu chí tự định nghĩa dùng tên),</w:t>
+      </w:r>
+      <w:r>
+        <w:t xml:space="preserve"> </w:t>
+      </w:r>
+      <w:r>
+        <w:rPr>
+          <w:rStyle w:val="VerbatimChar"/>
+        </w:rPr>
+        <w:t xml:space="preserve">&lt;phần&gt; – Band</w:t>
+      </w:r>
+      <w:r>
+        <w:t xml:space="preserve">,</w:t>
+      </w:r>
+      <w:r>
+        <w:t xml:space="preserve"> </w:t>
+      </w:r>
+      <w:r>
+        <w:rPr>
+          <w:rStyle w:val="VerbatimChar"/>
+        </w:rPr>
+        <w:t xml:space="preserve">&lt;phần&gt; – Trạng thái</w:t>
+      </w:r>
+      <w:r>
+        <w:t xml:space="preserve"> </w:t>
+      </w:r>
+      <w:r>
+        <w:t xml:space="preserve">(Chưa làm / Đang làm / Đã nộp / Đang chấm / Đã trả / Cần sửa, thêm "(muộn)" nếu lần nộp mới nhất muộn); cuối:</w:t>
+      </w:r>
+      <w:r>
+        <w:t xml:space="preserve"> </w:t>
+      </w:r>
+      <w:r>
+        <w:rPr>
+          <w:rStyle w:val="VerbatimChar"/>
+        </w:rPr>
+        <w:t xml:space="preserve">Band cả bài</w:t>
+      </w:r>
+      <w:r>
+        <w:t xml:space="preserve">,</w:t>
+      </w:r>
+      <w:r>
+        <w:t xml:space="preserve"> </w:t>
+      </w:r>
+      <w:r>
+        <w:rPr>
+          <w:rStyle w:val="VerbatimChar"/>
+        </w:rPr>
+        <w:t xml:space="preserve">Số phần nộp muộn</w:t>
+      </w:r>
+      <w:r>
+        <w:t xml:space="preserve">.</w:t>
+      </w:r>
+    </w:p>
+    <w:p>
+      <w:pPr>
+        <w:pStyle w:val="Compact"/>
+        <w:numPr>
+          <w:ilvl w:val="0"/>
+          <w:numId w:val="1010"/>
+        </w:numPr>
+      </w:pPr>
+      <w:r>
+        <w:t xml:space="preserve">Điểm lấy từ</w:t>
+      </w:r>
+      <w:r>
+        <w:t xml:space="preserve"> </w:t>
+      </w:r>
+      <w:r>
+        <w:rPr>
+          <w:b/>
+          <w:bCs/>
+        </w:rPr>
+        <w:t xml:space="preserve">lần nộp gần nhất đã được trả</w:t>
+      </w:r>
+      <w:r>
+        <w:t xml:space="preserve"> </w:t>
+      </w:r>
+      <w:r>
+        <w:t xml:space="preserve">(như màn kết quả của sinh viên). Ô chưa có điểm</w:t>
+      </w:r>
+      <w:r>
+        <w:t xml:space="preserve"> </w:t>
+      </w:r>
+      <w:r>
+        <w:rPr>
+          <w:b/>
+          <w:bCs/>
+        </w:rPr>
+        <w:t xml:space="preserve">để trống</w:t>
+      </w:r>
+      <w:r>
+        <w:t xml:space="preserve">, "Chấm 0" ghi</w:t>
+      </w:r>
+      <w:r>
+        <w:t xml:space="preserve"> </w:t>
+      </w:r>
+      <w:r>
+        <w:rPr>
+          <w:rStyle w:val="VerbatimChar"/>
+        </w:rPr>
+        <w:t xml:space="preserve">0</w:t>
+      </w:r>
+      <w:r>
+        <w:t xml:space="preserve">. Band đã làm tròn .25 / .75; band cả bài chỉ có khi mọi phần đã trả.</w:t>
+      </w:r>
+    </w:p>
+    <w:p>
+      <w:pPr>
+        <w:pStyle w:val="Compact"/>
+        <w:numPr>
+          <w:ilvl w:val="0"/>
+          <w:numId w:val="1010"/>
+        </w:numPr>
+      </w:pPr>
+      <w:r>
+        <w:t xml:space="preserve">Sheet</w:t>
+      </w:r>
+      <w:r>
+        <w:t xml:space="preserve"> </w:t>
+      </w:r>
+      <w:r>
+        <w:rPr>
+          <w:b/>
+          <w:bCs/>
+        </w:rPr>
+        <w:t xml:space="preserve">"Thông tin"</w:t>
+      </w:r>
+      <w:r>
+        <w:t xml:space="preserve">: tên bài, thời điểm xuất và hạn nộp (giờ Việt Nam), phạm vi (lớp / mọi người nhận), ghi chú cách tính.</w:t>
+      </w:r>
+    </w:p>
+    <w:p>
+      <w:pPr>
+        <w:pStyle w:val="Compact"/>
+        <w:numPr>
+          <w:ilvl w:val="0"/>
+          <w:numId w:val="1010"/>
+        </w:numPr>
+      </w:pPr>
+      <w:r>
+        <w:t xml:space="preserve">Bài của người khác →</w:t>
+      </w:r>
+      <w:r>
+        <w:t xml:space="preserve"> </w:t>
+      </w:r>
+      <w:r>
+        <w:rPr>
+          <w:rStyle w:val="VerbatimChar"/>
+        </w:rPr>
+        <w:t xml:space="preserve">404</w:t>
+      </w:r>
+      <w:r>
+        <w:t xml:space="preserve">; lớp không phải của mình →</w:t>
+      </w:r>
+      <w:r>
+        <w:t xml:space="preserve"> </w:t>
+      </w:r>
+      <w:r>
+        <w:rPr>
+          <w:rStyle w:val="VerbatimChar"/>
+        </w:rPr>
+        <w:t xml:space="preserve">400</w:t>
+      </w:r>
+      <w:r>
+        <w:t xml:space="preserve">.</w:t>
+      </w:r>
+    </w:p>
+    <w:p>
+      <w:pPr>
+        <w:pStyle w:val="FirstParagraph"/>
+      </w:pPr>
+      <w:r>
+        <w:rPr>
+          <w:b/>
+          <w:bCs/>
+        </w:rPr>
+        <w:t xml:space="preserve">Thống kê lớp (FR-65, đã cài ở B8d):</w:t>
+      </w:r>
+    </w:p>
+    <w:p>
+      <w:pPr>
+        <w:pStyle w:val="Compact"/>
+        <w:numPr>
+          <w:ilvl w:val="0"/>
+          <w:numId w:val="1011"/>
+        </w:numPr>
+      </w:pPr>
+      <w:r>
+        <w:t xml:space="preserve">Tính trên</w:t>
+      </w:r>
+      <w:r>
+        <w:t xml:space="preserve"> </w:t>
+      </w:r>
+      <w:r>
+        <w:rPr>
+          <w:b/>
+          <w:bCs/>
+        </w:rPr>
+        <w:t xml:space="preserve">thành viên hiện tại</w:t>
+      </w:r>
+      <w:r>
+        <w:t xml:space="preserve"> </w:t>
+      </w:r>
+      <w:r>
+        <w:t xml:space="preserve">của lớp và các bài (đã phát hành / đã đóng) của giáo viên</w:t>
+      </w:r>
+      <w:r>
+        <w:t xml:space="preserve"> </w:t>
+      </w:r>
+      <w:r>
+        <w:rPr>
+          <w:b/>
+          <w:bCs/>
+        </w:rPr>
+        <w:t xml:space="preserve">giao cho lớp</w:t>
+      </w:r>
+      <w:r>
+        <w:t xml:space="preserve">. Bài chỉ giao trực tiếp cho từng người không tính; người được giao trực tiếp nhưng không ở lớp không tính.</w:t>
+      </w:r>
+    </w:p>
+    <w:p>
+      <w:pPr>
+        <w:pStyle w:val="Compact"/>
+        <w:numPr>
+          <w:ilvl w:val="0"/>
+          <w:numId w:val="1011"/>
+        </w:numPr>
+      </w:pPr>
+      <w:r>
+        <w:t xml:space="preserve">Chỉ kết quả đã trả (BR-13), cùng cách chọn với các thống kê khác.</w:t>
+      </w:r>
+    </w:p>
+    <w:p>
+      <w:pPr>
+        <w:pStyle w:val="Compact"/>
+        <w:numPr>
+          <w:ilvl w:val="0"/>
+          <w:numId w:val="1011"/>
+        </w:numPr>
+      </w:pPr>
+      <w:r>
+        <w:rPr>
+          <w:rStyle w:val="VerbatimChar"/>
+        </w:rPr>
+        <w:t xml:space="preserve">assignments[]</w:t>
+      </w:r>
+      <w:r>
+        <w:t xml:space="preserve"> </w:t>
+      </w:r>
+      <w:r>
+        <w:t xml:space="preserve">(sắp theo hạn nộp):</w:t>
+      </w:r>
+      <w:r>
+        <w:t xml:space="preserve"> </w:t>
+      </w:r>
+      <w:r>
+        <w:rPr>
+          <w:rStyle w:val="VerbatimChar"/>
+        </w:rPr>
+        <w:t xml:space="preserve">completedCount</w:t>
+      </w:r>
+      <w:r>
+        <w:t xml:space="preserve"> </w:t>
+      </w:r>
+      <w:r>
+        <w:t xml:space="preserve">= thành viên đã nộp mọi phần,</w:t>
+      </w:r>
+      <w:r>
+        <w:t xml:space="preserve"> </w:t>
+      </w:r>
+      <w:r>
+        <w:rPr>
+          <w:rStyle w:val="VerbatimChar"/>
+        </w:rPr>
+        <w:t xml:space="preserve">completedRate</w:t>
+      </w:r>
+      <w:r>
+        <w:t xml:space="preserve"> </w:t>
+      </w:r>
+      <w:r>
+        <w:t xml:space="preserve">=</w:t>
+      </w:r>
+      <w:r>
+        <w:t xml:space="preserve"> </w:t>
+      </w:r>
+      <w:r>
+        <w:rPr>
+          <w:rStyle w:val="VerbatimChar"/>
+        </w:rPr>
+        <w:t xml:space="preserve">completedCount / memberCount</w:t>
+      </w:r>
+      <w:r>
+        <w:t xml:space="preserve">,</w:t>
+      </w:r>
+      <w:r>
+        <w:t xml:space="preserve"> </w:t>
+      </w:r>
+      <w:r>
+        <w:rPr>
+          <w:rStyle w:val="VerbatimChar"/>
+        </w:rPr>
+        <w:t xml:space="preserve">gradedCount</w:t>
+      </w:r>
+      <w:r>
+        <w:t xml:space="preserve"> </w:t>
+      </w:r>
+      <w:r>
+        <w:t xml:space="preserve">= thành viên đã được trả mọi phần,</w:t>
+      </w:r>
+      <w:r>
+        <w:t xml:space="preserve"> </w:t>
+      </w:r>
+      <w:r>
+        <w:rPr>
+          <w:rStyle w:val="VerbatimChar"/>
+        </w:rPr>
+        <w:t xml:space="preserve">averageBand</w:t>
+      </w:r>
+      <w:r>
+        <w:t xml:space="preserve"> </w:t>
+      </w:r>
+      <w:r>
+        <w:t xml:space="preserve">= trung bình band cả bài (BR-12) của những người đó.</w:t>
+      </w:r>
+    </w:p>
+    <w:p>
+      <w:pPr>
+        <w:pStyle w:val="Compact"/>
+        <w:numPr>
+          <w:ilvl w:val="0"/>
+          <w:numId w:val="1011"/>
+        </w:numPr>
+      </w:pPr>
+      <w:r>
+        <w:rPr>
+          <w:rStyle w:val="VerbatimChar"/>
+        </w:rPr>
+        <w:t xml:space="preserve">ranking[]</w:t>
+      </w:r>
+      <w:r>
+        <w:t xml:space="preserve">: mỗi thành viên một hàng —</w:t>
+      </w:r>
+      <w:r>
+        <w:t xml:space="preserve"> </w:t>
+      </w:r>
+      <w:r>
+        <w:rPr>
+          <w:rStyle w:val="VerbatimChar"/>
+        </w:rPr>
+        <w:t xml:space="preserve">averageBand</w:t>
+      </w:r>
+      <w:r>
+        <w:t xml:space="preserve"> </w:t>
+      </w:r>
+      <w:r>
+        <w:t xml:space="preserve">= trung bình band cả bài của các bài đã đủ phần (</w:t>
+      </w:r>
+      <w:r>
+        <w:rPr>
+          <w:rStyle w:val="VerbatimChar"/>
+        </w:rPr>
+        <w:t xml:space="preserve">gradedAssignments</w:t>
+      </w:r>
+      <w:r>
+        <w:t xml:space="preserve">),</w:t>
+      </w:r>
+      <w:r>
+        <w:t xml:space="preserve"> </w:t>
+      </w:r>
+      <w:r>
+        <w:rPr>
+          <w:rStyle w:val="VerbatimChar"/>
+        </w:rPr>
+        <w:t xml:space="preserve">submittedParts</w:t>
+      </w:r>
+      <w:r>
+        <w:t xml:space="preserve"> </w:t>
+      </w:r>
+      <w:r>
+        <w:t xml:space="preserve">/</w:t>
+      </w:r>
+      <w:r>
+        <w:t xml:space="preserve"> </w:t>
+      </w:r>
+      <w:r>
+        <w:rPr>
+          <w:rStyle w:val="VerbatimChar"/>
+        </w:rPr>
+        <w:t xml:space="preserve">lateParts</w:t>
+      </w:r>
+      <w:r>
+        <w:t xml:space="preserve"> </w:t>
+      </w:r>
+      <w:r>
+        <w:t xml:space="preserve">= số phần đã nộp / có lần nộp đầu muộn. Xếp band cao trước,</w:t>
+      </w:r>
+      <w:r>
+        <w:t xml:space="preserve"> </w:t>
+      </w:r>
+      <w:r>
+        <w:rPr>
+          <w:b/>
+          <w:bCs/>
+        </w:rPr>
+        <w:t xml:space="preserve">bằng band thì cùng hạng</w:t>
+      </w:r>
+      <w:r>
+        <w:t xml:space="preserve"> </w:t>
+      </w:r>
+      <w:r>
+        <w:t xml:space="preserve">(1, 1, 3), cùng hạng xếp theo mã SV; chưa có band →</w:t>
+      </w:r>
+      <w:r>
+        <w:t xml:space="preserve"> </w:t>
+      </w:r>
+      <w:r>
+        <w:rPr>
+          <w:rStyle w:val="VerbatimChar"/>
+        </w:rPr>
+        <w:t xml:space="preserve">rank = null</w:t>
+      </w:r>
+      <w:r>
+        <w:t xml:space="preserve">, đứng cuối.</w:t>
+      </w:r>
+    </w:p>
+    <w:p>
+      <w:pPr>
+        <w:pStyle w:val="Compact"/>
+        <w:numPr>
+          <w:ilvl w:val="0"/>
+          <w:numId w:val="1011"/>
+        </w:numPr>
+      </w:pPr>
+      <w:r>
+        <w:rPr>
+          <w:rStyle w:val="VerbatimChar"/>
+        </w:rPr>
+        <w:t xml:space="preserve">averageBand</w:t>
+      </w:r>
+      <w:r>
+        <w:t xml:space="preserve"> </w:t>
+      </w:r>
+      <w:r>
+        <w:t xml:space="preserve">của lớp = trung bình mọi band cả bài (thành viên × bài) đã đủ phần. Trung bình giữ 2 chữ số, không có dữ liệu →</w:t>
+      </w:r>
+      <w:r>
+        <w:t xml:space="preserve"> </w:t>
+      </w:r>
+      <w:r>
+        <w:rPr>
+          <w:rStyle w:val="VerbatimChar"/>
+        </w:rPr>
+        <w:t xml:space="preserve">null</w:t>
+      </w:r>
+      <w:r>
+        <w:t xml:space="preserve">.</w:t>
+      </w:r>
+    </w:p>
+    <w:p>
+      <w:pPr>
+        <w:pStyle w:val="Compact"/>
+        <w:numPr>
+          <w:ilvl w:val="0"/>
+          <w:numId w:val="1011"/>
+        </w:numPr>
+      </w:pPr>
+      <w:r>
+        <w:t xml:space="preserve">Lớp của giáo viên khác →</w:t>
+      </w:r>
+      <w:r>
+        <w:t xml:space="preserve"> </w:t>
+      </w:r>
+      <w:r>
+        <w:rPr>
+          <w:rStyle w:val="VerbatimChar"/>
+        </w:rPr>
+        <w:t xml:space="preserve">404</w:t>
+      </w:r>
+      <w:r>
+        <w:t xml:space="preserve">. 4 câu SQL cố định.</w:t>
+      </w:r>
+    </w:p>
+    <w:p>
+      <w:pPr>
+        <w:pStyle w:val="SourceCode"/>
+      </w:pPr>
+      <w:r>
+        <w:rPr>
+          <w:rStyle w:val="VerbatimChar"/>
+        </w:rPr>
+        <w:t xml:space="preserve">// GET /api/teacher/stats/classes/3</w:t>
+      </w:r>
+      <w:r>
+        <w:br/>
+      </w:r>
+      <w:r>
+        <w:rPr>
+          <w:rStyle w:val="VerbatimChar"/>
+        </w:rPr>
+        <w:t xml:space="preserve">{</w:t>
+      </w:r>
+      <w:r>
+        <w:br/>
+      </w:r>
+      <w:r>
+        <w:rPr>
+          <w:rStyle w:val="VerbatimChar"/>
+        </w:rPr>
+        <w:t xml:space="preserve">  "classroom": { "id": 3, "code": "K15-A", "name": "IELTS K15 – Lớp A", "memberCount": 45 },</w:t>
+      </w:r>
+      <w:r>
+        <w:br/>
+      </w:r>
+      <w:r>
+        <w:rPr>
+          <w:rStyle w:val="VerbatimChar"/>
+        </w:rPr>
+        <w:t xml:space="preserve">  "averageBand": 5.92,</w:t>
+      </w:r>
+      <w:r>
+        <w:br/>
+      </w:r>
+      <w:r>
+        <w:rPr>
+          <w:rStyle w:val="VerbatimChar"/>
+        </w:rPr>
+        <w:t xml:space="preserve">  "assignments": [ { "assignmentId": 7, "title": "Tuần 5", "status": "CLOSED", "dueAt": "2026-11-07T16:59:00Z",</w:t>
+      </w:r>
+      <w:r>
+        <w:br/>
+      </w:r>
+      <w:r>
+        <w:rPr>
+          <w:rStyle w:val="VerbatimChar"/>
+        </w:rPr>
+        <w:t xml:space="preserve">                     "partCount": 2, "completedCount": 40, "completedRate": 0.8889, "gradedCount": 38, "averageBand": 6.04 } ],</w:t>
+      </w:r>
+      <w:r>
+        <w:br/>
+      </w:r>
+      <w:r>
+        <w:rPr>
+          <w:rStyle w:val="VerbatimChar"/>
+        </w:rPr>
+        <w:t xml:space="preserve">  "ranking": [ { "rank": 1, "student": { "id": 42, "studentCode": "2151234567", "fullName": "Nguyễn Văn A" },</w:t>
+      </w:r>
+      <w:r>
+        <w:br/>
+      </w:r>
+      <w:r>
+        <w:rPr>
+          <w:rStyle w:val="VerbatimChar"/>
+        </w:rPr>
+        <w:t xml:space="preserve">                 "averageBand": 7.17, "gradedAssignments": 3, "submittedParts": 6, "lateParts": 0 } ]</w:t>
       </w:r>
       <w:r>
         <w:br/>
@@ -8815,7 +10762,7 @@
         <w:pStyle w:val="Compact"/>
         <w:numPr>
           <w:ilvl w:val="0"/>
-          <w:numId w:val="1008"/>
+          <w:numId w:val="1012"/>
         </w:numPr>
       </w:pPr>
       <w:r>
@@ -8900,7 +10847,7 @@
         <w:pStyle w:val="Compact"/>
         <w:numPr>
           <w:ilvl w:val="0"/>
-          <w:numId w:val="1008"/>
+          <w:numId w:val="1012"/>
         </w:numPr>
       </w:pPr>
       <w:r>
@@ -8960,7 +10907,7 @@
         <w:pStyle w:val="Compact"/>
         <w:numPr>
           <w:ilvl w:val="0"/>
-          <w:numId w:val="1008"/>
+          <w:numId w:val="1012"/>
         </w:numPr>
       </w:pPr>
       <w:r>
@@ -9011,7 +10958,7 @@
         <w:pStyle w:val="Compact"/>
         <w:numPr>
           <w:ilvl w:val="0"/>
-          <w:numId w:val="1008"/>
+          <w:numId w:val="1012"/>
         </w:numPr>
       </w:pPr>
       <w:r>
@@ -9035,7 +10982,7 @@
         <w:pStyle w:val="Compact"/>
         <w:numPr>
           <w:ilvl w:val="0"/>
-          <w:numId w:val="1008"/>
+          <w:numId w:val="1012"/>
         </w:numPr>
       </w:pPr>
       <w:r>
@@ -9123,7 +11070,7 @@
         <w:pStyle w:val="Compact"/>
         <w:numPr>
           <w:ilvl w:val="0"/>
-          <w:numId w:val="1008"/>
+          <w:numId w:val="1012"/>
         </w:numPr>
       </w:pPr>
       <w:r>
@@ -9144,7 +11091,7 @@
         <w:pStyle w:val="Compact"/>
         <w:numPr>
           <w:ilvl w:val="0"/>
-          <w:numId w:val="1008"/>
+          <w:numId w:val="1012"/>
         </w:numPr>
       </w:pPr>
       <w:r>
@@ -9177,7 +11124,7 @@
         <w:pStyle w:val="Compact"/>
         <w:numPr>
           <w:ilvl w:val="0"/>
-          <w:numId w:val="1009"/>
+          <w:numId w:val="1013"/>
         </w:numPr>
       </w:pPr>
       <w:r>
@@ -9201,7 +11148,7 @@
         <w:pStyle w:val="Compact"/>
         <w:numPr>
           <w:ilvl w:val="0"/>
-          <w:numId w:val="1009"/>
+          <w:numId w:val="1013"/>
         </w:numPr>
       </w:pPr>
       <w:r>
@@ -9378,7 +11325,7 @@
         <w:pStyle w:val="Compact"/>
         <w:numPr>
           <w:ilvl w:val="0"/>
-          <w:numId w:val="1009"/>
+          <w:numId w:val="1013"/>
         </w:numPr>
       </w:pPr>
       <w:r>
@@ -9429,7 +11376,7 @@
         <w:pStyle w:val="Compact"/>
         <w:numPr>
           <w:ilvl w:val="0"/>
-          <w:numId w:val="1009"/>
+          <w:numId w:val="1013"/>
         </w:numPr>
       </w:pPr>
       <w:r>
@@ -9476,7 +11423,7 @@
         <w:pStyle w:val="Compact"/>
         <w:numPr>
           <w:ilvl w:val="1"/>
-          <w:numId w:val="1010"/>
+          <w:numId w:val="1014"/>
         </w:numPr>
       </w:pPr>
       <w:r>
@@ -9570,7 +11517,7 @@
         <w:pStyle w:val="Compact"/>
         <w:numPr>
           <w:ilvl w:val="1"/>
-          <w:numId w:val="1010"/>
+          <w:numId w:val="1014"/>
         </w:numPr>
       </w:pPr>
       <w:r>
@@ -9582,7 +11529,7 @@
         <w:pStyle w:val="Compact"/>
         <w:numPr>
           <w:ilvl w:val="1"/>
-          <w:numId w:val="1010"/>
+          <w:numId w:val="1014"/>
         </w:numPr>
       </w:pPr>
       <w:r>
@@ -9645,7 +11592,7 @@
         <w:pStyle w:val="Compact"/>
         <w:numPr>
           <w:ilvl w:val="1"/>
-          <w:numId w:val="1010"/>
+          <w:numId w:val="1014"/>
         </w:numPr>
       </w:pPr>
       <w:r>
@@ -9717,7 +11664,7 @@
         <w:pStyle w:val="Compact"/>
         <w:numPr>
           <w:ilvl w:val="1"/>
-          <w:numId w:val="1010"/>
+          <w:numId w:val="1014"/>
         </w:numPr>
       </w:pPr>
       <w:r>
@@ -9871,7 +11818,7 @@
         <w:pStyle w:val="Compact"/>
         <w:numPr>
           <w:ilvl w:val="1"/>
-          <w:numId w:val="1010"/>
+          <w:numId w:val="1014"/>
         </w:numPr>
       </w:pPr>
       <w:r>
@@ -9883,7 +11830,7 @@
         <w:pStyle w:val="Compact"/>
         <w:numPr>
           <w:ilvl w:val="1"/>
-          <w:numId w:val="1010"/>
+          <w:numId w:val="1014"/>
         </w:numPr>
       </w:pPr>
       <w:r>
@@ -9938,7 +11885,7 @@
         <w:pStyle w:val="Compact"/>
         <w:numPr>
           <w:ilvl w:val="0"/>
-          <w:numId w:val="1009"/>
+          <w:numId w:val="1013"/>
         </w:numPr>
       </w:pPr>
       <w:r>
@@ -9999,7 +11946,7 @@
         <w:pStyle w:val="Compact"/>
         <w:numPr>
           <w:ilvl w:val="0"/>
-          <w:numId w:val="1009"/>
+          <w:numId w:val="1013"/>
         </w:numPr>
       </w:pPr>
       <w:r>
@@ -10097,7 +12044,7 @@
         <w:pStyle w:val="Compact"/>
         <w:numPr>
           <w:ilvl w:val="0"/>
-          <w:numId w:val="1009"/>
+          <w:numId w:val="1013"/>
         </w:numPr>
       </w:pPr>
       <w:r>
@@ -10154,7 +12101,7 @@
         <w:pStyle w:val="Compact"/>
         <w:numPr>
           <w:ilvl w:val="0"/>
-          <w:numId w:val="1009"/>
+          <w:numId w:val="1013"/>
         </w:numPr>
       </w:pPr>
       <w:r>
@@ -10779,7 +12726,7 @@
               <w:rPr>
                 <w:rStyle w:val="VerbatimChar"/>
               </w:rPr>
-              <w:t xml:space="preserve">{content, draftVersion, savedAt}</w:t>
+              <w:t xml:space="preserve">{content, source, savedAt, wordCount, status, currentVersion, draftVersion}</w:t>
             </w:r>
           </w:p>
         </w:tc>
@@ -10841,7 +12788,7 @@
               <w:rPr>
                 <w:rStyle w:val="VerbatimChar"/>
               </w:rPr>
-              <w:t xml:space="preserve">{draftVersion, savedAt}</w:t>
+              <w:t xml:space="preserve">{savedAt, wordCount, draftVersion}</w:t>
             </w:r>
             <w:r>
               <w:t xml:space="preserve"> </w:t>
@@ -10909,7 +12856,7 @@
               <w:rPr>
                 <w:rStyle w:val="VerbatimChar"/>
               </w:rPr>
-              <w:t xml:space="preserve">201 {versionNo, submittedAt, isLate}</w:t>
+              <w:t xml:space="preserve">201 {versionNo, submittedAt, late, wordCount}</w:t>
             </w:r>
             <w:r>
               <w:t xml:space="preserve"> </w:t>
@@ -11067,7 +13014,16 @@
               <w:pStyle w:val="Compact"/>
             </w:pPr>
             <w:r>
-              <w:t xml:space="preserve">Kết quả học tập của tôi (UC-28)</w:t>
+              <w:t xml:space="preserve">Kết quả học tập của tôi (UC-28) →</w:t>
+            </w:r>
+            <w:r>
+              <w:t xml:space="preserve"> </w:t>
+            </w:r>
+            <w:r>
+              <w:rPr>
+                <w:rStyle w:val="VerbatimChar"/>
+              </w:rPr>
+              <w:t xml:space="preserve">StudentStats</w:t>
             </w:r>
           </w:p>
         </w:tc>
@@ -11142,7 +13098,7 @@
       <w:pPr>
         <w:numPr>
           <w:ilvl w:val="0"/>
-          <w:numId w:val="1011"/>
+          <w:numId w:val="1015"/>
         </w:numPr>
       </w:pPr>
       <w:r>
@@ -11180,7 +13136,7 @@
       <w:pPr>
         <w:numPr>
           <w:ilvl w:val="0"/>
-          <w:numId w:val="1011"/>
+          <w:numId w:val="1015"/>
         </w:numPr>
       </w:pPr>
       <w:r>
@@ -11225,7 +13181,7 @@
         <w:pStyle w:val="Compact"/>
         <w:numPr>
           <w:ilvl w:val="1"/>
-          <w:numId w:val="1012"/>
+          <w:numId w:val="1016"/>
         </w:numPr>
       </w:pPr>
       <w:r>
@@ -11243,7 +13199,7 @@
         <w:pStyle w:val="Compact"/>
         <w:numPr>
           <w:ilvl w:val="1"/>
-          <w:numId w:val="1012"/>
+          <w:numId w:val="1016"/>
         </w:numPr>
       </w:pPr>
       <w:r>
@@ -11261,7 +13217,7 @@
         <w:pStyle w:val="Compact"/>
         <w:numPr>
           <w:ilvl w:val="1"/>
-          <w:numId w:val="1012"/>
+          <w:numId w:val="1016"/>
         </w:numPr>
       </w:pPr>
       <w:r>
@@ -11279,7 +13235,7 @@
         <w:pStyle w:val="Compact"/>
         <w:numPr>
           <w:ilvl w:val="1"/>
-          <w:numId w:val="1012"/>
+          <w:numId w:val="1016"/>
         </w:numPr>
       </w:pPr>
       <w:r>
@@ -11329,14 +13285,14 @@
       <w:pPr>
         <w:numPr>
           <w:ilvl w:val="0"/>
-          <w:numId w:val="1011"/>
+          <w:numId w:val="1015"/>
         </w:numPr>
       </w:pPr>
       <w:r>
         <w:rPr>
           <w:rStyle w:val="VerbatimChar"/>
         </w:rPr>
-        <w:t xml:space="preserve">PUT …/draft {content}</w:t>
+        <w:t xml:space="preserve">PUT …/draft {content, draftVersion}</w:t>
       </w:r>
       <w:r>
         <w:t xml:space="preserve"> </w:t>
@@ -11351,7 +13307,7 @@
         <w:rPr>
           <w:rStyle w:val="VerbatimChar"/>
         </w:rPr>
-        <w:t xml:space="preserve">{savedAt, wordCount}</w:t>
+        <w:t xml:space="preserve">{savedAt, wordCount, draftVersion}</w:t>
       </w:r>
       <w:r>
         <w:t xml:space="preserve">. Lưu nháp cũng tuân theo hạn, như khi nộp.</w:t>
@@ -11361,7 +13317,146 @@
       <w:pPr>
         <w:numPr>
           <w:ilvl w:val="0"/>
-          <w:numId w:val="1011"/>
+          <w:numId w:val="1015"/>
+        </w:numPr>
+      </w:pPr>
+      <w:r>
+        <w:rPr>
+          <w:b/>
+          <w:bCs/>
+        </w:rPr>
+        <w:t xml:space="preserve">Khoá lạc quan bản nháp (bước 10, SD-06):</w:t>
+      </w:r>
+      <w:r>
+        <w:t xml:space="preserve"> </w:t>
+      </w:r>
+      <w:r>
+        <w:rPr>
+          <w:rStyle w:val="VerbatimChar"/>
+        </w:rPr>
+        <w:t xml:space="preserve">draftVersion</w:t>
+      </w:r>
+      <w:r>
+        <w:t xml:space="preserve"> </w:t>
+      </w:r>
+      <w:r>
+        <w:t xml:space="preserve">bắt đầu từ 0 (chưa lưu lần nào), tăng 1 sau mỗi lần lưu thành công;</w:t>
+      </w:r>
+      <w:r>
+        <w:t xml:space="preserve"> </w:t>
+      </w:r>
+      <w:r>
+        <w:rPr>
+          <w:rStyle w:val="VerbatimChar"/>
+        </w:rPr>
+        <w:t xml:space="preserve">GET …/draft</w:t>
+      </w:r>
+      <w:r>
+        <w:t xml:space="preserve"> </w:t>
+      </w:r>
+      <w:r>
+        <w:t xml:space="preserve">trả số hiện tại. Server</w:t>
+      </w:r>
+      <w:r>
+        <w:t xml:space="preserve"> </w:t>
+      </w:r>
+      <w:r>
+        <w:rPr>
+          <w:b/>
+          <w:bCs/>
+        </w:rPr>
+        <w:t xml:space="preserve">khoá dòng bài làm</w:t>
+      </w:r>
+      <w:r>
+        <w:t xml:space="preserve"> </w:t>
+      </w:r>
+      <w:r>
+        <w:t xml:space="preserve">(</w:t>
+      </w:r>
+      <w:r>
+        <w:rPr>
+          <w:rStyle w:val="VerbatimChar"/>
+        </w:rPr>
+        <w:t xml:space="preserve">FOR UPDATE</w:t>
+      </w:r>
+      <w:r>
+        <w:t xml:space="preserve">) rồi so số client gửi: lệch →</w:t>
+      </w:r>
+      <w:r>
+        <w:t xml:space="preserve"> </w:t>
+      </w:r>
+      <w:r>
+        <w:rPr>
+          <w:rStyle w:val="VerbatimChar"/>
+        </w:rPr>
+        <w:t xml:space="preserve">409 DRAFT_CONFLICT</w:t>
+      </w:r>
+      <w:r>
+        <w:t xml:space="preserve">, body lỗi có</w:t>
+      </w:r>
+      <w:r>
+        <w:t xml:space="preserve"> </w:t>
+      </w:r>
+      <w:r>
+        <w:rPr>
+          <w:rStyle w:val="VerbatimChar"/>
+        </w:rPr>
+        <w:t xml:space="preserve">data: {serverContent, draftVersion, savedAt}</w:t>
+      </w:r>
+      <w:r>
+        <w:t xml:space="preserve"> </w:t>
+      </w:r>
+      <w:r>
+        <w:t xml:space="preserve">để client hiện hộp thoại "giữ bản trên máy này / dùng bản trên server"; chọn xong thì gửi lại với</w:t>
+      </w:r>
+      <w:r>
+        <w:t xml:space="preserve"> </w:t>
+      </w:r>
+      <w:r>
+        <w:rPr>
+          <w:rStyle w:val="VerbatimChar"/>
+        </w:rPr>
+        <w:t xml:space="preserve">draftVersion</w:t>
+      </w:r>
+      <w:r>
+        <w:t xml:space="preserve"> </w:t>
+      </w:r>
+      <w:r>
+        <w:t xml:space="preserve">mới nhất. Bỏ trống</w:t>
+      </w:r>
+      <w:r>
+        <w:t xml:space="preserve"> </w:t>
+      </w:r>
+      <w:r>
+        <w:rPr>
+          <w:rStyle w:val="VerbatimChar"/>
+        </w:rPr>
+        <w:t xml:space="preserve">draftVersion</w:t>
+      </w:r>
+      <w:r>
+        <w:t xml:space="preserve"> </w:t>
+      </w:r>
+      <w:r>
+        <w:t xml:space="preserve">= không kiểm tra (ghi đè như Mức 1); số âm →</w:t>
+      </w:r>
+      <w:r>
+        <w:t xml:space="preserve"> </w:t>
+      </w:r>
+      <w:r>
+        <w:rPr>
+          <w:rStyle w:val="VerbatimChar"/>
+        </w:rPr>
+        <w:t xml:space="preserve">400</w:t>
+      </w:r>
+      <w:r>
+        <w:t xml:space="preserve">. Có test bắn 2 lần lưu đồng thời cùng số: đúng 1 thành công.</w:t>
+      </w:r>
+    </w:p>
+    <w:p>
+      <w:pPr>
+        <w:numPr>
+          <w:ilvl w:val="0"/>
+          <w:numId w:val="1015"/>
         </w:numPr>
       </w:pPr>
       <w:r>
@@ -11609,7 +13704,7 @@
       <w:pPr>
         <w:numPr>
           <w:ilvl w:val="0"/>
-          <w:numId w:val="1011"/>
+          <w:numId w:val="1015"/>
         </w:numPr>
       </w:pPr>
       <w:r>
@@ -11655,436 +13750,6 @@
     </w:p>
     <w:p>
       <w:pPr>
-        <w:numPr>
-          <w:ilvl w:val="0"/>
-          <w:numId w:val="1011"/>
-        </w:numPr>
-      </w:pPr>
-      <w:r>
-        <w:rPr>
-          <w:rStyle w:val="VerbatimChar"/>
-        </w:rPr>
-        <w:t xml:space="preserve">wordCount</w:t>
-      </w:r>
-      <w:r>
-        <w:t xml:space="preserve"> </w:t>
-      </w:r>
-      <w:r>
-        <w:t xml:space="preserve">do</w:t>
-      </w:r>
-      <w:r>
-        <w:t xml:space="preserve"> </w:t>
-      </w:r>
-      <w:r>
-        <w:rPr>
-          <w:b/>
-          <w:bCs/>
-        </w:rPr>
-        <w:t xml:space="preserve">server đếm</w:t>
-      </w:r>
-      <w:r>
-        <w:t xml:space="preserve"> </w:t>
-      </w:r>
-      <w:r>
-        <w:t xml:space="preserve">(BR-20), cùng thuật toán với frontend (</w:t>
-      </w:r>
-      <w:r>
-        <w:rPr>
-          <w:rStyle w:val="VerbatimChar"/>
-        </w:rPr>
-        <w:t xml:space="preserve">shared/word-count-cases.json</w:t>
-      </w:r>
-      <w:r>
-        <w:t xml:space="preserve">).</w:t>
-      </w:r>
-    </w:p>
-    <w:p>
-      <w:pPr>
-        <w:numPr>
-          <w:ilvl w:val="0"/>
-          <w:numId w:val="1011"/>
-        </w:numPr>
-      </w:pPr>
-      <w:r>
-        <w:t xml:space="preserve">Thời gian trả về có độ chính xác</w:t>
-      </w:r>
-      <w:r>
-        <w:t xml:space="preserve"> </w:t>
-      </w:r>
-      <w:r>
-        <w:rPr>
-          <w:b/>
-          <w:bCs/>
-        </w:rPr>
-        <w:t xml:space="preserve">micro giây</w:t>
-      </w:r>
-      <w:r>
-        <w:t xml:space="preserve">, bằng độ chính xác lưu trong DB.</w:t>
-      </w:r>
-    </w:p>
-    <w:p>
-      <w:pPr>
-        <w:pStyle w:val="FirstParagraph"/>
-      </w:pPr>
-      <w:r>
-        <w:rPr>
-          <w:b/>
-          <w:bCs/>
-        </w:rPr>
-        <w:t xml:space="preserve">Danh sách và chi tiết bài (đã cài ở B5b):</w:t>
-      </w:r>
-    </w:p>
-    <w:p>
-      <w:pPr>
-        <w:pStyle w:val="Compact"/>
-        <w:numPr>
-          <w:ilvl w:val="0"/>
-          <w:numId w:val="1013"/>
-        </w:numPr>
-      </w:pPr>
-      <w:r>
-        <w:rPr>
-          <w:rStyle w:val="VerbatimChar"/>
-        </w:rPr>
-        <w:t xml:space="preserve">GET /api/student/assignments?tab</w:t>
-      </w:r>
-      <w:r>
-        <w:t xml:space="preserve"> </w:t>
-      </w:r>
-      <w:r>
-        <w:t xml:space="preserve">→</w:t>
-      </w:r>
-      <w:r>
-        <w:t xml:space="preserve"> </w:t>
-      </w:r>
-      <w:r>
-        <w:rPr>
-          <w:rStyle w:val="VerbatimChar"/>
-        </w:rPr>
-        <w:t xml:space="preserve">{counts: {TODO, DUE_SOON, OVERDUE, SUBMITTED, REVISION}, items, serverTime}</w:t>
-      </w:r>
-      <w:r>
-        <w:t xml:space="preserve">.</w:t>
-      </w:r>
-    </w:p>
-    <w:p>
-      <w:pPr>
-        <w:pStyle w:val="Compact"/>
-        <w:numPr>
-          <w:ilvl w:val="1"/>
-          <w:numId w:val="1014"/>
-        </w:numPr>
-      </w:pPr>
-      <w:r>
-        <w:rPr>
-          <w:rStyle w:val="VerbatimChar"/>
-        </w:rPr>
-        <w:t xml:space="preserve">counts</w:t>
-      </w:r>
-      <w:r>
-        <w:t xml:space="preserve"> </w:t>
-      </w:r>
-      <w:r>
-        <w:t xml:space="preserve">luôn tính trên toàn bộ bài, để hiện badge.</w:t>
-      </w:r>
-    </w:p>
-    <w:p>
-      <w:pPr>
-        <w:pStyle w:val="Compact"/>
-        <w:numPr>
-          <w:ilvl w:val="1"/>
-          <w:numId w:val="1014"/>
-        </w:numPr>
-      </w:pPr>
-      <w:r>
-        <w:t xml:space="preserve">Mỗi item:</w:t>
-      </w:r>
-      <w:r>
-        <w:t xml:space="preserve"> </w:t>
-      </w:r>
-      <w:r>
-        <w:rPr>
-          <w:rStyle w:val="VerbatimChar"/>
-        </w:rPr>
-        <w:t xml:space="preserve">{id, title, teacherName, status, openAt, dueAt, nextDueAt, tabs[], parts[]}</w:t>
-      </w:r>
-      <w:r>
-        <w:t xml:space="preserve">, trong đó mỗi phần là</w:t>
-      </w:r>
-      <w:r>
-        <w:t xml:space="preserve"> </w:t>
-      </w:r>
-      <w:r>
-        <w:rPr>
-          <w:rStyle w:val="VerbatimChar"/>
-        </w:rPr>
-        <w:t xml:space="preserve">{partId, orderNo, title, taskType, status, currentVersion, late, effectiveDueAt, canSubmit}</w:t>
-      </w:r>
-      <w:r>
-        <w:t xml:space="preserve">.</w:t>
-      </w:r>
-    </w:p>
-    <w:p>
-      <w:pPr>
-        <w:pStyle w:val="Compact"/>
-        <w:numPr>
-          <w:ilvl w:val="1"/>
-          <w:numId w:val="1014"/>
-        </w:numPr>
-      </w:pPr>
-      <w:r>
-        <w:t xml:space="preserve">Sắp theo</w:t>
-      </w:r>
-      <w:r>
-        <w:t xml:space="preserve"> </w:t>
-      </w:r>
-      <w:r>
-        <w:rPr>
-          <w:rStyle w:val="VerbatimChar"/>
-        </w:rPr>
-        <w:t xml:space="preserve">nextDueAt</w:t>
-      </w:r>
-      <w:r>
-        <w:t xml:space="preserve"> </w:t>
-      </w:r>
-      <w:r>
-        <w:t xml:space="preserve">(hạn gần nhất của phần còn phải làm); bài không còn hạn xếp cuối.</w:t>
-      </w:r>
-    </w:p>
-    <w:p>
-      <w:pPr>
-        <w:pStyle w:val="Compact"/>
-        <w:numPr>
-          <w:ilvl w:val="0"/>
-          <w:numId w:val="1013"/>
-        </w:numPr>
-      </w:pPr>
-      <w:r>
-        <w:rPr>
-          <w:rStyle w:val="VerbatimChar"/>
-        </w:rPr>
-        <w:t xml:space="preserve">GET /api/student/assignments/{id}</w:t>
-      </w:r>
-      <w:r>
-        <w:t xml:space="preserve"> </w:t>
-      </w:r>
-      <w:r>
-        <w:t xml:space="preserve">→ thêm</w:t>
-      </w:r>
-      <w:r>
-        <w:t xml:space="preserve"> </w:t>
-      </w:r>
-      <w:r>
-        <w:rPr>
-          <w:rStyle w:val="VerbatimChar"/>
-        </w:rPr>
-        <w:t xml:space="preserve">description</w:t>
-      </w:r>
-      <w:r>
-        <w:t xml:space="preserve">,</w:t>
-      </w:r>
-      <w:r>
-        <w:t xml:space="preserve"> </w:t>
-      </w:r>
-      <w:r>
-        <w:rPr>
-          <w:rStyle w:val="VerbatimChar"/>
-        </w:rPr>
-        <w:t xml:space="preserve">allowLate</w:t>
-      </w:r>
-      <w:r>
-        <w:t xml:space="preserve">,</w:t>
-      </w:r>
-      <w:r>
-        <w:t xml:space="preserve"> </w:t>
-      </w:r>
-      <w:r>
-        <w:rPr>
-          <w:rStyle w:val="VerbatimChar"/>
-        </w:rPr>
-        <w:t xml:space="preserve">maxRevisions</w:t>
-      </w:r>
-      <w:r>
-        <w:t xml:space="preserve">,</w:t>
-      </w:r>
-      <w:r>
-        <w:t xml:space="preserve"> </w:t>
-      </w:r>
-      <w:r>
-        <w:rPr>
-          <w:rStyle w:val="VerbatimChar"/>
-        </w:rPr>
-        <w:t xml:space="preserve">serverTime</w:t>
-      </w:r>
-      <w:r>
-        <w:t xml:space="preserve">, và cho từng phần:</w:t>
-      </w:r>
-      <w:r>
-        <w:t xml:space="preserve"> </w:t>
-      </w:r>
-      <w:r>
-        <w:rPr>
-          <w:rStyle w:val="VerbatimChar"/>
-        </w:rPr>
-        <w:t xml:space="preserve">prompt</w:t>
-      </w:r>
-      <w:r>
-        <w:t xml:space="preserve">,</w:t>
-      </w:r>
-      <w:r>
-        <w:t xml:space="preserve"> </w:t>
-      </w:r>
-      <w:r>
-        <w:rPr>
-          <w:rStyle w:val="VerbatimChar"/>
-        </w:rPr>
-        <w:t xml:space="preserve">imageUrl</w:t>
-      </w:r>
-      <w:r>
-        <w:t xml:space="preserve">,</w:t>
-      </w:r>
-      <w:r>
-        <w:t xml:space="preserve"> </w:t>
-      </w:r>
-      <w:r>
-        <w:rPr>
-          <w:rStyle w:val="VerbatimChar"/>
-        </w:rPr>
-        <w:t xml:space="preserve">minWords</w:t>
-      </w:r>
-      <w:r>
-        <w:t xml:space="preserve">,</w:t>
-      </w:r>
-      <w:r>
-        <w:t xml:space="preserve"> </w:t>
-      </w:r>
-      <w:r>
-        <w:rPr>
-          <w:rStyle w:val="VerbatimChar"/>
-        </w:rPr>
-        <w:t xml:space="preserve">suggestedMinutes</w:t>
-      </w:r>
-      <w:r>
-        <w:t xml:space="preserve">,</w:t>
-      </w:r>
-      <w:r>
-        <w:t xml:space="preserve"> </w:t>
-      </w:r>
-      <w:r>
-        <w:rPr>
-          <w:rStyle w:val="VerbatimChar"/>
-        </w:rPr>
-        <w:t xml:space="preserve">revisionNote</w:t>
-      </w:r>
-      <w:r>
-        <w:t xml:space="preserve"> </w:t>
-      </w:r>
-      <w:r>
-        <w:t xml:space="preserve">/</w:t>
-      </w:r>
-      <w:r>
-        <w:t xml:space="preserve"> </w:t>
-      </w:r>
-      <w:r>
-        <w:rPr>
-          <w:rStyle w:val="VerbatimChar"/>
-        </w:rPr>
-        <w:t xml:space="preserve">revisionDueAt</w:t>
-      </w:r>
-      <w:r>
-        <w:t xml:space="preserve"> </w:t>
-      </w:r>
-      <w:r>
-        <w:t xml:space="preserve">(khi "Cần sửa"),</w:t>
-      </w:r>
-      <w:r>
-        <w:t xml:space="preserve"> </w:t>
-      </w:r>
-      <w:r>
-        <w:rPr>
-          <w:rStyle w:val="VerbatimChar"/>
-        </w:rPr>
-        <w:t xml:space="preserve">criteria[]</w:t>
-      </w:r>
-      <w:r>
-        <w:t xml:space="preserve"> </w:t>
-      </w:r>
-      <w:r>
-        <w:t xml:space="preserve">kèm</w:t>
-      </w:r>
-      <w:r>
-        <w:t xml:space="preserve"> </w:t>
-      </w:r>
-      <w:r>
-        <w:rPr>
-          <w:rStyle w:val="VerbatimChar"/>
-        </w:rPr>
-        <w:t xml:space="preserve">checklist[]</w:t>
-      </w:r>
-      <w:r>
-        <w:t xml:space="preserve"> </w:t>
-      </w:r>
-      <w:r>
-        <w:t xml:space="preserve">(</w:t>
-      </w:r>
-      <w:r>
-        <w:rPr>
-          <w:rStyle w:val="VerbatimChar"/>
-        </w:rPr>
-        <w:t xml:space="preserve">kind</w:t>
-      </w:r>
-      <w:r>
-        <w:t xml:space="preserve">,</w:t>
-      </w:r>
-      <w:r>
-        <w:t xml:space="preserve"> </w:t>
-      </w:r>
-      <w:r>
-        <w:rPr>
-          <w:rStyle w:val="VerbatimChar"/>
-        </w:rPr>
-        <w:t xml:space="preserve">maxBand</w:t>
-      </w:r>
-      <w:r>
-        <w:t xml:space="preserve">) để sinh viên biết tiêu chí chấm.</w:t>
-      </w:r>
-    </w:p>
-    <w:p>
-      <w:pPr>
-        <w:pStyle w:val="Compact"/>
-        <w:numPr>
-          <w:ilvl w:val="0"/>
-          <w:numId w:val="1013"/>
-        </w:numPr>
-      </w:pPr>
-      <w:r>
-        <w:rPr>
-          <w:rStyle w:val="VerbatimChar"/>
-        </w:rPr>
-        <w:t xml:space="preserve">canSubmit</w:t>
-      </w:r>
-      <w:r>
-        <w:t xml:space="preserve"> </w:t>
-      </w:r>
-      <w:r>
-        <w:t xml:space="preserve">= bài đang mở, phần còn mở với sinh viên, và chưa quá hạn hoặc bài cho nộp muộn.</w:t>
-      </w:r>
-    </w:p>
-    <w:p>
-      <w:pPr>
-        <w:pStyle w:val="FirstParagraph"/>
-      </w:pPr>
-      <w:r>
-        <w:rPr>
-          <w:b/>
-          <w:bCs/>
-        </w:rPr>
-        <w:t xml:space="preserve">Lịch sử nộp và kết quả chấm (đã cài ở B6c; BR-13, BR-21, docs/08 mục 4.5):</w:t>
-      </w:r>
-    </w:p>
-    <w:p>
-      <w:pPr>
-        <w:pStyle w:val="Compact"/>
         <w:numPr>
           <w:ilvl w:val="0"/>
           <w:numId w:val="1015"/>
@@ -12094,52 +13759,74 @@
         <w:rPr>
           <w:rStyle w:val="VerbatimChar"/>
         </w:rPr>
-        <w:t xml:space="preserve">GET …/versions</w:t>
-      </w:r>
-      <w:r>
-        <w:t xml:space="preserve"> </w:t>
-      </w:r>
-      <w:r>
-        <w:t xml:space="preserve">→</w:t>
-      </w:r>
-      <w:r>
-        <w:t xml:space="preserve"> </w:t>
-      </w:r>
-      <w:r>
-        <w:rPr>
-          <w:rStyle w:val="VerbatimChar"/>
-        </w:rPr>
-        <w:t xml:space="preserve">[{versionNo, submittedAt, wordCount, late, returned, band, returnedAt}]</w:t>
-      </w:r>
-      <w:r>
-        <w:t xml:space="preserve">, mới nhất trước.</w:t>
-      </w:r>
-      <w:r>
-        <w:t xml:space="preserve"> </w:t>
-      </w:r>
-      <w:r>
-        <w:rPr>
-          <w:rStyle w:val="VerbatimChar"/>
-        </w:rPr>
-        <w:t xml:space="preserve">band</w:t>
-      </w:r>
-      <w:r>
-        <w:t xml:space="preserve">,</w:t>
-      </w:r>
-      <w:r>
-        <w:t xml:space="preserve"> </w:t>
-      </w:r>
-      <w:r>
-        <w:rPr>
-          <w:rStyle w:val="VerbatimChar"/>
-        </w:rPr>
-        <w:t xml:space="preserve">returnedAt</w:t>
-      </w:r>
-      <w:r>
-        <w:t xml:space="preserve"> </w:t>
-      </w:r>
-      <w:r>
-        <w:t xml:space="preserve">chỉ có khi version đó đã được trả bài.</w:t>
+        <w:t xml:space="preserve">wordCount</w:t>
+      </w:r>
+      <w:r>
+        <w:t xml:space="preserve"> </w:t>
+      </w:r>
+      <w:r>
+        <w:t xml:space="preserve">do</w:t>
+      </w:r>
+      <w:r>
+        <w:t xml:space="preserve"> </w:t>
+      </w:r>
+      <w:r>
+        <w:rPr>
+          <w:b/>
+          <w:bCs/>
+        </w:rPr>
+        <w:t xml:space="preserve">server đếm</w:t>
+      </w:r>
+      <w:r>
+        <w:t xml:space="preserve"> </w:t>
+      </w:r>
+      <w:r>
+        <w:t xml:space="preserve">(BR-20), cùng thuật toán với frontend (</w:t>
+      </w:r>
+      <w:r>
+        <w:rPr>
+          <w:rStyle w:val="VerbatimChar"/>
+        </w:rPr>
+        <w:t xml:space="preserve">shared/word-count-cases.json</w:t>
+      </w:r>
+      <w:r>
+        <w:t xml:space="preserve">).</w:t>
+      </w:r>
+    </w:p>
+    <w:p>
+      <w:pPr>
+        <w:numPr>
+          <w:ilvl w:val="0"/>
+          <w:numId w:val="1015"/>
+        </w:numPr>
+      </w:pPr>
+      <w:r>
+        <w:t xml:space="preserve">Thời gian trả về có độ chính xác</w:t>
+      </w:r>
+      <w:r>
+        <w:t xml:space="preserve"> </w:t>
+      </w:r>
+      <w:r>
+        <w:rPr>
+          <w:b/>
+          <w:bCs/>
+        </w:rPr>
+        <w:t xml:space="preserve">micro giây</w:t>
+      </w:r>
+      <w:r>
+        <w:t xml:space="preserve">, bằng độ chính xác lưu trong DB.</w:t>
+      </w:r>
+    </w:p>
+    <w:p>
+      <w:pPr>
+        <w:pStyle w:val="FirstParagraph"/>
+      </w:pPr>
+      <w:r>
+        <w:rPr>
+          <w:b/>
+          <w:bCs/>
+        </w:rPr>
+        <w:t xml:space="preserve">Danh sách và chi tiết bài (đã cài ở B5b):</w:t>
       </w:r>
     </w:p>
     <w:p>
@@ -12147,7 +13834,415 @@
         <w:pStyle w:val="Compact"/>
         <w:numPr>
           <w:ilvl w:val="0"/>
-          <w:numId w:val="1015"/>
+          <w:numId w:val="1017"/>
+        </w:numPr>
+      </w:pPr>
+      <w:r>
+        <w:rPr>
+          <w:rStyle w:val="VerbatimChar"/>
+        </w:rPr>
+        <w:t xml:space="preserve">GET /api/student/assignments?tab</w:t>
+      </w:r>
+      <w:r>
+        <w:t xml:space="preserve"> </w:t>
+      </w:r>
+      <w:r>
+        <w:t xml:space="preserve">→</w:t>
+      </w:r>
+      <w:r>
+        <w:t xml:space="preserve"> </w:t>
+      </w:r>
+      <w:r>
+        <w:rPr>
+          <w:rStyle w:val="VerbatimChar"/>
+        </w:rPr>
+        <w:t xml:space="preserve">{counts: {TODO, DUE_SOON, OVERDUE, SUBMITTED, REVISION}, items, serverTime}</w:t>
+      </w:r>
+      <w:r>
+        <w:t xml:space="preserve">.</w:t>
+      </w:r>
+    </w:p>
+    <w:p>
+      <w:pPr>
+        <w:pStyle w:val="Compact"/>
+        <w:numPr>
+          <w:ilvl w:val="1"/>
+          <w:numId w:val="1018"/>
+        </w:numPr>
+      </w:pPr>
+      <w:r>
+        <w:rPr>
+          <w:rStyle w:val="VerbatimChar"/>
+        </w:rPr>
+        <w:t xml:space="preserve">counts</w:t>
+      </w:r>
+      <w:r>
+        <w:t xml:space="preserve"> </w:t>
+      </w:r>
+      <w:r>
+        <w:t xml:space="preserve">luôn tính trên toàn bộ bài, để hiện badge.</w:t>
+      </w:r>
+    </w:p>
+    <w:p>
+      <w:pPr>
+        <w:pStyle w:val="Compact"/>
+        <w:numPr>
+          <w:ilvl w:val="1"/>
+          <w:numId w:val="1018"/>
+        </w:numPr>
+      </w:pPr>
+      <w:r>
+        <w:t xml:space="preserve">Mỗi item:</w:t>
+      </w:r>
+      <w:r>
+        <w:t xml:space="preserve"> </w:t>
+      </w:r>
+      <w:r>
+        <w:rPr>
+          <w:rStyle w:val="VerbatimChar"/>
+        </w:rPr>
+        <w:t xml:space="preserve">{id, title, teacherName, status, openAt, dueAt, nextDueAt, tabs[], parts[]}</w:t>
+      </w:r>
+      <w:r>
+        <w:t xml:space="preserve">, trong đó mỗi phần là</w:t>
+      </w:r>
+      <w:r>
+        <w:t xml:space="preserve"> </w:t>
+      </w:r>
+      <w:r>
+        <w:rPr>
+          <w:rStyle w:val="VerbatimChar"/>
+        </w:rPr>
+        <w:t xml:space="preserve">{partId, orderNo, title, taskType, status, currentVersion, late, effectiveDueAt, canSubmit}</w:t>
+      </w:r>
+      <w:r>
+        <w:t xml:space="preserve">.</w:t>
+      </w:r>
+    </w:p>
+    <w:p>
+      <w:pPr>
+        <w:pStyle w:val="Compact"/>
+        <w:numPr>
+          <w:ilvl w:val="1"/>
+          <w:numId w:val="1018"/>
+        </w:numPr>
+      </w:pPr>
+      <w:r>
+        <w:t xml:space="preserve">Sắp theo</w:t>
+      </w:r>
+      <w:r>
+        <w:t xml:space="preserve"> </w:t>
+      </w:r>
+      <w:r>
+        <w:rPr>
+          <w:rStyle w:val="VerbatimChar"/>
+        </w:rPr>
+        <w:t xml:space="preserve">nextDueAt</w:t>
+      </w:r>
+      <w:r>
+        <w:t xml:space="preserve"> </w:t>
+      </w:r>
+      <w:r>
+        <w:t xml:space="preserve">(hạn gần nhất của phần còn phải làm); bài không còn hạn xếp cuối.</w:t>
+      </w:r>
+    </w:p>
+    <w:p>
+      <w:pPr>
+        <w:pStyle w:val="Compact"/>
+        <w:numPr>
+          <w:ilvl w:val="0"/>
+          <w:numId w:val="1017"/>
+        </w:numPr>
+      </w:pPr>
+      <w:r>
+        <w:rPr>
+          <w:rStyle w:val="VerbatimChar"/>
+        </w:rPr>
+        <w:t xml:space="preserve">GET /api/student/assignments/{id}</w:t>
+      </w:r>
+      <w:r>
+        <w:t xml:space="preserve"> </w:t>
+      </w:r>
+      <w:r>
+        <w:t xml:space="preserve">→ thêm</w:t>
+      </w:r>
+      <w:r>
+        <w:t xml:space="preserve"> </w:t>
+      </w:r>
+      <w:r>
+        <w:rPr>
+          <w:rStyle w:val="VerbatimChar"/>
+        </w:rPr>
+        <w:t xml:space="preserve">description</w:t>
+      </w:r>
+      <w:r>
+        <w:t xml:space="preserve">,</w:t>
+      </w:r>
+      <w:r>
+        <w:t xml:space="preserve"> </w:t>
+      </w:r>
+      <w:r>
+        <w:rPr>
+          <w:rStyle w:val="VerbatimChar"/>
+        </w:rPr>
+        <w:t xml:space="preserve">allowLate</w:t>
+      </w:r>
+      <w:r>
+        <w:t xml:space="preserve">,</w:t>
+      </w:r>
+      <w:r>
+        <w:t xml:space="preserve"> </w:t>
+      </w:r>
+      <w:r>
+        <w:rPr>
+          <w:rStyle w:val="VerbatimChar"/>
+        </w:rPr>
+        <w:t xml:space="preserve">maxRevisions</w:t>
+      </w:r>
+      <w:r>
+        <w:t xml:space="preserve">,</w:t>
+      </w:r>
+      <w:r>
+        <w:t xml:space="preserve"> </w:t>
+      </w:r>
+      <w:r>
+        <w:rPr>
+          <w:rStyle w:val="VerbatimChar"/>
+        </w:rPr>
+        <w:t xml:space="preserve">serverTime</w:t>
+      </w:r>
+      <w:r>
+        <w:t xml:space="preserve">, và cho từng phần:</w:t>
+      </w:r>
+      <w:r>
+        <w:t xml:space="preserve"> </w:t>
+      </w:r>
+      <w:r>
+        <w:rPr>
+          <w:rStyle w:val="VerbatimChar"/>
+        </w:rPr>
+        <w:t xml:space="preserve">prompt</w:t>
+      </w:r>
+      <w:r>
+        <w:t xml:space="preserve">,</w:t>
+      </w:r>
+      <w:r>
+        <w:t xml:space="preserve"> </w:t>
+      </w:r>
+      <w:r>
+        <w:rPr>
+          <w:rStyle w:val="VerbatimChar"/>
+        </w:rPr>
+        <w:t xml:space="preserve">imageUrl</w:t>
+      </w:r>
+      <w:r>
+        <w:t xml:space="preserve">,</w:t>
+      </w:r>
+      <w:r>
+        <w:t xml:space="preserve"> </w:t>
+      </w:r>
+      <w:r>
+        <w:rPr>
+          <w:rStyle w:val="VerbatimChar"/>
+        </w:rPr>
+        <w:t xml:space="preserve">minWords</w:t>
+      </w:r>
+      <w:r>
+        <w:t xml:space="preserve">,</w:t>
+      </w:r>
+      <w:r>
+        <w:t xml:space="preserve"> </w:t>
+      </w:r>
+      <w:r>
+        <w:rPr>
+          <w:rStyle w:val="VerbatimChar"/>
+        </w:rPr>
+        <w:t xml:space="preserve">suggestedMinutes</w:t>
+      </w:r>
+      <w:r>
+        <w:t xml:space="preserve">,</w:t>
+      </w:r>
+      <w:r>
+        <w:t xml:space="preserve"> </w:t>
+      </w:r>
+      <w:r>
+        <w:rPr>
+          <w:rStyle w:val="VerbatimChar"/>
+        </w:rPr>
+        <w:t xml:space="preserve">revisionNote</w:t>
+      </w:r>
+      <w:r>
+        <w:t xml:space="preserve"> </w:t>
+      </w:r>
+      <w:r>
+        <w:t xml:space="preserve">/</w:t>
+      </w:r>
+      <w:r>
+        <w:t xml:space="preserve"> </w:t>
+      </w:r>
+      <w:r>
+        <w:rPr>
+          <w:rStyle w:val="VerbatimChar"/>
+        </w:rPr>
+        <w:t xml:space="preserve">revisionDueAt</w:t>
+      </w:r>
+      <w:r>
+        <w:t xml:space="preserve"> </w:t>
+      </w:r>
+      <w:r>
+        <w:t xml:space="preserve">(khi "Cần sửa"),</w:t>
+      </w:r>
+      <w:r>
+        <w:t xml:space="preserve"> </w:t>
+      </w:r>
+      <w:r>
+        <w:rPr>
+          <w:rStyle w:val="VerbatimChar"/>
+        </w:rPr>
+        <w:t xml:space="preserve">criteria[]</w:t>
+      </w:r>
+      <w:r>
+        <w:t xml:space="preserve"> </w:t>
+      </w:r>
+      <w:r>
+        <w:t xml:space="preserve">kèm</w:t>
+      </w:r>
+      <w:r>
+        <w:t xml:space="preserve"> </w:t>
+      </w:r>
+      <w:r>
+        <w:rPr>
+          <w:rStyle w:val="VerbatimChar"/>
+        </w:rPr>
+        <w:t xml:space="preserve">checklist[]</w:t>
+      </w:r>
+      <w:r>
+        <w:t xml:space="preserve"> </w:t>
+      </w:r>
+      <w:r>
+        <w:t xml:space="preserve">(</w:t>
+      </w:r>
+      <w:r>
+        <w:rPr>
+          <w:rStyle w:val="VerbatimChar"/>
+        </w:rPr>
+        <w:t xml:space="preserve">kind</w:t>
+      </w:r>
+      <w:r>
+        <w:t xml:space="preserve">,</w:t>
+      </w:r>
+      <w:r>
+        <w:t xml:space="preserve"> </w:t>
+      </w:r>
+      <w:r>
+        <w:rPr>
+          <w:rStyle w:val="VerbatimChar"/>
+        </w:rPr>
+        <w:t xml:space="preserve">maxBand</w:t>
+      </w:r>
+      <w:r>
+        <w:t xml:space="preserve">) để sinh viên biết tiêu chí chấm.</w:t>
+      </w:r>
+    </w:p>
+    <w:p>
+      <w:pPr>
+        <w:pStyle w:val="Compact"/>
+        <w:numPr>
+          <w:ilvl w:val="0"/>
+          <w:numId w:val="1017"/>
+        </w:numPr>
+      </w:pPr>
+      <w:r>
+        <w:rPr>
+          <w:rStyle w:val="VerbatimChar"/>
+        </w:rPr>
+        <w:t xml:space="preserve">canSubmit</w:t>
+      </w:r>
+      <w:r>
+        <w:t xml:space="preserve"> </w:t>
+      </w:r>
+      <w:r>
+        <w:t xml:space="preserve">= bài đang mở, phần còn mở với sinh viên, và chưa quá hạn hoặc bài cho nộp muộn.</w:t>
+      </w:r>
+    </w:p>
+    <w:p>
+      <w:pPr>
+        <w:pStyle w:val="FirstParagraph"/>
+      </w:pPr>
+      <w:r>
+        <w:rPr>
+          <w:b/>
+          <w:bCs/>
+        </w:rPr>
+        <w:t xml:space="preserve">Lịch sử nộp và kết quả chấm (đã cài ở B6c; BR-13, BR-21, docs/08 mục 4.5):</w:t>
+      </w:r>
+    </w:p>
+    <w:p>
+      <w:pPr>
+        <w:pStyle w:val="Compact"/>
+        <w:numPr>
+          <w:ilvl w:val="0"/>
+          <w:numId w:val="1019"/>
+        </w:numPr>
+      </w:pPr>
+      <w:r>
+        <w:rPr>
+          <w:rStyle w:val="VerbatimChar"/>
+        </w:rPr>
+        <w:t xml:space="preserve">GET …/versions</w:t>
+      </w:r>
+      <w:r>
+        <w:t xml:space="preserve"> </w:t>
+      </w:r>
+      <w:r>
+        <w:t xml:space="preserve">→</w:t>
+      </w:r>
+      <w:r>
+        <w:t xml:space="preserve"> </w:t>
+      </w:r>
+      <w:r>
+        <w:rPr>
+          <w:rStyle w:val="VerbatimChar"/>
+        </w:rPr>
+        <w:t xml:space="preserve">[{versionNo, submittedAt, wordCount, late, returned, band, returnedAt}]</w:t>
+      </w:r>
+      <w:r>
+        <w:t xml:space="preserve">, mới nhất trước.</w:t>
+      </w:r>
+      <w:r>
+        <w:t xml:space="preserve"> </w:t>
+      </w:r>
+      <w:r>
+        <w:rPr>
+          <w:rStyle w:val="VerbatimChar"/>
+        </w:rPr>
+        <w:t xml:space="preserve">band</w:t>
+      </w:r>
+      <w:r>
+        <w:t xml:space="preserve">,</w:t>
+      </w:r>
+      <w:r>
+        <w:t xml:space="preserve"> </w:t>
+      </w:r>
+      <w:r>
+        <w:rPr>
+          <w:rStyle w:val="VerbatimChar"/>
+        </w:rPr>
+        <w:t xml:space="preserve">returnedAt</w:t>
+      </w:r>
+      <w:r>
+        <w:t xml:space="preserve"> </w:t>
+      </w:r>
+      <w:r>
+        <w:t xml:space="preserve">chỉ có khi version đó đã được trả bài.</w:t>
+      </w:r>
+    </w:p>
+    <w:p>
+      <w:pPr>
+        <w:pStyle w:val="Compact"/>
+        <w:numPr>
+          <w:ilvl w:val="0"/>
+          <w:numId w:val="1019"/>
         </w:numPr>
       </w:pPr>
       <w:r>
@@ -12309,7 +14404,7 @@
         <w:pStyle w:val="Compact"/>
         <w:numPr>
           <w:ilvl w:val="1"/>
-          <w:numId w:val="1016"/>
+          <w:numId w:val="1020"/>
         </w:numPr>
       </w:pPr>
       <w:r>
@@ -12342,7 +14437,7 @@
         <w:pStyle w:val="Compact"/>
         <w:numPr>
           <w:ilvl w:val="1"/>
-          <w:numId w:val="1016"/>
+          <w:numId w:val="1020"/>
         </w:numPr>
       </w:pPr>
       <w:r>
@@ -12369,7 +14464,7 @@
         <w:pStyle w:val="Compact"/>
         <w:numPr>
           <w:ilvl w:val="1"/>
-          <w:numId w:val="1016"/>
+          <w:numId w:val="1020"/>
         </w:numPr>
       </w:pPr>
       <w:r>
@@ -12427,7 +14522,7 @@
         <w:pStyle w:val="Compact"/>
         <w:numPr>
           <w:ilvl w:val="0"/>
-          <w:numId w:val="1015"/>
+          <w:numId w:val="1019"/>
         </w:numPr>
       </w:pPr>
       <w:r>
@@ -12460,7 +14555,7 @@
         <w:pStyle w:val="Compact"/>
         <w:numPr>
           <w:ilvl w:val="1"/>
-          <w:numId w:val="1017"/>
+          <w:numId w:val="1021"/>
         </w:numPr>
       </w:pPr>
       <w:r>
@@ -12488,7 +14583,7 @@
         <w:pStyle w:val="Compact"/>
         <w:numPr>
           <w:ilvl w:val="1"/>
-          <w:numId w:val="1017"/>
+          <w:numId w:val="1021"/>
         </w:numPr>
       </w:pPr>
       <w:r>
@@ -12552,7 +14647,7 @@
         <w:pStyle w:val="Compact"/>
         <w:numPr>
           <w:ilvl w:val="1"/>
-          <w:numId w:val="1017"/>
+          <w:numId w:val="1021"/>
         </w:numPr>
       </w:pPr>
       <w:r>
@@ -12583,13 +14678,72 @@
           <w:b/>
           <w:bCs/>
         </w:rPr>
-        <w:t xml:space="preserve">Quy tắc tab</w:t>
-      </w:r>
-      <w:r>
-        <w:t xml:space="preserve"> </w:t>
-      </w:r>
-      <w:r>
-        <w:t xml:space="preserve">(một bài có thể thuộc nhiều tab):</w:t>
+        <w:t xml:space="preserve">Kết quả học tập —</w:t>
+      </w:r>
+      <w:r>
+        <w:rPr>
+          <w:b/>
+          <w:bCs/>
+        </w:rPr>
+        <w:t xml:space="preserve"> </w:t>
+      </w:r>
+      <w:r>
+        <w:rPr>
+          <w:rStyle w:val="VerbatimChar"/>
+          <w:b/>
+          <w:bCs/>
+        </w:rPr>
+        <w:t xml:space="preserve">StudentStats</w:t>
+      </w:r>
+      <w:r>
+        <w:rPr>
+          <w:b/>
+          <w:bCs/>
+        </w:rPr>
+        <w:t xml:space="preserve"> </w:t>
+      </w:r>
+      <w:r>
+        <w:rPr>
+          <w:b/>
+          <w:bCs/>
+        </w:rPr>
+        <w:t xml:space="preserve">(UC-28, FR-64, đã cài ở B8c):</w:t>
+      </w:r>
+      <w:r>
+        <w:t xml:space="preserve"> </w:t>
+      </w:r>
+      <w:r>
+        <w:t xml:space="preserve">dùng chung cho</w:t>
+      </w:r>
+      <w:r>
+        <w:t xml:space="preserve"> </w:t>
+      </w:r>
+      <w:r>
+        <w:rPr>
+          <w:rStyle w:val="VerbatimChar"/>
+        </w:rPr>
+        <w:t xml:space="preserve">GET /api/student/results</w:t>
+      </w:r>
+      <w:r>
+        <w:t xml:space="preserve"> </w:t>
+      </w:r>
+      <w:r>
+        <w:t xml:space="preserve">(sinh viên xem mình) và</w:t>
+      </w:r>
+      <w:r>
+        <w:t xml:space="preserve"> </w:t>
+      </w:r>
+      <w:r>
+        <w:rPr>
+          <w:rStyle w:val="VerbatimChar"/>
+        </w:rPr>
+        <w:t xml:space="preserve">GET /api/teacher/stats/students/{id}</w:t>
+      </w:r>
+      <w:r>
+        <w:t xml:space="preserve"> </w:t>
+      </w:r>
+      <w:r>
+        <w:t xml:space="preserve">(giáo viên xem một sinh viên).</w:t>
       </w:r>
     </w:p>
     <w:p>
@@ -12597,33 +14751,62 @@
         <w:pStyle w:val="Compact"/>
         <w:numPr>
           <w:ilvl w:val="0"/>
-          <w:numId w:val="1018"/>
+          <w:numId w:val="1022"/>
         </w:numPr>
       </w:pPr>
-      <w:r>
-        <w:rPr>
-          <w:rStyle w:val="VerbatimChar"/>
-        </w:rPr>
-        <w:t xml:space="preserve">TODO</w:t>
-      </w:r>
-      <w:r>
-        <w:t xml:space="preserve">: bài đang mở, có phần</w:t>
-      </w:r>
-      <w:r>
-        <w:t xml:space="preserve"> </w:t>
-      </w:r>
       <w:r>
         <w:rPr>
           <w:b/>
           <w:bCs/>
         </w:rPr>
-        <w:t xml:space="preserve">chưa làm / đang làm</w:t>
-      </w:r>
-      <w:r>
-        <w:t xml:space="preserve"> </w:t>
-      </w:r>
-      <w:r>
-        <w:t xml:space="preserve">chưa quá hạn.</w:t>
+        <w:t xml:space="preserve">Phạm vi bài:</w:t>
+      </w:r>
+      <w:r>
+        <w:t xml:space="preserve"> </w:t>
+      </w:r>
+      <w:r>
+        <w:t xml:space="preserve">sinh viên → mọi bài mình</w:t>
+      </w:r>
+      <w:r>
+        <w:t xml:space="preserve"> </w:t>
+      </w:r>
+      <w:r>
+        <w:rPr>
+          <w:b/>
+          <w:bCs/>
+        </w:rPr>
+        <w:t xml:space="preserve">được thấy</w:t>
+      </w:r>
+      <w:r>
+        <w:t xml:space="preserve"> </w:t>
+      </w:r>
+      <w:r>
+        <w:t xml:space="preserve">(BR-04, BR-05; kể cả của nhiều giáo viên); giáo viên → chỉ</w:t>
+      </w:r>
+      <w:r>
+        <w:t xml:space="preserve"> </w:t>
+      </w:r>
+      <w:r>
+        <w:rPr>
+          <w:b/>
+          <w:bCs/>
+        </w:rPr>
+        <w:t xml:space="preserve">bài của mình</w:t>
+      </w:r>
+      <w:r>
+        <w:t xml:space="preserve">. Giáo viên chỉ xem được sinh viên đang ở lớp của mình, được mình giao bài trực tiếp, hoặc đã có bài làm trong bài của mình; ngoài ra (hoặc id không phải sinh viên) →</w:t>
+      </w:r>
+      <w:r>
+        <w:t xml:space="preserve"> </w:t>
+      </w:r>
+      <w:r>
+        <w:rPr>
+          <w:rStyle w:val="VerbatimChar"/>
+        </w:rPr>
+        <w:t xml:space="preserve">404</w:t>
+      </w:r>
+      <w:r>
+        <w:t xml:space="preserve">.</w:t>
       </w:r>
     </w:p>
     <w:p>
@@ -12631,32 +14814,39 @@
         <w:pStyle w:val="Compact"/>
         <w:numPr>
           <w:ilvl w:val="0"/>
-          <w:numId w:val="1018"/>
+          <w:numId w:val="1022"/>
         </w:numPr>
       </w:pPr>
       <w:r>
-        <w:rPr>
-          <w:rStyle w:val="VerbatimChar"/>
-        </w:rPr>
-        <w:t xml:space="preserve">DUE_SOON</w:t>
-      </w:r>
-      <w:r>
-        <w:t xml:space="preserve">: là</w:t>
-      </w:r>
-      <w:r>
-        <w:t xml:space="preserve"> </w:t>
-      </w:r>
-      <w:r>
-        <w:rPr>
-          <w:rStyle w:val="VerbatimChar"/>
-        </w:rPr>
-        <w:t xml:space="preserve">TODO</w:t>
-      </w:r>
-      <w:r>
-        <w:t xml:space="preserve"> </w:t>
-      </w:r>
-      <w:r>
-        <w:t xml:space="preserve">và có phần như vậy hết hạn trong vòng 24 giờ.</w:t>
+        <w:t xml:space="preserve">Chỉ tính kết quả</w:t>
+      </w:r>
+      <w:r>
+        <w:t xml:space="preserve"> </w:t>
+      </w:r>
+      <w:r>
+        <w:rPr>
+          <w:b/>
+          <w:bCs/>
+        </w:rPr>
+        <w:t xml:space="preserve">đã trả</w:t>
+      </w:r>
+      <w:r>
+        <w:t xml:space="preserve"> </w:t>
+      </w:r>
+      <w:r>
+        <w:t xml:space="preserve">(BR-13), lấy version mới nhất có kết quả đã trả, giống</w:t>
+      </w:r>
+      <w:r>
+        <w:t xml:space="preserve"> </w:t>
+      </w:r>
+      <w:r>
+        <w:rPr>
+          <w:rStyle w:val="VerbatimChar"/>
+        </w:rPr>
+        <w:t xml:space="preserve">…/result</w:t>
+      </w:r>
+      <w:r>
+        <w:t xml:space="preserve">. Bài đang chấm nháp không hiện.</w:t>
       </w:r>
     </w:p>
     <w:p>
@@ -12664,17 +14854,65 @@
         <w:pStyle w:val="Compact"/>
         <w:numPr>
           <w:ilvl w:val="0"/>
-          <w:numId w:val="1018"/>
+          <w:numId w:val="1022"/>
         </w:numPr>
       </w:pPr>
       <w:r>
         <w:rPr>
           <w:rStyle w:val="VerbatimChar"/>
         </w:rPr>
-        <w:t xml:space="preserve">OVERDUE</w:t>
-      </w:r>
-      <w:r>
-        <w:t xml:space="preserve">: có phần chưa làm / đang làm đã</w:t>
+        <w:t xml:space="preserve">submittedCount</w:t>
+      </w:r>
+      <w:r>
+        <w:t xml:space="preserve"> </w:t>
+      </w:r>
+      <w:r>
+        <w:t xml:space="preserve">= số phần đã nộp ít nhất một lần;</w:t>
+      </w:r>
+      <w:r>
+        <w:t xml:space="preserve"> </w:t>
+      </w:r>
+      <w:r>
+        <w:rPr>
+          <w:rStyle w:val="VerbatimChar"/>
+        </w:rPr>
+        <w:t xml:space="preserve">lateCount</w:t>
+      </w:r>
+      <w:r>
+        <w:t xml:space="preserve"> </w:t>
+      </w:r>
+      <w:r>
+        <w:t xml:space="preserve">= số phần có lần nộp đầu muộn;</w:t>
+      </w:r>
+      <w:r>
+        <w:t xml:space="preserve"> </w:t>
+      </w:r>
+      <w:r>
+        <w:rPr>
+          <w:rStyle w:val="VerbatimChar"/>
+        </w:rPr>
+        <w:t xml:space="preserve">returnedCount</w:t>
+      </w:r>
+      <w:r>
+        <w:t xml:space="preserve"> </w:t>
+      </w:r>
+      <w:r>
+        <w:t xml:space="preserve">= số phần có kết quả đã trả;</w:t>
+      </w:r>
+      <w:r>
+        <w:t xml:space="preserve"> </w:t>
+      </w:r>
+      <w:r>
+        <w:rPr>
+          <w:rStyle w:val="VerbatimChar"/>
+        </w:rPr>
+        <w:t xml:space="preserve">averageBand</w:t>
+      </w:r>
+      <w:r>
+        <w:t xml:space="preserve"> </w:t>
+      </w:r>
+      <w:r>
+        <w:t xml:space="preserve">= trung bình band cả bài của các bài</w:t>
       </w:r>
       <w:r>
         <w:t xml:space="preserve"> </w:t>
@@ -12684,29 +14922,28 @@
           <w:b/>
           <w:bCs/>
         </w:rPr>
-        <w:t xml:space="preserve">quá hạn</w:t>
-      </w:r>
-      <w:r>
-        <w:t xml:space="preserve"> </w:t>
-      </w:r>
-      <w:r>
-        <w:t xml:space="preserve">(kể cả khi được nộp muộn), hoặc bài</w:t>
-      </w:r>
-      <w:r>
-        <w:t xml:space="preserve"> </w:t>
-      </w:r>
-      <w:r>
-        <w:rPr>
-          <w:b/>
-          <w:bCs/>
-        </w:rPr>
-        <w:t xml:space="preserve">đã đóng</w:t>
-      </w:r>
-      <w:r>
-        <w:t xml:space="preserve"> </w:t>
-      </w:r>
-      <w:r>
-        <w:t xml:space="preserve">mà còn phần chưa nộp.</w:t>
+        <w:t xml:space="preserve">đủ phần</w:t>
+      </w:r>
+      <w:r>
+        <w:t xml:space="preserve"> </w:t>
+      </w:r>
+      <w:r>
+        <w:t xml:space="preserve">(2 chữ số thập phân,</w:t>
+      </w:r>
+      <w:r>
+        <w:t xml:space="preserve"> </w:t>
+      </w:r>
+      <w:r>
+        <w:rPr>
+          <w:rStyle w:val="VerbatimChar"/>
+        </w:rPr>
+        <w:t xml:space="preserve">null</w:t>
+      </w:r>
+      <w:r>
+        <w:t xml:space="preserve"> </w:t>
+      </w:r>
+      <w:r>
+        <w:t xml:space="preserve">nếu chưa có).</w:t>
       </w:r>
     </w:p>
     <w:p>
@@ -12714,17 +14951,44 @@
         <w:pStyle w:val="Compact"/>
         <w:numPr>
           <w:ilvl w:val="0"/>
-          <w:numId w:val="1018"/>
+          <w:numId w:val="1022"/>
         </w:numPr>
       </w:pPr>
       <w:r>
         <w:rPr>
           <w:rStyle w:val="VerbatimChar"/>
         </w:rPr>
-        <w:t xml:space="preserve">REVISION</w:t>
-      </w:r>
-      <w:r>
-        <w:t xml:space="preserve">: có ít nhất một phần đang bị yêu cầu sửa.</w:t>
+        <w:t xml:space="preserve">assignments</w:t>
+      </w:r>
+      <w:r>
+        <w:t xml:space="preserve">: các bài có ít nhất một phần đã trả, sắp theo lần trả gần nhất tăng dần (biểu đồ "band theo thời gian");</w:t>
+      </w:r>
+      <w:r>
+        <w:t xml:space="preserve"> </w:t>
+      </w:r>
+      <w:r>
+        <w:rPr>
+          <w:rStyle w:val="VerbatimChar"/>
+        </w:rPr>
+        <w:t xml:space="preserve">band</w:t>
+      </w:r>
+      <w:r>
+        <w:t xml:space="preserve"> </w:t>
+      </w:r>
+      <w:r>
+        <w:t xml:space="preserve">(đã làm tròn .25 / .75) chỉ có khi</w:t>
+      </w:r>
+      <w:r>
+        <w:t xml:space="preserve"> </w:t>
+      </w:r>
+      <w:r>
+        <w:rPr>
+          <w:rStyle w:val="VerbatimChar"/>
+        </w:rPr>
+        <w:t xml:space="preserve">complete</w:t>
+      </w:r>
+      <w:r>
+        <w:t xml:space="preserve">.</w:t>
       </w:r>
     </w:p>
     <w:p>
@@ -12732,7 +14996,334 @@
         <w:pStyle w:val="Compact"/>
         <w:numPr>
           <w:ilvl w:val="0"/>
-          <w:numId w:val="1018"/>
+          <w:numId w:val="1022"/>
+        </w:numPr>
+      </w:pPr>
+      <w:r>
+        <w:rPr>
+          <w:rStyle w:val="VerbatimChar"/>
+        </w:rPr>
+        <w:t xml:space="preserve">parts</w:t>
+      </w:r>
+      <w:r>
+        <w:t xml:space="preserve">: band từng phần đã trả, sắp theo thời điểm trả.</w:t>
+      </w:r>
+    </w:p>
+    <w:p>
+      <w:pPr>
+        <w:pStyle w:val="Compact"/>
+        <w:numPr>
+          <w:ilvl w:val="0"/>
+          <w:numId w:val="1022"/>
+        </w:numPr>
+      </w:pPr>
+      <w:r>
+        <w:rPr>
+          <w:rStyle w:val="VerbatimChar"/>
+        </w:rPr>
+        <w:t xml:space="preserve">criteria</w:t>
+      </w:r>
+      <w:r>
+        <w:t xml:space="preserve">: trung bình theo mã tiêu chí IELTS (thứ tự TA, TR, CC, LR, GRA), gộp mọi bài; tiêu chí tự định nghĩa không tính.</w:t>
+      </w:r>
+    </w:p>
+    <w:p>
+      <w:pPr>
+        <w:pStyle w:val="Compact"/>
+        <w:numPr>
+          <w:ilvl w:val="0"/>
+          <w:numId w:val="1022"/>
+        </w:numPr>
+      </w:pPr>
+      <w:r>
+        <w:rPr>
+          <w:rStyle w:val="VerbatimChar"/>
+        </w:rPr>
+        <w:t xml:space="preserve">errorProfile</w:t>
+      </w:r>
+      <w:r>
+        <w:t xml:space="preserve"> </w:t>
+      </w:r>
+      <w:r>
+        <w:t xml:space="preserve">(</w:t>
+      </w:r>
+      <w:r>
+        <w:rPr>
+          <w:b/>
+          <w:bCs/>
+        </w:rPr>
+        <w:t xml:space="preserve">hồ sơ lỗi</w:t>
+      </w:r>
+      <w:r>
+        <w:t xml:space="preserve">, docs/08 mục 4.5): tối đa 10 mã lỗi hay gặp, cùng cách tính với</w:t>
+      </w:r>
+      <w:r>
+        <w:t xml:space="preserve"> </w:t>
+      </w:r>
+      <w:r>
+        <w:rPr>
+          <w:rStyle w:val="VerbatimChar"/>
+        </w:rPr>
+        <w:t xml:space="preserve">topErrors</w:t>
+      </w:r>
+      <w:r>
+        <w:t xml:space="preserve"> </w:t>
+      </w:r>
+      <w:r>
+        <w:t xml:space="preserve">của thống kê bài; tên mã theo bộ mã của người chấm.</w:t>
+      </w:r>
+    </w:p>
+    <w:p>
+      <w:pPr>
+        <w:pStyle w:val="SourceCode"/>
+      </w:pPr>
+      <w:r>
+        <w:rPr>
+          <w:rStyle w:val="VerbatimChar"/>
+        </w:rPr>
+        <w:t xml:space="preserve">{</w:t>
+      </w:r>
+      <w:r>
+        <w:br/>
+      </w:r>
+      <w:r>
+        <w:rPr>
+          <w:rStyle w:val="VerbatimChar"/>
+        </w:rPr>
+        <w:t xml:space="preserve">  "student": { "id": 42, "studentCode": "2151234567", "fullName": "Nguyễn Văn A" },</w:t>
+      </w:r>
+      <w:r>
+        <w:br/>
+      </w:r>
+      <w:r>
+        <w:rPr>
+          <w:rStyle w:val="VerbatimChar"/>
+        </w:rPr>
+        <w:t xml:space="preserve">  "submittedCount": 9, "lateCount": 1, "returnedCount": 8, "averageBand": 6.17,</w:t>
+      </w:r>
+      <w:r>
+        <w:br/>
+      </w:r>
+      <w:r>
+        <w:rPr>
+          <w:rStyle w:val="VerbatimChar"/>
+        </w:rPr>
+        <w:t xml:space="preserve">  "assignments": [ { "assignmentId": 7, "title": "Tuần 5", "partCount": 2, "returnedParts": 2, "complete": true,</w:t>
+      </w:r>
+      <w:r>
+        <w:br/>
+      </w:r>
+      <w:r>
+        <w:rPr>
+          <w:rStyle w:val="VerbatimChar"/>
+        </w:rPr>
+        <w:t xml:space="preserve">                     "band": 6.0, "returnedAt": "2026-11-09T03:00:00Z" } ],</w:t>
+      </w:r>
+      <w:r>
+        <w:br/>
+      </w:r>
+      <w:r>
+        <w:rPr>
+          <w:rStyle w:val="VerbatimChar"/>
+        </w:rPr>
+        <w:t xml:space="preserve">  "parts": [ { "assignmentId": 7, "assignmentTitle": "Tuần 5", "partId": 11, "partTitle": "Task 1",</w:t>
+      </w:r>
+      <w:r>
+        <w:br/>
+      </w:r>
+      <w:r>
+        <w:rPr>
+          <w:rStyle w:val="VerbatimChar"/>
+        </w:rPr>
+        <w:t xml:space="preserve">               "taskType": "WRITING_TASK1", "band": 5.5, "returnedAt": "2026-11-08T03:00:00Z" } ],</w:t>
+      </w:r>
+      <w:r>
+        <w:br/>
+      </w:r>
+      <w:r>
+        <w:rPr>
+          <w:rStyle w:val="VerbatimChar"/>
+        </w:rPr>
+        <w:t xml:space="preserve">  "criteria": [ { "code": "TA", "average": 5.50, "count": 4 }, { "code": "CC", "average": 5.75, "count": 8 } ],</w:t>
+      </w:r>
+      <w:r>
+        <w:br/>
+      </w:r>
+      <w:r>
+        <w:rPr>
+          <w:rStyle w:val="VerbatimChar"/>
+        </w:rPr>
+        <w:t xml:space="preserve">  "errorProfile": [ { "code": "VT", "name": "Thì động từ", "criterion": "GRA", "count": 12, "studentCount": 1 } ]</w:t>
+      </w:r>
+      <w:r>
+        <w:br/>
+      </w:r>
+      <w:r>
+        <w:rPr>
+          <w:rStyle w:val="VerbatimChar"/>
+        </w:rPr>
+        <w:t xml:space="preserve">}</w:t>
+      </w:r>
+    </w:p>
+    <w:p>
+      <w:pPr>
+        <w:pStyle w:val="FirstParagraph"/>
+      </w:pPr>
+      <w:r>
+        <w:rPr>
+          <w:b/>
+          <w:bCs/>
+        </w:rPr>
+        <w:t xml:space="preserve">Quy tắc tab</w:t>
+      </w:r>
+      <w:r>
+        <w:t xml:space="preserve"> </w:t>
+      </w:r>
+      <w:r>
+        <w:t xml:space="preserve">(một bài có thể thuộc nhiều tab):</w:t>
+      </w:r>
+    </w:p>
+    <w:p>
+      <w:pPr>
+        <w:pStyle w:val="Compact"/>
+        <w:numPr>
+          <w:ilvl w:val="0"/>
+          <w:numId w:val="1023"/>
+        </w:numPr>
+      </w:pPr>
+      <w:r>
+        <w:rPr>
+          <w:rStyle w:val="VerbatimChar"/>
+        </w:rPr>
+        <w:t xml:space="preserve">TODO</w:t>
+      </w:r>
+      <w:r>
+        <w:t xml:space="preserve">: bài đang mở, có phần</w:t>
+      </w:r>
+      <w:r>
+        <w:t xml:space="preserve"> </w:t>
+      </w:r>
+      <w:r>
+        <w:rPr>
+          <w:b/>
+          <w:bCs/>
+        </w:rPr>
+        <w:t xml:space="preserve">chưa làm / đang làm</w:t>
+      </w:r>
+      <w:r>
+        <w:t xml:space="preserve"> </w:t>
+      </w:r>
+      <w:r>
+        <w:t xml:space="preserve">chưa quá hạn.</w:t>
+      </w:r>
+    </w:p>
+    <w:p>
+      <w:pPr>
+        <w:pStyle w:val="Compact"/>
+        <w:numPr>
+          <w:ilvl w:val="0"/>
+          <w:numId w:val="1023"/>
+        </w:numPr>
+      </w:pPr>
+      <w:r>
+        <w:rPr>
+          <w:rStyle w:val="VerbatimChar"/>
+        </w:rPr>
+        <w:t xml:space="preserve">DUE_SOON</w:t>
+      </w:r>
+      <w:r>
+        <w:t xml:space="preserve">: là</w:t>
+      </w:r>
+      <w:r>
+        <w:t xml:space="preserve"> </w:t>
+      </w:r>
+      <w:r>
+        <w:rPr>
+          <w:rStyle w:val="VerbatimChar"/>
+        </w:rPr>
+        <w:t xml:space="preserve">TODO</w:t>
+      </w:r>
+      <w:r>
+        <w:t xml:space="preserve"> </w:t>
+      </w:r>
+      <w:r>
+        <w:t xml:space="preserve">và có phần như vậy hết hạn trong vòng 24 giờ.</w:t>
+      </w:r>
+    </w:p>
+    <w:p>
+      <w:pPr>
+        <w:pStyle w:val="Compact"/>
+        <w:numPr>
+          <w:ilvl w:val="0"/>
+          <w:numId w:val="1023"/>
+        </w:numPr>
+      </w:pPr>
+      <w:r>
+        <w:rPr>
+          <w:rStyle w:val="VerbatimChar"/>
+        </w:rPr>
+        <w:t xml:space="preserve">OVERDUE</w:t>
+      </w:r>
+      <w:r>
+        <w:t xml:space="preserve">: có phần chưa làm / đang làm đã</w:t>
+      </w:r>
+      <w:r>
+        <w:t xml:space="preserve"> </w:t>
+      </w:r>
+      <w:r>
+        <w:rPr>
+          <w:b/>
+          <w:bCs/>
+        </w:rPr>
+        <w:t xml:space="preserve">quá hạn</w:t>
+      </w:r>
+      <w:r>
+        <w:t xml:space="preserve"> </w:t>
+      </w:r>
+      <w:r>
+        <w:t xml:space="preserve">(kể cả khi được nộp muộn), hoặc bài</w:t>
+      </w:r>
+      <w:r>
+        <w:t xml:space="preserve"> </w:t>
+      </w:r>
+      <w:r>
+        <w:rPr>
+          <w:b/>
+          <w:bCs/>
+        </w:rPr>
+        <w:t xml:space="preserve">đã đóng</w:t>
+      </w:r>
+      <w:r>
+        <w:t xml:space="preserve"> </w:t>
+      </w:r>
+      <w:r>
+        <w:t xml:space="preserve">mà còn phần chưa nộp.</w:t>
+      </w:r>
+    </w:p>
+    <w:p>
+      <w:pPr>
+        <w:pStyle w:val="Compact"/>
+        <w:numPr>
+          <w:ilvl w:val="0"/>
+          <w:numId w:val="1023"/>
+        </w:numPr>
+      </w:pPr>
+      <w:r>
+        <w:rPr>
+          <w:rStyle w:val="VerbatimChar"/>
+        </w:rPr>
+        <w:t xml:space="preserve">REVISION</w:t>
+      </w:r>
+      <w:r>
+        <w:t xml:space="preserve">: có ít nhất một phần đang bị yêu cầu sửa.</w:t>
+      </w:r>
+    </w:p>
+    <w:p>
+      <w:pPr>
+        <w:pStyle w:val="Compact"/>
+        <w:numPr>
+          <w:ilvl w:val="0"/>
+          <w:numId w:val="1023"/>
         </w:numPr>
       </w:pPr>
       <w:r>
@@ -13076,18 +15667,18 @@
               <w:pStyle w:val="Compact"/>
             </w:pPr>
             <w:r>
-              <w:t xml:space="preserve">Các kênh chat của tôi, kèm số tin chưa đọc</w:t>
-            </w:r>
-          </w:p>
-        </w:tc>
-        <w:tc>
-          <w:tcPr/>
-          <w:p>
-            <w:pPr>
-              <w:pStyle w:val="Compact"/>
-            </w:pPr>
-            <w:r>
-              <w:t xml:space="preserve">2</w:t>
+              <w:t xml:space="preserve">Các kênh chat của tôi, kèm tin cuối và số tin chưa đọc (bước 9b)</w:t>
+            </w:r>
+          </w:p>
+        </w:tc>
+        <w:tc>
+          <w:tcPr/>
+          <w:p>
+            <w:pPr>
+              <w:pStyle w:val="Compact"/>
+            </w:pPr>
+            <w:r>
+              <w:t xml:space="preserve">2 ✅</w:t>
             </w:r>
           </w:p>
         </w:tc>
@@ -13125,18 +15716,18 @@
               <w:pStyle w:val="Compact"/>
             </w:pPr>
             <w:r>
-              <w:t xml:space="preserve">Lịch sử chat, tải ngược về trước</w:t>
-            </w:r>
-          </w:p>
-        </w:tc>
-        <w:tc>
-          <w:tcPr/>
-          <w:p>
-            <w:pPr>
-              <w:pStyle w:val="Compact"/>
-            </w:pPr>
-            <w:r>
-              <w:t xml:space="preserve">2</w:t>
+              <w:t xml:space="preserve">Lịch sử chat, tải ngược về trước (bước 9b)</w:t>
+            </w:r>
+          </w:p>
+        </w:tc>
+        <w:tc>
+          <w:tcPr/>
+          <w:p>
+            <w:pPr>
+              <w:pStyle w:val="Compact"/>
+            </w:pPr>
+            <w:r>
+              <w:t xml:space="preserve">2 ✅</w:t>
             </w:r>
           </w:p>
         </w:tc>
@@ -13298,18 +15889,56 @@
           <w:b/>
           <w:bCs/>
         </w:rPr>
-        <w:t xml:space="preserve">Thông báo (đã cài ở B7a; UC-04, FR-50, FR-51, FR-53):</w:t>
-      </w:r>
-    </w:p>
-    <w:p>
-      <w:pPr>
+        <w:t xml:space="preserve">Chat (đã cài ở bước 9b; UC-29, FR-55, SD-12):</w:t>
+      </w:r>
+    </w:p>
+    <w:p>
+      <w:pPr>
+        <w:pStyle w:val="Compact"/>
         <w:numPr>
           <w:ilvl w:val="0"/>
-          <w:numId w:val="1019"/>
+          <w:numId w:val="1024"/>
         </w:numPr>
       </w:pPr>
       <w:r>
-        <w:t xml:space="preserve">Mọi vai trò đều dùng được; chỉ thấy thông báo của chính mình (của người khác →</w:t>
+        <w:t xml:space="preserve">Kênh</w:t>
+      </w:r>
+      <w:r>
+        <w:t xml:space="preserve"> </w:t>
+      </w:r>
+      <w:r>
+        <w:rPr>
+          <w:rStyle w:val="VerbatimChar"/>
+        </w:rPr>
+        <w:t xml:space="preserve">submission-{id}</w:t>
+      </w:r>
+      <w:r>
+        <w:t xml:space="preserve">: sinh viên chủ bài nộp và giáo viên chủ bài tập. Kênh</w:t>
+      </w:r>
+      <w:r>
+        <w:t xml:space="preserve"> </w:t>
+      </w:r>
+      <w:r>
+        <w:rPr>
+          <w:rStyle w:val="VerbatimChar"/>
+        </w:rPr>
+        <w:t xml:space="preserve">class-{id}</w:t>
+      </w:r>
+      <w:r>
+        <w:t xml:space="preserve">: giáo viên của lớp và</w:t>
+      </w:r>
+      <w:r>
+        <w:t xml:space="preserve"> </w:t>
+      </w:r>
+      <w:r>
+        <w:rPr>
+          <w:b/>
+          <w:bCs/>
+        </w:rPr>
+        <w:t xml:space="preserve">thành viên hiện tại</w:t>
+      </w:r>
+      <w:r>
+        <w:t xml:space="preserve">. Không thuộc kênh / mã kênh sai →</w:t>
       </w:r>
       <w:r>
         <w:t xml:space="preserve"> </w:t>
@@ -13321,39 +15950,58 @@
         <w:t xml:space="preserve">404</w:t>
       </w:r>
       <w:r>
-        <w:t xml:space="preserve">).</w:t>
-      </w:r>
-    </w:p>
-    <w:p>
-      <w:pPr>
+        <w:t xml:space="preserve"> </w:t>
+      </w:r>
+      <w:r>
+        <w:t xml:space="preserve">(REST) hoặc</w:t>
+      </w:r>
+      <w:r>
+        <w:t xml:space="preserve"> </w:t>
+      </w:r>
+      <w:r>
+        <w:rPr>
+          <w:rStyle w:val="VerbatimChar"/>
+        </w:rPr>
+        <w:t xml:space="preserve">ERROR</w:t>
+      </w:r>
+      <w:r>
+        <w:t xml:space="preserve"> </w:t>
+      </w:r>
+      <w:r>
+        <w:t xml:space="preserve">(STOMP).</w:t>
+      </w:r>
+    </w:p>
+    <w:p>
+      <w:pPr>
+        <w:pStyle w:val="Compact"/>
         <w:numPr>
           <w:ilvl w:val="0"/>
-          <w:numId w:val="1019"/>
+          <w:numId w:val="1024"/>
         </w:numPr>
       </w:pPr>
       <w:r>
         <w:rPr>
           <w:rStyle w:val="VerbatimChar"/>
         </w:rPr>
-        <w:t xml:space="preserve">GET /api/notifications</w:t>
-      </w:r>
-      <w:r>
-        <w:t xml:space="preserve"> </w:t>
-      </w:r>
-      <w:r>
-        <w:t xml:space="preserve">→ danh sách</w:t>
-      </w:r>
-      <w:r>
-        <w:t xml:space="preserve"> </w:t>
-      </w:r>
-      <w:r>
-        <w:rPr>
-          <w:rStyle w:val="VerbatimChar"/>
-        </w:rPr>
-        <w:t xml:space="preserve">NotificationDto</w:t>
-      </w:r>
-      <w:r>
-        <w:t xml:space="preserve">,</w:t>
+        <w:t xml:space="preserve">GET /api/chat/channels</w:t>
+      </w:r>
+      <w:r>
+        <w:t xml:space="preserve"> </w:t>
+      </w:r>
+      <w:r>
+        <w:t xml:space="preserve">→</w:t>
+      </w:r>
+      <w:r>
+        <w:t xml:space="preserve"> </w:t>
+      </w:r>
+      <w:r>
+        <w:rPr>
+          <w:rStyle w:val="VerbatimChar"/>
+        </w:rPr>
+        <w:t xml:space="preserve">[{channelId, type, title, lastMessage: {id, senderName, preview, createdAt} | null, unreadCount}]</w:t>
+      </w:r>
+      <w:r>
+        <w:t xml:space="preserve">: mọi lớp mình dạy / học (kể cả chưa có tin) và các bài nộp</w:t>
       </w:r>
       <w:r>
         <w:t xml:space="preserve"> </w:t>
@@ -13363,113 +16011,583 @@
           <w:b/>
           <w:bCs/>
         </w:rPr>
-        <w:t xml:space="preserve">mới nhất trước</w:t>
-      </w:r>
-      <w:r>
-        <w:t xml:space="preserve">, có</w:t>
-      </w:r>
-      <w:r>
-        <w:t xml:space="preserve"> </w:t>
-      </w:r>
-      <w:r>
-        <w:rPr>
-          <w:rStyle w:val="VerbatimChar"/>
-        </w:rPr>
-        <w:t xml:space="preserve">totalRecord</w:t>
-      </w:r>
-      <w:r>
-        <w:t xml:space="preserve">.</w:t>
-      </w:r>
-      <w:r>
-        <w:t xml:space="preserve"> </w:t>
-      </w:r>
-      <w:r>
-        <w:rPr>
-          <w:rStyle w:val="VerbatimChar"/>
-        </w:rPr>
-        <w:t xml:space="preserve">after</w:t>
-      </w:r>
-      <w:r>
-        <w:t xml:space="preserve"> </w:t>
-      </w:r>
-      <w:r>
-        <w:t xml:space="preserve">là thời điểm ISO 8601 (sai định dạng →</w:t>
-      </w:r>
-      <w:r>
-        <w:t xml:space="preserve"> </w:t>
-      </w:r>
-      <w:r>
-        <w:rPr>
-          <w:rStyle w:val="VerbatimChar"/>
-        </w:rPr>
-        <w:t xml:space="preserve">400</w:t>
-      </w:r>
-      <w:r>
-        <w:t xml:space="preserve">).</w:t>
-      </w:r>
-      <w:r>
-        <w:t xml:space="preserve"> </w:t>
-      </w:r>
-      <w:r>
-        <w:rPr>
-          <w:rStyle w:val="VerbatimChar"/>
-        </w:rPr>
-        <w:t xml:space="preserve">POST …/{id}/read</w:t>
-      </w:r>
-      <w:r>
-        <w:t xml:space="preserve"> </w:t>
-      </w:r>
-      <w:r>
-        <w:t xml:space="preserve">→</w:t>
-      </w:r>
-      <w:r>
-        <w:t xml:space="preserve"> </w:t>
-      </w:r>
-      <w:r>
-        <w:rPr>
-          <w:rStyle w:val="VerbatimChar"/>
-        </w:rPr>
-        <w:t xml:space="preserve">NotificationDto</w:t>
-      </w:r>
-      <w:r>
-        <w:t xml:space="preserve"> </w:t>
-      </w:r>
-      <w:r>
-        <w:t xml:space="preserve">(đọc lại thì giữ thời điểm đọc đầu tiên).</w:t>
-      </w:r>
-      <w:r>
-        <w:t xml:space="preserve"> </w:t>
-      </w:r>
-      <w:r>
-        <w:rPr>
-          <w:rStyle w:val="VerbatimChar"/>
-        </w:rPr>
-        <w:t xml:space="preserve">POST …/read-all</w:t>
-      </w:r>
-      <w:r>
-        <w:t xml:space="preserve"> </w:t>
-      </w:r>
-      <w:r>
-        <w:t xml:space="preserve">→</w:t>
-      </w:r>
-      <w:r>
-        <w:t xml:space="preserve"> </w:t>
-      </w:r>
-      <w:r>
-        <w:rPr>
-          <w:rStyle w:val="VerbatimChar"/>
-        </w:rPr>
-        <w:t xml:space="preserve">{updated}</w:t>
-      </w:r>
-      <w:r>
-        <w:t xml:space="preserve">.</w:t>
-      </w:r>
-    </w:p>
-    <w:p>
-      <w:pPr>
+        <w:t xml:space="preserve">đã có tin nhắn</w:t>
+      </w:r>
+      <w:r>
+        <w:t xml:space="preserve">; kênh có tin mới nhất trước.</w:t>
+      </w:r>
+      <w:r>
+        <w:t xml:space="preserve"> </w:t>
+      </w:r>
+      <w:r>
+        <w:rPr>
+          <w:rStyle w:val="VerbatimChar"/>
+        </w:rPr>
+        <w:t xml:space="preserve">title</w:t>
+      </w:r>
+      <w:r>
+        <w:t xml:space="preserve">: lớp = "mã – tên", bài nộp = "bài – phần · tên sinh viên".</w:t>
+      </w:r>
+      <w:r>
+        <w:t xml:space="preserve"> </w:t>
+      </w:r>
+      <w:r>
+        <w:rPr>
+          <w:rStyle w:val="VerbatimChar"/>
+        </w:rPr>
+        <w:t xml:space="preserve">unreadCount</w:t>
+      </w:r>
+      <w:r>
+        <w:t xml:space="preserve"> </w:t>
+      </w:r>
+      <w:r>
+        <w:t xml:space="preserve">= tin</w:t>
+      </w:r>
+      <w:r>
+        <w:t xml:space="preserve"> </w:t>
+      </w:r>
+      <w:r>
+        <w:rPr>
+          <w:b/>
+          <w:bCs/>
+        </w:rPr>
+        <w:t xml:space="preserve">của người khác</w:t>
+      </w:r>
+      <w:r>
+        <w:t xml:space="preserve"> </w:t>
+      </w:r>
+      <w:r>
+        <w:t xml:space="preserve">sau mốc "đã đọc" của mình.</w:t>
+      </w:r>
+    </w:p>
+    <w:p>
+      <w:pPr>
+        <w:pStyle w:val="Compact"/>
         <w:numPr>
           <w:ilvl w:val="0"/>
-          <w:numId w:val="1019"/>
+          <w:numId w:val="1024"/>
+        </w:numPr>
+      </w:pPr>
+      <w:r>
+        <w:rPr>
+          <w:rStyle w:val="VerbatimChar"/>
+        </w:rPr>
+        <w:t xml:space="preserve">GET /api/chat/{channelId}/messages?beforeId&amp;size</w:t>
+      </w:r>
+      <w:r>
+        <w:t xml:space="preserve"> </w:t>
+      </w:r>
+      <w:r>
+        <w:t xml:space="preserve">→</w:t>
+      </w:r>
+      <w:r>
+        <w:t xml:space="preserve"> </w:t>
+      </w:r>
+      <w:r>
+        <w:rPr>
+          <w:rStyle w:val="VerbatimChar"/>
+        </w:rPr>
+        <w:t xml:space="preserve">{messages, reads}</w:t>
+      </w:r>
+      <w:r>
+        <w:t xml:space="preserve">:</w:t>
+      </w:r>
+      <w:r>
+        <w:t xml:space="preserve"> </w:t>
+      </w:r>
+      <w:r>
+        <w:rPr>
+          <w:rStyle w:val="VerbatimChar"/>
+        </w:rPr>
+        <w:t xml:space="preserve">messages</w:t>
+      </w:r>
+      <w:r>
+        <w:t xml:space="preserve"> </w:t>
+      </w:r>
+      <w:r>
+        <w:rPr>
+          <w:b/>
+          <w:bCs/>
+        </w:rPr>
+        <w:t xml:space="preserve">mới nhất trước</w:t>
+      </w:r>
+      <w:r>
+        <w:t xml:space="preserve"> </w:t>
+      </w:r>
+      <w:r>
+        <w:t xml:space="preserve">(</w:t>
+      </w:r>
+      <w:r>
+        <w:rPr>
+          <w:rStyle w:val="VerbatimChar"/>
+        </w:rPr>
+        <w:t xml:space="preserve">size</w:t>
+      </w:r>
+      <w:r>
+        <w:t xml:space="preserve"> </w:t>
+      </w:r>
+      <w:r>
+        <w:t xml:space="preserve">mặc định 50, tối đa 100;</w:t>
+      </w:r>
+      <w:r>
+        <w:t xml:space="preserve"> </w:t>
+      </w:r>
+      <w:r>
+        <w:rPr>
+          <w:rStyle w:val="VerbatimChar"/>
+        </w:rPr>
+        <w:t xml:space="preserve">beforeId</w:t>
+      </w:r>
+      <w:r>
+        <w:t xml:space="preserve"> </w:t>
+      </w:r>
+      <w:r>
+        <w:t xml:space="preserve">để tải tiếp các tin cũ hơn), mỗi tin là</w:t>
+      </w:r>
+      <w:r>
+        <w:t xml:space="preserve"> </w:t>
+      </w:r>
+      <w:r>
+        <w:rPr>
+          <w:rStyle w:val="VerbatimChar"/>
+        </w:rPr>
+        <w:t xml:space="preserve">ChatEvent</w:t>
+      </w:r>
+      <w:r>
+        <w:t xml:space="preserve"> </w:t>
+      </w:r>
+      <w:r>
+        <w:t xml:space="preserve">loại</w:t>
+      </w:r>
+      <w:r>
+        <w:t xml:space="preserve"> </w:t>
+      </w:r>
+      <w:r>
+        <w:rPr>
+          <w:rStyle w:val="VerbatimChar"/>
+        </w:rPr>
+        <w:t xml:space="preserve">MESSAGE</w:t>
+      </w:r>
+      <w:r>
+        <w:t xml:space="preserve">;</w:t>
+      </w:r>
+      <w:r>
+        <w:t xml:space="preserve"> </w:t>
+      </w:r>
+      <w:r>
+        <w:rPr>
+          <w:rStyle w:val="VerbatimChar"/>
+        </w:rPr>
+        <w:t xml:space="preserve">reads</w:t>
+      </w:r>
+      <w:r>
+        <w:t xml:space="preserve"> </w:t>
+      </w:r>
+      <w:r>
+        <w:t xml:space="preserve">=</w:t>
+      </w:r>
+      <w:r>
+        <w:t xml:space="preserve"> </w:t>
+      </w:r>
+      <w:r>
+        <w:rPr>
+          <w:rStyle w:val="VerbatimChar"/>
+        </w:rPr>
+        <w:t xml:space="preserve">[{userId, userName, lastMessageId}]</w:t>
+      </w:r>
+      <w:r>
+        <w:t xml:space="preserve"> </w:t>
+      </w:r>
+      <w:r>
+        <w:t xml:space="preserve">mốc đã đọc của những người khác (hiện "Đã xem").</w:t>
+      </w:r>
+    </w:p>
+    <w:p>
+      <w:pPr>
+        <w:pStyle w:val="Compact"/>
+        <w:numPr>
+          <w:ilvl w:val="0"/>
+          <w:numId w:val="1024"/>
+        </w:numPr>
+      </w:pPr>
+      <w:r>
+        <w:t xml:space="preserve">Gửi tin chỉ qua STOMP (</w:t>
+      </w:r>
+      <w:r>
+        <w:rPr>
+          <w:rStyle w:val="VerbatimChar"/>
+        </w:rPr>
+        <w:t xml:space="preserve">/app/chat/{id}/send {content, clientMsgId}</w:t>
+      </w:r>
+      <w:r>
+        <w:t xml:space="preserve">): nội dung 1–4000 ký tự sau khi bỏ khoảng trắng hai đầu;</w:t>
+      </w:r>
+      <w:r>
+        <w:t xml:space="preserve"> </w:t>
+      </w:r>
+      <w:r>
+        <w:rPr>
+          <w:rStyle w:val="VerbatimChar"/>
+        </w:rPr>
+        <w:t xml:space="preserve">clientMsgId</w:t>
+      </w:r>
+      <w:r>
+        <w:t xml:space="preserve"> </w:t>
+      </w:r>
+      <w:r>
+        <w:t xml:space="preserve">≤ 40 ký tự,</w:t>
+      </w:r>
+      <w:r>
+        <w:t xml:space="preserve"> </w:t>
+      </w:r>
+      <w:r>
+        <w:rPr>
+          <w:b/>
+          <w:bCs/>
+        </w:rPr>
+        <w:t xml:space="preserve">cùng người gửi + cùng</w:t>
+      </w:r>
+      <w:r>
+        <w:rPr>
+          <w:b/>
+          <w:bCs/>
+        </w:rPr>
+        <w:t xml:space="preserve"> </w:t>
+      </w:r>
+      <w:r>
+        <w:rPr>
+          <w:rStyle w:val="VerbatimChar"/>
+          <w:b/>
+          <w:bCs/>
+        </w:rPr>
+        <w:t xml:space="preserve">clientMsgId</w:t>
+      </w:r>
+      <w:r>
+        <w:rPr>
+          <w:b/>
+          <w:bCs/>
+        </w:rPr>
+        <w:t xml:space="preserve"> </w:t>
+      </w:r>
+      <w:r>
+        <w:rPr>
+          <w:b/>
+          <w:bCs/>
+        </w:rPr>
+        <w:t xml:space="preserve">không lưu lần hai</w:t>
+      </w:r>
+      <w:r>
+        <w:t xml:space="preserve"> </w:t>
+      </w:r>
+      <w:r>
+        <w:t xml:space="preserve">(UNIQUE trong DB) — server phát lại tin đã lưu để client đánh dấu "đã gửi". Tin được lưu rồi</w:t>
+      </w:r>
+      <w:r>
+        <w:t xml:space="preserve"> </w:t>
+      </w:r>
+      <w:r>
+        <w:rPr>
+          <w:b/>
+          <w:bCs/>
+        </w:rPr>
+        <w:t xml:space="preserve">sau commit</w:t>
+      </w:r>
+      <w:r>
+        <w:t xml:space="preserve"> </w:t>
+      </w:r>
+      <w:r>
+        <w:t xml:space="preserve">mới phát tới</w:t>
+      </w:r>
+      <w:r>
+        <w:t xml:space="preserve"> </w:t>
+      </w:r>
+      <w:r>
+        <w:rPr>
+          <w:rStyle w:val="VerbatimChar"/>
+        </w:rPr>
+        <w:t xml:space="preserve">/topic/chat/{id}</w:t>
+      </w:r>
+      <w:r>
+        <w:t xml:space="preserve">.</w:t>
+      </w:r>
+    </w:p>
+    <w:p>
+      <w:pPr>
+        <w:pStyle w:val="Compact"/>
+        <w:numPr>
+          <w:ilvl w:val="0"/>
+          <w:numId w:val="1024"/>
+        </w:numPr>
+      </w:pPr>
+      <w:r>
+        <w:rPr>
+          <w:rStyle w:val="VerbatimChar"/>
+        </w:rPr>
+        <w:t xml:space="preserve">typing</w:t>
+      </w:r>
+      <w:r>
+        <w:t xml:space="preserve">: không lưu; server bỏ bớt nếu một người gửi dày hơn 2 giây / kênh.</w:t>
+      </w:r>
+      <w:r>
+        <w:t xml:space="preserve"> </w:t>
+      </w:r>
+      <w:r>
+        <w:rPr>
+          <w:rStyle w:val="VerbatimChar"/>
+        </w:rPr>
+        <w:t xml:space="preserve">read {lastMessageId}</w:t>
+      </w:r>
+      <w:r>
+        <w:t xml:space="preserve">: tin phải thuộc kênh; mốc chỉ tăng (upsert</w:t>
+      </w:r>
+      <w:r>
+        <w:t xml:space="preserve"> </w:t>
+      </w:r>
+      <w:r>
+        <w:rPr>
+          <w:rStyle w:val="VerbatimChar"/>
+        </w:rPr>
+        <w:t xml:space="preserve">GREATEST</w:t>
+      </w:r>
+      <w:r>
+        <w:t xml:space="preserve">); phát</w:t>
+      </w:r>
+      <w:r>
+        <w:t xml:space="preserve"> </w:t>
+      </w:r>
+      <w:r>
+        <w:rPr>
+          <w:rStyle w:val="VerbatimChar"/>
+        </w:rPr>
+        <w:t xml:space="preserve">READ</w:t>
+      </w:r>
+      <w:r>
+        <w:t xml:space="preserve"> </w:t>
+      </w:r>
+      <w:r>
+        <w:t xml:space="preserve">tới kênh.</w:t>
+      </w:r>
+    </w:p>
+    <w:p>
+      <w:pPr>
+        <w:pStyle w:val="Compact"/>
+        <w:numPr>
+          <w:ilvl w:val="0"/>
+          <w:numId w:val="1024"/>
+        </w:numPr>
+      </w:pPr>
+      <w:r>
+        <w:t xml:space="preserve">Lỗi dữ liệu của lệnh STOMP (tin rỗng, quá dài, tin không thuộc kênh) → gửi riêng người gửi trên</w:t>
+      </w:r>
+      <w:r>
+        <w:t xml:space="preserve"> </w:t>
+      </w:r>
+      <w:r>
+        <w:rPr>
+          <w:rStyle w:val="VerbatimChar"/>
+        </w:rPr>
+        <w:t xml:space="preserve">/user/queue/errors</w:t>
+      </w:r>
+      <w:r>
+        <w:t xml:space="preserve"> </w:t>
+      </w:r>
+      <w:r>
+        <w:t xml:space="preserve">dạng</w:t>
+      </w:r>
+      <w:r>
+        <w:t xml:space="preserve"> </w:t>
+      </w:r>
+      <w:r>
+        <w:rPr>
+          <w:rStyle w:val="VerbatimChar"/>
+        </w:rPr>
+        <w:t xml:space="preserve">{code, message}</w:t>
+      </w:r>
+      <w:r>
+        <w:t xml:space="preserve">; không lưu, không phát.</w:t>
+      </w:r>
+    </w:p>
+    <w:p>
+      <w:pPr>
+        <w:pStyle w:val="FirstParagraph"/>
+      </w:pPr>
+      <w:r>
+        <w:rPr>
+          <w:b/>
+          <w:bCs/>
+        </w:rPr>
+        <w:t xml:space="preserve">Thông báo (đã cài ở B7a; UC-04, FR-50, FR-51, FR-53):</w:t>
+      </w:r>
+    </w:p>
+    <w:p>
+      <w:pPr>
+        <w:numPr>
+          <w:ilvl w:val="0"/>
+          <w:numId w:val="1025"/>
+        </w:numPr>
+      </w:pPr>
+      <w:r>
+        <w:t xml:space="preserve">Mọi vai trò đều dùng được; chỉ thấy thông báo của chính mình (của người khác →</w:t>
+      </w:r>
+      <w:r>
+        <w:t xml:space="preserve"> </w:t>
+      </w:r>
+      <w:r>
+        <w:rPr>
+          <w:rStyle w:val="VerbatimChar"/>
+        </w:rPr>
+        <w:t xml:space="preserve">404</w:t>
+      </w:r>
+      <w:r>
+        <w:t xml:space="preserve">).</w:t>
+      </w:r>
+    </w:p>
+    <w:p>
+      <w:pPr>
+        <w:numPr>
+          <w:ilvl w:val="0"/>
+          <w:numId w:val="1025"/>
+        </w:numPr>
+      </w:pPr>
+      <w:r>
+        <w:rPr>
+          <w:rStyle w:val="VerbatimChar"/>
+        </w:rPr>
+        <w:t xml:space="preserve">GET /api/notifications</w:t>
+      </w:r>
+      <w:r>
+        <w:t xml:space="preserve"> </w:t>
+      </w:r>
+      <w:r>
+        <w:t xml:space="preserve">→ danh sách</w:t>
+      </w:r>
+      <w:r>
+        <w:t xml:space="preserve"> </w:t>
+      </w:r>
+      <w:r>
+        <w:rPr>
+          <w:rStyle w:val="VerbatimChar"/>
+        </w:rPr>
+        <w:t xml:space="preserve">NotificationDto</w:t>
+      </w:r>
+      <w:r>
+        <w:t xml:space="preserve">,</w:t>
+      </w:r>
+      <w:r>
+        <w:t xml:space="preserve"> </w:t>
+      </w:r>
+      <w:r>
+        <w:rPr>
+          <w:b/>
+          <w:bCs/>
+        </w:rPr>
+        <w:t xml:space="preserve">mới nhất trước</w:t>
+      </w:r>
+      <w:r>
+        <w:t xml:space="preserve">, có</w:t>
+      </w:r>
+      <w:r>
+        <w:t xml:space="preserve"> </w:t>
+      </w:r>
+      <w:r>
+        <w:rPr>
+          <w:rStyle w:val="VerbatimChar"/>
+        </w:rPr>
+        <w:t xml:space="preserve">totalRecord</w:t>
+      </w:r>
+      <w:r>
+        <w:t xml:space="preserve">.</w:t>
+      </w:r>
+      <w:r>
+        <w:t xml:space="preserve"> </w:t>
+      </w:r>
+      <w:r>
+        <w:rPr>
+          <w:rStyle w:val="VerbatimChar"/>
+        </w:rPr>
+        <w:t xml:space="preserve">after</w:t>
+      </w:r>
+      <w:r>
+        <w:t xml:space="preserve"> </w:t>
+      </w:r>
+      <w:r>
+        <w:t xml:space="preserve">là thời điểm ISO 8601 (sai định dạng →</w:t>
+      </w:r>
+      <w:r>
+        <w:t xml:space="preserve"> </w:t>
+      </w:r>
+      <w:r>
+        <w:rPr>
+          <w:rStyle w:val="VerbatimChar"/>
+        </w:rPr>
+        <w:t xml:space="preserve">400</w:t>
+      </w:r>
+      <w:r>
+        <w:t xml:space="preserve">).</w:t>
+      </w:r>
+      <w:r>
+        <w:t xml:space="preserve"> </w:t>
+      </w:r>
+      <w:r>
+        <w:rPr>
+          <w:rStyle w:val="VerbatimChar"/>
+        </w:rPr>
+        <w:t xml:space="preserve">POST …/{id}/read</w:t>
+      </w:r>
+      <w:r>
+        <w:t xml:space="preserve"> </w:t>
+      </w:r>
+      <w:r>
+        <w:t xml:space="preserve">→</w:t>
+      </w:r>
+      <w:r>
+        <w:t xml:space="preserve"> </w:t>
+      </w:r>
+      <w:r>
+        <w:rPr>
+          <w:rStyle w:val="VerbatimChar"/>
+        </w:rPr>
+        <w:t xml:space="preserve">NotificationDto</w:t>
+      </w:r>
+      <w:r>
+        <w:t xml:space="preserve"> </w:t>
+      </w:r>
+      <w:r>
+        <w:t xml:space="preserve">(đọc lại thì giữ thời điểm đọc đầu tiên).</w:t>
+      </w:r>
+      <w:r>
+        <w:t xml:space="preserve"> </w:t>
+      </w:r>
+      <w:r>
+        <w:rPr>
+          <w:rStyle w:val="VerbatimChar"/>
+        </w:rPr>
+        <w:t xml:space="preserve">POST …/read-all</w:t>
+      </w:r>
+      <w:r>
+        <w:t xml:space="preserve"> </w:t>
+      </w:r>
+      <w:r>
+        <w:t xml:space="preserve">→</w:t>
+      </w:r>
+      <w:r>
+        <w:t xml:space="preserve"> </w:t>
+      </w:r>
+      <w:r>
+        <w:rPr>
+          <w:rStyle w:val="VerbatimChar"/>
+        </w:rPr>
+        <w:t xml:space="preserve">{updated}</w:t>
+      </w:r>
+      <w:r>
+        <w:t xml:space="preserve">.</w:t>
+      </w:r>
+    </w:p>
+    <w:p>
+      <w:pPr>
+        <w:numPr>
+          <w:ilvl w:val="0"/>
+          <w:numId w:val="1025"/>
         </w:numPr>
       </w:pPr>
       <w:r>
@@ -14015,7 +17133,7 @@
       <w:pPr>
         <w:numPr>
           <w:ilvl w:val="0"/>
-          <w:numId w:val="1019"/>
+          <w:numId w:val="1025"/>
         </w:numPr>
       </w:pPr>
       <w:r>
@@ -14047,7 +17165,7 @@
       <w:pPr>
         <w:numPr>
           <w:ilvl w:val="0"/>
-          <w:numId w:val="1019"/>
+          <w:numId w:val="1025"/>
         </w:numPr>
       </w:pPr>
       <w:r>
@@ -14751,16 +17869,94 @@
               </w:rPr>
               <w:t xml:space="preserve">{type: "FORCE_LOGOUT", reason}</w:t>
             </w:r>
-          </w:p>
-        </w:tc>
-        <w:tc>
-          <w:tcPr/>
-          <w:p>
-            <w:pPr>
-              <w:pStyle w:val="Compact"/>
-            </w:pPr>
-            <w:r>
-              <w:t xml:space="preserve">2</w:t>
+            <w:r>
+              <w:t xml:space="preserve"> </w:t>
+            </w:r>
+            <w:r>
+              <w:t xml:space="preserve">—</w:t>
+            </w:r>
+            <w:r>
+              <w:t xml:space="preserve"> </w:t>
+            </w:r>
+            <w:r>
+              <w:rPr>
+                <w:rStyle w:val="VerbatimChar"/>
+              </w:rPr>
+              <w:t xml:space="preserve">reason</w:t>
+            </w:r>
+            <w:r>
+              <w:t xml:space="preserve"> </w:t>
+            </w:r>
+            <w:r>
+              <w:t xml:space="preserve">∈</w:t>
+            </w:r>
+            <w:r>
+              <w:t xml:space="preserve"> </w:t>
+            </w:r>
+            <w:r>
+              <w:rPr>
+                <w:rStyle w:val="VerbatimChar"/>
+              </w:rPr>
+              <w:t xml:space="preserve">NEW_LOGIN</w:t>
+            </w:r>
+            <w:r>
+              <w:t xml:space="preserve">,</w:t>
+            </w:r>
+            <w:r>
+              <w:t xml:space="preserve"> </w:t>
+            </w:r>
+            <w:r>
+              <w:rPr>
+                <w:rStyle w:val="VerbatimChar"/>
+              </w:rPr>
+              <w:t xml:space="preserve">PASSWORD_CHANGED</w:t>
+            </w:r>
+            <w:r>
+              <w:t xml:space="preserve">,</w:t>
+            </w:r>
+            <w:r>
+              <w:t xml:space="preserve"> </w:t>
+            </w:r>
+            <w:r>
+              <w:rPr>
+                <w:rStyle w:val="VerbatimChar"/>
+              </w:rPr>
+              <w:t xml:space="preserve">ACCOUNT_LOCKED</w:t>
+            </w:r>
+            <w:r>
+              <w:t xml:space="preserve">,</w:t>
+            </w:r>
+            <w:r>
+              <w:t xml:space="preserve"> </w:t>
+            </w:r>
+            <w:r>
+              <w:rPr>
+                <w:rStyle w:val="VerbatimChar"/>
+              </w:rPr>
+              <w:t xml:space="preserve">ADMIN_FORCED</w:t>
+            </w:r>
+            <w:r>
+              <w:t xml:space="preserve">,</w:t>
+            </w:r>
+            <w:r>
+              <w:t xml:space="preserve"> </w:t>
+            </w:r>
+            <w:r>
+              <w:rPr>
+                <w:rStyle w:val="VerbatimChar"/>
+              </w:rPr>
+              <w:t xml:space="preserve">TOKEN_REUSE</w:t>
+            </w:r>
+          </w:p>
+        </w:tc>
+        <w:tc>
+          <w:tcPr/>
+          <w:p>
+            <w:pPr>
+              <w:pStyle w:val="Compact"/>
+            </w:pPr>
+            <w:r>
+              <w:t xml:space="preserve">2 ✅</w:t>
             </w:r>
           </w:p>
         </w:tc>
@@ -14812,18 +18008,18 @@
               <w:rPr>
                 <w:rStyle w:val="VerbatimChar"/>
               </w:rPr>
-              <w:t xml:space="preserve">{studentId, partId, status, isLate, score, at}</w:t>
-            </w:r>
-          </w:p>
-        </w:tc>
-        <w:tc>
-          <w:tcPr/>
-          <w:p>
-            <w:pPr>
-              <w:pStyle w:val="Compact"/>
-            </w:pPr>
-            <w:r>
-              <w:t xml:space="preserve">2</w:t>
+              <w:t xml:space="preserve">{submissionId, studentId, partId, status, late, score, at}</w:t>
+            </w:r>
+          </w:p>
+        </w:tc>
+        <w:tc>
+          <w:tcPr/>
+          <w:p>
+            <w:pPr>
+              <w:pStyle w:val="Compact"/>
+            </w:pPr>
+            <w:r>
+              <w:t xml:space="preserve">2 ✅</w:t>
             </w:r>
           </w:p>
         </w:tc>
@@ -14886,7 +18082,7 @@
               <w:pStyle w:val="Compact"/>
             </w:pPr>
             <w:r>
-              <w:t xml:space="preserve">2</w:t>
+              <w:t xml:space="preserve">2 ✅</w:t>
             </w:r>
           </w:p>
         </w:tc>
@@ -14970,7 +18166,7 @@
               <w:pStyle w:val="Compact"/>
             </w:pPr>
             <w:r>
-              <w:t xml:space="preserve">2</w:t>
+              <w:t xml:space="preserve">2 ✅</w:t>
             </w:r>
           </w:p>
         </w:tc>
@@ -15033,7 +18229,7 @@
               <w:pStyle w:val="Compact"/>
             </w:pPr>
             <w:r>
-              <w:t xml:space="preserve">2</w:t>
+              <w:t xml:space="preserve">2 ✅</w:t>
             </w:r>
           </w:p>
         </w:tc>
@@ -15046,57 +18242,63 @@
               <w:pStyle w:val="Compact"/>
             </w:pPr>
             <w:r>
-              <w:t xml:space="preserve">SEND</w:t>
-            </w:r>
-          </w:p>
-        </w:tc>
-        <w:tc>
-          <w:tcPr/>
-          <w:p>
-            <w:pPr>
-              <w:pStyle w:val="Compact"/>
-            </w:pPr>
-            <w:r>
-              <w:rPr>
-                <w:rStyle w:val="VerbatimChar"/>
-              </w:rPr>
-              <w:t xml:space="preserve">/app/chat/{channelId}/send</w:t>
-            </w:r>
-          </w:p>
-        </w:tc>
-        <w:tc>
-          <w:tcPr/>
-          <w:p>
-            <w:pPr>
-              <w:pStyle w:val="Compact"/>
-            </w:pPr>
-            <w:r>
-              <w:t xml:space="preserve">Thành viên kênh</w:t>
-            </w:r>
-          </w:p>
-        </w:tc>
-        <w:tc>
-          <w:tcPr/>
-          <w:p>
-            <w:pPr>
-              <w:pStyle w:val="Compact"/>
-            </w:pPr>
-            <w:r>
-              <w:rPr>
-                <w:rStyle w:val="VerbatimChar"/>
-              </w:rPr>
-              <w:t xml:space="preserve">{content, clientMsgId}</w:t>
-            </w:r>
-          </w:p>
-        </w:tc>
-        <w:tc>
-          <w:tcPr/>
-          <w:p>
-            <w:pPr>
-              <w:pStyle w:val="Compact"/>
-            </w:pPr>
-            <w:r>
-              <w:t xml:space="preserve">2</w:t>
+              <w:t xml:space="preserve">SUBSCRIBE</w:t>
+            </w:r>
+          </w:p>
+        </w:tc>
+        <w:tc>
+          <w:tcPr/>
+          <w:p>
+            <w:pPr>
+              <w:pStyle w:val="Compact"/>
+            </w:pPr>
+            <w:r>
+              <w:rPr>
+                <w:rStyle w:val="VerbatimChar"/>
+              </w:rPr>
+              <w:t xml:space="preserve">/user/queue/errors</w:t>
+            </w:r>
+          </w:p>
+        </w:tc>
+        <w:tc>
+          <w:tcPr/>
+          <w:p>
+            <w:pPr>
+              <w:pStyle w:val="Compact"/>
+            </w:pPr>
+            <w:r>
+              <w:t xml:space="preserve">Mọi người</w:t>
+            </w:r>
+          </w:p>
+        </w:tc>
+        <w:tc>
+          <w:tcPr/>
+          <w:p>
+            <w:pPr>
+              <w:pStyle w:val="Compact"/>
+            </w:pPr>
+            <w:r>
+              <w:rPr>
+                <w:rStyle w:val="VerbatimChar"/>
+              </w:rPr>
+              <w:t xml:space="preserve">{code, message}</w:t>
+            </w:r>
+            <w:r>
+              <w:t xml:space="preserve"> </w:t>
+            </w:r>
+            <w:r>
+              <w:t xml:space="preserve">— lỗi của lệnh STOMP mình vừa gửi (vd tin chat rỗng)</w:t>
+            </w:r>
+          </w:p>
+        </w:tc>
+        <w:tc>
+          <w:tcPr/>
+          <w:p>
+            <w:pPr>
+              <w:pStyle w:val="Compact"/>
+            </w:pPr>
+            <w:r>
+              <w:t xml:space="preserve">2 ✅</w:t>
             </w:r>
           </w:p>
         </w:tc>
@@ -15123,7 +18325,7 @@
               <w:rPr>
                 <w:rStyle w:val="VerbatimChar"/>
               </w:rPr>
-              <w:t xml:space="preserve">/app/chat/{channelId}/typing</w:t>
+              <w:t xml:space="preserve">/app/chat/{channelId}/send</w:t>
             </w:r>
           </w:p>
         </w:tc>
@@ -15148,24 +18350,18 @@
               <w:rPr>
                 <w:rStyle w:val="VerbatimChar"/>
               </w:rPr>
-              <w:t xml:space="preserve">{}</w:t>
-            </w:r>
-            <w:r>
-              <w:t xml:space="preserve"> </w:t>
-            </w:r>
-            <w:r>
-              <w:t xml:space="preserve">(gửi tối đa 1 lần / 3 giây)</w:t>
-            </w:r>
-          </w:p>
-        </w:tc>
-        <w:tc>
-          <w:tcPr/>
-          <w:p>
-            <w:pPr>
-              <w:pStyle w:val="Compact"/>
-            </w:pPr>
-            <w:r>
-              <w:t xml:space="preserve">2</w:t>
+              <w:t xml:space="preserve">{content, clientMsgId}</w:t>
+            </w:r>
+          </w:p>
+        </w:tc>
+        <w:tc>
+          <w:tcPr/>
+          <w:p>
+            <w:pPr>
+              <w:pStyle w:val="Compact"/>
+            </w:pPr>
+            <w:r>
+              <w:t xml:space="preserve">2 ✅</w:t>
             </w:r>
           </w:p>
         </w:tc>
@@ -15192,6 +18388,75 @@
               <w:rPr>
                 <w:rStyle w:val="VerbatimChar"/>
               </w:rPr>
+              <w:t xml:space="preserve">/app/chat/{channelId}/typing</w:t>
+            </w:r>
+          </w:p>
+        </w:tc>
+        <w:tc>
+          <w:tcPr/>
+          <w:p>
+            <w:pPr>
+              <w:pStyle w:val="Compact"/>
+            </w:pPr>
+            <w:r>
+              <w:t xml:space="preserve">Thành viên kênh</w:t>
+            </w:r>
+          </w:p>
+        </w:tc>
+        <w:tc>
+          <w:tcPr/>
+          <w:p>
+            <w:pPr>
+              <w:pStyle w:val="Compact"/>
+            </w:pPr>
+            <w:r>
+              <w:rPr>
+                <w:rStyle w:val="VerbatimChar"/>
+              </w:rPr>
+              <w:t xml:space="preserve">{}</w:t>
+            </w:r>
+            <w:r>
+              <w:t xml:space="preserve"> </w:t>
+            </w:r>
+            <w:r>
+              <w:t xml:space="preserve">(gửi tối đa 1 lần / 3 giây)</w:t>
+            </w:r>
+          </w:p>
+        </w:tc>
+        <w:tc>
+          <w:tcPr/>
+          <w:p>
+            <w:pPr>
+              <w:pStyle w:val="Compact"/>
+            </w:pPr>
+            <w:r>
+              <w:t xml:space="preserve">2 ✅</w:t>
+            </w:r>
+          </w:p>
+        </w:tc>
+      </w:tr>
+      <w:tr>
+        <w:tc>
+          <w:tcPr/>
+          <w:p>
+            <w:pPr>
+              <w:pStyle w:val="Compact"/>
+            </w:pPr>
+            <w:r>
+              <w:t xml:space="preserve">SEND</w:t>
+            </w:r>
+          </w:p>
+        </w:tc>
+        <w:tc>
+          <w:tcPr/>
+          <w:p>
+            <w:pPr>
+              <w:pStyle w:val="Compact"/>
+            </w:pPr>
+            <w:r>
+              <w:rPr>
+                <w:rStyle w:val="VerbatimChar"/>
+              </w:rPr>
               <w:t xml:space="preserve">/app/chat/{channelId}/read</w:t>
             </w:r>
           </w:p>
@@ -15228,7 +18493,7 @@
               <w:pStyle w:val="Compact"/>
             </w:pPr>
             <w:r>
-              <w:t xml:space="preserve">2</w:t>
+              <w:t xml:space="preserve">2 ✅</w:t>
             </w:r>
           </w:p>
         </w:tc>
@@ -15302,7 +18567,7 @@
         <w:pStyle w:val="Compact"/>
         <w:numPr>
           <w:ilvl w:val="0"/>
-          <w:numId w:val="1020"/>
+          <w:numId w:val="1026"/>
         </w:numPr>
       </w:pPr>
       <w:r>
@@ -15350,7 +18615,7 @@
         <w:pStyle w:val="Compact"/>
         <w:numPr>
           <w:ilvl w:val="0"/>
-          <w:numId w:val="1020"/>
+          <w:numId w:val="1026"/>
         </w:numPr>
       </w:pPr>
       <w:r>
@@ -15383,7 +18648,7 @@
         <w:pStyle w:val="Compact"/>
         <w:numPr>
           <w:ilvl w:val="1"/>
-          <w:numId w:val="1021"/>
+          <w:numId w:val="1027"/>
         </w:numPr>
       </w:pPr>
       <w:r>
@@ -15402,7 +18667,7 @@
         <w:rPr>
           <w:rStyle w:val="VerbatimChar"/>
         </w:rPr>
-        <w:t xml:space="preserve">{id, senderId, senderName, content, clientMsgId, createdAt}</w:t>
+        <w:t xml:space="preserve">{id, channelId, senderId, senderName, content, clientMsgId, createdAt}</w:t>
       </w:r>
     </w:p>
     <w:p>
@@ -15410,7 +18675,7 @@
         <w:pStyle w:val="Compact"/>
         <w:numPr>
           <w:ilvl w:val="1"/>
-          <w:numId w:val="1021"/>
+          <w:numId w:val="1027"/>
         </w:numPr>
       </w:pPr>
       <w:r>
@@ -15437,7 +18702,7 @@
         <w:pStyle w:val="Compact"/>
         <w:numPr>
           <w:ilvl w:val="1"/>
-          <w:numId w:val="1021"/>
+          <w:numId w:val="1027"/>
         </w:numPr>
       </w:pPr>
       <w:r>
@@ -15491,7 +18756,7 @@
         <w:pStyle w:val="Compact"/>
         <w:numPr>
           <w:ilvl w:val="0"/>
-          <w:numId w:val="1022"/>
+          <w:numId w:val="1028"/>
         </w:numPr>
       </w:pPr>
       <w:r>
@@ -15539,7 +18804,7 @@
         <w:pStyle w:val="Compact"/>
         <w:numPr>
           <w:ilvl w:val="0"/>
-          <w:numId w:val="1022"/>
+          <w:numId w:val="1028"/>
         </w:numPr>
       </w:pPr>
       <w:r>
@@ -15553,7 +18818,7 @@
         <w:t xml:space="preserve"> </w:t>
       </w:r>
       <w:r>
-        <w:t xml:space="preserve">chỉ cho SUBSCRIBE</w:t>
+        <w:t xml:space="preserve">luôn cho SUBSCRIBE</w:t>
       </w:r>
       <w:r>
         <w:t xml:space="preserve"> </w:t>
@@ -15580,34 +18845,7 @@
         <w:t xml:space="preserve">/user/queue/session</w:t>
       </w:r>
       <w:r>
-        <w:t xml:space="preserve">; mọi</w:t>
-      </w:r>
-      <w:r>
-        <w:t xml:space="preserve"> </w:t>
-      </w:r>
-      <w:r>
-        <w:rPr>
-          <w:rStyle w:val="VerbatimChar"/>
-        </w:rPr>
-        <w:t xml:space="preserve">/topic/…</w:t>
-      </w:r>
-      <w:r>
-        <w:t xml:space="preserve"> </w:t>
-      </w:r>
-      <w:r>
-        <w:t xml:space="preserve">và mọi lệnh SEND →</w:t>
-      </w:r>
-      <w:r>
-        <w:t xml:space="preserve"> </w:t>
-      </w:r>
-      <w:r>
-        <w:rPr>
-          <w:rStyle w:val="VerbatimChar"/>
-        </w:rPr>
-        <w:t xml:space="preserve">ERROR</w:t>
-      </w:r>
-      <w:r>
-        <w:t xml:space="preserve">. Các kênh Mức 2 mở dần cùng quy tắc bên dưới.</w:t>
+        <w:t xml:space="preserve">.</w:t>
       </w:r>
     </w:p>
     <w:p>
@@ -15615,11 +18853,202 @@
         <w:pStyle w:val="Compact"/>
         <w:numPr>
           <w:ilvl w:val="0"/>
-          <w:numId w:val="1022"/>
+          <w:numId w:val="1028"/>
         </w:numPr>
       </w:pPr>
       <w:r>
-        <w:t xml:space="preserve">Quy tắc cho kênh Mức 2, ví dụ:</w:t>
+        <w:rPr>
+          <w:b/>
+          <w:bCs/>
+        </w:rPr>
+        <w:t xml:space="preserve">Mức 2 (bước 9a):</w:t>
+      </w:r>
+      <w:r>
+        <w:t xml:space="preserve"> </w:t>
+      </w:r>
+      <w:r>
+        <w:t xml:space="preserve">các kênh còn lại do các luật</w:t>
+      </w:r>
+      <w:r>
+        <w:t xml:space="preserve"> </w:t>
+      </w:r>
+      <w:r>
+        <w:rPr>
+          <w:rStyle w:val="VerbatimChar"/>
+        </w:rPr>
+        <w:t xml:space="preserve">StompAccessRule</w:t>
+      </w:r>
+      <w:r>
+        <w:t xml:space="preserve"> </w:t>
+      </w:r>
+      <w:r>
+        <w:t xml:space="preserve">quyết định (module</w:t>
+      </w:r>
+      <w:r>
+        <w:t xml:space="preserve"> </w:t>
+      </w:r>
+      <w:r>
+        <w:rPr>
+          <w:rStyle w:val="VerbatimChar"/>
+        </w:rPr>
+        <w:t xml:space="preserve">security</w:t>
+      </w:r>
+      <w:r>
+        <w:t xml:space="preserve"> </w:t>
+      </w:r>
+      <w:r>
+        <w:t xml:space="preserve">định nghĩa interface, module nghiệp vụ cài luật —</w:t>
+      </w:r>
+      <w:r>
+        <w:t xml:space="preserve"> </w:t>
+      </w:r>
+      <w:r>
+        <w:rPr>
+          <w:rStyle w:val="VerbatimChar"/>
+        </w:rPr>
+        <w:t xml:space="preserve">realtime.AssignmentChannelRule</w:t>
+      </w:r>
+      <w:r>
+        <w:t xml:space="preserve">). Kênh không luật nào phụ trách →</w:t>
+      </w:r>
+      <w:r>
+        <w:t xml:space="preserve"> </w:t>
+      </w:r>
+      <w:r>
+        <w:rPr>
+          <w:rStyle w:val="VerbatimChar"/>
+        </w:rPr>
+        <w:t xml:space="preserve">ERROR</w:t>
+      </w:r>
+      <w:r>
+        <w:t xml:space="preserve">.</w:t>
+      </w:r>
+    </w:p>
+    <w:p>
+      <w:pPr>
+        <w:pStyle w:val="FirstParagraph"/>
+      </w:pPr>
+      <w:r>
+        <w:rPr>
+          <w:b/>
+          <w:bCs/>
+        </w:rPr>
+        <w:t xml:space="preserve">Một tài khoản một phiên (FR-06, bước 9a):</w:t>
+      </w:r>
+      <w:r>
+        <w:t xml:space="preserve"> </w:t>
+      </w:r>
+      <w:r>
+        <w:t xml:space="preserve">đăng nhập thành công thì mọi phiên cũ của tài khoản bị thu hồi (</w:t>
+      </w:r>
+      <w:r>
+        <w:rPr>
+          <w:rStyle w:val="VerbatimChar"/>
+        </w:rPr>
+        <w:t xml:space="preserve">NEW_LOGIN</w:t>
+      </w:r>
+      <w:r>
+        <w:t xml:space="preserve">, bật / tắt bằng</w:t>
+      </w:r>
+      <w:r>
+        <w:t xml:space="preserve"> </w:t>
+      </w:r>
+      <w:r>
+        <w:rPr>
+          <w:rStyle w:val="VerbatimChar"/>
+        </w:rPr>
+        <w:t xml:space="preserve">app.session.single-login</w:t>
+      </w:r>
+      <w:r>
+        <w:t xml:space="preserve">). Mọi lần thu hồi hàng loạt (đăng nhập mới, đổi mật khẩu, khoá, đặt lại mật khẩu, dùng lại refresh token cũ) đi qua</w:t>
+      </w:r>
+      <w:r>
+        <w:t xml:space="preserve"> </w:t>
+      </w:r>
+      <w:r>
+        <w:rPr>
+          <w:rStyle w:val="VerbatimChar"/>
+        </w:rPr>
+        <w:t xml:space="preserve">SessionRevoker</w:t>
+      </w:r>
+      <w:r>
+        <w:t xml:space="preserve">, phát sự kiện</w:t>
+      </w:r>
+      <w:r>
+        <w:t xml:space="preserve"> </w:t>
+      </w:r>
+      <w:r>
+        <w:rPr>
+          <w:rStyle w:val="VerbatimChar"/>
+        </w:rPr>
+        <w:t xml:space="preserve">SessionsRevoked</w:t>
+      </w:r>
+      <w:r>
+        <w:t xml:space="preserve">;</w:t>
+      </w:r>
+      <w:r>
+        <w:t xml:space="preserve"> </w:t>
+      </w:r>
+      <w:r>
+        <w:rPr>
+          <w:b/>
+          <w:bCs/>
+        </w:rPr>
+        <w:t xml:space="preserve">sau commit</w:t>
+      </w:r>
+      <w:r>
+        <w:t xml:space="preserve">, mỗi kết nối WebSocket của phiên bị thu hồi nhận riêng</w:t>
+      </w:r>
+      <w:r>
+        <w:t xml:space="preserve"> </w:t>
+      </w:r>
+      <w:r>
+        <w:rPr>
+          <w:rStyle w:val="VerbatimChar"/>
+        </w:rPr>
+        <w:t xml:space="preserve">FORCE_LOGOUT</w:t>
+      </w:r>
+      <w:r>
+        <w:t xml:space="preserve"> </w:t>
+      </w:r>
+      <w:r>
+        <w:t xml:space="preserve">(gửi theo</w:t>
+      </w:r>
+      <w:r>
+        <w:t xml:space="preserve"> </w:t>
+      </w:r>
+      <w:r>
+        <w:rPr>
+          <w:rStyle w:val="VerbatimChar"/>
+        </w:rPr>
+        <w:t xml:space="preserve">simpSessionId</w:t>
+      </w:r>
+      <w:r>
+        <w:t xml:space="preserve">, thiết bị mới không nhận nhầm) rồi bị server đóng sau ~0,5 giây. REST với token cũ → 401 ngay; CONNECT lại bằng token cũ →</w:t>
+      </w:r>
+      <w:r>
+        <w:t xml:space="preserve"> </w:t>
+      </w:r>
+      <w:r>
+        <w:rPr>
+          <w:rStyle w:val="VerbatimChar"/>
+        </w:rPr>
+        <w:t xml:space="preserve">ERROR</w:t>
+      </w:r>
+      <w:r>
+        <w:t xml:space="preserve">.</w:t>
+      </w:r>
+    </w:p>
+    <w:p>
+      <w:pPr>
+        <w:pStyle w:val="BodyText"/>
+      </w:pPr>
+      <w:r>
+        <w:rPr>
+          <w:b/>
+          <w:bCs/>
+        </w:rPr>
+        <w:t xml:space="preserve">Tiến độ live và online (FR-54, FR-61, bước 9a):</w:t>
       </w:r>
     </w:p>
     <w:p>
@@ -15627,23 +19056,165 @@
         <w:pStyle w:val="Compact"/>
         <w:numPr>
           <w:ilvl w:val="0"/>
-          <w:numId w:val="1022"/>
+          <w:numId w:val="1029"/>
         </w:numPr>
       </w:pPr>
       <w:r>
-        <w:t xml:space="preserve">chỉ giáo viên chủ bài mới SUBSCRIBE được</w:t>
-      </w:r>
-      <w:r>
-        <w:t xml:space="preserve"> </w:t>
-      </w:r>
-      <w:r>
-        <w:rPr>
-          <w:rStyle w:val="VerbatimChar"/>
-        </w:rPr>
-        <w:t xml:space="preserve">/topic/assignments/{id}/...</w:t>
-      </w:r>
-      <w:r>
-        <w:t xml:space="preserve">;</w:t>
+        <w:rPr>
+          <w:rStyle w:val="VerbatimChar"/>
+        </w:rPr>
+        <w:t xml:space="preserve">progress</w:t>
+      </w:r>
+      <w:r>
+        <w:t xml:space="preserve">: đẩy sau commit khi sinh viên</w:t>
+      </w:r>
+      <w:r>
+        <w:t xml:space="preserve"> </w:t>
+      </w:r>
+      <w:r>
+        <w:rPr>
+          <w:b/>
+          <w:bCs/>
+        </w:rPr>
+        <w:t xml:space="preserve">lưu nháp lần đầu</w:t>
+      </w:r>
+      <w:r>
+        <w:t xml:space="preserve"> </w:t>
+      </w:r>
+      <w:r>
+        <w:t xml:space="preserve">(</w:t>
+      </w:r>
+      <w:r>
+        <w:rPr>
+          <w:rStyle w:val="VerbatimChar"/>
+        </w:rPr>
+        <w:t xml:space="preserve">DRAFT</w:t>
+      </w:r>
+      <w:r>
+        <w:t xml:space="preserve">),</w:t>
+      </w:r>
+      <w:r>
+        <w:t xml:space="preserve"> </w:t>
+      </w:r>
+      <w:r>
+        <w:rPr>
+          <w:b/>
+          <w:bCs/>
+        </w:rPr>
+        <w:t xml:space="preserve">nộp</w:t>
+      </w:r>
+      <w:r>
+        <w:t xml:space="preserve"> </w:t>
+      </w:r>
+      <w:r>
+        <w:t xml:space="preserve">(</w:t>
+      </w:r>
+      <w:r>
+        <w:rPr>
+          <w:rStyle w:val="VerbatimChar"/>
+        </w:rPr>
+        <w:t xml:space="preserve">SUBMITTED</w:t>
+      </w:r>
+      <w:r>
+        <w:t xml:space="preserve">, kèm</w:t>
+      </w:r>
+      <w:r>
+        <w:t xml:space="preserve"> </w:t>
+      </w:r>
+      <w:r>
+        <w:rPr>
+          <w:rStyle w:val="VerbatimChar"/>
+        </w:rPr>
+        <w:t xml:space="preserve">late</w:t>
+      </w:r>
+      <w:r>
+        <w:t xml:space="preserve">), giáo viên</w:t>
+      </w:r>
+      <w:r>
+        <w:t xml:space="preserve"> </w:t>
+      </w:r>
+      <w:r>
+        <w:rPr>
+          <w:b/>
+          <w:bCs/>
+        </w:rPr>
+        <w:t xml:space="preserve">trả bài</w:t>
+      </w:r>
+      <w:r>
+        <w:t xml:space="preserve"> </w:t>
+      </w:r>
+      <w:r>
+        <w:t xml:space="preserve">(</w:t>
+      </w:r>
+      <w:r>
+        <w:rPr>
+          <w:rStyle w:val="VerbatimChar"/>
+        </w:rPr>
+        <w:t xml:space="preserve">RETURNED</w:t>
+      </w:r>
+      <w:r>
+        <w:t xml:space="preserve">, kèm</w:t>
+      </w:r>
+      <w:r>
+        <w:t xml:space="preserve"> </w:t>
+      </w:r>
+      <w:r>
+        <w:rPr>
+          <w:rStyle w:val="VerbatimChar"/>
+        </w:rPr>
+        <w:t xml:space="preserve">score</w:t>
+      </w:r>
+      <w:r>
+        <w:t xml:space="preserve"> </w:t>
+      </w:r>
+      <w:r>
+        <w:t xml:space="preserve">đã làm tròn) hoặc</w:t>
+      </w:r>
+      <w:r>
+        <w:t xml:space="preserve"> </w:t>
+      </w:r>
+      <w:r>
+        <w:rPr>
+          <w:b/>
+          <w:bCs/>
+        </w:rPr>
+        <w:t xml:space="preserve">yêu cầu sửa</w:t>
+      </w:r>
+      <w:r>
+        <w:t xml:space="preserve"> </w:t>
+      </w:r>
+      <w:r>
+        <w:t xml:space="preserve">(</w:t>
+      </w:r>
+      <w:r>
+        <w:rPr>
+          <w:rStyle w:val="VerbatimChar"/>
+        </w:rPr>
+        <w:t xml:space="preserve">REVISION_REQUESTED</w:t>
+      </w:r>
+      <w:r>
+        <w:t xml:space="preserve">, kèm</w:t>
+      </w:r>
+      <w:r>
+        <w:t xml:space="preserve"> </w:t>
+      </w:r>
+      <w:r>
+        <w:rPr>
+          <w:rStyle w:val="VerbatimChar"/>
+        </w:rPr>
+        <w:t xml:space="preserve">score</w:t>
+      </w:r>
+      <w:r>
+        <w:t xml:space="preserve">). Lưu chấm nháp (</w:t>
+      </w:r>
+      <w:r>
+        <w:rPr>
+          <w:rStyle w:val="VerbatimChar"/>
+        </w:rPr>
+        <w:t xml:space="preserve">GRADED</w:t>
+      </w:r>
+      <w:r>
+        <w:t xml:space="preserve">) không đẩy — chỉ giáo viên đó thấy, ở màn chấm.</w:t>
       </w:r>
     </w:p>
     <w:p>
@@ -15651,11 +19222,176 @@
         <w:pStyle w:val="Compact"/>
         <w:numPr>
           <w:ilvl w:val="0"/>
-          <w:numId w:val="1022"/>
+          <w:numId w:val="1029"/>
         </w:numPr>
       </w:pPr>
       <w:r>
-        <w:t xml:space="preserve">chỉ chủ bài nộp và giáo viên của bài mới vào được kênh</w:t>
+        <w:rPr>
+          <w:rStyle w:val="VerbatimChar"/>
+        </w:rPr>
+        <w:t xml:space="preserve">presence</w:t>
+      </w:r>
+      <w:r>
+        <w:t xml:space="preserve">: giữ trong bộ nhớ. Sinh viên có kết nối đầu tiên / mất kết nối cuối cùng →</w:t>
+      </w:r>
+      <w:r>
+        <w:t xml:space="preserve"> </w:t>
+      </w:r>
+      <w:r>
+        <w:rPr>
+          <w:rStyle w:val="VerbatimChar"/>
+        </w:rPr>
+        <w:t xml:space="preserve">online</w:t>
+      </w:r>
+      <w:r>
+        <w:t xml:space="preserve"> </w:t>
+      </w:r>
+      <w:r>
+        <w:t xml:space="preserve">true / false gửi tới kênh của</w:t>
+      </w:r>
+      <w:r>
+        <w:t xml:space="preserve"> </w:t>
+      </w:r>
+      <w:r>
+        <w:rPr>
+          <w:b/>
+          <w:bCs/>
+        </w:rPr>
+        <w:t xml:space="preserve">mọi bài sinh viên đang được giao</w:t>
+      </w:r>
+      <w:r>
+        <w:t xml:space="preserve">. Mở / đổi / rời phần →</w:t>
+      </w:r>
+      <w:r>
+        <w:t xml:space="preserve"> </w:t>
+      </w:r>
+      <w:r>
+        <w:rPr>
+          <w:rStyle w:val="VerbatimChar"/>
+        </w:rPr>
+        <w:t xml:space="preserve">viewingPartId</w:t>
+      </w:r>
+      <w:r>
+        <w:t xml:space="preserve"> </w:t>
+      </w:r>
+      <w:r>
+        <w:t xml:space="preserve">gửi tới kênh của bài đó. Bài không được thấy hoặc phần không thuộc bài → bỏ qua (không lỗi, không lộ thông tin).</w:t>
+      </w:r>
+    </w:p>
+    <w:p>
+      <w:pPr>
+        <w:pStyle w:val="Compact"/>
+        <w:numPr>
+          <w:ilvl w:val="0"/>
+          <w:numId w:val="1029"/>
+        </w:numPr>
+      </w:pPr>
+      <w:r>
+        <w:t xml:space="preserve">Ma trận tiến độ REST (A.6) có sẵn</w:t>
+      </w:r>
+      <w:r>
+        <w:t xml:space="preserve"> </w:t>
+      </w:r>
+      <w:r>
+        <w:rPr>
+          <w:rStyle w:val="VerbatimChar"/>
+        </w:rPr>
+        <w:t xml:space="preserve">online</w:t>
+      </w:r>
+      <w:r>
+        <w:t xml:space="preserve">,</w:t>
+      </w:r>
+      <w:r>
+        <w:t xml:space="preserve"> </w:t>
+      </w:r>
+      <w:r>
+        <w:rPr>
+          <w:rStyle w:val="VerbatimChar"/>
+        </w:rPr>
+        <w:t xml:space="preserve">viewingPartId</w:t>
+      </w:r>
+      <w:r>
+        <w:t xml:space="preserve"> </w:t>
+      </w:r>
+      <w:r>
+        <w:t xml:space="preserve">của mỗi hàng làm trạng thái ban đầu; sau đó client cập nhật theo hai kênh trên.</w:t>
+      </w:r>
+    </w:p>
+    <w:p>
+      <w:pPr>
+        <w:pStyle w:val="Compact"/>
+        <w:numPr>
+          <w:ilvl w:val="0"/>
+          <w:numId w:val="1029"/>
+        </w:numPr>
+      </w:pPr>
+      <w:r>
+        <w:t xml:space="preserve">Luật hiện có: chỉ</w:t>
+      </w:r>
+      <w:r>
+        <w:t xml:space="preserve"> </w:t>
+      </w:r>
+      <w:r>
+        <w:rPr>
+          <w:b/>
+          <w:bCs/>
+        </w:rPr>
+        <w:t xml:space="preserve">giáo viên chủ bài</w:t>
+      </w:r>
+      <w:r>
+        <w:t xml:space="preserve"> </w:t>
+      </w:r>
+      <w:r>
+        <w:t xml:space="preserve">SUBSCRIBE được</w:t>
+      </w:r>
+      <w:r>
+        <w:t xml:space="preserve"> </w:t>
+      </w:r>
+      <w:r>
+        <w:rPr>
+          <w:rStyle w:val="VerbatimChar"/>
+        </w:rPr>
+        <w:t xml:space="preserve">/topic/assignments/{id}/progress|presence</w:t>
+      </w:r>
+      <w:r>
+        <w:t xml:space="preserve">; chỉ</w:t>
+      </w:r>
+      <w:r>
+        <w:t xml:space="preserve"> </w:t>
+      </w:r>
+      <w:r>
+        <w:rPr>
+          <w:b/>
+          <w:bCs/>
+        </w:rPr>
+        <w:t xml:space="preserve">sinh viên</w:t>
+      </w:r>
+      <w:r>
+        <w:t xml:space="preserve"> </w:t>
+      </w:r>
+      <w:r>
+        <w:t xml:space="preserve">SEND được</w:t>
+      </w:r>
+      <w:r>
+        <w:t xml:space="preserve"> </w:t>
+      </w:r>
+      <w:r>
+        <w:rPr>
+          <w:rStyle w:val="VerbatimChar"/>
+        </w:rPr>
+        <w:t xml:space="preserve">/app/presence/viewing</w:t>
+      </w:r>
+      <w:r>
+        <w:t xml:space="preserve">. Kênh chat (</w:t>
+      </w:r>
+      <w:r>
+        <w:rPr>
+          <w:rStyle w:val="VerbatimChar"/>
+        </w:rPr>
+        <w:t xml:space="preserve">chat.ChatChannelRule</w:t>
+      </w:r>
+      <w:r>
+        <w:t xml:space="preserve">, bước 9b): chỉ chủ bài nộp và giáo viên của bài vào được</w:t>
       </w:r>
       <w:r>
         <w:t xml:space="preserve"> </w:t>
@@ -15665,6 +19401,18 @@
           <w:rStyle w:val="VerbatimChar"/>
         </w:rPr>
         <w:t xml:space="preserve">submission-{id}</w:t>
+      </w:r>
+      <w:r>
+        <w:t xml:space="preserve">; thành viên và giáo viên của lớp vào được</w:t>
+      </w:r>
+      <w:r>
+        <w:t xml:space="preserve"> </w:t>
+      </w:r>
+      <w:r>
+        <w:rPr>
+          <w:rStyle w:val="VerbatimChar"/>
+        </w:rPr>
+        <w:t xml:space="preserve">class-{id}</w:t>
       </w:r>
       <w:r>
         <w:t xml:space="preserve">.</w:t>
@@ -16154,7 +19902,34 @@
               <w:t xml:space="preserve"> </w:t>
             </w:r>
             <w:r>
-              <w:t xml:space="preserve">xử lý (mặc định 16 luồng). Pool đầy thì trả ngay</w:t>
+              <w:t xml:space="preserve">xử lý (mặc định 16 luồng,</w:t>
+            </w:r>
+            <w:r>
+              <w:t xml:space="preserve"> </w:t>
+            </w:r>
+            <w:r>
+              <w:rPr>
+                <w:rStyle w:val="VerbatimChar"/>
+              </w:rPr>
+              <w:t xml:space="preserve">app.tcp.threads</w:t>
+            </w:r>
+            <w:r>
+              <w:t xml:space="preserve">). Số phiên đồng thời giới hạn bằng</w:t>
+            </w:r>
+            <w:r>
+              <w:t xml:space="preserve"> </w:t>
+            </w:r>
+            <w:r>
+              <w:rPr>
+                <w:rStyle w:val="VerbatimChar"/>
+              </w:rPr>
+              <w:t xml:space="preserve">Semaphore</w:t>
+            </w:r>
+            <w:r>
+              <w:t xml:space="preserve"> </w:t>
+            </w:r>
+            <w:r>
+              <w:t xml:space="preserve">cùng cỡ: hết chỗ thì trả ngay</w:t>
             </w:r>
             <w:r>
               <w:t xml:space="preserve"> </w:t>
@@ -17450,13 +21225,13 @@
       </w:r>
     </w:p>
     <w:bookmarkEnd w:id="36"/>
-    <w:bookmarkStart w:id="37" w:name="c7-ghi-chú-cài-đặt"/>
+    <w:bookmarkStart w:id="37" w:name="c7-ghi-chú-cài-đặt-đã-cài-ở-bước-11"/>
     <w:p>
       <w:pPr>
         <w:pStyle w:val="Heading3"/>
       </w:pPr>
       <w:r>
-        <w:t xml:space="preserve">C.7 Ghi chú cài đặt</w:t>
+        <w:t xml:space="preserve">C.7 Ghi chú cài đặt (đã cài ở bước 11)</w:t>
       </w:r>
     </w:p>
     <w:p>
@@ -17464,7 +21239,7 @@
         <w:pStyle w:val="Compact"/>
         <w:numPr>
           <w:ilvl w:val="0"/>
-          <w:numId w:val="1023"/>
+          <w:numId w:val="1030"/>
         </w:numPr>
       </w:pPr>
       <w:r>
@@ -17495,11 +21270,11 @@
         <w:pStyle w:val="Compact"/>
         <w:numPr>
           <w:ilvl w:val="1"/>
-          <w:numId w:val="1024"/>
+          <w:numId w:val="1031"/>
         </w:numPr>
       </w:pPr>
       <w:r>
-        <w:t xml:space="preserve">khởi động cùng Spring (</w:t>
+        <w:t xml:space="preserve">khởi động / dừng cùng Spring (</w:t>
       </w:r>
       <w:r>
         <w:rPr>
@@ -17508,7 +21283,19 @@
         <w:t xml:space="preserve">SmartLifecycle</w:t>
       </w:r>
       <w:r>
-        <w:t xml:space="preserve">);</w:t>
+        <w:t xml:space="preserve">); cấu hình</w:t>
+      </w:r>
+      <w:r>
+        <w:t xml:space="preserve"> </w:t>
+      </w:r>
+      <w:r>
+        <w:rPr>
+          <w:rStyle w:val="VerbatimChar"/>
+        </w:rPr>
+        <w:t xml:space="preserve">app.tcp.{enabled, port, threads, read-timeout, session-timeout, max-payload}</w:t>
+      </w:r>
+      <w:r>
+        <w:t xml:space="preserve">;</w:t>
       </w:r>
     </w:p>
     <w:p>
@@ -17516,7 +21303,7 @@
         <w:pStyle w:val="Compact"/>
         <w:numPr>
           <w:ilvl w:val="1"/>
-          <w:numId w:val="1024"/>
+          <w:numId w:val="1031"/>
         </w:numPr>
       </w:pPr>
       <w:r>
@@ -17532,7 +21319,52 @@
         <w:t xml:space="preserve">accept()</w:t>
       </w:r>
       <w:r>
-        <w:t xml:space="preserve">, socket nhận được giao cho thread pool;</w:t>
+        <w:t xml:space="preserve">; socket nhận được giao cho</w:t>
+      </w:r>
+      <w:r>
+        <w:t xml:space="preserve"> </w:t>
+      </w:r>
+      <w:r>
+        <w:rPr>
+          <w:rStyle w:val="VerbatimChar"/>
+        </w:rPr>
+        <w:t xml:space="preserve">ExecutorService</w:t>
+      </w:r>
+      <w:r>
+        <w:t xml:space="preserve"> </w:t>
+      </w:r>
+      <w:r>
+        <w:t xml:space="preserve">cỡ cố định;</w:t>
+      </w:r>
+      <w:r>
+        <w:t xml:space="preserve"> </w:t>
+      </w:r>
+      <w:r>
+        <w:rPr>
+          <w:rStyle w:val="VerbatimChar"/>
+        </w:rPr>
+        <w:t xml:space="preserve">Semaphore</w:t>
+      </w:r>
+      <w:r>
+        <w:t xml:space="preserve"> </w:t>
+      </w:r>
+      <w:r>
+        <w:t xml:space="preserve">giữ số phiên ≤ số luồng, hết chỗ →</w:t>
+      </w:r>
+      <w:r>
+        <w:t xml:space="preserve"> </w:t>
+      </w:r>
+      <w:r>
+        <w:rPr>
+          <w:rStyle w:val="VerbatimChar"/>
+        </w:rPr>
+        <w:t xml:space="preserve">ERR 503</w:t>
+      </w:r>
+      <w:r>
+        <w:t xml:space="preserve"> </w:t>
+      </w:r>
+      <w:r>
+        <w:t xml:space="preserve">ngay;</w:t>
       </w:r>
     </w:p>
     <w:p>
@@ -17540,20 +21372,44 @@
         <w:pStyle w:val="Compact"/>
         <w:numPr>
           <w:ilvl w:val="1"/>
-          <w:numId w:val="1024"/>
+          <w:numId w:val="1031"/>
         </w:numPr>
       </w:pPr>
       <w:r>
-        <w:t xml:space="preserve">mỗi socket đặt</w:t>
-      </w:r>
-      <w:r>
-        <w:t xml:space="preserve"> </w:t>
-      </w:r>
-      <w:r>
-        <w:rPr>
-          <w:rStyle w:val="VerbatimChar"/>
-        </w:rPr>
-        <w:t xml:space="preserve">setSoTimeout(30_000)</w:t>
+        <w:t xml:space="preserve">mỗi phiên (</w:t>
+      </w:r>
+      <w:r>
+        <w:rPr>
+          <w:rStyle w:val="VerbatimChar"/>
+        </w:rPr>
+        <w:t xml:space="preserve">TcpImportSession</w:t>
+      </w:r>
+      <w:r>
+        <w:t xml:space="preserve">) đặt</w:t>
+      </w:r>
+      <w:r>
+        <w:t xml:space="preserve"> </w:t>
+      </w:r>
+      <w:r>
+        <w:rPr>
+          <w:rStyle w:val="VerbatimChar"/>
+        </w:rPr>
+        <w:t xml:space="preserve">setSoTimeout</w:t>
+      </w:r>
+      <w:r>
+        <w:t xml:space="preserve"> </w:t>
+      </w:r>
+      <w:r>
+        <w:t xml:space="preserve">= min(timeout đọc 30 s, thời gian phiên còn lại trong 5 phút); hết →</w:t>
+      </w:r>
+      <w:r>
+        <w:t xml:space="preserve"> </w:t>
+      </w:r>
+      <w:r>
+        <w:rPr>
+          <w:rStyle w:val="VerbatimChar"/>
+        </w:rPr>
+        <w:t xml:space="preserve">ERR 408</w:t>
       </w:r>
       <w:r>
         <w:t xml:space="preserve">;</w:t>
@@ -17564,26 +21420,26 @@
         <w:pStyle w:val="Compact"/>
         <w:numPr>
           <w:ilvl w:val="1"/>
-          <w:numId w:val="1024"/>
+          <w:numId w:val="1031"/>
         </w:numPr>
       </w:pPr>
       <w:r>
-        <w:t xml:space="preserve">đọc dòng bằng</w:t>
-      </w:r>
-      <w:r>
-        <w:t xml:space="preserve"> </w:t>
-      </w:r>
-      <w:r>
-        <w:rPr>
-          <w:rStyle w:val="VerbatimChar"/>
-        </w:rPr>
-        <w:t xml:space="preserve">BufferedInputStream</w:t>
-      </w:r>
-      <w:r>
-        <w:t xml:space="preserve"> </w:t>
-      </w:r>
-      <w:r>
-        <w:t xml:space="preserve">tự tách theo</w:t>
+        <w:t xml:space="preserve">đọc khung tin bằng</w:t>
+      </w:r>
+      <w:r>
+        <w:t xml:space="preserve"> </w:t>
+      </w:r>
+      <w:r>
+        <w:rPr>
+          <w:rStyle w:val="VerbatimChar"/>
+        </w:rPr>
+        <w:t xml:space="preserve">FrameReader</w:t>
+      </w:r>
+      <w:r>
+        <w:t xml:space="preserve"> </w:t>
+      </w:r>
+      <w:r>
+        <w:t xml:space="preserve">(đọc từng byte tới</w:t>
       </w:r>
       <w:r>
         <w:t xml:space="preserve"> </w:t>
@@ -17595,10 +21451,34 @@
         <w:t xml:space="preserve">\n</w:t>
       </w:r>
       <w:r>
-        <w:t xml:space="preserve"> </w:t>
-      </w:r>
-      <w:r>
-        <w:t xml:space="preserve">(không dùng</w:t>
+        <w:t xml:space="preserve">, rồi</w:t>
+      </w:r>
+      <w:r>
+        <w:t xml:space="preserve"> </w:t>
+      </w:r>
+      <w:r>
+        <w:rPr>
+          <w:rStyle w:val="VerbatimChar"/>
+        </w:rPr>
+        <w:t xml:space="preserve">readNBytes</w:t>
+      </w:r>
+      <w:r>
+        <w:t xml:space="preserve"> </w:t>
+      </w:r>
+      <w:r>
+        <w:t xml:space="preserve">đúng</w:t>
+      </w:r>
+      <w:r>
+        <w:t xml:space="preserve"> </w:t>
+      </w:r>
+      <w:r>
+        <w:rPr>
+          <w:rStyle w:val="VerbatimChar"/>
+        </w:rPr>
+        <w:t xml:space="preserve">byteLength</w:t>
+      </w:r>
+      <w:r>
+        <w:t xml:space="preserve">) — không dùng</w:t>
       </w:r>
       <w:r>
         <w:t xml:space="preserve"> </w:t>
@@ -17613,7 +21493,7 @@
         <w:t xml:space="preserve"> </w:t>
       </w:r>
       <w:r>
-        <w:t xml:space="preserve">vì cần đọc chính xác số byte của phần CSV);</w:t>
+        <w:t xml:space="preserve">vì nó đọc trước vào bộ đệm làm lệch phần CSV;</w:t>
       </w:r>
     </w:p>
     <w:p>
@@ -17621,10 +21501,76 @@
         <w:pStyle w:val="Compact"/>
         <w:numPr>
           <w:ilvl w:val="1"/>
-          <w:numId w:val="1024"/>
+          <w:numId w:val="1031"/>
         </w:numPr>
       </w:pPr>
       <w:r>
+        <w:t xml:space="preserve">tài khoản phải đổi mật khẩu hoặc vai trò STUDENT →</w:t>
+      </w:r>
+      <w:r>
+        <w:t xml:space="preserve"> </w:t>
+      </w:r>
+      <w:r>
+        <w:rPr>
+          <w:rStyle w:val="VerbatimChar"/>
+        </w:rPr>
+        <w:t xml:space="preserve">ERR 403</w:t>
+      </w:r>
+      <w:r>
+        <w:t xml:space="preserve"> </w:t>
+      </w:r>
+      <w:r>
+        <w:t xml:space="preserve">sau</w:t>
+      </w:r>
+      <w:r>
+        <w:t xml:space="preserve"> </w:t>
+      </w:r>
+      <w:r>
+        <w:rPr>
+          <w:rStyle w:val="VerbatimChar"/>
+        </w:rPr>
+        <w:t xml:space="preserve">AUTH</w:t>
+      </w:r>
+      <w:r>
+        <w:t xml:space="preserve">;</w:t>
+      </w:r>
+    </w:p>
+    <w:p>
+      <w:pPr>
+        <w:pStyle w:val="Compact"/>
+        <w:numPr>
+          <w:ilvl w:val="1"/>
+          <w:numId w:val="1031"/>
+        </w:numPr>
+      </w:pPr>
+      <w:r>
+        <w:t xml:space="preserve">lỗi nghiệp vụ đổi sang mã TCP:</w:t>
+      </w:r>
+      <w:r>
+        <w:t xml:space="preserve"> </w:t>
+      </w:r>
+      <w:r>
+        <w:rPr>
+          <w:rStyle w:val="VerbatimChar"/>
+        </w:rPr>
+        <w:t xml:space="preserve">BAD_FILE</w:t>
+      </w:r>
+      <w:r>
+        <w:t xml:space="preserve"> </w:t>
+      </w:r>
+      <w:r>
+        <w:t xml:space="preserve">→ 415, 403 / 404 / 400 giữ nguyên, còn lại → 500;</w:t>
+      </w:r>
+    </w:p>
+    <w:p>
+      <w:pPr>
+        <w:pStyle w:val="Compact"/>
+        <w:numPr>
+          <w:ilvl w:val="1"/>
+          <w:numId w:val="1031"/>
+        </w:numPr>
+      </w:pPr>
+      <w:r>
         <w:t xml:space="preserve">khi Spring tắt thì đóng</w:t>
       </w:r>
       <w:r>
@@ -17649,7 +21595,7 @@
         <w:rPr>
           <w:rStyle w:val="VerbatimChar"/>
         </w:rPr>
-        <w:t xml:space="preserve">shutdown()</w:t>
+        <w:t xml:space="preserve">shutdownNow()</w:t>
       </w:r>
       <w:r>
         <w:t xml:space="preserve"> </w:t>
@@ -17663,7 +21609,7 @@
         <w:pStyle w:val="Compact"/>
         <w:numPr>
           <w:ilvl w:val="0"/>
-          <w:numId w:val="1023"/>
+          <w:numId w:val="1030"/>
         </w:numPr>
       </w:pPr>
       <w:r>
@@ -17677,22 +21623,43 @@
         <w:t xml:space="preserve"> </w:t>
       </w:r>
       <w:r>
-        <w:t xml:space="preserve">gọi đúng</w:t>
-      </w:r>
-      <w:r>
-        <w:t xml:space="preserve"> </w:t>
-      </w:r>
-      <w:r>
-        <w:rPr>
-          <w:rStyle w:val="VerbatimChar"/>
-        </w:rPr>
-        <w:t xml:space="preserve">StudentImportService</w:t>
-      </w:r>
-      <w:r>
-        <w:t xml:space="preserve"> </w:t>
-      </w:r>
-      <w:r>
-        <w:t xml:space="preserve">của luồng HTTP, nên kết quả hai cách import là như nhau.</w:t>
+        <w:rPr>
+          <w:rStyle w:val="VerbatimChar"/>
+        </w:rPr>
+        <w:t xml:space="preserve">StudentImportService.requireImportableClass</w:t>
+      </w:r>
+      <w:r>
+        <w:t xml:space="preserve"> </w:t>
+      </w:r>
+      <w:r>
+        <w:t xml:space="preserve">(kiểm tra lớp trước khi nhận dữ liệu) và</w:t>
+      </w:r>
+      <w:r>
+        <w:t xml:space="preserve"> </w:t>
+      </w:r>
+      <w:r>
+        <w:rPr>
+          <w:rStyle w:val="VerbatimChar"/>
+        </w:rPr>
+        <w:t xml:space="preserve">importCsv</w:t>
+      </w:r>
+      <w:r>
+        <w:t xml:space="preserve"> </w:t>
+      </w:r>
+      <w:r>
+        <w:t xml:space="preserve">dùng chung lõi xử lý dòng với import HTTP, nên kết quả hai cách import là như nhau. Mật khẩu tạm trả thẳng trong các dòng</w:t>
+      </w:r>
+      <w:r>
+        <w:t xml:space="preserve"> </w:t>
+      </w:r>
+      <w:r>
+        <w:rPr>
+          <w:rStyle w:val="VerbatimChar"/>
+        </w:rPr>
+        <w:t xml:space="preserve">CRED</w:t>
+      </w:r>
+      <w:r>
+        <w:t xml:space="preserve">, không lưu, không ghi log.</w:t>
       </w:r>
     </w:p>
     <w:p>
@@ -17700,7 +21667,7 @@
         <w:pStyle w:val="Compact"/>
         <w:numPr>
           <w:ilvl w:val="0"/>
-          <w:numId w:val="1023"/>
+          <w:numId w:val="1030"/>
         </w:numPr>
       </w:pPr>
       <w:r>
@@ -17720,49 +21687,64 @@
         <w:rPr>
           <w:rStyle w:val="VerbatimChar"/>
         </w:rPr>
-        <w:t xml:space="preserve">admin-cli</w:t>
-      </w:r>
-      <w:r>
-        <w:t xml:space="preserve">): Java thuần, dùng</w:t>
-      </w:r>
-      <w:r>
-        <w:t xml:space="preserve"> </w:t>
-      </w:r>
-      <w:r>
-        <w:rPr>
-          <w:rStyle w:val="VerbatimChar"/>
-        </w:rPr>
-        <w:t xml:space="preserve">Socket</w:t>
-      </w:r>
-      <w:r>
-        <w:t xml:space="preserve">,</w:t>
-      </w:r>
-      <w:r>
-        <w:t xml:space="preserve"> </w:t>
-      </w:r>
-      <w:r>
-        <w:rPr>
-          <w:rStyle w:val="VerbatimChar"/>
-        </w:rPr>
-        <w:t xml:space="preserve">DataOutputStream</w:t>
-      </w:r>
-      <w:r>
-        <w:t xml:space="preserve"> </w:t>
-      </w:r>
-      <w:r>
-        <w:t xml:space="preserve">và</w:t>
-      </w:r>
-      <w:r>
-        <w:t xml:space="preserve"> </w:t>
-      </w:r>
-      <w:r>
-        <w:rPr>
-          <w:rStyle w:val="VerbatimChar"/>
-        </w:rPr>
-        <w:t xml:space="preserve">BufferedInputStream</w:t>
-      </w:r>
-      <w:r>
-        <w:t xml:space="preserve">, in thanh tiến trình theo</w:t>
+        <w:t xml:space="preserve">admin-cli/</w:t>
+      </w:r>
+      <w:r>
+        <w:t xml:space="preserve">, Java thuần, không thư viện ngoài):</w:t>
+      </w:r>
+      <w:r>
+        <w:t xml:space="preserve"> </w:t>
+      </w:r>
+      <w:r>
+        <w:rPr>
+          <w:rStyle w:val="VerbatimChar"/>
+        </w:rPr>
+        <w:t xml:space="preserve">java -jar admin-cli.jar import --class &lt;mã lớp&gt; --file &lt;ds.csv&gt; --user &lt;tên&gt; [--password …] [--email] [--out …]</w:t>
+      </w:r>
+      <w:r>
+        <w:t xml:space="preserve"> </w:t>
+      </w:r>
+      <w:r>
+        <w:t xml:space="preserve">hoặc</w:t>
+      </w:r>
+      <w:r>
+        <w:t xml:space="preserve"> </w:t>
+      </w:r>
+      <w:r>
+        <w:rPr>
+          <w:rStyle w:val="VerbatimChar"/>
+        </w:rPr>
+        <w:t xml:space="preserve">ping</w:t>
+      </w:r>
+      <w:r>
+        <w:t xml:space="preserve">. Đăng nhập qua</w:t>
+      </w:r>
+      <w:r>
+        <w:t xml:space="preserve"> </w:t>
+      </w:r>
+      <w:r>
+        <w:rPr>
+          <w:rStyle w:val="VerbatimChar"/>
+        </w:rPr>
+        <w:t xml:space="preserve">POST /api/auth/login</w:t>
+      </w:r>
+      <w:r>
+        <w:t xml:space="preserve"> </w:t>
+      </w:r>
+      <w:r>
+        <w:t xml:space="preserve">để lấy token (hoặc</w:t>
+      </w:r>
+      <w:r>
+        <w:t xml:space="preserve"> </w:t>
+      </w:r>
+      <w:r>
+        <w:rPr>
+          <w:rStyle w:val="VerbatimChar"/>
+        </w:rPr>
+        <w:t xml:space="preserve">--token</w:t>
+      </w:r>
+      <w:r>
+        <w:t xml:space="preserve">), vẽ thanh tiến trình theo</w:t>
       </w:r>
       <w:r>
         <w:t xml:space="preserve"> </w:t>
@@ -17789,7 +21771,31 @@
         <w:t xml:space="preserve"> </w:t>
       </w:r>
       <w:r>
-        <w:t xml:space="preserve">ra file CSV.</w:t>
+        <w:t xml:space="preserve">ra file CSV (UTF-8 có BOM). Mã thoát: 0 thành công, 1 lỗi kết nối /</w:t>
+      </w:r>
+      <w:r>
+        <w:t xml:space="preserve"> </w:t>
+      </w:r>
+      <w:r>
+        <w:rPr>
+          <w:rStyle w:val="VerbatimChar"/>
+        </w:rPr>
+        <w:t xml:space="preserve">ERR</w:t>
+      </w:r>
+      <w:r>
+        <w:t xml:space="preserve">, 2 sai tham số. Chi tiết:</w:t>
+      </w:r>
+      <w:r>
+        <w:t xml:space="preserve"> </w:t>
+      </w:r>
+      <w:r>
+        <w:rPr>
+          <w:rStyle w:val="VerbatimChar"/>
+        </w:rPr>
+        <w:t xml:space="preserve">admin-cli/README.md</w:t>
+      </w:r>
+      <w:r>
+        <w:t xml:space="preserve">.</w:t>
       </w:r>
     </w:p>
     <w:p>
@@ -17797,7 +21803,7 @@
         <w:pStyle w:val="Compact"/>
         <w:numPr>
           <w:ilvl w:val="0"/>
-          <w:numId w:val="1023"/>
+          <w:numId w:val="1030"/>
         </w:numPr>
       </w:pPr>
       <w:r>
@@ -17813,11 +21819,29 @@
         <w:pStyle w:val="Compact"/>
         <w:numPr>
           <w:ilvl w:val="1"/>
-          <w:numId w:val="1025"/>
+          <w:numId w:val="1032"/>
         </w:numPr>
       </w:pPr>
       <w:r>
-        <w:t xml:space="preserve">unit test cho bộ phân tích khung tin (đúng cú pháp, sai cú pháp, dòng quá dài, thiếu byte);</w:t>
+        <w:t xml:space="preserve">unit test cho bộ phân tích lệnh (</w:t>
+      </w:r>
+      <w:r>
+        <w:rPr>
+          <w:rStyle w:val="VerbatimChar"/>
+        </w:rPr>
+        <w:t xml:space="preserve">TcpCommandTest</w:t>
+      </w:r>
+      <w:r>
+        <w:t xml:space="preserve">) và đọc khung tin (</w:t>
+      </w:r>
+      <w:r>
+        <w:rPr>
+          <w:rStyle w:val="VerbatimChar"/>
+        </w:rPr>
+        <w:t xml:space="preserve">FrameReaderTest</w:t>
+      </w:r>
+      <w:r>
+        <w:t xml:space="preserve">: đúng cú pháp, sai cú pháp, dòng quá dài, thiếu byte);</w:t>
       </w:r>
     </w:p>
     <w:p>
@@ -17825,11 +21849,50 @@
         <w:pStyle w:val="Compact"/>
         <w:numPr>
           <w:ilvl w:val="1"/>
-          <w:numId w:val="1025"/>
+          <w:numId w:val="1032"/>
         </w:numPr>
       </w:pPr>
       <w:r>
-        <w:t xml:space="preserve">test tích hợp mở socket thật tới cổng ngẫu nhiên.</w:t>
+        <w:t xml:space="preserve">test tích hợp mở socket thật tới cổng ngẫu nhiên (</w:t>
+      </w:r>
+      <w:r>
+        <w:rPr>
+          <w:rStyle w:val="VerbatimChar"/>
+        </w:rPr>
+        <w:t xml:space="preserve">TcpImportIntegrationTest</w:t>
+      </w:r>
+      <w:r>
+        <w:t xml:space="preserve">): phiên đầy đủ, lỗi xác thực, lỗi 400 giữ kết nối, 403 / 404 / 413 / 415, admin, timeout 408, pool đầy 503;</w:t>
+      </w:r>
+    </w:p>
+    <w:p>
+      <w:pPr>
+        <w:pStyle w:val="Compact"/>
+        <w:numPr>
+          <w:ilvl w:val="1"/>
+          <w:numId w:val="1032"/>
+        </w:numPr>
+      </w:pPr>
+      <w:r>
+        <w:rPr>
+          <w:rStyle w:val="VerbatimChar"/>
+        </w:rPr>
+        <w:t xml:space="preserve">admin-cli</w:t>
+      </w:r>
+      <w:r>
+        <w:t xml:space="preserve"> </w:t>
+      </w:r>
+      <w:r>
+        <w:t xml:space="preserve">có test với server giả (</w:t>
+      </w:r>
+      <w:r>
+        <w:rPr>
+          <w:rStyle w:val="VerbatimChar"/>
+        </w:rPr>
+        <w:t xml:space="preserve">ImportClientTest</w:t>
+      </w:r>
+      <w:r>
+        <w:t xml:space="preserve">).</w:t>
       </w:r>
     </w:p>
     <w:bookmarkEnd w:id="37"/>
@@ -18236,6 +22299,27 @@
     <w:abstractNumId w:val="991"/>
   </w:num>
   <w:num w:numId="1025">
+    <w:abstractNumId w:val="991"/>
+  </w:num>
+  <w:num w:numId="1026">
+    <w:abstractNumId w:val="991"/>
+  </w:num>
+  <w:num w:numId="1027">
+    <w:abstractNumId w:val="991"/>
+  </w:num>
+  <w:num w:numId="1028">
+    <w:abstractNumId w:val="991"/>
+  </w:num>
+  <w:num w:numId="1029">
+    <w:abstractNumId w:val="991"/>
+  </w:num>
+  <w:num w:numId="1030">
+    <w:abstractNumId w:val="991"/>
+  </w:num>
+  <w:num w:numId="1031">
+    <w:abstractNumId w:val="991"/>
+  </w:num>
+  <w:num w:numId="1032">
     <w:abstractNumId w:val="991"/>
   </w:num>
 </w:numbering>

--- a/docx/05-api.docx
+++ b/docx/05-api.docx
@@ -907,7 +907,7 @@
         <w:rPr>
           <w:rStyle w:val="DataTypeTok"/>
         </w:rPr>
-        <w:t xml:space="preserve">"message"</w:t>
+        <w:t xml:space="preserve">"errorCode"</w:t>
       </w:r>
       <w:r>
         <w:rPr>
@@ -925,6 +925,45 @@
         <w:rPr>
           <w:rStyle w:val="StringTok"/>
         </w:rPr>
+        <w:t xml:space="preserve">"DEADLINE_PASSED"</w:t>
+      </w:r>
+      <w:r>
+        <w:rPr>
+          <w:rStyle w:val="FunctionTok"/>
+        </w:rPr>
+        <w:t xml:space="preserve">,</w:t>
+      </w:r>
+      <w:r>
+        <w:br/>
+      </w:r>
+      <w:r>
+        <w:rPr>
+          <w:rStyle w:val="NormalTok"/>
+        </w:rPr>
+        <w:t xml:space="preserve">  </w:t>
+      </w:r>
+      <w:r>
+        <w:rPr>
+          <w:rStyle w:val="DataTypeTok"/>
+        </w:rPr>
+        <w:t xml:space="preserve">"errorMessage"</w:t>
+      </w:r>
+      <w:r>
+        <w:rPr>
+          <w:rStyle w:val="FunctionTok"/>
+        </w:rPr>
+        <w:t xml:space="preserve">:</w:t>
+      </w:r>
+      <w:r>
+        <w:rPr>
+          <w:rStyle w:val="NormalTok"/>
+        </w:rPr>
+        <w:t xml:space="preserve"> </w:t>
+      </w:r>
+      <w:r>
+        <w:rPr>
+          <w:rStyle w:val="StringTok"/>
+        </w:rPr>
         <w:t xml:space="preserve">"Đã quá hạn nộp"</w:t>
       </w:r>
       <w:r>
@@ -946,7 +985,7 @@
         <w:rPr>
           <w:rStyle w:val="DataTypeTok"/>
         </w:rPr>
-        <w:t xml:space="preserve">"code"</w:t>
+        <w:t xml:space="preserve">"status"</w:t>
       </w:r>
       <w:r>
         <w:rPr>
@@ -962,9 +1001,48 @@
       </w:r>
       <w:r>
         <w:rPr>
+          <w:rStyle w:val="DecValTok"/>
+        </w:rPr>
+        <w:t xml:space="preserve">422</w:t>
+      </w:r>
+      <w:r>
+        <w:rPr>
+          <w:rStyle w:val="FunctionTok"/>
+        </w:rPr>
+        <w:t xml:space="preserve">,</w:t>
+      </w:r>
+      <w:r>
+        <w:br/>
+      </w:r>
+      <w:r>
+        <w:rPr>
+          <w:rStyle w:val="NormalTok"/>
+        </w:rPr>
+        <w:t xml:space="preserve">  </w:t>
+      </w:r>
+      <w:r>
+        <w:rPr>
+          <w:rStyle w:val="DataTypeTok"/>
+        </w:rPr>
+        <w:t xml:space="preserve">"path"</w:t>
+      </w:r>
+      <w:r>
+        <w:rPr>
+          <w:rStyle w:val="FunctionTok"/>
+        </w:rPr>
+        <w:t xml:space="preserve">:</w:t>
+      </w:r>
+      <w:r>
+        <w:rPr>
+          <w:rStyle w:val="NormalTok"/>
+        </w:rPr>
+        <w:t xml:space="preserve"> </w:t>
+      </w:r>
+      <w:r>
+        <w:rPr>
           <w:rStyle w:val="StringTok"/>
         </w:rPr>
-        <w:t xml:space="preserve">"DEADLINE_PASSED"</w:t>
+        <w:t xml:space="preserve">"/api/student/parts/12/submit"</w:t>
       </w:r>
       <w:r>
         <w:rPr>
@@ -985,7 +1063,7 @@
         <w:rPr>
           <w:rStyle w:val="DataTypeTok"/>
         </w:rPr>
-        <w:t xml:space="preserve">"status"</w:t>
+        <w:t xml:space="preserve">"timestamp"</w:t>
       </w:r>
       <w:r>
         <w:rPr>
@@ -1001,9 +1079,9 @@
       </w:r>
       <w:r>
         <w:rPr>
-          <w:rStyle w:val="DecValTok"/>
-        </w:rPr>
-        <w:t xml:space="preserve">422</w:t>
+          <w:rStyle w:val="StringTok"/>
+        </w:rPr>
+        <w:t xml:space="preserve">"2026-11-05T17:00:03Z"</w:t>
       </w:r>
       <w:r>
         <w:rPr>
@@ -1024,7 +1102,7 @@
         <w:rPr>
           <w:rStyle w:val="DataTypeTok"/>
         </w:rPr>
-        <w:t xml:space="preserve">"path"</w:t>
+        <w:t xml:space="preserve">"fieldErrors"</w:t>
       </w:r>
       <w:r>
         <w:rPr>
@@ -1040,139 +1118,61 @@
       </w:r>
       <w:r>
         <w:rPr>
+          <w:rStyle w:val="FunctionTok"/>
+        </w:rPr>
+        <w:t xml:space="preserve">{</w:t>
+      </w:r>
+      <w:r>
+        <w:rPr>
+          <w:rStyle w:val="NormalTok"/>
+        </w:rPr>
+        <w:t xml:space="preserve"> </w:t>
+      </w:r>
+      <w:r>
+        <w:rPr>
+          <w:rStyle w:val="DataTypeTok"/>
+        </w:rPr>
+        <w:t xml:space="preserve">"content"</w:t>
+      </w:r>
+      <w:r>
+        <w:rPr>
+          <w:rStyle w:val="FunctionTok"/>
+        </w:rPr>
+        <w:t xml:space="preserve">:</w:t>
+      </w:r>
+      <w:r>
+        <w:rPr>
+          <w:rStyle w:val="NormalTok"/>
+        </w:rPr>
+        <w:t xml:space="preserve"> </w:t>
+      </w:r>
+      <w:r>
+        <w:rPr>
           <w:rStyle w:val="StringTok"/>
         </w:rPr>
-        <w:t xml:space="preserve">"/api/student/parts/12/submit"</w:t>
+        <w:t xml:space="preserve">"Nội dung không được để trống"</w:t>
+      </w:r>
+      <w:r>
+        <w:rPr>
+          <w:rStyle w:val="NormalTok"/>
+        </w:rPr>
+        <w:t xml:space="preserve"> </w:t>
       </w:r>
       <w:r>
         <w:rPr>
           <w:rStyle w:val="FunctionTok"/>
         </w:rPr>
-        <w:t xml:space="preserve">,</w:t>
+        <w:t xml:space="preserve">}</w:t>
       </w:r>
       <w:r>
         <w:br/>
       </w:r>
       <w:r>
         <w:rPr>
-          <w:rStyle w:val="NormalTok"/>
-        </w:rPr>
-        <w:t xml:space="preserve">  </w:t>
-      </w:r>
-      <w:r>
-        <w:rPr>
-          <w:rStyle w:val="DataTypeTok"/>
-        </w:rPr>
-        <w:t xml:space="preserve">"timestamp"</w:t>
-      </w:r>
-      <w:r>
-        <w:rPr>
           <w:rStyle w:val="FunctionTok"/>
         </w:rPr>
-        <w:t xml:space="preserve">:</w:t>
-      </w:r>
-      <w:r>
-        <w:rPr>
-          <w:rStyle w:val="NormalTok"/>
-        </w:rPr>
-        <w:t xml:space="preserve"> </w:t>
-      </w:r>
-      <w:r>
-        <w:rPr>
-          <w:rStyle w:val="StringTok"/>
-        </w:rPr>
-        <w:t xml:space="preserve">"2026-11-05T17:00:03Z"</w:t>
-      </w:r>
-      <w:r>
-        <w:rPr>
-          <w:rStyle w:val="FunctionTok"/>
-        </w:rPr>
-        <w:t xml:space="preserve">,</w:t>
-      </w:r>
-      <w:r>
-        <w:br/>
-      </w:r>
-      <w:r>
-        <w:rPr>
-          <w:rStyle w:val="NormalTok"/>
-        </w:rPr>
-        <w:t xml:space="preserve">  </w:t>
-      </w:r>
-      <w:r>
-        <w:rPr>
-          <w:rStyle w:val="DataTypeTok"/>
-        </w:rPr>
-        <w:t xml:space="preserve">"fieldErrors"</w:t>
-      </w:r>
-      <w:r>
-        <w:rPr>
-          <w:rStyle w:val="FunctionTok"/>
-        </w:rPr>
-        <w:t xml:space="preserve">:</w:t>
-      </w:r>
-      <w:r>
-        <w:rPr>
-          <w:rStyle w:val="NormalTok"/>
-        </w:rPr>
-        <w:t xml:space="preserve"> </w:t>
-      </w:r>
-      <w:r>
-        <w:rPr>
-          <w:rStyle w:val="FunctionTok"/>
-        </w:rPr>
-        <w:t xml:space="preserve">{</w:t>
-      </w:r>
-      <w:r>
-        <w:rPr>
-          <w:rStyle w:val="NormalTok"/>
-        </w:rPr>
-        <w:t xml:space="preserve"> </w:t>
-      </w:r>
-      <w:r>
-        <w:rPr>
-          <w:rStyle w:val="DataTypeTok"/>
-        </w:rPr>
-        <w:t xml:space="preserve">"content"</w:t>
-      </w:r>
-      <w:r>
-        <w:rPr>
-          <w:rStyle w:val="FunctionTok"/>
-        </w:rPr>
-        <w:t xml:space="preserve">:</w:t>
-      </w:r>
-      <w:r>
-        <w:rPr>
-          <w:rStyle w:val="NormalTok"/>
-        </w:rPr>
-        <w:t xml:space="preserve"> </w:t>
-      </w:r>
-      <w:r>
-        <w:rPr>
-          <w:rStyle w:val="StringTok"/>
-        </w:rPr>
-        <w:t xml:space="preserve">"Nội dung không được để trống"</w:t>
-      </w:r>
-      <w:r>
-        <w:rPr>
-          <w:rStyle w:val="NormalTok"/>
-        </w:rPr>
-        <w:t xml:space="preserve"> </w:t>
-      </w:r>
-      <w:r>
-        <w:rPr>
-          <w:rStyle w:val="FunctionTok"/>
-        </w:rPr>
         <w:t xml:space="preserve">}</w:t>
       </w:r>
-      <w:r>
-        <w:br/>
-      </w:r>
-      <w:r>
-        <w:rPr>
-          <w:rStyle w:val="FunctionTok"/>
-        </w:rPr>
-        <w:t xml:space="preserve">}</w:t>
-      </w:r>
     </w:p>
     <w:p>
       <w:pPr>
@@ -1180,6 +1180,124 @@
       </w:pPr>
       <w:r>
         <w:rPr>
+          <w:b/>
+          <w:bCs/>
+        </w:rPr>
+        <w:t xml:space="preserve">HTTP status luôn là</w:t>
+      </w:r>
+      <w:r>
+        <w:rPr>
+          <w:b/>
+          <w:bCs/>
+        </w:rPr>
+        <w:t xml:space="preserve"> </w:t>
+      </w:r>
+      <w:r>
+        <w:rPr>
+          <w:rStyle w:val="VerbatimChar"/>
+          <w:b/>
+          <w:bCs/>
+        </w:rPr>
+        <w:t xml:space="preserve">200</w:t>
+      </w:r>
+      <w:r>
+        <w:t xml:space="preserve"> </w:t>
+      </w:r>
+      <w:r>
+        <w:t xml:space="preserve">(kể cả khi lỗi, kể cả lỗi của Spring Security như chưa đăng nhập / không có quyền). Kết quả thật đọc trong body:</w:t>
+      </w:r>
+      <w:r>
+        <w:t xml:space="preserve"> </w:t>
+      </w:r>
+      <w:r>
+        <w:rPr>
+          <w:rStyle w:val="VerbatimChar"/>
+        </w:rPr>
+        <w:t xml:space="preserve">success</w:t>
+      </w:r>
+      <w:r>
+        <w:t xml:space="preserve">; khi lỗi thì</w:t>
+      </w:r>
+      <w:r>
+        <w:t xml:space="preserve"> </w:t>
+      </w:r>
+      <w:r>
+        <w:rPr>
+          <w:rStyle w:val="VerbatimChar"/>
+        </w:rPr>
+        <w:t xml:space="preserve">errorCode</w:t>
+      </w:r>
+      <w:r>
+        <w:t xml:space="preserve"> </w:t>
+      </w:r>
+      <w:r>
+        <w:t xml:space="preserve">(mã lỗi, bảng dưới),</w:t>
+      </w:r>
+      <w:r>
+        <w:t xml:space="preserve"> </w:t>
+      </w:r>
+      <w:r>
+        <w:rPr>
+          <w:rStyle w:val="VerbatimChar"/>
+        </w:rPr>
+        <w:t xml:space="preserve">errorMessage</w:t>
+      </w:r>
+      <w:r>
+        <w:t xml:space="preserve"> </w:t>
+      </w:r>
+      <w:r>
+        <w:t xml:space="preserve">(câu tiếng Việt hiển thị thẳng cho người dùng) và</w:t>
+      </w:r>
+      <w:r>
+        <w:t xml:space="preserve"> </w:t>
+      </w:r>
+      <w:r>
+        <w:rPr>
+          <w:rStyle w:val="VerbatimChar"/>
+        </w:rPr>
+        <w:t xml:space="preserve">status</w:t>
+      </w:r>
+      <w:r>
+        <w:t xml:space="preserve"> </w:t>
+      </w:r>
+      <w:r>
+        <w:t xml:space="preserve">(mã kiểu HTTP: 400, 401, 403, 404, 409, 422, 429, 500 — để phân loại lỗi, vd</w:t>
+      </w:r>
+      <w:r>
+        <w:t xml:space="preserve"> </w:t>
+      </w:r>
+      <w:r>
+        <w:rPr>
+          <w:rStyle w:val="VerbatimChar"/>
+        </w:rPr>
+        <w:t xml:space="preserve">401</w:t>
+      </w:r>
+      <w:r>
+        <w:t xml:space="preserve"> </w:t>
+      </w:r>
+      <w:r>
+        <w:t xml:space="preserve">→ client refresh token rồi gửi lại).</w:t>
+      </w:r>
+      <w:r>
+        <w:t xml:space="preserve"> </w:t>
+      </w:r>
+      <w:r>
+        <w:rPr>
+          <w:rStyle w:val="VerbatimChar"/>
+        </w:rPr>
+        <w:t xml:space="preserve">fieldErrors</w:t>
+      </w:r>
+      <w:r>
+        <w:t xml:space="preserve"> </w:t>
+      </w:r>
+      <w:r>
+        <w:t xml:space="preserve">chỉ có khi lỗi validate. Response thành công không có các trường này;</w:t>
+      </w:r>
+      <w:r>
+        <w:t xml:space="preserve"> </w:t>
+      </w:r>
+      <w:r>
+        <w:rPr>
           <w:rStyle w:val="VerbatimChar"/>
         </w:rPr>
         <w:t xml:space="preserve">message</w:t>
@@ -1188,22 +1306,115 @@
         <w:t xml:space="preserve"> </w:t>
       </w:r>
       <w:r>
-        <w:t xml:space="preserve">là câu tiếng Việt hiển thị thẳng cho người dùng.</w:t>
-      </w:r>
-      <w:r>
-        <w:t xml:space="preserve"> </w:t>
-      </w:r>
-      <w:r>
-        <w:rPr>
-          <w:rStyle w:val="VerbatimChar"/>
-        </w:rPr>
-        <w:t xml:space="preserve">fieldErrors</w:t>
-      </w:r>
-      <w:r>
-        <w:t xml:space="preserve"> </w:t>
-      </w:r>
-      <w:r>
-        <w:t xml:space="preserve">chỉ có khi lỗi validate.</w:t>
+        <w:t xml:space="preserve">ở response thành công là câu thông báo (vd "Đã gửi email"). Trong tài liệu này, các chỗ ghi "→</w:t>
+      </w:r>
+      <w:r>
+        <w:t xml:space="preserve"> </w:t>
+      </w:r>
+      <w:r>
+        <w:rPr>
+          <w:rStyle w:val="VerbatimChar"/>
+        </w:rPr>
+        <w:t xml:space="preserve">409</w:t>
+      </w:r>
+      <w:r>
+        <w:t xml:space="preserve">", "</w:t>
+      </w:r>
+      <w:r>
+        <w:rPr>
+          <w:rStyle w:val="VerbatimChar"/>
+        </w:rPr>
+        <w:t xml:space="preserve">429 RATE_LIMITED</w:t>
+      </w:r>
+      <w:r>
+        <w:t xml:space="preserve">"… là giá trị</w:t>
+      </w:r>
+      <w:r>
+        <w:t xml:space="preserve"> </w:t>
+      </w:r>
+      <w:r>
+        <w:rPr>
+          <w:rStyle w:val="VerbatimChar"/>
+        </w:rPr>
+        <w:t xml:space="preserve">status</w:t>
+      </w:r>
+      <w:r>
+        <w:t xml:space="preserve"> </w:t>
+      </w:r>
+      <w:r>
+        <w:t xml:space="preserve">trong body; endpoint tạo mới trước đây trả</w:t>
+      </w:r>
+      <w:r>
+        <w:t xml:space="preserve"> </w:t>
+      </w:r>
+      <w:r>
+        <w:rPr>
+          <w:rStyle w:val="VerbatimChar"/>
+        </w:rPr>
+        <w:t xml:space="preserve">201</w:t>
+      </w:r>
+      <w:r>
+        <w:t xml:space="preserve"> </w:t>
+      </w:r>
+      <w:r>
+        <w:t xml:space="preserve">nay trả</w:t>
+      </w:r>
+      <w:r>
+        <w:t xml:space="preserve"> </w:t>
+      </w:r>
+      <w:r>
+        <w:rPr>
+          <w:rStyle w:val="VerbatimChar"/>
+        </w:rPr>
+        <w:t xml:space="preserve">200</w:t>
+      </w:r>
+      <w:r>
+        <w:t xml:space="preserve">. Ngoại lệ ngoài ứng dụng: lỗi mạng, nginx (</w:t>
+      </w:r>
+      <w:r>
+        <w:rPr>
+          <w:rStyle w:val="VerbatimChar"/>
+        </w:rPr>
+        <w:t xml:space="preserve">502</w:t>
+      </w:r>
+      <w:r>
+        <w:t xml:space="preserve">/</w:t>
+      </w:r>
+      <w:r>
+        <w:rPr>
+          <w:rStyle w:val="VerbatimChar"/>
+        </w:rPr>
+        <w:t xml:space="preserve">504</w:t>
+      </w:r>
+      <w:r>
+        <w:t xml:space="preserve">) và</w:t>
+      </w:r>
+      <w:r>
+        <w:t xml:space="preserve"> </w:t>
+      </w:r>
+      <w:r>
+        <w:rPr>
+          <w:rStyle w:val="VerbatimChar"/>
+        </w:rPr>
+        <w:t xml:space="preserve">/actuator/health</w:t>
+      </w:r>
+      <w:r>
+        <w:t xml:space="preserve"> </w:t>
+      </w:r>
+      <w:r>
+        <w:t xml:space="preserve">(</w:t>
+      </w:r>
+      <w:r>
+        <w:rPr>
+          <w:rStyle w:val="VerbatimChar"/>
+        </w:rPr>
+        <w:t xml:space="preserve">503</w:t>
+      </w:r>
+      <w:r>
+        <w:t xml:space="preserve"> </w:t>
+      </w:r>
+      <w:r>
+        <w:t xml:space="preserve">khi hỏng) vẫn dùng HTTP status thật.</w:t>
       </w:r>
     </w:p>
     <w:bookmarkEnd w:id="12"/>
@@ -1238,21 +1449,24 @@
               <w:pStyle w:val="Compact"/>
             </w:pPr>
             <w:r>
-              <w:t xml:space="preserve">HTTP</w:t>
-            </w:r>
-          </w:p>
-        </w:tc>
-        <w:tc>
-          <w:tcPr/>
-          <w:p>
-            <w:pPr>
-              <w:pStyle w:val="Compact"/>
-            </w:pPr>
-            <w:r>
-              <w:rPr>
-                <w:rStyle w:val="VerbatimChar"/>
-              </w:rPr>
-              <w:t xml:space="preserve">code</w:t>
+              <w:rPr>
+                <w:rStyle w:val="VerbatimChar"/>
+              </w:rPr>
+              <w:t xml:space="preserve">status</w:t>
+            </w:r>
+          </w:p>
+        </w:tc>
+        <w:tc>
+          <w:tcPr/>
+          <w:p>
+            <w:pPr>
+              <w:pStyle w:val="Compact"/>
+            </w:pPr>
+            <w:r>
+              <w:rPr>
+                <w:rStyle w:val="VerbatimChar"/>
+              </w:rPr>
+              <w:t xml:space="preserve">errorCode</w:t>
             </w:r>
           </w:p>
         </w:tc>
@@ -6504,22 +6718,7 @@
               <w:pStyle w:val="Compact"/>
             </w:pPr>
             <w:r>
-              <w:t xml:space="preserve">Nhân bản →</w:t>
-            </w:r>
-            <w:r>
-              <w:t xml:space="preserve"> </w:t>
-            </w:r>
-            <w:r>
-              <w:rPr>
-                <w:rStyle w:val="VerbatimChar"/>
-              </w:rPr>
-              <w:t xml:space="preserve">201</w:t>
-            </w:r>
-            <w:r>
-              <w:t xml:space="preserve"> </w:t>
-            </w:r>
-            <w:r>
-              <w:t xml:space="preserve">bài DRAFT mới "… (bản sao)": đủ phần và rubric;</w:t>
+              <w:t xml:space="preserve">Nhân bản → bài DRAFT mới "… (bản sao)": đủ phần và rubric;</w:t>
             </w:r>
             <w:r>
               <w:t xml:space="preserve"> </w:t>
@@ -6909,7 +7108,7 @@
         <w:rPr>
           <w:rStyle w:val="VerbatimChar"/>
         </w:rPr>
-        <w:t xml:space="preserve">201 {url: "/uploads/yyyy/MM/&lt;uuid&gt;.png"}</w:t>
+        <w:t xml:space="preserve">{url: "/uploads/yyyy/MM/&lt;uuid&gt;.png"}</w:t>
       </w:r>
       <w:r>
         <w:t xml:space="preserve">.</w:t>
@@ -10422,7 +10621,7 @@
               <w:rPr>
                 <w:rStyle w:val="VerbatimChar"/>
               </w:rPr>
-              <w:t xml:space="preserve">201 ErrorCodeDto</w:t>
+              <w:t xml:space="preserve">200 ErrorCodeDto</w:t>
             </w:r>
           </w:p>
         </w:tc>
@@ -10598,7 +10797,7 @@
               <w:rPr>
                 <w:rStyle w:val="VerbatimChar"/>
               </w:rPr>
-              <w:t xml:space="preserve">201 CommentBankDto</w:t>
+              <w:t xml:space="preserve">200 CommentBankDto</w:t>
             </w:r>
           </w:p>
         </w:tc>
@@ -12856,7 +13055,7 @@
               <w:rPr>
                 <w:rStyle w:val="VerbatimChar"/>
               </w:rPr>
-              <w:t xml:space="preserve">201 {versionNo, submittedAt, late, wordCount}</w:t>
+              <w:t xml:space="preserve">200 {versionNo, submittedAt, late, wordCount}</w:t>
             </w:r>
             <w:r>
               <w:t xml:space="preserve"> </w:t>
@@ -13478,7 +13677,7 @@
         <w:rPr>
           <w:rStyle w:val="VerbatimChar"/>
         </w:rPr>
-        <w:t xml:space="preserve">201 {versionNo, submittedAt, late, wordCount}</w:t>
+        <w:t xml:space="preserve">200 {versionNo, submittedAt, late, wordCount}</w:t>
       </w:r>
       <w:r>
         <w:t xml:space="preserve">. Lỗi:</w:t>
@@ -13508,21 +13707,24 @@
               <w:pStyle w:val="Compact"/>
             </w:pPr>
             <w:r>
-              <w:t xml:space="preserve">HTTP</w:t>
-            </w:r>
-          </w:p>
-        </w:tc>
-        <w:tc>
-          <w:tcPr/>
-          <w:p>
-            <w:pPr>
-              <w:pStyle w:val="Compact"/>
-            </w:pPr>
-            <w:r>
-              <w:rPr>
-                <w:rStyle w:val="VerbatimChar"/>
-              </w:rPr>
-              <w:t xml:space="preserve">code</w:t>
+              <w:rPr>
+                <w:rStyle w:val="VerbatimChar"/>
+              </w:rPr>
+              <w:t xml:space="preserve">status</w:t>
+            </w:r>
+          </w:p>
+        </w:tc>
+        <w:tc>
+          <w:tcPr/>
+          <w:p>
+            <w:pPr>
+              <w:pStyle w:val="Compact"/>
+            </w:pPr>
+            <w:r>
+              <w:rPr>
+                <w:rStyle w:val="VerbatimChar"/>
+              </w:rPr>
+              <w:t xml:space="preserve">errorCode</w:t>
             </w:r>
           </w:p>
         </w:tc>
@@ -16401,10 +16603,13 @@
         <w:rPr>
           <w:rStyle w:val="VerbatimChar"/>
         </w:rPr>
-        <w:t xml:space="preserve">{code, message}</w:t>
-      </w:r>
-      <w:r>
-        <w:t xml:space="preserve">; không lưu, không phát.</w:t>
+        <w:t xml:space="preserve">{errorCode, errorMessage}</w:t>
+      </w:r>
+      <w:r>
+        <w:t xml:space="preserve"> </w:t>
+      </w:r>
+      <w:r>
+        <w:t xml:space="preserve">(cùng tên trường với body lỗi REST); không lưu, không phát.</w:t>
       </w:r>
     </w:p>
     <w:p>
@@ -18281,7 +18486,7 @@
               <w:rPr>
                 <w:rStyle w:val="VerbatimChar"/>
               </w:rPr>
-              <w:t xml:space="preserve">{code, message}</w:t>
+              <w:t xml:space="preserve">{errorCode, errorMessage}</w:t>
             </w:r>
             <w:r>
               <w:t xml:space="preserve"> </w:t>

--- a/docx/05-api.docx
+++ b/docx/05-api.docx
@@ -12829,18 +12829,33 @@
               <w:rPr>
                 <w:rStyle w:val="VerbatimChar"/>
               </w:rPr>
-              <w:t xml:space="preserve">/api/student/assignments?tab=TODO|DUE_SOON|OVERDUE|SUBMITTED|REVISION&amp;page&amp;size</w:t>
-            </w:r>
-          </w:p>
-        </w:tc>
-        <w:tc>
-          <w:tcPr/>
-          <w:p>
-            <w:pPr>
-              <w:pStyle w:val="Compact"/>
-            </w:pPr>
-            <w:r>
-              <w:t xml:space="preserve">Bài được giao, theo tab (UC-22)</w:t>
+              <w:t xml:space="preserve">/api/student/assignments?tab=TODO|DUE_SOON|OVERDUE|SUBMITTED|REVISION</w:t>
+            </w:r>
+          </w:p>
+        </w:tc>
+        <w:tc>
+          <w:tcPr/>
+          <w:p>
+            <w:pPr>
+              <w:pStyle w:val="Compact"/>
+            </w:pPr>
+            <w:r>
+              <w:t xml:space="preserve">Bài được giao, theo tab (UC-22); bỏ trống</w:t>
+            </w:r>
+            <w:r>
+              <w:t xml:space="preserve"> </w:t>
+            </w:r>
+            <w:r>
+              <w:rPr>
+                <w:rStyle w:val="VerbatimChar"/>
+              </w:rPr>
+              <w:t xml:space="preserve">tab</w:t>
+            </w:r>
+            <w:r>
+              <w:t xml:space="preserve"> </w:t>
+            </w:r>
+            <w:r>
+              <w:t xml:space="preserve">= mọi bài. Không phân trang</w:t>
             </w:r>
           </w:p>
         </w:tc>
@@ -14176,6 +14191,30 @@
           <w:rStyle w:val="VerbatimChar"/>
         </w:rPr>
         <w:t xml:space="preserve">description</w:t>
+      </w:r>
+      <w:r>
+        <w:t xml:space="preserve">,</w:t>
+      </w:r>
+      <w:r>
+        <w:t xml:space="preserve"> </w:t>
+      </w:r>
+      <w:r>
+        <w:rPr>
+          <w:rStyle w:val="VerbatimChar"/>
+        </w:rPr>
+        <w:t xml:space="preserve">teacherName</w:t>
+      </w:r>
+      <w:r>
+        <w:t xml:space="preserve">,</w:t>
+      </w:r>
+      <w:r>
+        <w:t xml:space="preserve"> </w:t>
+      </w:r>
+      <w:r>
+        <w:rPr>
+          <w:rStyle w:val="VerbatimChar"/>
+        </w:rPr>
+        <w:t xml:space="preserve">tabs</w:t>
       </w:r>
       <w:r>
         <w:t xml:space="preserve">,</w:t>

--- a/docx/05-api.docx
+++ b/docx/05-api.docx
@@ -10496,32 +10496,72 @@
               <w:pStyle w:val="Compact"/>
             </w:pPr>
             <w:r>
-              <w:t xml:space="preserve">POST</w:t>
-            </w:r>
-          </w:p>
-        </w:tc>
-        <w:tc>
-          <w:tcPr/>
-          <w:p>
-            <w:pPr>
-              <w:pStyle w:val="Compact"/>
-            </w:pPr>
-            <w:r>
-              <w:rPr>
-                <w:rStyle w:val="VerbatimChar"/>
-              </w:rPr>
-              <w:t xml:space="preserve">/api/teacher/submissions/{id}/ai-suggest</w:t>
-            </w:r>
-          </w:p>
-        </w:tc>
-        <w:tc>
-          <w:tcPr/>
-          <w:p>
-            <w:pPr>
-              <w:pStyle w:val="Compact"/>
-            </w:pPr>
-            <w:r>
-              <w:t xml:space="preserve">Gợi ý AI (Mức 3, chỉ khi có API key)</w:t>
+              <w:t xml:space="preserve">PATCH</w:t>
+            </w:r>
+          </w:p>
+        </w:tc>
+        <w:tc>
+          <w:tcPr/>
+          <w:p>
+            <w:pPr>
+              <w:pStyle w:val="Compact"/>
+            </w:pPr>
+            <w:r>
+              <w:rPr>
+                <w:rStyle w:val="VerbatimChar"/>
+              </w:rPr>
+              <w:t xml:space="preserve">/api/teacher/submissions/{id}/inline-comments/{commentId}</w:t>
+            </w:r>
+          </w:p>
+        </w:tc>
+        <w:tc>
+          <w:tcPr/>
+          <w:p>
+            <w:pPr>
+              <w:pStyle w:val="Compact"/>
+            </w:pPr>
+            <w:r>
+              <w:t xml:space="preserve">So sánh 2 lần nộp: đánh giá lỗi của lần</w:t>
+            </w:r>
+            <w:r>
+              <w:t xml:space="preserve"> </w:t>
+            </w:r>
+            <w:r>
+              <w:rPr>
+                <w:b/>
+                <w:bCs/>
+              </w:rPr>
+              <w:t xml:space="preserve">cũ</w:t>
+            </w:r>
+            <w:r>
+              <w:t xml:space="preserve"> </w:t>
+            </w:r>
+            <w:r>
+              <w:rPr>
+                <w:rStyle w:val="VerbatimChar"/>
+              </w:rPr>
+              <w:t xml:space="preserve">{resolution: FIXED | NOT_FIXED | CHANGED | null}</w:t>
+            </w:r>
+            <w:r>
+              <w:t xml:space="preserve"> </w:t>
+            </w:r>
+            <w:r>
+              <w:t xml:space="preserve">→</w:t>
+            </w:r>
+            <w:r>
+              <w:t xml:space="preserve"> </w:t>
+            </w:r>
+            <w:r>
+              <w:rPr>
+                <w:rStyle w:val="VerbatimChar"/>
+              </w:rPr>
+              <w:t xml:space="preserve">InlineCommentDto</w:t>
+            </w:r>
+            <w:r>
+              <w:t xml:space="preserve"> </w:t>
+            </w:r>
+            <w:r>
+              <w:t xml:space="preserve">(V9)</w:t>
             </w:r>
           </w:p>
         </w:tc>
@@ -10534,6 +10574,44 @@
               <w:pStyle w:val="Compact"/>
             </w:pPr>
             <w:r>
+              <w:t xml:space="preserve">POST</w:t>
+            </w:r>
+          </w:p>
+        </w:tc>
+        <w:tc>
+          <w:tcPr/>
+          <w:p>
+            <w:pPr>
+              <w:pStyle w:val="Compact"/>
+            </w:pPr>
+            <w:r>
+              <w:rPr>
+                <w:rStyle w:val="VerbatimChar"/>
+              </w:rPr>
+              <w:t xml:space="preserve">/api/teacher/submissions/{id}/ai-suggest</w:t>
+            </w:r>
+          </w:p>
+        </w:tc>
+        <w:tc>
+          <w:tcPr/>
+          <w:p>
+            <w:pPr>
+              <w:pStyle w:val="Compact"/>
+            </w:pPr>
+            <w:r>
+              <w:t xml:space="preserve">Gợi ý AI (Mức 3, chỉ khi có API key)</w:t>
+            </w:r>
+          </w:p>
+        </w:tc>
+      </w:tr>
+      <w:tr>
+        <w:tc>
+          <w:tcPr/>
+          <w:p>
+            <w:pPr>
+              <w:pStyle w:val="Compact"/>
+            </w:pPr>
+            <w:r>
               <w:t xml:space="preserve">GET</w:t>
             </w:r>
           </w:p>
@@ -10559,7 +10637,7 @@
               <w:pStyle w:val="Compact"/>
             </w:pPr>
             <w:r>
-              <w:t xml:space="preserve">Mã lỗi dùng được: 22 mã của hệ thống (theo thứ tự) rồi tới mã riêng của tôi</w:t>
+              <w:t xml:space="preserve">Mã lỗi dùng được: 24 mã của hệ thống (theo thứ tự) rồi tới mã riêng của tôi</w:t>
             </w:r>
           </w:p>
         </w:tc>
@@ -11925,7 +12003,232 @@
         <w:t xml:space="preserve"> </w:t>
       </w:r>
       <w:r>
-        <w:t xml:space="preserve">đoạn văn ở vị trí đó (phát hiện client lệch vị trí), không gửi thì server tự lấy; cần ít nhất một trong</w:t>
+        <w:t xml:space="preserve">đoạn văn ở vị trí đó (phát hiện client lệch vị trí), không gửi thì server tự lấy;</w:t>
+      </w:r>
+      <w:r>
+        <w:t xml:space="preserve"> </w:t>
+      </w:r>
+      <w:r>
+        <w:rPr>
+          <w:rStyle w:val="VerbatimChar"/>
+        </w:rPr>
+        <w:t xml:space="preserve">kind</w:t>
+      </w:r>
+      <w:r>
+        <w:t xml:space="preserve"> </w:t>
+      </w:r>
+      <w:r>
+        <w:t xml:space="preserve">(V9, V10):</w:t>
+      </w:r>
+      <w:r>
+        <w:t xml:space="preserve"> </w:t>
+      </w:r>
+      <w:r>
+        <w:rPr>
+          <w:rStyle w:val="VerbatimChar"/>
+        </w:rPr>
+        <w:t xml:space="preserve">ERROR</w:t>
+      </w:r>
+      <w:r>
+        <w:t xml:space="preserve"> </w:t>
+      </w:r>
+      <w:r>
+        <w:t xml:space="preserve">(lỗi, mặc định — mã khen thì thành</w:t>
+      </w:r>
+      <w:r>
+        <w:t xml:space="preserve"> </w:t>
+      </w:r>
+      <w:r>
+        <w:rPr>
+          <w:rStyle w:val="VerbatimChar"/>
+        </w:rPr>
+        <w:t xml:space="preserve">GOOD</w:t>
+      </w:r>
+      <w:r>
+        <w:t xml:space="preserve">) /</w:t>
+      </w:r>
+      <w:r>
+        <w:t xml:space="preserve"> </w:t>
+      </w:r>
+      <w:r>
+        <w:rPr>
+          <w:rStyle w:val="VerbatimChar"/>
+        </w:rPr>
+        <w:t xml:space="preserve">HIGHLIGHT</w:t>
+      </w:r>
+      <w:r>
+        <w:t xml:space="preserve"> </w:t>
+      </w:r>
+      <w:r>
+        <w:t xml:space="preserve">(lưu ý) /</w:t>
+      </w:r>
+      <w:r>
+        <w:t xml:space="preserve"> </w:t>
+      </w:r>
+      <w:r>
+        <w:rPr>
+          <w:rStyle w:val="VerbatimChar"/>
+        </w:rPr>
+        <w:t xml:space="preserve">GOOD</w:t>
+      </w:r>
+      <w:r>
+        <w:t xml:space="preserve"> </w:t>
+      </w:r>
+      <w:r>
+        <w:t xml:space="preserve">(dùng hay) /</w:t>
+      </w:r>
+      <w:r>
+        <w:t xml:space="preserve"> </w:t>
+      </w:r>
+      <w:r>
+        <w:rPr>
+          <w:rStyle w:val="VerbatimChar"/>
+        </w:rPr>
+        <w:t xml:space="preserve">COMMENT</w:t>
+      </w:r>
+      <w:r>
+        <w:t xml:space="preserve"> </w:t>
+      </w:r>
+      <w:r>
+        <w:t xml:space="preserve">(chỉ nhận xét, phải có</w:t>
+      </w:r>
+      <w:r>
+        <w:t xml:space="preserve"> </w:t>
+      </w:r>
+      <w:r>
+        <w:rPr>
+          <w:rStyle w:val="VerbatimChar"/>
+        </w:rPr>
+        <w:t xml:space="preserve">comment</w:t>
+      </w:r>
+      <w:r>
+        <w:t xml:space="preserve">);</w:t>
+      </w:r>
+      <w:r>
+        <w:t xml:space="preserve"> </w:t>
+      </w:r>
+      <w:r>
+        <w:rPr>
+          <w:rStyle w:val="VerbatimChar"/>
+        </w:rPr>
+        <w:t xml:space="preserve">edit</w:t>
+      </w:r>
+      <w:r>
+        <w:t xml:space="preserve"> </w:t>
+      </w:r>
+      <w:r>
+        <w:t xml:space="preserve">(V10, chỉ với</w:t>
+      </w:r>
+      <w:r>
+        <w:t xml:space="preserve"> </w:t>
+      </w:r>
+      <w:r>
+        <w:rPr>
+          <w:rStyle w:val="VerbatimChar"/>
+        </w:rPr>
+        <w:t xml:space="preserve">ERROR</w:t>
+      </w:r>
+      <w:r>
+        <w:t xml:space="preserve">):</w:t>
+      </w:r>
+      <w:r>
+        <w:t xml:space="preserve"> </w:t>
+      </w:r>
+      <w:r>
+        <w:rPr>
+          <w:rStyle w:val="VerbatimChar"/>
+        </w:rPr>
+        <w:t xml:space="preserve">REPLACE</w:t>
+      </w:r>
+      <w:r>
+        <w:t xml:space="preserve"> </w:t>
+      </w:r>
+      <w:r>
+        <w:t xml:space="preserve">/</w:t>
+      </w:r>
+      <w:r>
+        <w:t xml:space="preserve"> </w:t>
+      </w:r>
+      <w:r>
+        <w:rPr>
+          <w:rStyle w:val="VerbatimChar"/>
+        </w:rPr>
+        <w:t xml:space="preserve">INSERT</w:t>
+      </w:r>
+      <w:r>
+        <w:t xml:space="preserve"> </w:t>
+      </w:r>
+      <w:r>
+        <w:t xml:space="preserve">cần</w:t>
+      </w:r>
+      <w:r>
+        <w:t xml:space="preserve"> </w:t>
+      </w:r>
+      <w:r>
+        <w:rPr>
+          <w:rStyle w:val="VerbatimChar"/>
+        </w:rPr>
+        <w:t xml:space="preserve">suggestion</w:t>
+      </w:r>
+      <w:r>
+        <w:t xml:space="preserve"> </w:t>
+      </w:r>
+      <w:r>
+        <w:t xml:space="preserve">là chữ mới,</w:t>
+      </w:r>
+      <w:r>
+        <w:t xml:space="preserve"> </w:t>
+      </w:r>
+      <w:r>
+        <w:rPr>
+          <w:rStyle w:val="VerbatimChar"/>
+        </w:rPr>
+        <w:t xml:space="preserve">DELETE</w:t>
+      </w:r>
+      <w:r>
+        <w:t xml:space="preserve"> </w:t>
+      </w:r>
+      <w:r>
+        <w:t xml:space="preserve">không kèm</w:t>
+      </w:r>
+      <w:r>
+        <w:t xml:space="preserve"> </w:t>
+      </w:r>
+      <w:r>
+        <w:rPr>
+          <w:rStyle w:val="VerbatimChar"/>
+        </w:rPr>
+        <w:t xml:space="preserve">suggestion</w:t>
+      </w:r>
+      <w:r>
+        <w:t xml:space="preserve">, bỏ trống mà có</w:t>
+      </w:r>
+      <w:r>
+        <w:t xml:space="preserve"> </w:t>
+      </w:r>
+      <w:r>
+        <w:rPr>
+          <w:rStyle w:val="VerbatimChar"/>
+        </w:rPr>
+        <w:t xml:space="preserve">suggestion</w:t>
+      </w:r>
+      <w:r>
+        <w:t xml:space="preserve"> </w:t>
+      </w:r>
+      <w:r>
+        <w:t xml:space="preserve">=</w:t>
+      </w:r>
+      <w:r>
+        <w:t xml:space="preserve"> </w:t>
+      </w:r>
+      <w:r>
+        <w:rPr>
+          <w:rStyle w:val="VerbatimChar"/>
+        </w:rPr>
+        <w:t xml:space="preserve">REPLACE</w:t>
+      </w:r>
+      <w:r>
+        <w:t xml:space="preserve">; lỗi cần ít nhất một trong</w:t>
       </w:r>
       <w:r>
         <w:t xml:space="preserve"> </w:t>
@@ -11967,7 +12270,22 @@
         <w:t xml:space="preserve">suggestion</w:t>
       </w:r>
       <w:r>
-        <w:t xml:space="preserve">;</w:t>
+        <w:t xml:space="preserve"> </w:t>
+      </w:r>
+      <w:r>
+        <w:t xml:space="preserve">/</w:t>
+      </w:r>
+      <w:r>
+        <w:t xml:space="preserve"> </w:t>
+      </w:r>
+      <w:r>
+        <w:rPr>
+          <w:rStyle w:val="VerbatimChar"/>
+        </w:rPr>
+        <w:t xml:space="preserve">edit</w:t>
+      </w:r>
+      <w:r>
+        <w:t xml:space="preserve">; kiểu khác được để trống nhưng không mang mã lỗi (trừ mã khen);</w:t>
       </w:r>
       <w:r>
         <w:t xml:space="preserve"> </w:t>
@@ -12092,25 +12410,65 @@
           <w:b/>
           <w:bCs/>
         </w:rPr>
-        <w:t xml:space="preserve">Trả bài</w:t>
-      </w:r>
-      <w:r>
-        <w:t xml:space="preserve">: bài ở</w:t>
-      </w:r>
-      <w:r>
-        <w:t xml:space="preserve"> </w:t>
-      </w:r>
-      <w:r>
-        <w:rPr>
-          <w:rStyle w:val="VerbatimChar"/>
-        </w:rPr>
-        <w:t xml:space="preserve">GRADED</w:t>
-      </w:r>
-      <w:r>
-        <w:t xml:space="preserve"> </w:t>
-      </w:r>
-      <w:r>
-        <w:t xml:space="preserve">và kết quả của version mới nhất đã chấm đủ mọi tiêu chí; thiếu →</w:t>
+        <w:t xml:space="preserve">Đánh giá "đã sửa" khi so sánh 2 lần nộp</w:t>
+      </w:r>
+      <w:r>
+        <w:t xml:space="preserve"> </w:t>
+      </w:r>
+      <w:r>
+        <w:t xml:space="preserve">(</w:t>
+      </w:r>
+      <w:r>
+        <w:rPr>
+          <w:rStyle w:val="VerbatimChar"/>
+        </w:rPr>
+        <w:t xml:space="preserve">PATCH …/inline-comments/{commentId}</w:t>
+      </w:r>
+      <w:r>
+        <w:t xml:space="preserve">, V9): chỉ nhận xét kiểu</w:t>
+      </w:r>
+      <w:r>
+        <w:t xml:space="preserve"> </w:t>
+      </w:r>
+      <w:r>
+        <w:rPr>
+          <w:rStyle w:val="VerbatimChar"/>
+        </w:rPr>
+        <w:t xml:space="preserve">ERROR</w:t>
+      </w:r>
+      <w:r>
+        <w:t xml:space="preserve"> </w:t>
+      </w:r>
+      <w:r>
+        <w:t xml:space="preserve">(lưu ý / dùng hay →</w:t>
+      </w:r>
+      <w:r>
+        <w:t xml:space="preserve"> </w:t>
+      </w:r>
+      <w:r>
+        <w:rPr>
+          <w:rStyle w:val="VerbatimChar"/>
+        </w:rPr>
+        <w:t xml:space="preserve">400</w:t>
+      </w:r>
+      <w:r>
+        <w:t xml:space="preserve">) của lần nộp</w:t>
+      </w:r>
+      <w:r>
+        <w:t xml:space="preserve"> </w:t>
+      </w:r>
+      <w:r>
+        <w:rPr>
+          <w:b/>
+          <w:bCs/>
+        </w:rPr>
+        <w:t xml:space="preserve">đã có lần nộp sau</w:t>
+      </w:r>
+      <w:r>
+        <w:t xml:space="preserve"> </w:t>
+      </w:r>
+      <w:r>
+        <w:t xml:space="preserve">(lần mới nhất →</w:t>
       </w:r>
       <w:r>
         <w:t xml:space="preserve"> </w:t>
@@ -12122,22 +12480,49 @@
         <w:t xml:space="preserve">409 INVALID_STATE</w:t>
       </w:r>
       <w:r>
-        <w:t xml:space="preserve">, message liệt kê tiêu chí còn thiếu. Chưa chấm →</w:t>
-      </w:r>
-      <w:r>
-        <w:t xml:space="preserve"> </w:t>
-      </w:r>
-      <w:r>
-        <w:rPr>
-          <w:rStyle w:val="VerbatimChar"/>
-        </w:rPr>
-        <w:t xml:space="preserve">409</w:t>
-      </w:r>
-      <w:r>
-        <w:t xml:space="preserve"> </w:t>
-      </w:r>
-      <w:r>
-        <w:t xml:space="preserve">"Bài này chưa được chấm".</w:t>
+        <w:t xml:space="preserve">);</w:t>
+      </w:r>
+      <w:r>
+        <w:t xml:space="preserve"> </w:t>
+      </w:r>
+      <w:r>
+        <w:rPr>
+          <w:rStyle w:val="VerbatimChar"/>
+        </w:rPr>
+        <w:t xml:space="preserve">resolution = null</w:t>
+      </w:r>
+      <w:r>
+        <w:t xml:space="preserve"> </w:t>
+      </w:r>
+      <w:r>
+        <w:t xml:space="preserve">= bỏ đánh giá, để giao diện tự đoán. Không đổi kết quả chấm nên làm được cả sau khi trả bài. Bài nộp của giáo viên khác hoặc nhận xét không thuộc bài nộp →</w:t>
+      </w:r>
+      <w:r>
+        <w:t xml:space="preserve"> </w:t>
+      </w:r>
+      <w:r>
+        <w:rPr>
+          <w:rStyle w:val="VerbatimChar"/>
+        </w:rPr>
+        <w:t xml:space="preserve">404</w:t>
+      </w:r>
+      <w:r>
+        <w:t xml:space="preserve">. So sánh nội dung 2 lần nộp tính ở client từ</w:t>
+      </w:r>
+      <w:r>
+        <w:t xml:space="preserve"> </w:t>
+      </w:r>
+      <w:r>
+        <w:rPr>
+          <w:rStyle w:val="VerbatimChar"/>
+        </w:rPr>
+        <w:t xml:space="preserve">GET …/{id}?versionNo</w:t>
+      </w:r>
+      <w:r>
+        <w:t xml:space="preserve"> </w:t>
+      </w:r>
+      <w:r>
+        <w:t xml:space="preserve">của từng lần (không có endpoint riêng).</w:t>
       </w:r>
     </w:p>
     <w:p>
@@ -12153,58 +12538,37 @@
           <w:b/>
           <w:bCs/>
         </w:rPr>
-        <w:t xml:space="preserve">Yêu cầu sửa</w:t>
-      </w:r>
-      <w:r>
-        <w:t xml:space="preserve">: như trả bài, thêm: còn lượt sửa (</w:t>
-      </w:r>
-      <w:r>
-        <w:rPr>
-          <w:rStyle w:val="VerbatimChar"/>
-        </w:rPr>
-        <w:t xml:space="preserve">currentVersion − 1 &lt; maxRevisions</w:t>
-      </w:r>
-      <w:r>
-        <w:t xml:space="preserve">, BR-10) → nếu hết</w:t>
-      </w:r>
-      <w:r>
-        <w:t xml:space="preserve"> </w:t>
-      </w:r>
-      <w:r>
-        <w:rPr>
-          <w:rStyle w:val="VerbatimChar"/>
-        </w:rPr>
-        <w:t xml:space="preserve">422 REVISION_LIMIT</w:t>
-      </w:r>
-      <w:r>
-        <w:t xml:space="preserve">;</w:t>
-      </w:r>
-      <w:r>
-        <w:t xml:space="preserve"> </w:t>
-      </w:r>
-      <w:r>
-        <w:rPr>
-          <w:rStyle w:val="VerbatimChar"/>
-        </w:rPr>
-        <w:t xml:space="preserve">dueAt</w:t>
-      </w:r>
-      <w:r>
-        <w:t xml:space="preserve"> </w:t>
-      </w:r>
-      <w:r>
-        <w:t xml:space="preserve">ở tương lai → nếu không</w:t>
-      </w:r>
-      <w:r>
-        <w:t xml:space="preserve"> </w:t>
-      </w:r>
-      <w:r>
-        <w:rPr>
-          <w:rStyle w:val="VerbatimChar"/>
-        </w:rPr>
-        <w:t xml:space="preserve">400</w:t>
-      </w:r>
-      <w:r>
-        <w:t xml:space="preserve">; bài tập chưa đóng → nếu đã đóng</w:t>
+        <w:t xml:space="preserve">Trả bài</w:t>
+      </w:r>
+      <w:r>
+        <w:t xml:space="preserve">: bài ở</w:t>
+      </w:r>
+      <w:r>
+        <w:t xml:space="preserve"> </w:t>
+      </w:r>
+      <w:r>
+        <w:rPr>
+          <w:rStyle w:val="VerbatimChar"/>
+        </w:rPr>
+        <w:t xml:space="preserve">GRADED</w:t>
+      </w:r>
+      <w:r>
+        <w:t xml:space="preserve"> </w:t>
+      </w:r>
+      <w:r>
+        <w:t xml:space="preserve">và kết quả của version mới nhất đã chấm đủ mọi tiêu chí; thiếu →</w:t>
+      </w:r>
+      <w:r>
+        <w:t xml:space="preserve"> </w:t>
+      </w:r>
+      <w:r>
+        <w:rPr>
+          <w:rStyle w:val="VerbatimChar"/>
+        </w:rPr>
+        <w:t xml:space="preserve">409 INVALID_STATE</w:t>
+      </w:r>
+      <w:r>
+        <w:t xml:space="preserve">, message liệt kê tiêu chí còn thiếu. Chưa chấm →</w:t>
       </w:r>
       <w:r>
         <w:t xml:space="preserve"> </w:t>
@@ -12219,23 +12583,7 @@
         <w:t xml:space="preserve"> </w:t>
       </w:r>
       <w:r>
-        <w:t xml:space="preserve">(sinh viên không nộp lại được vào bài đã đóng). Bài tập đã đóng vẫn</w:t>
-      </w:r>
-      <w:r>
-        <w:t xml:space="preserve"> </w:t>
-      </w:r>
-      <w:r>
-        <w:rPr>
-          <w:b/>
-          <w:bCs/>
-        </w:rPr>
-        <w:t xml:space="preserve">chấm và trả bài</w:t>
-      </w:r>
-      <w:r>
-        <w:t xml:space="preserve"> </w:t>
-      </w:r>
-      <w:r>
-        <w:t xml:space="preserve">được.</w:t>
+        <w:t xml:space="preserve">"Bài này chưa được chấm".</w:t>
       </w:r>
     </w:p>
     <w:p>
@@ -12247,52 +12595,93 @@
         </w:numPr>
       </w:pPr>
       <w:r>
-        <w:t xml:space="preserve">Trả bài và yêu cầu sửa đều đặt kết quả sang</w:t>
-      </w:r>
-      <w:r>
-        <w:t xml:space="preserve"> </w:t>
-      </w:r>
-      <w:r>
-        <w:rPr>
-          <w:rStyle w:val="VerbatimChar"/>
-        </w:rPr>
-        <w:t xml:space="preserve">RETURNED</w:t>
-      </w:r>
-      <w:r>
-        <w:t xml:space="preserve"> </w:t>
-      </w:r>
-      <w:r>
-        <w:t xml:space="preserve">(sinh viên thấy điểm, BR-13), rồi phát sự kiện</w:t>
-      </w:r>
-      <w:r>
-        <w:t xml:space="preserve"> </w:t>
-      </w:r>
-      <w:r>
-        <w:rPr>
-          <w:rStyle w:val="VerbatimChar"/>
-        </w:rPr>
-        <w:t xml:space="preserve">GradingEvents.Returned</w:t>
-      </w:r>
-      <w:r>
-        <w:t xml:space="preserve"> </w:t>
-      </w:r>
-      <w:r>
-        <w:t xml:space="preserve">/</w:t>
-      </w:r>
-      <w:r>
-        <w:t xml:space="preserve"> </w:t>
-      </w:r>
-      <w:r>
-        <w:rPr>
-          <w:rStyle w:val="VerbatimChar"/>
-        </w:rPr>
-        <w:t xml:space="preserve">RevisionRequested</w:t>
-      </w:r>
-      <w:r>
-        <w:t xml:space="preserve"> </w:t>
-      </w:r>
-      <w:r>
-        <w:t xml:space="preserve">sau khi commit để B7 gửi thông báo.</w:t>
+        <w:rPr>
+          <w:b/>
+          <w:bCs/>
+        </w:rPr>
+        <w:t xml:space="preserve">Yêu cầu sửa</w:t>
+      </w:r>
+      <w:r>
+        <w:t xml:space="preserve">: như trả bài, thêm: còn lượt sửa (</w:t>
+      </w:r>
+      <w:r>
+        <w:rPr>
+          <w:rStyle w:val="VerbatimChar"/>
+        </w:rPr>
+        <w:t xml:space="preserve">currentVersion − 1 &lt; maxRevisions</w:t>
+      </w:r>
+      <w:r>
+        <w:t xml:space="preserve">, BR-10) → nếu hết</w:t>
+      </w:r>
+      <w:r>
+        <w:t xml:space="preserve"> </w:t>
+      </w:r>
+      <w:r>
+        <w:rPr>
+          <w:rStyle w:val="VerbatimChar"/>
+        </w:rPr>
+        <w:t xml:space="preserve">422 REVISION_LIMIT</w:t>
+      </w:r>
+      <w:r>
+        <w:t xml:space="preserve">;</w:t>
+      </w:r>
+      <w:r>
+        <w:t xml:space="preserve"> </w:t>
+      </w:r>
+      <w:r>
+        <w:rPr>
+          <w:rStyle w:val="VerbatimChar"/>
+        </w:rPr>
+        <w:t xml:space="preserve">dueAt</w:t>
+      </w:r>
+      <w:r>
+        <w:t xml:space="preserve"> </w:t>
+      </w:r>
+      <w:r>
+        <w:t xml:space="preserve">ở tương lai → nếu không</w:t>
+      </w:r>
+      <w:r>
+        <w:t xml:space="preserve"> </w:t>
+      </w:r>
+      <w:r>
+        <w:rPr>
+          <w:rStyle w:val="VerbatimChar"/>
+        </w:rPr>
+        <w:t xml:space="preserve">400</w:t>
+      </w:r>
+      <w:r>
+        <w:t xml:space="preserve">; bài tập chưa đóng → nếu đã đóng</w:t>
+      </w:r>
+      <w:r>
+        <w:t xml:space="preserve"> </w:t>
+      </w:r>
+      <w:r>
+        <w:rPr>
+          <w:rStyle w:val="VerbatimChar"/>
+        </w:rPr>
+        <w:t xml:space="preserve">409</w:t>
+      </w:r>
+      <w:r>
+        <w:t xml:space="preserve"> </w:t>
+      </w:r>
+      <w:r>
+        <w:t xml:space="preserve">(sinh viên không nộp lại được vào bài đã đóng). Bài tập đã đóng vẫn</w:t>
+      </w:r>
+      <w:r>
+        <w:t xml:space="preserve"> </w:t>
+      </w:r>
+      <w:r>
+        <w:rPr>
+          <w:b/>
+          <w:bCs/>
+        </w:rPr>
+        <w:t xml:space="preserve">chấm và trả bài</w:t>
+      </w:r>
+      <w:r>
+        <w:t xml:space="preserve"> </w:t>
+      </w:r>
+      <w:r>
+        <w:t xml:space="preserve">được.</w:t>
       </w:r>
     </w:p>
     <w:p>
@@ -12304,6 +12693,63 @@
         </w:numPr>
       </w:pPr>
       <w:r>
+        <w:t xml:space="preserve">Trả bài và yêu cầu sửa đều đặt kết quả sang</w:t>
+      </w:r>
+      <w:r>
+        <w:t xml:space="preserve"> </w:t>
+      </w:r>
+      <w:r>
+        <w:rPr>
+          <w:rStyle w:val="VerbatimChar"/>
+        </w:rPr>
+        <w:t xml:space="preserve">RETURNED</w:t>
+      </w:r>
+      <w:r>
+        <w:t xml:space="preserve"> </w:t>
+      </w:r>
+      <w:r>
+        <w:t xml:space="preserve">(sinh viên thấy điểm, BR-13), rồi phát sự kiện</w:t>
+      </w:r>
+      <w:r>
+        <w:t xml:space="preserve"> </w:t>
+      </w:r>
+      <w:r>
+        <w:rPr>
+          <w:rStyle w:val="VerbatimChar"/>
+        </w:rPr>
+        <w:t xml:space="preserve">GradingEvents.Returned</w:t>
+      </w:r>
+      <w:r>
+        <w:t xml:space="preserve"> </w:t>
+      </w:r>
+      <w:r>
+        <w:t xml:space="preserve">/</w:t>
+      </w:r>
+      <w:r>
+        <w:t xml:space="preserve"> </w:t>
+      </w:r>
+      <w:r>
+        <w:rPr>
+          <w:rStyle w:val="VerbatimChar"/>
+        </w:rPr>
+        <w:t xml:space="preserve">RevisionRequested</w:t>
+      </w:r>
+      <w:r>
+        <w:t xml:space="preserve"> </w:t>
+      </w:r>
+      <w:r>
+        <w:t xml:space="preserve">sau khi commit để B7 gửi thông báo.</w:t>
+      </w:r>
+    </w:p>
+    <w:p>
+      <w:pPr>
+        <w:pStyle w:val="Compact"/>
+        <w:numPr>
+          <w:ilvl w:val="0"/>
+          <w:numId w:val="1013"/>
+        </w:numPr>
+      </w:pPr>
+      <w:r>
         <w:t xml:space="preserve">Lưu chấm, trả bài, yêu cầu sửa đều</w:t>
       </w:r>
       <w:r>
@@ -12565,7 +13011,7 @@
         <w:rPr>
           <w:rStyle w:val="VerbatimChar"/>
         </w:rPr>
-        <w:t xml:space="preserve">                          "comment": null, "errorCode": "SV", "criterionId": 54, "suggestion": "people are" } ]</w:t>
+        <w:t xml:space="preserve">                          "comment": null, "errorCode": "SV", "criterionId": 54, "suggestion": "people are",</w:t>
       </w:r>
       <w:r>
         <w:br/>
@@ -12574,6 +13020,15 @@
         <w:rPr>
           <w:rStyle w:val="VerbatimChar"/>
         </w:rPr>
+        <w:t xml:space="preserve">                          "kind": "ERROR", "edit": "REPLACE", "resolution": null } ]</w:t>
+      </w:r>
+      <w:r>
+        <w:br/>
+      </w:r>
+      <w:r>
+        <w:rPr>
+          <w:rStyle w:val="VerbatimChar"/>
+        </w:rPr>
         <w:t xml:space="preserve">  },</w:t>
       </w:r>
       <w:r>
@@ -12693,7 +13148,16 @@
         <w:rPr>
           <w:rStyle w:val="VerbatimChar"/>
         </w:rPr>
-        <w:t xml:space="preserve">                        "errorCode": "SV", "criterionId": null, "comment": null, "suggestion": "people are" } ],</w:t>
+        <w:t xml:space="preserve">                        "errorCode": "SV", "criterionId": null, "comment": null, "suggestion": "people are",</w:t>
+      </w:r>
+      <w:r>
+        <w:br/>
+      </w:r>
+      <w:r>
+        <w:rPr>
+          <w:rStyle w:val="VerbatimChar"/>
+        </w:rPr>
+        <w:t xml:space="preserve">                        "kind": "ERROR", "edit": "REPLACE" } ],      // kind: ERROR | HIGHLIGHT | GOOD | COMMENT; edit: REPLACE | DELETE | INSERT | null</w:t>
       </w:r>
       <w:r>
         <w:br/>
@@ -14619,7 +15083,7 @@
         <w:rPr>
           <w:rStyle w:val="VerbatimChar"/>
         </w:rPr>
-        <w:t xml:space="preserve">                        "suggestion": "people are" } ],</w:t>
+        <w:t xml:space="preserve">                        "suggestion": "people are", "kind": "ERROR", "edit": "REPLACE", "resolution": "FIXED" } ],</w:t>
       </w:r>
       <w:r>
         <w:br/>
@@ -14688,7 +15152,25 @@
         <w:t xml:space="preserve">errorSummary</w:t>
       </w:r>
       <w:r>
-        <w:t xml:space="preserve">: bảng "Lỗi trong bài", đếm theo tiêu chí (thứ tự trong rubric) rồi theo mã, nhiều nhất trước. Không tính mã khen (</w:t>
+        <w:t xml:space="preserve">: bảng "Lỗi trong bài", đếm theo tiêu chí (thứ tự trong rubric) rồi theo mã, nhiều nhất trước. Chỉ tính đánh dấu kiểu</w:t>
+      </w:r>
+      <w:r>
+        <w:t xml:space="preserve"> </w:t>
+      </w:r>
+      <w:r>
+        <w:rPr>
+          <w:rStyle w:val="VerbatimChar"/>
+        </w:rPr>
+        <w:t xml:space="preserve">ERROR</w:t>
+      </w:r>
+      <w:r>
+        <w:t xml:space="preserve"> </w:t>
+      </w:r>
+      <w:r>
+        <w:t xml:space="preserve">có mã (không tính mã khen</w:t>
+      </w:r>
+      <w:r>
+        <w:t xml:space="preserve"> </w:t>
       </w:r>
       <w:r>
         <w:rPr>
@@ -14697,7 +15179,7 @@
         <w:t xml:space="preserve">GOOD</w:t>
       </w:r>
       <w:r>
-        <w:t xml:space="preserve">) và nhận xét không có mã. Tên mã lấy theo bộ mã của người chấm.</w:t>
+        <w:t xml:space="preserve">, lưu ý, dùng hay, nhận xét không có mã). Tên mã lấy theo bộ mã của người chấm.</w:t>
       </w:r>
     </w:p>
     <w:p>
@@ -14741,6 +15223,18 @@
           <w:rStyle w:val="VerbatimChar"/>
         </w:rPr>
         <w:t xml:space="preserve">suggestion = null</w:t>
+      </w:r>
+      <w:r>
+        <w:t xml:space="preserve">,</w:t>
+      </w:r>
+      <w:r>
+        <w:t xml:space="preserve"> </w:t>
+      </w:r>
+      <w:r>
+        <w:rPr>
+          <w:rStyle w:val="VerbatimChar"/>
+        </w:rPr>
+        <w:t xml:space="preserve">edit = null</w:t>
       </w:r>
       <w:r>
         <w:t xml:space="preserve">,</w:t>

--- a/docx/05-api.docx
+++ b/docx/05-api.docx
@@ -10496,72 +10496,32 @@
               <w:pStyle w:val="Compact"/>
             </w:pPr>
             <w:r>
-              <w:t xml:space="preserve">PATCH</w:t>
-            </w:r>
-          </w:p>
-        </w:tc>
-        <w:tc>
-          <w:tcPr/>
-          <w:p>
-            <w:pPr>
-              <w:pStyle w:val="Compact"/>
-            </w:pPr>
-            <w:r>
-              <w:rPr>
-                <w:rStyle w:val="VerbatimChar"/>
-              </w:rPr>
-              <w:t xml:space="preserve">/api/teacher/submissions/{id}/inline-comments/{commentId}</w:t>
-            </w:r>
-          </w:p>
-        </w:tc>
-        <w:tc>
-          <w:tcPr/>
-          <w:p>
-            <w:pPr>
-              <w:pStyle w:val="Compact"/>
-            </w:pPr>
-            <w:r>
-              <w:t xml:space="preserve">So sánh 2 lần nộp: đánh giá lỗi của lần</w:t>
-            </w:r>
-            <w:r>
-              <w:t xml:space="preserve"> </w:t>
-            </w:r>
-            <w:r>
-              <w:rPr>
-                <w:b/>
-                <w:bCs/>
-              </w:rPr>
-              <w:t xml:space="preserve">cũ</w:t>
-            </w:r>
-            <w:r>
-              <w:t xml:space="preserve"> </w:t>
-            </w:r>
-            <w:r>
-              <w:rPr>
-                <w:rStyle w:val="VerbatimChar"/>
-              </w:rPr>
-              <w:t xml:space="preserve">{resolution: FIXED | NOT_FIXED | CHANGED | null}</w:t>
-            </w:r>
-            <w:r>
-              <w:t xml:space="preserve"> </w:t>
-            </w:r>
-            <w:r>
-              <w:t xml:space="preserve">→</w:t>
-            </w:r>
-            <w:r>
-              <w:t xml:space="preserve"> </w:t>
-            </w:r>
-            <w:r>
-              <w:rPr>
-                <w:rStyle w:val="VerbatimChar"/>
-              </w:rPr>
-              <w:t xml:space="preserve">InlineCommentDto</w:t>
-            </w:r>
-            <w:r>
-              <w:t xml:space="preserve"> </w:t>
-            </w:r>
-            <w:r>
-              <w:t xml:space="preserve">(V9)</w:t>
+              <w:t xml:space="preserve">POST</w:t>
+            </w:r>
+          </w:p>
+        </w:tc>
+        <w:tc>
+          <w:tcPr/>
+          <w:p>
+            <w:pPr>
+              <w:pStyle w:val="Compact"/>
+            </w:pPr>
+            <w:r>
+              <w:rPr>
+                <w:rStyle w:val="VerbatimChar"/>
+              </w:rPr>
+              <w:t xml:space="preserve">/api/teacher/submissions/{id}/ai-suggest</w:t>
+            </w:r>
+          </w:p>
+        </w:tc>
+        <w:tc>
+          <w:tcPr/>
+          <w:p>
+            <w:pPr>
+              <w:pStyle w:val="Compact"/>
+            </w:pPr>
+            <w:r>
+              <w:t xml:space="preserve">Gợi ý AI (Mức 3, chỉ khi có API key)</w:t>
             </w:r>
           </w:p>
         </w:tc>
@@ -10574,44 +10534,6 @@
               <w:pStyle w:val="Compact"/>
             </w:pPr>
             <w:r>
-              <w:t xml:space="preserve">POST</w:t>
-            </w:r>
-          </w:p>
-        </w:tc>
-        <w:tc>
-          <w:tcPr/>
-          <w:p>
-            <w:pPr>
-              <w:pStyle w:val="Compact"/>
-            </w:pPr>
-            <w:r>
-              <w:rPr>
-                <w:rStyle w:val="VerbatimChar"/>
-              </w:rPr>
-              <w:t xml:space="preserve">/api/teacher/submissions/{id}/ai-suggest</w:t>
-            </w:r>
-          </w:p>
-        </w:tc>
-        <w:tc>
-          <w:tcPr/>
-          <w:p>
-            <w:pPr>
-              <w:pStyle w:val="Compact"/>
-            </w:pPr>
-            <w:r>
-              <w:t xml:space="preserve">Gợi ý AI (Mức 3, chỉ khi có API key)</w:t>
-            </w:r>
-          </w:p>
-        </w:tc>
-      </w:tr>
-      <w:tr>
-        <w:tc>
-          <w:tcPr/>
-          <w:p>
-            <w:pPr>
-              <w:pStyle w:val="Compact"/>
-            </w:pPr>
-            <w:r>
               <w:t xml:space="preserve">GET</w:t>
             </w:r>
           </w:p>
@@ -10637,7 +10559,7 @@
               <w:pStyle w:val="Compact"/>
             </w:pPr>
             <w:r>
-              <w:t xml:space="preserve">Mã lỗi dùng được: 24 mã của hệ thống (theo thứ tự) rồi tới mã riêng của tôi</w:t>
+              <w:t xml:space="preserve">Mã lỗi dùng được: 22 mã của hệ thống (theo thứ tự) rồi tới mã riêng của tôi</w:t>
             </w:r>
           </w:p>
         </w:tc>
@@ -12003,94 +11925,22 @@
         <w:t xml:space="preserve"> </w:t>
       </w:r>
       <w:r>
-        <w:t xml:space="preserve">đoạn văn ở vị trí đó (phát hiện client lệch vị trí), không gửi thì server tự lấy;</w:t>
-      </w:r>
-      <w:r>
-        <w:t xml:space="preserve"> </w:t>
-      </w:r>
-      <w:r>
-        <w:rPr>
-          <w:rStyle w:val="VerbatimChar"/>
-        </w:rPr>
-        <w:t xml:space="preserve">kind</w:t>
-      </w:r>
-      <w:r>
-        <w:t xml:space="preserve"> </w:t>
-      </w:r>
-      <w:r>
-        <w:t xml:space="preserve">(V9, V10):</w:t>
-      </w:r>
-      <w:r>
-        <w:t xml:space="preserve"> </w:t>
-      </w:r>
-      <w:r>
-        <w:rPr>
-          <w:rStyle w:val="VerbatimChar"/>
-        </w:rPr>
-        <w:t xml:space="preserve">ERROR</w:t>
-      </w:r>
-      <w:r>
-        <w:t xml:space="preserve"> </w:t>
-      </w:r>
-      <w:r>
-        <w:t xml:space="preserve">(lỗi, mặc định — mã khen thì thành</w:t>
-      </w:r>
-      <w:r>
-        <w:t xml:space="preserve"> </w:t>
-      </w:r>
-      <w:r>
-        <w:rPr>
-          <w:rStyle w:val="VerbatimChar"/>
-        </w:rPr>
-        <w:t xml:space="preserve">GOOD</w:t>
-      </w:r>
-      <w:r>
-        <w:t xml:space="preserve">) /</w:t>
-      </w:r>
-      <w:r>
-        <w:t xml:space="preserve"> </w:t>
-      </w:r>
-      <w:r>
-        <w:rPr>
-          <w:rStyle w:val="VerbatimChar"/>
-        </w:rPr>
-        <w:t xml:space="preserve">HIGHLIGHT</w:t>
-      </w:r>
-      <w:r>
-        <w:t xml:space="preserve"> </w:t>
-      </w:r>
-      <w:r>
-        <w:t xml:space="preserve">(lưu ý) /</w:t>
-      </w:r>
-      <w:r>
-        <w:t xml:space="preserve"> </w:t>
-      </w:r>
-      <w:r>
-        <w:rPr>
-          <w:rStyle w:val="VerbatimChar"/>
-        </w:rPr>
-        <w:t xml:space="preserve">GOOD</w:t>
-      </w:r>
-      <w:r>
-        <w:t xml:space="preserve"> </w:t>
-      </w:r>
-      <w:r>
-        <w:t xml:space="preserve">(dùng hay) /</w:t>
-      </w:r>
-      <w:r>
-        <w:t xml:space="preserve"> </w:t>
-      </w:r>
-      <w:r>
-        <w:rPr>
-          <w:rStyle w:val="VerbatimChar"/>
-        </w:rPr>
-        <w:t xml:space="preserve">COMMENT</w:t>
-      </w:r>
-      <w:r>
-        <w:t xml:space="preserve"> </w:t>
-      </w:r>
-      <w:r>
-        <w:t xml:space="preserve">(chỉ nhận xét, phải có</w:t>
+        <w:t xml:space="preserve">đoạn văn ở vị trí đó (phát hiện client lệch vị trí), không gửi thì server tự lấy; cần ít nhất một trong</w:t>
+      </w:r>
+      <w:r>
+        <w:t xml:space="preserve"> </w:t>
+      </w:r>
+      <w:r>
+        <w:rPr>
+          <w:rStyle w:val="VerbatimChar"/>
+        </w:rPr>
+        <w:t xml:space="preserve">errorCode</w:t>
+      </w:r>
+      <w:r>
+        <w:t xml:space="preserve"> </w:t>
+      </w:r>
+      <w:r>
+        <w:t xml:space="preserve">/</w:t>
       </w:r>
       <w:r>
         <w:t xml:space="preserve"> </w:t>
@@ -12102,45 +11952,6 @@
         <w:t xml:space="preserve">comment</w:t>
       </w:r>
       <w:r>
-        <w:t xml:space="preserve">);</w:t>
-      </w:r>
-      <w:r>
-        <w:t xml:space="preserve"> </w:t>
-      </w:r>
-      <w:r>
-        <w:rPr>
-          <w:rStyle w:val="VerbatimChar"/>
-        </w:rPr>
-        <w:t xml:space="preserve">edit</w:t>
-      </w:r>
-      <w:r>
-        <w:t xml:space="preserve"> </w:t>
-      </w:r>
-      <w:r>
-        <w:t xml:space="preserve">(V10, chỉ với</w:t>
-      </w:r>
-      <w:r>
-        <w:t xml:space="preserve"> </w:t>
-      </w:r>
-      <w:r>
-        <w:rPr>
-          <w:rStyle w:val="VerbatimChar"/>
-        </w:rPr>
-        <w:t xml:space="preserve">ERROR</w:t>
-      </w:r>
-      <w:r>
-        <w:t xml:space="preserve">):</w:t>
-      </w:r>
-      <w:r>
-        <w:t xml:space="preserve"> </w:t>
-      </w:r>
-      <w:r>
-        <w:rPr>
-          <w:rStyle w:val="VerbatimChar"/>
-        </w:rPr>
-        <w:t xml:space="preserve">REPLACE</w:t>
-      </w:r>
-      <w:r>
         <w:t xml:space="preserve"> </w:t>
       </w:r>
       <w:r>
@@ -12153,139 +11964,10 @@
         <w:rPr>
           <w:rStyle w:val="VerbatimChar"/>
         </w:rPr>
-        <w:t xml:space="preserve">INSERT</w:t>
-      </w:r>
-      <w:r>
-        <w:t xml:space="preserve"> </w:t>
-      </w:r>
-      <w:r>
-        <w:t xml:space="preserve">cần</w:t>
-      </w:r>
-      <w:r>
-        <w:t xml:space="preserve"> </w:t>
-      </w:r>
-      <w:r>
-        <w:rPr>
-          <w:rStyle w:val="VerbatimChar"/>
-        </w:rPr>
         <w:t xml:space="preserve">suggestion</w:t>
       </w:r>
       <w:r>
-        <w:t xml:space="preserve"> </w:t>
-      </w:r>
-      <w:r>
-        <w:t xml:space="preserve">là chữ mới,</w:t>
-      </w:r>
-      <w:r>
-        <w:t xml:space="preserve"> </w:t>
-      </w:r>
-      <w:r>
-        <w:rPr>
-          <w:rStyle w:val="VerbatimChar"/>
-        </w:rPr>
-        <w:t xml:space="preserve">DELETE</w:t>
-      </w:r>
-      <w:r>
-        <w:t xml:space="preserve"> </w:t>
-      </w:r>
-      <w:r>
-        <w:t xml:space="preserve">không kèm</w:t>
-      </w:r>
-      <w:r>
-        <w:t xml:space="preserve"> </w:t>
-      </w:r>
-      <w:r>
-        <w:rPr>
-          <w:rStyle w:val="VerbatimChar"/>
-        </w:rPr>
-        <w:t xml:space="preserve">suggestion</w:t>
-      </w:r>
-      <w:r>
-        <w:t xml:space="preserve">, bỏ trống mà có</w:t>
-      </w:r>
-      <w:r>
-        <w:t xml:space="preserve"> </w:t>
-      </w:r>
-      <w:r>
-        <w:rPr>
-          <w:rStyle w:val="VerbatimChar"/>
-        </w:rPr>
-        <w:t xml:space="preserve">suggestion</w:t>
-      </w:r>
-      <w:r>
-        <w:t xml:space="preserve"> </w:t>
-      </w:r>
-      <w:r>
-        <w:t xml:space="preserve">=</w:t>
-      </w:r>
-      <w:r>
-        <w:t xml:space="preserve"> </w:t>
-      </w:r>
-      <w:r>
-        <w:rPr>
-          <w:rStyle w:val="VerbatimChar"/>
-        </w:rPr>
-        <w:t xml:space="preserve">REPLACE</w:t>
-      </w:r>
-      <w:r>
-        <w:t xml:space="preserve">; lỗi cần ít nhất một trong</w:t>
-      </w:r>
-      <w:r>
-        <w:t xml:space="preserve"> </w:t>
-      </w:r>
-      <w:r>
-        <w:rPr>
-          <w:rStyle w:val="VerbatimChar"/>
-        </w:rPr>
-        <w:t xml:space="preserve">errorCode</w:t>
-      </w:r>
-      <w:r>
-        <w:t xml:space="preserve"> </w:t>
-      </w:r>
-      <w:r>
-        <w:t xml:space="preserve">/</w:t>
-      </w:r>
-      <w:r>
-        <w:t xml:space="preserve"> </w:t>
-      </w:r>
-      <w:r>
-        <w:rPr>
-          <w:rStyle w:val="VerbatimChar"/>
-        </w:rPr>
-        <w:t xml:space="preserve">comment</w:t>
-      </w:r>
-      <w:r>
-        <w:t xml:space="preserve"> </w:t>
-      </w:r>
-      <w:r>
-        <w:t xml:space="preserve">/</w:t>
-      </w:r>
-      <w:r>
-        <w:t xml:space="preserve"> </w:t>
-      </w:r>
-      <w:r>
-        <w:rPr>
-          <w:rStyle w:val="VerbatimChar"/>
-        </w:rPr>
-        <w:t xml:space="preserve">suggestion</w:t>
-      </w:r>
-      <w:r>
-        <w:t xml:space="preserve"> </w:t>
-      </w:r>
-      <w:r>
-        <w:t xml:space="preserve">/</w:t>
-      </w:r>
-      <w:r>
-        <w:t xml:space="preserve"> </w:t>
-      </w:r>
-      <w:r>
-        <w:rPr>
-          <w:rStyle w:val="VerbatimChar"/>
-        </w:rPr>
-        <w:t xml:space="preserve">edit</w:t>
-      </w:r>
-      <w:r>
-        <w:t xml:space="preserve">; kiểu khác được để trống nhưng không mang mã lỗi (trừ mã khen);</w:t>
+        <w:t xml:space="preserve">;</w:t>
       </w:r>
       <w:r>
         <w:t xml:space="preserve"> </w:t>
@@ -12410,65 +12092,25 @@
           <w:b/>
           <w:bCs/>
         </w:rPr>
-        <w:t xml:space="preserve">Đánh giá "đã sửa" khi so sánh 2 lần nộp</w:t>
-      </w:r>
-      <w:r>
-        <w:t xml:space="preserve"> </w:t>
-      </w:r>
-      <w:r>
-        <w:t xml:space="preserve">(</w:t>
-      </w:r>
-      <w:r>
-        <w:rPr>
-          <w:rStyle w:val="VerbatimChar"/>
-        </w:rPr>
-        <w:t xml:space="preserve">PATCH …/inline-comments/{commentId}</w:t>
-      </w:r>
-      <w:r>
-        <w:t xml:space="preserve">, V9): chỉ nhận xét kiểu</w:t>
-      </w:r>
-      <w:r>
-        <w:t xml:space="preserve"> </w:t>
-      </w:r>
-      <w:r>
-        <w:rPr>
-          <w:rStyle w:val="VerbatimChar"/>
-        </w:rPr>
-        <w:t xml:space="preserve">ERROR</w:t>
-      </w:r>
-      <w:r>
-        <w:t xml:space="preserve"> </w:t>
-      </w:r>
-      <w:r>
-        <w:t xml:space="preserve">(lưu ý / dùng hay →</w:t>
-      </w:r>
-      <w:r>
-        <w:t xml:space="preserve"> </w:t>
-      </w:r>
-      <w:r>
-        <w:rPr>
-          <w:rStyle w:val="VerbatimChar"/>
-        </w:rPr>
-        <w:t xml:space="preserve">400</w:t>
-      </w:r>
-      <w:r>
-        <w:t xml:space="preserve">) của lần nộp</w:t>
-      </w:r>
-      <w:r>
-        <w:t xml:space="preserve"> </w:t>
-      </w:r>
-      <w:r>
-        <w:rPr>
-          <w:b/>
-          <w:bCs/>
-        </w:rPr>
-        <w:t xml:space="preserve">đã có lần nộp sau</w:t>
-      </w:r>
-      <w:r>
-        <w:t xml:space="preserve"> </w:t>
-      </w:r>
-      <w:r>
-        <w:t xml:space="preserve">(lần mới nhất →</w:t>
+        <w:t xml:space="preserve">Trả bài</w:t>
+      </w:r>
+      <w:r>
+        <w:t xml:space="preserve">: bài ở</w:t>
+      </w:r>
+      <w:r>
+        <w:t xml:space="preserve"> </w:t>
+      </w:r>
+      <w:r>
+        <w:rPr>
+          <w:rStyle w:val="VerbatimChar"/>
+        </w:rPr>
+        <w:t xml:space="preserve">GRADED</w:t>
+      </w:r>
+      <w:r>
+        <w:t xml:space="preserve"> </w:t>
+      </w:r>
+      <w:r>
+        <w:t xml:space="preserve">và kết quả của version mới nhất đã chấm đủ mọi tiêu chí; thiếu →</w:t>
       </w:r>
       <w:r>
         <w:t xml:space="preserve"> </w:t>
@@ -12480,49 +12122,22 @@
         <w:t xml:space="preserve">409 INVALID_STATE</w:t>
       </w:r>
       <w:r>
-        <w:t xml:space="preserve">);</w:t>
-      </w:r>
-      <w:r>
-        <w:t xml:space="preserve"> </w:t>
-      </w:r>
-      <w:r>
-        <w:rPr>
-          <w:rStyle w:val="VerbatimChar"/>
-        </w:rPr>
-        <w:t xml:space="preserve">resolution = null</w:t>
-      </w:r>
-      <w:r>
-        <w:t xml:space="preserve"> </w:t>
-      </w:r>
-      <w:r>
-        <w:t xml:space="preserve">= bỏ đánh giá, để giao diện tự đoán. Không đổi kết quả chấm nên làm được cả sau khi trả bài. Bài nộp của giáo viên khác hoặc nhận xét không thuộc bài nộp →</w:t>
-      </w:r>
-      <w:r>
-        <w:t xml:space="preserve"> </w:t>
-      </w:r>
-      <w:r>
-        <w:rPr>
-          <w:rStyle w:val="VerbatimChar"/>
-        </w:rPr>
-        <w:t xml:space="preserve">404</w:t>
-      </w:r>
-      <w:r>
-        <w:t xml:space="preserve">. So sánh nội dung 2 lần nộp tính ở client từ</w:t>
-      </w:r>
-      <w:r>
-        <w:t xml:space="preserve"> </w:t>
-      </w:r>
-      <w:r>
-        <w:rPr>
-          <w:rStyle w:val="VerbatimChar"/>
-        </w:rPr>
-        <w:t xml:space="preserve">GET …/{id}?versionNo</w:t>
-      </w:r>
-      <w:r>
-        <w:t xml:space="preserve"> </w:t>
-      </w:r>
-      <w:r>
-        <w:t xml:space="preserve">của từng lần (không có endpoint riêng).</w:t>
+        <w:t xml:space="preserve">, message liệt kê tiêu chí còn thiếu. Chưa chấm →</w:t>
+      </w:r>
+      <w:r>
+        <w:t xml:space="preserve"> </w:t>
+      </w:r>
+      <w:r>
+        <w:rPr>
+          <w:rStyle w:val="VerbatimChar"/>
+        </w:rPr>
+        <w:t xml:space="preserve">409</w:t>
+      </w:r>
+      <w:r>
+        <w:t xml:space="preserve"> </w:t>
+      </w:r>
+      <w:r>
+        <w:t xml:space="preserve">"Bài này chưa được chấm".</w:t>
       </w:r>
     </w:p>
     <w:p>
@@ -12538,37 +12153,58 @@
           <w:b/>
           <w:bCs/>
         </w:rPr>
-        <w:t xml:space="preserve">Trả bài</w:t>
-      </w:r>
-      <w:r>
-        <w:t xml:space="preserve">: bài ở</w:t>
-      </w:r>
-      <w:r>
-        <w:t xml:space="preserve"> </w:t>
-      </w:r>
-      <w:r>
-        <w:rPr>
-          <w:rStyle w:val="VerbatimChar"/>
-        </w:rPr>
-        <w:t xml:space="preserve">GRADED</w:t>
-      </w:r>
-      <w:r>
-        <w:t xml:space="preserve"> </w:t>
-      </w:r>
-      <w:r>
-        <w:t xml:space="preserve">và kết quả của version mới nhất đã chấm đủ mọi tiêu chí; thiếu →</w:t>
-      </w:r>
-      <w:r>
-        <w:t xml:space="preserve"> </w:t>
-      </w:r>
-      <w:r>
-        <w:rPr>
-          <w:rStyle w:val="VerbatimChar"/>
-        </w:rPr>
-        <w:t xml:space="preserve">409 INVALID_STATE</w:t>
-      </w:r>
-      <w:r>
-        <w:t xml:space="preserve">, message liệt kê tiêu chí còn thiếu. Chưa chấm →</w:t>
+        <w:t xml:space="preserve">Yêu cầu sửa</w:t>
+      </w:r>
+      <w:r>
+        <w:t xml:space="preserve">: như trả bài, thêm: còn lượt sửa (</w:t>
+      </w:r>
+      <w:r>
+        <w:rPr>
+          <w:rStyle w:val="VerbatimChar"/>
+        </w:rPr>
+        <w:t xml:space="preserve">currentVersion − 1 &lt; maxRevisions</w:t>
+      </w:r>
+      <w:r>
+        <w:t xml:space="preserve">, BR-10) → nếu hết</w:t>
+      </w:r>
+      <w:r>
+        <w:t xml:space="preserve"> </w:t>
+      </w:r>
+      <w:r>
+        <w:rPr>
+          <w:rStyle w:val="VerbatimChar"/>
+        </w:rPr>
+        <w:t xml:space="preserve">422 REVISION_LIMIT</w:t>
+      </w:r>
+      <w:r>
+        <w:t xml:space="preserve">;</w:t>
+      </w:r>
+      <w:r>
+        <w:t xml:space="preserve"> </w:t>
+      </w:r>
+      <w:r>
+        <w:rPr>
+          <w:rStyle w:val="VerbatimChar"/>
+        </w:rPr>
+        <w:t xml:space="preserve">dueAt</w:t>
+      </w:r>
+      <w:r>
+        <w:t xml:space="preserve"> </w:t>
+      </w:r>
+      <w:r>
+        <w:t xml:space="preserve">ở tương lai → nếu không</w:t>
+      </w:r>
+      <w:r>
+        <w:t xml:space="preserve"> </w:t>
+      </w:r>
+      <w:r>
+        <w:rPr>
+          <w:rStyle w:val="VerbatimChar"/>
+        </w:rPr>
+        <w:t xml:space="preserve">400</w:t>
+      </w:r>
+      <w:r>
+        <w:t xml:space="preserve">; bài tập chưa đóng → nếu đã đóng</w:t>
       </w:r>
       <w:r>
         <w:t xml:space="preserve"> </w:t>
@@ -12583,7 +12219,23 @@
         <w:t xml:space="preserve"> </w:t>
       </w:r>
       <w:r>
-        <w:t xml:space="preserve">"Bài này chưa được chấm".</w:t>
+        <w:t xml:space="preserve">(sinh viên không nộp lại được vào bài đã đóng). Bài tập đã đóng vẫn</w:t>
+      </w:r>
+      <w:r>
+        <w:t xml:space="preserve"> </w:t>
+      </w:r>
+      <w:r>
+        <w:rPr>
+          <w:b/>
+          <w:bCs/>
+        </w:rPr>
+        <w:t xml:space="preserve">chấm và trả bài</w:t>
+      </w:r>
+      <w:r>
+        <w:t xml:space="preserve"> </w:t>
+      </w:r>
+      <w:r>
+        <w:t xml:space="preserve">được.</w:t>
       </w:r>
     </w:p>
     <w:p>
@@ -12595,93 +12247,52 @@
         </w:numPr>
       </w:pPr>
       <w:r>
-        <w:rPr>
-          <w:b/>
-          <w:bCs/>
-        </w:rPr>
-        <w:t xml:space="preserve">Yêu cầu sửa</w:t>
-      </w:r>
-      <w:r>
-        <w:t xml:space="preserve">: như trả bài, thêm: còn lượt sửa (</w:t>
-      </w:r>
-      <w:r>
-        <w:rPr>
-          <w:rStyle w:val="VerbatimChar"/>
-        </w:rPr>
-        <w:t xml:space="preserve">currentVersion − 1 &lt; maxRevisions</w:t>
-      </w:r>
-      <w:r>
-        <w:t xml:space="preserve">, BR-10) → nếu hết</w:t>
-      </w:r>
-      <w:r>
-        <w:t xml:space="preserve"> </w:t>
-      </w:r>
-      <w:r>
-        <w:rPr>
-          <w:rStyle w:val="VerbatimChar"/>
-        </w:rPr>
-        <w:t xml:space="preserve">422 REVISION_LIMIT</w:t>
-      </w:r>
-      <w:r>
-        <w:t xml:space="preserve">;</w:t>
-      </w:r>
-      <w:r>
-        <w:t xml:space="preserve"> </w:t>
-      </w:r>
-      <w:r>
-        <w:rPr>
-          <w:rStyle w:val="VerbatimChar"/>
-        </w:rPr>
-        <w:t xml:space="preserve">dueAt</w:t>
-      </w:r>
-      <w:r>
-        <w:t xml:space="preserve"> </w:t>
-      </w:r>
-      <w:r>
-        <w:t xml:space="preserve">ở tương lai → nếu không</w:t>
-      </w:r>
-      <w:r>
-        <w:t xml:space="preserve"> </w:t>
-      </w:r>
-      <w:r>
-        <w:rPr>
-          <w:rStyle w:val="VerbatimChar"/>
-        </w:rPr>
-        <w:t xml:space="preserve">400</w:t>
-      </w:r>
-      <w:r>
-        <w:t xml:space="preserve">; bài tập chưa đóng → nếu đã đóng</w:t>
-      </w:r>
-      <w:r>
-        <w:t xml:space="preserve"> </w:t>
-      </w:r>
-      <w:r>
-        <w:rPr>
-          <w:rStyle w:val="VerbatimChar"/>
-        </w:rPr>
-        <w:t xml:space="preserve">409</w:t>
-      </w:r>
-      <w:r>
-        <w:t xml:space="preserve"> </w:t>
-      </w:r>
-      <w:r>
-        <w:t xml:space="preserve">(sinh viên không nộp lại được vào bài đã đóng). Bài tập đã đóng vẫn</w:t>
-      </w:r>
-      <w:r>
-        <w:t xml:space="preserve"> </w:t>
-      </w:r>
-      <w:r>
-        <w:rPr>
-          <w:b/>
-          <w:bCs/>
-        </w:rPr>
-        <w:t xml:space="preserve">chấm và trả bài</w:t>
-      </w:r>
-      <w:r>
-        <w:t xml:space="preserve"> </w:t>
-      </w:r>
-      <w:r>
-        <w:t xml:space="preserve">được.</w:t>
+        <w:t xml:space="preserve">Trả bài và yêu cầu sửa đều đặt kết quả sang</w:t>
+      </w:r>
+      <w:r>
+        <w:t xml:space="preserve"> </w:t>
+      </w:r>
+      <w:r>
+        <w:rPr>
+          <w:rStyle w:val="VerbatimChar"/>
+        </w:rPr>
+        <w:t xml:space="preserve">RETURNED</w:t>
+      </w:r>
+      <w:r>
+        <w:t xml:space="preserve"> </w:t>
+      </w:r>
+      <w:r>
+        <w:t xml:space="preserve">(sinh viên thấy điểm, BR-13), rồi phát sự kiện</w:t>
+      </w:r>
+      <w:r>
+        <w:t xml:space="preserve"> </w:t>
+      </w:r>
+      <w:r>
+        <w:rPr>
+          <w:rStyle w:val="VerbatimChar"/>
+        </w:rPr>
+        <w:t xml:space="preserve">GradingEvents.Returned</w:t>
+      </w:r>
+      <w:r>
+        <w:t xml:space="preserve"> </w:t>
+      </w:r>
+      <w:r>
+        <w:t xml:space="preserve">/</w:t>
+      </w:r>
+      <w:r>
+        <w:t xml:space="preserve"> </w:t>
+      </w:r>
+      <w:r>
+        <w:rPr>
+          <w:rStyle w:val="VerbatimChar"/>
+        </w:rPr>
+        <w:t xml:space="preserve">RevisionRequested</w:t>
+      </w:r>
+      <w:r>
+        <w:t xml:space="preserve"> </w:t>
+      </w:r>
+      <w:r>
+        <w:t xml:space="preserve">sau khi commit để B7 gửi thông báo.</w:t>
       </w:r>
     </w:p>
     <w:p>
@@ -12693,63 +12304,6 @@
         </w:numPr>
       </w:pPr>
       <w:r>
-        <w:t xml:space="preserve">Trả bài và yêu cầu sửa đều đặt kết quả sang</w:t>
-      </w:r>
-      <w:r>
-        <w:t xml:space="preserve"> </w:t>
-      </w:r>
-      <w:r>
-        <w:rPr>
-          <w:rStyle w:val="VerbatimChar"/>
-        </w:rPr>
-        <w:t xml:space="preserve">RETURNED</w:t>
-      </w:r>
-      <w:r>
-        <w:t xml:space="preserve"> </w:t>
-      </w:r>
-      <w:r>
-        <w:t xml:space="preserve">(sinh viên thấy điểm, BR-13), rồi phát sự kiện</w:t>
-      </w:r>
-      <w:r>
-        <w:t xml:space="preserve"> </w:t>
-      </w:r>
-      <w:r>
-        <w:rPr>
-          <w:rStyle w:val="VerbatimChar"/>
-        </w:rPr>
-        <w:t xml:space="preserve">GradingEvents.Returned</w:t>
-      </w:r>
-      <w:r>
-        <w:t xml:space="preserve"> </w:t>
-      </w:r>
-      <w:r>
-        <w:t xml:space="preserve">/</w:t>
-      </w:r>
-      <w:r>
-        <w:t xml:space="preserve"> </w:t>
-      </w:r>
-      <w:r>
-        <w:rPr>
-          <w:rStyle w:val="VerbatimChar"/>
-        </w:rPr>
-        <w:t xml:space="preserve">RevisionRequested</w:t>
-      </w:r>
-      <w:r>
-        <w:t xml:space="preserve"> </w:t>
-      </w:r>
-      <w:r>
-        <w:t xml:space="preserve">sau khi commit để B7 gửi thông báo.</w:t>
-      </w:r>
-    </w:p>
-    <w:p>
-      <w:pPr>
-        <w:pStyle w:val="Compact"/>
-        <w:numPr>
-          <w:ilvl w:val="0"/>
-          <w:numId w:val="1013"/>
-        </w:numPr>
-      </w:pPr>
-      <w:r>
         <w:t xml:space="preserve">Lưu chấm, trả bài, yêu cầu sửa đều</w:t>
       </w:r>
       <w:r>
@@ -13011,7 +12565,7 @@
         <w:rPr>
           <w:rStyle w:val="VerbatimChar"/>
         </w:rPr>
-        <w:t xml:space="preserve">                          "comment": null, "errorCode": "SV", "criterionId": 54, "suggestion": "people are",</w:t>
+        <w:t xml:space="preserve">                          "comment": null, "errorCode": "SV", "criterionId": 54, "suggestion": "people are" } ]</w:t>
       </w:r>
       <w:r>
         <w:br/>
@@ -13020,7 +12574,7 @@
         <w:rPr>
           <w:rStyle w:val="VerbatimChar"/>
         </w:rPr>
-        <w:t xml:space="preserve">                          "kind": "ERROR", "edit": "REPLACE", "resolution": null } ]</w:t>
+        <w:t xml:space="preserve">  },</w:t>
       </w:r>
       <w:r>
         <w:br/>
@@ -13029,7 +12583,7 @@
         <w:rPr>
           <w:rStyle w:val="VerbatimChar"/>
         </w:rPr>
-        <w:t xml:space="preserve">  },</w:t>
+        <w:t xml:space="preserve">  "versions": [ { "versionNo": 2, "submittedAt": "…", "wordCount": 274, "late": false, "gradeStatus": "DRAFT", "band": 6.5 },</w:t>
       </w:r>
       <w:r>
         <w:br/>
@@ -13038,7 +12592,7 @@
         <w:rPr>
           <w:rStyle w:val="VerbatimChar"/>
         </w:rPr>
-        <w:t xml:space="preserve">  "versions": [ { "versionNo": 2, "submittedAt": "…", "wordCount": 274, "late": false, "gradeStatus": "DRAFT", "band": 6.5 },</w:t>
+        <w:t xml:space="preserve">                { "versionNo": 1, "submittedAt": "…", "wordCount": 231, "late": false, "gradeStatus": "RETURNED", "band": 5.5 } ],</w:t>
       </w:r>
       <w:r>
         <w:br/>
@@ -13047,7 +12601,7 @@
         <w:rPr>
           <w:rStyle w:val="VerbatimChar"/>
         </w:rPr>
-        <w:t xml:space="preserve">                { "versionNo": 1, "submittedAt": "…", "wordCount": 231, "late": false, "gradeStatus": "RETURNED", "band": 5.5 } ],</w:t>
+        <w:t xml:space="preserve">  "editable": true,                      // version mới nhất và chưa trả bài</w:t>
       </w:r>
       <w:r>
         <w:br/>
@@ -13056,7 +12610,7 @@
         <w:rPr>
           <w:rStyle w:val="VerbatimChar"/>
         </w:rPr>
-        <w:t xml:space="preserve">  "editable": true,                      // version mới nhất và chưa trả bài</w:t>
+        <w:t xml:space="preserve">  "canReturn": true,                     // sửa được và đã chấm đủ</w:t>
       </w:r>
       <w:r>
         <w:br/>
@@ -13065,7 +12619,7 @@
         <w:rPr>
           <w:rStyle w:val="VerbatimChar"/>
         </w:rPr>
-        <w:t xml:space="preserve">  "canReturn": true,                     // sửa được và đã chấm đủ</w:t>
+        <w:t xml:space="preserve">  "canRequestRevision": true             // trả được, còn lượt sửa, bài chưa đóng</w:t>
       </w:r>
       <w:r>
         <w:br/>
@@ -13074,7 +12628,18 @@
         <w:rPr>
           <w:rStyle w:val="VerbatimChar"/>
         </w:rPr>
-        <w:t xml:space="preserve">  "canRequestRevision": true             // trả được, còn lượt sửa, bài chưa đóng</w:t>
+        <w:t xml:space="preserve">}</w:t>
+      </w:r>
+    </w:p>
+    <w:p>
+      <w:pPr>
+        <w:pStyle w:val="SourceCode"/>
+      </w:pPr>
+      <w:r>
+        <w:rPr>
+          <w:rStyle w:val="VerbatimChar"/>
+        </w:rPr>
+        <w:t xml:space="preserve">// PUT /api/teacher/submissions/{id}/grade — body</w:t>
       </w:r>
       <w:r>
         <w:br/>
@@ -13083,18 +12648,7 @@
         <w:rPr>
           <w:rStyle w:val="VerbatimChar"/>
         </w:rPr>
-        <w:t xml:space="preserve">}</w:t>
-      </w:r>
-    </w:p>
-    <w:p>
-      <w:pPr>
-        <w:pStyle w:val="SourceCode"/>
-      </w:pPr>
-      <w:r>
-        <w:rPr>
-          <w:rStyle w:val="VerbatimChar"/>
-        </w:rPr>
-        <w:t xml:space="preserve">// PUT /api/teacher/submissions/{id}/grade — body</w:t>
+        <w:t xml:space="preserve">{</w:t>
       </w:r>
       <w:r>
         <w:br/>
@@ -13103,7 +12657,7 @@
         <w:rPr>
           <w:rStyle w:val="VerbatimChar"/>
         </w:rPr>
-        <w:t xml:space="preserve">{</w:t>
+        <w:t xml:space="preserve">  "versionNo": 2,</w:t>
       </w:r>
       <w:r>
         <w:br/>
@@ -13112,7 +12666,7 @@
         <w:rPr>
           <w:rStyle w:val="VerbatimChar"/>
         </w:rPr>
-        <w:t xml:space="preserve">  "versionNo": 2,</w:t>
+        <w:t xml:space="preserve">  "scores": [ { "criterionId": 51, "score": 5, "comment": "Ý 2 chưa có ví dụ." } ],</w:t>
       </w:r>
       <w:r>
         <w:br/>
@@ -13121,7 +12675,7 @@
         <w:rPr>
           <w:rStyle w:val="VerbatimChar"/>
         </w:rPr>
-        <w:t xml:space="preserve">  "scores": [ { "criterionId": 51, "score": 5, "comment": "Ý 2 chưa có ví dụ." } ],</w:t>
+        <w:t xml:space="preserve">  "checklist": [ { "checklistItemId": 802, "checked": true } ],</w:t>
       </w:r>
       <w:r>
         <w:br/>
@@ -13130,7 +12684,7 @@
         <w:rPr>
           <w:rStyle w:val="VerbatimChar"/>
         </w:rPr>
-        <w:t xml:space="preserve">  "checklist": [ { "checklistItemId": 802, "checked": true } ],</w:t>
+        <w:t xml:space="preserve">  "inlineComments": [ { "startOffset": 120, "endOffset": 129, "quote": "people is",</w:t>
       </w:r>
       <w:r>
         <w:br/>
@@ -13139,25 +12693,7 @@
         <w:rPr>
           <w:rStyle w:val="VerbatimChar"/>
         </w:rPr>
-        <w:t xml:space="preserve">  "inlineComments": [ { "startOffset": 120, "endOffset": 129, "quote": "people is",</w:t>
-      </w:r>
-      <w:r>
-        <w:br/>
-      </w:r>
-      <w:r>
-        <w:rPr>
-          <w:rStyle w:val="VerbatimChar"/>
-        </w:rPr>
-        <w:t xml:space="preserve">                        "errorCode": "SV", "criterionId": null, "comment": null, "suggestion": "people are",</w:t>
-      </w:r>
-      <w:r>
-        <w:br/>
-      </w:r>
-      <w:r>
-        <w:rPr>
-          <w:rStyle w:val="VerbatimChar"/>
-        </w:rPr>
-        <w:t xml:space="preserve">                        "kind": "ERROR", "edit": "REPLACE" } ],      // kind: ERROR | HIGHLIGHT | GOOD | COMMENT; edit: REPLACE | DELETE | INSERT | null</w:t>
+        <w:t xml:space="preserve">                        "errorCode": "SV", "criterionId": null, "comment": null, "suggestion": "people are" } ],</w:t>
       </w:r>
       <w:r>
         <w:br/>
@@ -15083,7 +14619,7 @@
         <w:rPr>
           <w:rStyle w:val="VerbatimChar"/>
         </w:rPr>
-        <w:t xml:space="preserve">                        "suggestion": "people are", "kind": "ERROR", "edit": "REPLACE", "resolution": "FIXED" } ],</w:t>
+        <w:t xml:space="preserve">                        "suggestion": "people are" } ],</w:t>
       </w:r>
       <w:r>
         <w:br/>
@@ -15152,25 +14688,7 @@
         <w:t xml:space="preserve">errorSummary</w:t>
       </w:r>
       <w:r>
-        <w:t xml:space="preserve">: bảng "Lỗi trong bài", đếm theo tiêu chí (thứ tự trong rubric) rồi theo mã, nhiều nhất trước. Chỉ tính đánh dấu kiểu</w:t>
-      </w:r>
-      <w:r>
-        <w:t xml:space="preserve"> </w:t>
-      </w:r>
-      <w:r>
-        <w:rPr>
-          <w:rStyle w:val="VerbatimChar"/>
-        </w:rPr>
-        <w:t xml:space="preserve">ERROR</w:t>
-      </w:r>
-      <w:r>
-        <w:t xml:space="preserve"> </w:t>
-      </w:r>
-      <w:r>
-        <w:t xml:space="preserve">có mã (không tính mã khen</w:t>
-      </w:r>
-      <w:r>
-        <w:t xml:space="preserve"> </w:t>
+        <w:t xml:space="preserve">: bảng "Lỗi trong bài", đếm theo tiêu chí (thứ tự trong rubric) rồi theo mã, nhiều nhất trước. Không tính mã khen (</w:t>
       </w:r>
       <w:r>
         <w:rPr>
@@ -15179,7 +14697,7 @@
         <w:t xml:space="preserve">GOOD</w:t>
       </w:r>
       <w:r>
-        <w:t xml:space="preserve">, lưu ý, dùng hay, nhận xét không có mã). Tên mã lấy theo bộ mã của người chấm.</w:t>
+        <w:t xml:space="preserve">) và nhận xét không có mã. Tên mã lấy theo bộ mã của người chấm.</w:t>
       </w:r>
     </w:p>
     <w:p>
@@ -15223,18 +14741,6 @@
           <w:rStyle w:val="VerbatimChar"/>
         </w:rPr>
         <w:t xml:space="preserve">suggestion = null</w:t>
-      </w:r>
-      <w:r>
-        <w:t xml:space="preserve">,</w:t>
-      </w:r>
-      <w:r>
-        <w:t xml:space="preserve"> </w:t>
-      </w:r>
-      <w:r>
-        <w:rPr>
-          <w:rStyle w:val="VerbatimChar"/>
-        </w:rPr>
-        <w:t xml:space="preserve">edit = null</w:t>
       </w:r>
       <w:r>
         <w:t xml:space="preserve">,</w:t>

--- a/docx/05-api.docx
+++ b/docx/05-api.docx
@@ -17043,7 +17043,38 @@
         <w:t xml:space="preserve">/topic/chat/{id}</w:t>
       </w:r>
       <w:r>
-        <w:t xml:space="preserve">.</w:t>
+        <w:t xml:space="preserve">. Kênh bài nộp: tin còn được gửi riêng</w:t>
+      </w:r>
+      <w:r>
+        <w:t xml:space="preserve"> </w:t>
+      </w:r>
+      <w:r>
+        <w:rPr>
+          <w:b/>
+          <w:bCs/>
+        </w:rPr>
+        <w:t xml:space="preserve">bên còn lại</w:t>
+      </w:r>
+      <w:r>
+        <w:t xml:space="preserve"> </w:t>
+      </w:r>
+      <w:r>
+        <w:t xml:space="preserve">(không gửi người gửi) qua</w:t>
+      </w:r>
+      <w:r>
+        <w:t xml:space="preserve"> </w:t>
+      </w:r>
+      <w:r>
+        <w:rPr>
+          <w:rStyle w:val="VerbatimChar"/>
+        </w:rPr>
+        <w:t xml:space="preserve">/user/queue/chat</w:t>
+      </w:r>
+      <w:r>
+        <w:t xml:space="preserve"> </w:t>
+      </w:r>
+      <w:r>
+        <w:t xml:space="preserve">— kênh bài nộp chỉ vào danh sách khi đã có tin, nên người chưa nghe topic của kênh vẫn biết để tải lại danh sách kênh.</w:t>
       </w:r>
     </w:p>
     <w:p>
@@ -18994,6 +19025,90 @@
               <w:rPr>
                 <w:rStyle w:val="VerbatimChar"/>
               </w:rPr>
+              <w:t xml:space="preserve">/user/queue/chat</w:t>
+            </w:r>
+          </w:p>
+        </w:tc>
+        <w:tc>
+          <w:tcPr/>
+          <w:p>
+            <w:pPr>
+              <w:pStyle w:val="Compact"/>
+            </w:pPr>
+            <w:r>
+              <w:t xml:space="preserve">Mọi người</w:t>
+            </w:r>
+          </w:p>
+        </w:tc>
+        <w:tc>
+          <w:tcPr/>
+          <w:p>
+            <w:pPr>
+              <w:pStyle w:val="Compact"/>
+            </w:pPr>
+            <w:r>
+              <w:rPr>
+                <w:rStyle w:val="VerbatimChar"/>
+              </w:rPr>
+              <w:t xml:space="preserve">ChatEvent</w:t>
+            </w:r>
+            <w:r>
+              <w:t xml:space="preserve"> </w:t>
+            </w:r>
+            <w:r>
+              <w:t xml:space="preserve">loại</w:t>
+            </w:r>
+            <w:r>
+              <w:t xml:space="preserve"> </w:t>
+            </w:r>
+            <w:r>
+              <w:rPr>
+                <w:rStyle w:val="VerbatimChar"/>
+              </w:rPr>
+              <w:t xml:space="preserve">MESSAGE</w:t>
+            </w:r>
+            <w:r>
+              <w:t xml:space="preserve"> </w:t>
+            </w:r>
+            <w:r>
+              <w:t xml:space="preserve">của kênh bài nộp mình là bên nhận (để biết kênh mới)</w:t>
+            </w:r>
+          </w:p>
+        </w:tc>
+        <w:tc>
+          <w:tcPr/>
+          <w:p>
+            <w:pPr>
+              <w:pStyle w:val="Compact"/>
+            </w:pPr>
+            <w:r>
+              <w:t xml:space="preserve">2 ✅</w:t>
+            </w:r>
+          </w:p>
+        </w:tc>
+      </w:tr>
+      <w:tr>
+        <w:tc>
+          <w:tcPr/>
+          <w:p>
+            <w:pPr>
+              <w:pStyle w:val="Compact"/>
+            </w:pPr>
+            <w:r>
+              <w:t xml:space="preserve">SUBSCRIBE</w:t>
+            </w:r>
+          </w:p>
+        </w:tc>
+        <w:tc>
+          <w:tcPr/>
+          <w:p>
+            <w:pPr>
+              <w:pStyle w:val="Compact"/>
+            </w:pPr>
+            <w:r>
+              <w:rPr>
+                <w:rStyle w:val="VerbatimChar"/>
+              </w:rPr>
               <w:t xml:space="preserve">/user/queue/errors</w:t>
             </w:r>
           </w:p>
@@ -19583,7 +19698,34 @@
         <w:t xml:space="preserve">/user/queue/session</w:t>
       </w:r>
       <w:r>
-        <w:t xml:space="preserve">.</w:t>
+        <w:t xml:space="preserve"> </w:t>
+      </w:r>
+      <w:r>
+        <w:t xml:space="preserve">(Mức 2 thêm</w:t>
+      </w:r>
+      <w:r>
+        <w:t xml:space="preserve"> </w:t>
+      </w:r>
+      <w:r>
+        <w:rPr>
+          <w:rStyle w:val="VerbatimChar"/>
+        </w:rPr>
+        <w:t xml:space="preserve">/user/queue/errors</w:t>
+      </w:r>
+      <w:r>
+        <w:t xml:space="preserve">,</w:t>
+      </w:r>
+      <w:r>
+        <w:t xml:space="preserve"> </w:t>
+      </w:r>
+      <w:r>
+        <w:rPr>
+          <w:rStyle w:val="VerbatimChar"/>
+        </w:rPr>
+        <w:t xml:space="preserve">/user/queue/chat</w:t>
+      </w:r>
+      <w:r>
+        <w:t xml:space="preserve">).</w:t>
       </w:r>
     </w:p>
     <w:p>

--- a/docx/05-api.docx
+++ b/docx/05-api.docx
@@ -7741,20 +7741,15 @@
       </w:r>
     </w:p>
     <w:p>
-      <w:r>
-        <w:pict>
-          <v:rect style="width:0;height:1.5pt" o:hralign="center" o:hrstd="t" o:hr="t"/>
-        </w:pict>
-      </w:r>
-    </w:p>
-    <w:bookmarkEnd w:id="18"/>
-    <w:bookmarkStart w:id="19" w:name="a6-giáo-viên--tiến-độ-thống-kê"/>
-    <w:p>
-      <w:pPr>
-        <w:pStyle w:val="Heading3"/>
-      </w:pPr>
-      <w:r>
-        <w:t xml:space="preserve">A.6 Giáo viên — tiến độ, thống kê</w:t>
+      <w:pPr>
+        <w:pStyle w:val="FirstParagraph"/>
+      </w:pPr>
+      <w:r>
+        <w:rPr>
+          <w:b/>
+          <w:bCs/>
+        </w:rPr>
+        <w:t xml:space="preserve">Ngân hàng đề (UC-20, FR-25):</w:t>
       </w:r>
     </w:p>
     <w:tbl>
@@ -7828,6 +7823,475 @@
               <w:rPr>
                 <w:rStyle w:val="VerbatimChar"/>
               </w:rPr>
+              <w:t xml:space="preserve">/api/teacher/question-bank?keyword&amp;taskType&amp;tag&amp;page&amp;size&amp;sort</w:t>
+            </w:r>
+          </w:p>
+        </w:tc>
+        <w:tc>
+          <w:tcPr/>
+          <w:p>
+            <w:pPr>
+              <w:pStyle w:val="Compact"/>
+            </w:pPr>
+            <w:r>
+              <w:t xml:space="preserve">Danh sách đề của tôi;</w:t>
+            </w:r>
+            <w:r>
+              <w:t xml:space="preserve"> </w:t>
+            </w:r>
+            <w:r>
+              <w:rPr>
+                <w:rStyle w:val="VerbatimChar"/>
+              </w:rPr>
+              <w:t xml:space="preserve">sort</w:t>
+            </w:r>
+            <w:r>
+              <w:t xml:space="preserve">:</w:t>
+            </w:r>
+            <w:r>
+              <w:t xml:space="preserve"> </w:t>
+            </w:r>
+            <w:r>
+              <w:rPr>
+                <w:rStyle w:val="VerbatimChar"/>
+              </w:rPr>
+              <w:t xml:space="preserve">title</w:t>
+            </w:r>
+            <w:r>
+              <w:t xml:space="preserve">,</w:t>
+            </w:r>
+            <w:r>
+              <w:t xml:space="preserve"> </w:t>
+            </w:r>
+            <w:r>
+              <w:rPr>
+                <w:rStyle w:val="VerbatimChar"/>
+              </w:rPr>
+              <w:t xml:space="preserve">taskType</w:t>
+            </w:r>
+            <w:r>
+              <w:t xml:space="preserve">,</w:t>
+            </w:r>
+            <w:r>
+              <w:t xml:space="preserve"> </w:t>
+            </w:r>
+            <w:r>
+              <w:rPr>
+                <w:rStyle w:val="VerbatimChar"/>
+              </w:rPr>
+              <w:t xml:space="preserve">createdAt</w:t>
+            </w:r>
+            <w:r>
+              <w:t xml:space="preserve">,</w:t>
+            </w:r>
+            <w:r>
+              <w:t xml:space="preserve"> </w:t>
+            </w:r>
+            <w:r>
+              <w:rPr>
+                <w:rStyle w:val="VerbatimChar"/>
+              </w:rPr>
+              <w:t xml:space="preserve">updatedAt</w:t>
+            </w:r>
+          </w:p>
+        </w:tc>
+      </w:tr>
+      <w:tr>
+        <w:tc>
+          <w:tcPr/>
+          <w:p>
+            <w:pPr>
+              <w:pStyle w:val="Compact"/>
+            </w:pPr>
+            <w:r>
+              <w:t xml:space="preserve">POST</w:t>
+            </w:r>
+          </w:p>
+        </w:tc>
+        <w:tc>
+          <w:tcPr/>
+          <w:p>
+            <w:pPr>
+              <w:pStyle w:val="Compact"/>
+            </w:pPr>
+            <w:r>
+              <w:rPr>
+                <w:rStyle w:val="VerbatimChar"/>
+              </w:rPr>
+              <w:t xml:space="preserve">/api/teacher/question-bank</w:t>
+            </w:r>
+          </w:p>
+        </w:tc>
+        <w:tc>
+          <w:tcPr/>
+          <w:p>
+            <w:pPr>
+              <w:pStyle w:val="Compact"/>
+            </w:pPr>
+            <w:r>
+              <w:t xml:space="preserve">Lưu đề + rubric/checklist + tag →</w:t>
+            </w:r>
+            <w:r>
+              <w:t xml:space="preserve"> </w:t>
+            </w:r>
+            <w:r>
+              <w:rPr>
+                <w:rStyle w:val="VerbatimChar"/>
+              </w:rPr>
+              <w:t xml:space="preserve">QuestionBankDetail</w:t>
+            </w:r>
+          </w:p>
+        </w:tc>
+      </w:tr>
+      <w:tr>
+        <w:tc>
+          <w:tcPr/>
+          <w:p>
+            <w:pPr>
+              <w:pStyle w:val="Compact"/>
+            </w:pPr>
+            <w:r>
+              <w:t xml:space="preserve">GET</w:t>
+            </w:r>
+          </w:p>
+        </w:tc>
+        <w:tc>
+          <w:tcPr/>
+          <w:p>
+            <w:pPr>
+              <w:pStyle w:val="Compact"/>
+            </w:pPr>
+            <w:r>
+              <w:rPr>
+                <w:rStyle w:val="VerbatimChar"/>
+              </w:rPr>
+              <w:t xml:space="preserve">/api/teacher/question-bank/{id}</w:t>
+            </w:r>
+          </w:p>
+        </w:tc>
+        <w:tc>
+          <w:tcPr/>
+          <w:p>
+            <w:pPr>
+              <w:pStyle w:val="Compact"/>
+            </w:pPr>
+            <w:r>
+              <w:t xml:space="preserve">Chi tiết đề của tôi</w:t>
+            </w:r>
+          </w:p>
+        </w:tc>
+      </w:tr>
+      <w:tr>
+        <w:tc>
+          <w:tcPr/>
+          <w:p>
+            <w:pPr>
+              <w:pStyle w:val="Compact"/>
+            </w:pPr>
+            <w:r>
+              <w:t xml:space="preserve">PUT</w:t>
+            </w:r>
+          </w:p>
+        </w:tc>
+        <w:tc>
+          <w:tcPr/>
+          <w:p>
+            <w:pPr>
+              <w:pStyle w:val="Compact"/>
+            </w:pPr>
+            <w:r>
+              <w:rPr>
+                <w:rStyle w:val="VerbatimChar"/>
+              </w:rPr>
+              <w:t xml:space="preserve">/api/teacher/question-bank/{id}</w:t>
+            </w:r>
+          </w:p>
+        </w:tc>
+        <w:tc>
+          <w:tcPr/>
+          <w:p>
+            <w:pPr>
+              <w:pStyle w:val="Compact"/>
+            </w:pPr>
+            <w:r>
+              <w:t xml:space="preserve">Thay toàn bộ đề + rubric + tag</w:t>
+            </w:r>
+          </w:p>
+        </w:tc>
+      </w:tr>
+      <w:tr>
+        <w:tc>
+          <w:tcPr/>
+          <w:p>
+            <w:pPr>
+              <w:pStyle w:val="Compact"/>
+            </w:pPr>
+            <w:r>
+              <w:t xml:space="preserve">DELETE</w:t>
+            </w:r>
+          </w:p>
+        </w:tc>
+        <w:tc>
+          <w:tcPr/>
+          <w:p>
+            <w:pPr>
+              <w:pStyle w:val="Compact"/>
+            </w:pPr>
+            <w:r>
+              <w:rPr>
+                <w:rStyle w:val="VerbatimChar"/>
+              </w:rPr>
+              <w:t xml:space="preserve">/api/teacher/question-bank/{id}</w:t>
+            </w:r>
+          </w:p>
+        </w:tc>
+        <w:tc>
+          <w:tcPr/>
+          <w:p>
+            <w:pPr>
+              <w:pStyle w:val="Compact"/>
+            </w:pPr>
+            <w:r>
+              <w:t xml:space="preserve">Xoá đề và rubric riêng đi kèm</w:t>
+            </w:r>
+          </w:p>
+        </w:tc>
+      </w:tr>
+    </w:tbl>
+    <w:p>
+      <w:pPr>
+        <w:pStyle w:val="BodyText"/>
+      </w:pPr>
+      <w:r>
+        <w:t xml:space="preserve">Request dùng các trường</w:t>
+      </w:r>
+      <w:r>
+        <w:t xml:space="preserve"> </w:t>
+      </w:r>
+      <w:r>
+        <w:rPr>
+          <w:rStyle w:val="VerbatimChar"/>
+        </w:rPr>
+        <w:t xml:space="preserve">title</w:t>
+      </w:r>
+      <w:r>
+        <w:t xml:space="preserve">,</w:t>
+      </w:r>
+      <w:r>
+        <w:t xml:space="preserve"> </w:t>
+      </w:r>
+      <w:r>
+        <w:rPr>
+          <w:rStyle w:val="VerbatimChar"/>
+        </w:rPr>
+        <w:t xml:space="preserve">taskType</w:t>
+      </w:r>
+      <w:r>
+        <w:t xml:space="preserve">,</w:t>
+      </w:r>
+      <w:r>
+        <w:t xml:space="preserve"> </w:t>
+      </w:r>
+      <w:r>
+        <w:rPr>
+          <w:rStyle w:val="VerbatimChar"/>
+        </w:rPr>
+        <w:t xml:space="preserve">prompt</w:t>
+      </w:r>
+      <w:r>
+        <w:t xml:space="preserve">,</w:t>
+      </w:r>
+      <w:r>
+        <w:t xml:space="preserve"> </w:t>
+      </w:r>
+      <w:r>
+        <w:rPr>
+          <w:rStyle w:val="VerbatimChar"/>
+        </w:rPr>
+        <w:t xml:space="preserve">imageUrl</w:t>
+      </w:r>
+      <w:r>
+        <w:t xml:space="preserve">,</w:t>
+      </w:r>
+      <w:r>
+        <w:t xml:space="preserve"> </w:t>
+      </w:r>
+      <w:r>
+        <w:rPr>
+          <w:rStyle w:val="VerbatimChar"/>
+        </w:rPr>
+        <w:t xml:space="preserve">minWords</w:t>
+      </w:r>
+      <w:r>
+        <w:t xml:space="preserve">,</w:t>
+      </w:r>
+      <w:r>
+        <w:t xml:space="preserve"> </w:t>
+      </w:r>
+      <w:r>
+        <w:rPr>
+          <w:rStyle w:val="VerbatimChar"/>
+        </w:rPr>
+        <w:t xml:space="preserve">suggestedMinutes</w:t>
+      </w:r>
+      <w:r>
+        <w:t xml:space="preserve">,</w:t>
+      </w:r>
+      <w:r>
+        <w:t xml:space="preserve"> </w:t>
+      </w:r>
+      <w:r>
+        <w:rPr>
+          <w:rStyle w:val="VerbatimChar"/>
+        </w:rPr>
+        <w:t xml:space="preserve">tags</w:t>
+      </w:r>
+      <w:r>
+        <w:t xml:space="preserve"> </w:t>
+      </w:r>
+      <w:r>
+        <w:t xml:space="preserve">và</w:t>
+      </w:r>
+      <w:r>
+        <w:t xml:space="preserve"> </w:t>
+      </w:r>
+      <w:r>
+        <w:rPr>
+          <w:rStyle w:val="VerbatimChar"/>
+        </w:rPr>
+        <w:t xml:space="preserve">criteria</w:t>
+      </w:r>
+      <w:r>
+        <w:t xml:space="preserve"> </w:t>
+      </w:r>
+      <w:r>
+        <w:t xml:space="preserve">cùng dạng với một phần trong</w:t>
+      </w:r>
+      <w:r>
+        <w:t xml:space="preserve"> </w:t>
+      </w:r>
+      <w:r>
+        <w:rPr>
+          <w:rStyle w:val="VerbatimChar"/>
+        </w:rPr>
+        <w:t xml:space="preserve">AssignmentRequest</w:t>
+      </w:r>
+      <w:r>
+        <w:t xml:space="preserve">. Tag được bỏ khoảng trắng, chuyển chữ thường và loại</w:t>
+      </w:r>
+      <w:r>
+        <w:t xml:space="preserve"> </w:t>
+      </w:r>
+      <w:r>
+        <w:t xml:space="preserve">trùng; tối đa 20 tag, mỗi tag 50 ký tự. Giáo viên khác truy cập id của đề →</w:t>
+      </w:r>
+      <w:r>
+        <w:t xml:space="preserve"> </w:t>
+      </w:r>
+      <w:r>
+        <w:rPr>
+          <w:rStyle w:val="VerbatimChar"/>
+        </w:rPr>
+        <w:t xml:space="preserve">404</w:t>
+      </w:r>
+      <w:r>
+        <w:t xml:space="preserve">. Đề và rubric được sao chép khi</w:t>
+      </w:r>
+      <w:r>
+        <w:t xml:space="preserve"> </w:t>
+      </w:r>
+      <w:r>
+        <w:t xml:space="preserve">nạp vào bài tập, nên sửa ngân hàng không làm đổi bài đã tạo.</w:t>
+      </w:r>
+    </w:p>
+    <w:p>
+      <w:r>
+        <w:pict>
+          <v:rect style="width:0;height:1.5pt" o:hralign="center" o:hrstd="t" o:hr="t"/>
+        </w:pict>
+      </w:r>
+    </w:p>
+    <w:bookmarkEnd w:id="18"/>
+    <w:bookmarkStart w:id="19" w:name="a6-giáo-viên--tiến-độ-thống-kê"/>
+    <w:p>
+      <w:pPr>
+        <w:pStyle w:val="Heading3"/>
+      </w:pPr>
+      <w:r>
+        <w:t xml:space="preserve">A.6 Giáo viên — tiến độ, thống kê</w:t>
+      </w:r>
+    </w:p>
+    <w:tbl>
+      <w:tblPr>
+        <w:tblStyle w:val="Table"/>
+        <w:tblW w:type="auto" w:w="0"/>
+        <w:tblLook w:firstRow="1" w:lastRow="0" w:firstColumn="0" w:lastColumn="0" w:noHBand="0" w:noVBand="0" w:val="0020"/>
+      </w:tblPr>
+      <w:tblGrid>
+        <w:gridCol w:w="2640"/>
+        <w:gridCol w:w="2640"/>
+        <w:gridCol w:w="2640"/>
+      </w:tblGrid>
+      <w:tr>
+        <w:trPr>
+          <w:tblHeader w:val="on"/>
+        </w:trPr>
+        <w:tc>
+          <w:tcPr/>
+          <w:p>
+            <w:pPr>
+              <w:pStyle w:val="Compact"/>
+            </w:pPr>
+            <w:r>
+              <w:t xml:space="preserve">Method</w:t>
+            </w:r>
+          </w:p>
+        </w:tc>
+        <w:tc>
+          <w:tcPr/>
+          <w:p>
+            <w:pPr>
+              <w:pStyle w:val="Compact"/>
+            </w:pPr>
+            <w:r>
+              <w:t xml:space="preserve">Đường dẫn</w:t>
+            </w:r>
+          </w:p>
+        </w:tc>
+        <w:tc>
+          <w:tcPr/>
+          <w:p>
+            <w:pPr>
+              <w:pStyle w:val="Compact"/>
+            </w:pPr>
+            <w:r>
+              <w:t xml:space="preserve">Mô tả</w:t>
+            </w:r>
+          </w:p>
+        </w:tc>
+      </w:tr>
+      <w:tr>
+        <w:tc>
+          <w:tcPr/>
+          <w:p>
+            <w:pPr>
+              <w:pStyle w:val="Compact"/>
+            </w:pPr>
+            <w:r>
+              <w:t xml:space="preserve">GET</w:t>
+            </w:r>
+          </w:p>
+        </w:tc>
+        <w:tc>
+          <w:tcPr/>
+          <w:p>
+            <w:pPr>
+              <w:pStyle w:val="Compact"/>
+            </w:pPr>
+            <w:r>
+              <w:rPr>
+                <w:rStyle w:val="VerbatimChar"/>
+              </w:rPr>
               <w:t xml:space="preserve">/api/teacher/assignments/{id}/progress?classId&amp;status</w:t>
             </w:r>
           </w:p>
@@ -9948,7 +10412,49 @@
         <w:t xml:space="preserve"> </w:t>
       </w:r>
       <w:r>
-        <w:t xml:space="preserve">= số phần đã nộp / có lần nộp đầu muộn. Xếp band cao trước,</w:t>
+        <w:t xml:space="preserve">= số phần đã nộp / có lần nộp đầu muộn.</w:t>
+      </w:r>
+      <w:r>
+        <w:t xml:space="preserve"> </w:t>
+      </w:r>
+      <w:r>
+        <w:rPr>
+          <w:rStyle w:val="VerbatimChar"/>
+        </w:rPr>
+        <w:t xml:space="preserve">assignmentBands</w:t>
+      </w:r>
+      <w:r>
+        <w:t xml:space="preserve"> </w:t>
+      </w:r>
+      <w:r>
+        <w:t xml:space="preserve">là ánh xạ</w:t>
+      </w:r>
+      <w:r>
+        <w:t xml:space="preserve"> </w:t>
+      </w:r>
+      <w:r>
+        <w:rPr>
+          <w:rStyle w:val="VerbatimChar"/>
+        </w:rPr>
+        <w:t xml:space="preserve">assignmentId → band</w:t>
+      </w:r>
+      <w:r>
+        <w:t xml:space="preserve"> </w:t>
+      </w:r>
+      <w:r>
+        <w:t xml:space="preserve">(2 chữ số); bài chưa được trả đủ phần có giá trị</w:t>
+      </w:r>
+      <w:r>
+        <w:t xml:space="preserve"> </w:t>
+      </w:r>
+      <w:r>
+        <w:rPr>
+          <w:rStyle w:val="VerbatimChar"/>
+        </w:rPr>
+        <w:t xml:space="preserve">null</w:t>
+      </w:r>
+      <w:r>
+        <w:t xml:space="preserve">. Xếp band cao trước,</w:t>
       </w:r>
       <w:r>
         <w:t xml:space="preserve"> </w:t>
@@ -10107,7 +10613,16 @@
         <w:rPr>
           <w:rStyle w:val="VerbatimChar"/>
         </w:rPr>
-        <w:t xml:space="preserve">                 "averageBand": 7.17, "gradedAssignments": 3, "submittedParts": 6, "lateParts": 0 } ]</w:t>
+        <w:t xml:space="preserve">                 "averageBand": 7.17, "gradedAssignments": 3, "submittedParts": 6, "lateParts": 0,</w:t>
+      </w:r>
+      <w:r>
+        <w:br/>
+      </w:r>
+      <w:r>
+        <w:rPr>
+          <w:rStyle w:val="VerbatimChar"/>
+        </w:rPr>
+        <w:t xml:space="preserve">                 "assignmentBands": { "7": 7.25 } } ]</w:t>
       </w:r>
       <w:r>
         <w:br/>
@@ -16426,32 +16941,32 @@
               <w:pStyle w:val="Compact"/>
             </w:pPr>
             <w:r>
-              <w:t xml:space="preserve">GET</w:t>
-            </w:r>
-          </w:p>
-        </w:tc>
-        <w:tc>
-          <w:tcPr/>
-          <w:p>
-            <w:pPr>
-              <w:pStyle w:val="Compact"/>
-            </w:pPr>
-            <w:r>
-              <w:rPr>
-                <w:rStyle w:val="VerbatimChar"/>
-              </w:rPr>
-              <w:t xml:space="preserve">/api/chat/{channelId}/messages?beforeId&amp;size=50</w:t>
-            </w:r>
-          </w:p>
-        </w:tc>
-        <w:tc>
-          <w:tcPr/>
-          <w:p>
-            <w:pPr>
-              <w:pStyle w:val="Compact"/>
-            </w:pPr>
-            <w:r>
-              <w:t xml:space="preserve">Lịch sử chat, tải ngược về trước (bước 9b)</w:t>
+              <w:t xml:space="preserve">POST</w:t>
+            </w:r>
+          </w:p>
+        </w:tc>
+        <w:tc>
+          <w:tcPr/>
+          <w:p>
+            <w:pPr>
+              <w:pStyle w:val="Compact"/>
+            </w:pPr>
+            <w:r>
+              <w:rPr>
+                <w:rStyle w:val="VerbatimChar"/>
+              </w:rPr>
+              <w:t xml:space="preserve">/api/chat/direct/{studentId}</w:t>
+            </w:r>
+          </w:p>
+        </w:tc>
+        <w:tc>
+          <w:tcPr/>
+          <w:p>
+            <w:pPr>
+              <w:pStyle w:val="Compact"/>
+            </w:pPr>
+            <w:r>
+              <w:t xml:space="preserve">Giáo viên mở / lấy kênh chat riêng với học sinh mình đang dạy</w:t>
             </w:r>
           </w:p>
         </w:tc>
@@ -16489,29 +17004,29 @@
               <w:rPr>
                 <w:rStyle w:val="VerbatimChar"/>
               </w:rPr>
-              <w:t xml:space="preserve">/api/teacher/parts/{partId}/exam-sessions</w:t>
-            </w:r>
-          </w:p>
-        </w:tc>
-        <w:tc>
-          <w:tcPr/>
-          <w:p>
-            <w:pPr>
-              <w:pStyle w:val="Compact"/>
-            </w:pPr>
-            <w:r>
-              <w:t xml:space="preserve">Các phiên thi của một phần</w:t>
-            </w:r>
-          </w:p>
-        </w:tc>
-        <w:tc>
-          <w:tcPr/>
-          <w:p>
-            <w:pPr>
-              <w:pStyle w:val="Compact"/>
-            </w:pPr>
-            <w:r>
-              <w:t xml:space="preserve">3</w:t>
+              <w:t xml:space="preserve">/api/chat/{channelId}/messages?beforeId&amp;size=50</w:t>
+            </w:r>
+          </w:p>
+        </w:tc>
+        <w:tc>
+          <w:tcPr/>
+          <w:p>
+            <w:pPr>
+              <w:pStyle w:val="Compact"/>
+            </w:pPr>
+            <w:r>
+              <w:t xml:space="preserve">Lịch sử chat, tải ngược về trước (bước 9b)</w:t>
+            </w:r>
+          </w:p>
+        </w:tc>
+        <w:tc>
+          <w:tcPr/>
+          <w:p>
+            <w:pPr>
+              <w:pStyle w:val="Compact"/>
+            </w:pPr>
+            <w:r>
+              <w:t xml:space="preserve">2 ✅</w:t>
             </w:r>
           </w:p>
         </w:tc>
@@ -16538,18 +17053,18 @@
               <w:rPr>
                 <w:rStyle w:val="VerbatimChar"/>
               </w:rPr>
-              <w:t xml:space="preserve">/api/teacher/exam-sessions/{id}/events</w:t>
-            </w:r>
-          </w:p>
-        </w:tc>
-        <w:tc>
-          <w:tcPr/>
-          <w:p>
-            <w:pPr>
-              <w:pStyle w:val="Compact"/>
-            </w:pPr>
-            <w:r>
-              <w:t xml:space="preserve">Dòng thời gian sự kiện (UC-21)</w:t>
+              <w:t xml:space="preserve">/api/teacher/parts/{partId}/exam-sessions</w:t>
+            </w:r>
+          </w:p>
+        </w:tc>
+        <w:tc>
+          <w:tcPr/>
+          <w:p>
+            <w:pPr>
+              <w:pStyle w:val="Compact"/>
+            </w:pPr>
+            <w:r>
+              <w:t xml:space="preserve">Các phiên thi của một phần</w:t>
             </w:r>
           </w:p>
         </w:tc>
@@ -16573,32 +17088,32 @@
               <w:pStyle w:val="Compact"/>
             </w:pPr>
             <w:r>
-              <w:t xml:space="preserve">CRUD</w:t>
-            </w:r>
-          </w:p>
-        </w:tc>
-        <w:tc>
-          <w:tcPr/>
-          <w:p>
-            <w:pPr>
-              <w:pStyle w:val="Compact"/>
-            </w:pPr>
-            <w:r>
-              <w:rPr>
-                <w:rStyle w:val="VerbatimChar"/>
-              </w:rPr>
-              <w:t xml:space="preserve">/api/teacher/question-bank</w:t>
-            </w:r>
-          </w:p>
-        </w:tc>
-        <w:tc>
-          <w:tcPr/>
-          <w:p>
-            <w:pPr>
-              <w:pStyle w:val="Compact"/>
-            </w:pPr>
-            <w:r>
-              <w:t xml:space="preserve">Ngân hàng đề (UC-20)</w:t>
+              <w:t xml:space="preserve">GET</w:t>
+            </w:r>
+          </w:p>
+        </w:tc>
+        <w:tc>
+          <w:tcPr/>
+          <w:p>
+            <w:pPr>
+              <w:pStyle w:val="Compact"/>
+            </w:pPr>
+            <w:r>
+              <w:rPr>
+                <w:rStyle w:val="VerbatimChar"/>
+              </w:rPr>
+              <w:t xml:space="preserve">/api/teacher/exam-sessions/{id}/events</w:t>
+            </w:r>
+          </w:p>
+        </w:tc>
+        <w:tc>
+          <w:tcPr/>
+          <w:p>
+            <w:pPr>
+              <w:pStyle w:val="Compact"/>
+            </w:pPr>
+            <w:r>
+              <w:t xml:space="preserve">Dòng thời gian sự kiện (UC-21)</w:t>
             </w:r>
           </w:p>
         </w:tc>
@@ -16673,7 +17188,19 @@
         <w:t xml:space="preserve">thành viên hiện tại</w:t>
       </w:r>
       <w:r>
-        <w:t xml:space="preserve">. Không thuộc kênh / mã kênh sai →</w:t>
+        <w:t xml:space="preserve">. Kênh</w:t>
+      </w:r>
+      <w:r>
+        <w:t xml:space="preserve"> </w:t>
+      </w:r>
+      <w:r>
+        <w:rPr>
+          <w:rStyle w:val="VerbatimChar"/>
+        </w:rPr>
+        <w:t xml:space="preserve">direct-{id}</w:t>
+      </w:r>
+      <w:r>
+        <w:t xml:space="preserve">: đúng cặp giáo viên–sinh viên đã mở kênh. Không thuộc kênh / mã kênh sai →</w:t>
       </w:r>
       <w:r>
         <w:t xml:space="preserve"> </w:t>
@@ -16718,6 +17245,42 @@
         <w:rPr>
           <w:rStyle w:val="VerbatimChar"/>
         </w:rPr>
+        <w:t xml:space="preserve">POST /api/chat/direct/{studentId}</w:t>
+      </w:r>
+      <w:r>
+        <w:t xml:space="preserve"> </w:t>
+      </w:r>
+      <w:r>
+        <w:t xml:space="preserve">chỉ cho giáo viên; học sinh phải thuộc lớp hoặc là người nhận một bài của giáo viên. Kết quả là kênh</w:t>
+      </w:r>
+      <w:r>
+        <w:t xml:space="preserve"> </w:t>
+      </w:r>
+      <w:r>
+        <w:rPr>
+          <w:rStyle w:val="VerbatimChar"/>
+        </w:rPr>
+        <w:t xml:space="preserve">direct-{id}</w:t>
+      </w:r>
+      <w:r>
+        <w:t xml:space="preserve"> </w:t>
+      </w:r>
+      <w:r>
+        <w:t xml:space="preserve">và tiêu đề "Trao đổi với …"; kênh này độc lập với bài nộp.</w:t>
+      </w:r>
+    </w:p>
+    <w:p>
+      <w:pPr>
+        <w:pStyle w:val="Compact"/>
+        <w:numPr>
+          <w:ilvl w:val="0"/>
+          <w:numId w:val="1024"/>
+        </w:numPr>
+      </w:pPr>
+      <w:r>
+        <w:rPr>
+          <w:rStyle w:val="VerbatimChar"/>
+        </w:rPr>
         <w:t xml:space="preserve">GET /api/chat/channels</w:t>
       </w:r>
       <w:r>
@@ -16736,7 +17299,7 @@
         <w:t xml:space="preserve">[{channelId, type, title, lastMessage: {id, senderName, preview, createdAt} | null, unreadCount}]</w:t>
       </w:r>
       <w:r>
-        <w:t xml:space="preserve">: mọi lớp mình dạy / học (kể cả chưa có tin) và các bài nộp</w:t>
+        <w:t xml:space="preserve">: mọi lớp mình dạy / học (kể cả chưa có tin), các bài nộp và kênh riêng</w:t>
       </w:r>
       <w:r>
         <w:t xml:space="preserve"> </w:t>
@@ -16761,7 +17324,7 @@
         <w:t xml:space="preserve">title</w:t>
       </w:r>
       <w:r>
-        <w:t xml:space="preserve">: lớp = "mã – tên", bài nộp = "bài – phần · tên sinh viên".</w:t>
+        <w:t xml:space="preserve">: lớp = "mã – tên", bài nộp = "bài – phần · tên sinh viên", kênh riêng = "Trao đổi với …".</w:t>
       </w:r>
       <w:r>
         <w:t xml:space="preserve"> </w:t>
@@ -19445,6 +20008,18 @@
         <w:t xml:space="preserve">submission-{submissionId}</w:t>
       </w:r>
       <w:r>
+        <w:t xml:space="preserve">,</w:t>
+      </w:r>
+      <w:r>
+        <w:t xml:space="preserve"> </w:t>
+      </w:r>
+      <w:r>
+        <w:rPr>
+          <w:rStyle w:val="VerbatimChar"/>
+        </w:rPr>
+        <w:t xml:space="preserve">class-{classroomId}</w:t>
+      </w:r>
+      <w:r>
         <w:t xml:space="preserve"> </w:t>
       </w:r>
       <w:r>
@@ -19457,7 +20032,7 @@
         <w:rPr>
           <w:rStyle w:val="VerbatimChar"/>
         </w:rPr>
-        <w:t xml:space="preserve">class-{classroomId}</w:t>
+        <w:t xml:space="preserve">direct-{directChannelId}</w:t>
       </w:r>
       <w:r>
         <w:t xml:space="preserve">.</w:t>
@@ -21883,7 +22458,7 @@
               <a:graphicData uri="http://schemas.openxmlformats.org/drawingml/2006/picture">
                 <pic:pic>
                   <pic:nvPicPr>
-                    <pic:cNvPr descr="D:/LTMTU/docx/hinh/05-api-hinh-1.png" id="34" name="Picture"/>
+                    <pic:cNvPr descr="D:/Desktop/Ielts-system/docx/hinh/05-api-hinh-1.png" id="34" name="Picture"/>
                     <pic:cNvPicPr>
                       <a:picLocks noChangeArrowheads="1" noChangeAspect="1"/>
                     </pic:cNvPicPr>

--- a/docx/05-api.docx
+++ b/docx/05-api.docx
@@ -13713,7 +13713,85 @@
         </w:numPr>
       </w:pPr>
       <w:r>
-        <w:t xml:space="preserve">Chưa làm (B25c / B25e): hàng đợi chấm vẫn hiện điểm làm tròn kiểu IELTS và chưa ghi tên nhóm; kết quả phía sinh viên chưa hiện điểm riêng của mình.</w:t>
+        <w:rPr>
+          <w:rStyle w:val="VerbatimChar"/>
+        </w:rPr>
+        <w:t xml:space="preserve">GradingScreen</w:t>
+      </w:r>
+      <w:r>
+        <w:t xml:space="preserve"> </w:t>
+      </w:r>
+      <w:r>
+        <w:t xml:space="preserve">(B25c-2) thêm</w:t>
+      </w:r>
+      <w:r>
+        <w:t xml:space="preserve"> </w:t>
+      </w:r>
+      <w:r>
+        <w:rPr>
+          <w:rStyle w:val="VerbatimChar"/>
+        </w:rPr>
+        <w:t xml:space="preserve">assignment.citationStyle</w:t>
+      </w:r>
+      <w:r>
+        <w:t xml:space="preserve"> </w:t>
+      </w:r>
+      <w:r>
+        <w:t xml:space="preserve">và</w:t>
+      </w:r>
+      <w:r>
+        <w:t xml:space="preserve"> </w:t>
+      </w:r>
+      <w:r>
+        <w:rPr>
+          <w:rStyle w:val="VerbatimChar"/>
+        </w:rPr>
+        <w:t xml:space="preserve">version.contentJson</w:t>
+      </w:r>
+      <w:r>
+        <w:t xml:space="preserve"> </w:t>
+      </w:r>
+      <w:r>
+        <w:t xml:space="preserve">/</w:t>
+      </w:r>
+      <w:r>
+        <w:t xml:space="preserve"> </w:t>
+      </w:r>
+      <w:r>
+        <w:rPr>
+          <w:rStyle w:val="VerbatimChar"/>
+        </w:rPr>
+        <w:t xml:space="preserve">version.references</w:t>
+      </w:r>
+      <w:r>
+        <w:t xml:space="preserve"> </w:t>
+      </w:r>
+      <w:r>
+        <w:t xml:space="preserve">(</w:t>
+      </w:r>
+      <w:r>
+        <w:rPr>
+          <w:rStyle w:val="VerbatimChar"/>
+        </w:rPr>
+        <w:t xml:space="preserve">[{id, csl}]</w:t>
+      </w:r>
+      <w:r>
+        <w:t xml:space="preserve"> </w:t>
+      </w:r>
+      <w:r>
+        <w:t xml:space="preserve">— tài liệu được trích lúc nộp, giống phía sinh viên) để màn chấm hiện bài nộp có định dạng; bài luận để null.</w:t>
+      </w:r>
+    </w:p>
+    <w:p>
+      <w:pPr>
+        <w:pStyle w:val="Compact"/>
+        <w:numPr>
+          <w:ilvl w:val="0"/>
+          <w:numId w:val="1015"/>
+        </w:numPr>
+      </w:pPr>
+      <w:r>
+        <w:t xml:space="preserve">Chưa làm (B25c-3 / B25e): hàng đợi chấm vẫn hiện điểm làm tròn kiểu IELTS và chưa ghi tên nhóm; kết quả phía sinh viên chưa hiện điểm riêng của mình.</w:t>
       </w:r>
     </w:p>
     <w:p>
@@ -21017,6 +21095,132 @@
             </w:r>
             <w:r>
               <w:t xml:space="preserve">bị bỏ nội dung (giữ dòng cho thống kê)</w:t>
+            </w:r>
+          </w:p>
+        </w:tc>
+      </w:tr>
+      <w:tr>
+        <w:tc>
+          <w:tcPr/>
+          <w:p>
+            <w:pPr>
+              <w:pStyle w:val="Compact"/>
+            </w:pPr>
+            <w:r>
+              <w:t xml:space="preserve">GET</w:t>
+            </w:r>
+          </w:p>
+        </w:tc>
+        <w:tc>
+          <w:tcPr/>
+          <w:p>
+            <w:pPr>
+              <w:pStyle w:val="Compact"/>
+            </w:pPr>
+            <w:r>
+              <w:rPr>
+                <w:rStyle w:val="VerbatimChar"/>
+              </w:rPr>
+              <w:t xml:space="preserve">/api/papers/docs/{id}/comments</w:t>
+            </w:r>
+          </w:p>
+        </w:tc>
+        <w:tc>
+          <w:tcPr/>
+          <w:p>
+            <w:pPr>
+              <w:pStyle w:val="Compact"/>
+            </w:pPr>
+            <w:r>
+              <w:t xml:space="preserve">Thành viên nhóm hoặc giáo viên chủ bài lấy các nhận xét trực tiếp trên tài liệu</w:t>
+            </w:r>
+          </w:p>
+        </w:tc>
+      </w:tr>
+      <w:tr>
+        <w:tc>
+          <w:tcPr/>
+          <w:p>
+            <w:pPr>
+              <w:pStyle w:val="Compact"/>
+            </w:pPr>
+            <w:r>
+              <w:t xml:space="preserve">POST</w:t>
+            </w:r>
+          </w:p>
+        </w:tc>
+        <w:tc>
+          <w:tcPr/>
+          <w:p>
+            <w:pPr>
+              <w:pStyle w:val="Compact"/>
+            </w:pPr>
+            <w:r>
+              <w:rPr>
+                <w:rStyle w:val="VerbatimChar"/>
+              </w:rPr>
+              <w:t xml:space="preserve">/api/teacher/papers/docs/{id}/comments</w:t>
+            </w:r>
+          </w:p>
+        </w:tc>
+        <w:tc>
+          <w:tcPr/>
+          <w:p>
+            <w:pPr>
+              <w:pStyle w:val="Compact"/>
+            </w:pPr>
+            <w:r>
+              <w:t xml:space="preserve">Giáo viên thêm nhận xét với</w:t>
+            </w:r>
+            <w:r>
+              <w:t xml:space="preserve"> </w:t>
+            </w:r>
+            <w:r>
+              <w:rPr>
+                <w:rStyle w:val="VerbatimChar"/>
+              </w:rPr>
+              <w:t xml:space="preserve">{startOffset, endOffset, quote, comment}</w:t>
+            </w:r>
+            <w:r>
+              <w:t xml:space="preserve">; đoạn chọn tối đa 10.000 ký tự</w:t>
+            </w:r>
+          </w:p>
+        </w:tc>
+      </w:tr>
+      <w:tr>
+        <w:tc>
+          <w:tcPr/>
+          <w:p>
+            <w:pPr>
+              <w:pStyle w:val="Compact"/>
+            </w:pPr>
+            <w:r>
+              <w:t xml:space="preserve">PUT / DELETE</w:t>
+            </w:r>
+          </w:p>
+        </w:tc>
+        <w:tc>
+          <w:tcPr/>
+          <w:p>
+            <w:pPr>
+              <w:pStyle w:val="Compact"/>
+            </w:pPr>
+            <w:r>
+              <w:rPr>
+                <w:rStyle w:val="VerbatimChar"/>
+              </w:rPr>
+              <w:t xml:space="preserve">/api/teacher/papers/docs/{id}/comments/{commentId}</w:t>
+            </w:r>
+          </w:p>
+        </w:tc>
+        <w:tc>
+          <w:tcPr/>
+          <w:p>
+            <w:pPr>
+              <w:pStyle w:val="Compact"/>
+            </w:pPr>
+            <w:r>
+              <w:t xml:space="preserve">Giáo viên sửa nội dung hoặc xoá nhận xét của mình trên tài liệu</w:t>
             </w:r>
           </w:p>
         </w:tc>
@@ -27838,7 +28042,34 @@
         <w:rPr>
           <w:rStyle w:val="VerbatimChar"/>
         </w:rPr>
-        <w:t xml:space="preserve">/topic/paper/{id}[/awareness]</w:t>
+        <w:t xml:space="preserve">/topic/paper/{id}</w:t>
+      </w:r>
+      <w:r>
+        <w:t xml:space="preserve">,</w:t>
+      </w:r>
+      <w:r>
+        <w:t xml:space="preserve"> </w:t>
+      </w:r>
+      <w:r>
+        <w:rPr>
+          <w:rStyle w:val="VerbatimChar"/>
+        </w:rPr>
+        <w:t xml:space="preserve">/topic/paper/{id}/awareness</w:t>
+      </w:r>
+      <w:r>
+        <w:t xml:space="preserve"> </w:t>
+      </w:r>
+      <w:r>
+        <w:t xml:space="preserve">và</w:t>
+      </w:r>
+      <w:r>
+        <w:t xml:space="preserve"> </w:t>
+      </w:r>
+      <w:r>
+        <w:rPr>
+          <w:rStyle w:val="VerbatimChar"/>
+        </w:rPr>
+        <w:t xml:space="preserve">/topic/paper/{id}/comments</w:t>
       </w:r>
       <w:r>
         <w:t xml:space="preserve">; chỉ sinh viên SEND được</w:t>
@@ -27908,7 +28139,34 @@
         <w:t xml:space="preserve"> </w:t>
       </w:r>
       <w:r>
-        <w:t xml:space="preserve">không bỏ sót. Lỗi (không phải thành viên</w:t>
+        <w:t xml:space="preserve">không bỏ sót. Nhận xét trực tiếp phát sau commit trên</w:t>
+      </w:r>
+      <w:r>
+        <w:t xml:space="preserve"> </w:t>
+      </w:r>
+      <w:r>
+        <w:rPr>
+          <w:rStyle w:val="VerbatimChar"/>
+        </w:rPr>
+        <w:t xml:space="preserve">/topic/paper/{id}/comments</w:t>
+      </w:r>
+      <w:r>
+        <w:t xml:space="preserve"> </w:t>
+      </w:r>
+      <w:r>
+        <w:t xml:space="preserve">với</w:t>
+      </w:r>
+      <w:r>
+        <w:t xml:space="preserve"> </w:t>
+      </w:r>
+      <w:r>
+        <w:rPr>
+          <w:rStyle w:val="VerbatimChar"/>
+        </w:rPr>
+        <w:t xml:space="preserve">{type: CREATED|UPDATED|DELETED, comment, commentId}</w:t>
+      </w:r>
+      <w:r>
+        <w:t xml:space="preserve">. Lỗi (không phải thành viên</w:t>
       </w:r>
       <w:r>
         <w:t xml:space="preserve"> </w:t>

--- a/docx/05-api.docx
+++ b/docx/05-api.docx
@@ -13791,7 +13791,236 @@
         </w:numPr>
       </w:pPr>
       <w:r>
-        <w:t xml:space="preserve">Chưa làm (B25c-3 / B25e): hàng đợi chấm vẫn hiện điểm làm tròn kiểu IELTS và chưa ghi tên nhóm; kết quả phía sinh viên chưa hiện điểm riêng của mình.</w:t>
+        <w:t xml:space="preserve">Hàng đợi (B25c-3):</w:t>
+      </w:r>
+      <w:r>
+        <w:t xml:space="preserve"> </w:t>
+      </w:r>
+      <w:r>
+        <w:rPr>
+          <w:rStyle w:val="VerbatimChar"/>
+        </w:rPr>
+        <w:t xml:space="preserve">QueueRow</w:t>
+      </w:r>
+      <w:r>
+        <w:t xml:space="preserve"> </w:t>
+      </w:r>
+      <w:r>
+        <w:t xml:space="preserve">thêm</w:t>
+      </w:r>
+      <w:r>
+        <w:t xml:space="preserve"> </w:t>
+      </w:r>
+      <w:r>
+        <w:rPr>
+          <w:rStyle w:val="VerbatimChar"/>
+        </w:rPr>
+        <w:t xml:space="preserve">kind</w:t>
+      </w:r>
+      <w:r>
+        <w:t xml:space="preserve"> </w:t>
+      </w:r>
+      <w:r>
+        <w:t xml:space="preserve">và</w:t>
+      </w:r>
+      <w:r>
+        <w:t xml:space="preserve"> </w:t>
+      </w:r>
+      <w:r>
+        <w:rPr>
+          <w:rStyle w:val="VerbatimChar"/>
+        </w:rPr>
+        <w:t xml:space="preserve">groupName</w:t>
+      </w:r>
+      <w:r>
+        <w:t xml:space="preserve"> </w:t>
+      </w:r>
+      <w:r>
+        <w:t xml:space="preserve">(bài PAPER — tên nhóm,</w:t>
+      </w:r>
+      <w:r>
+        <w:t xml:space="preserve"> </w:t>
+      </w:r>
+      <w:r>
+        <w:rPr>
+          <w:rStyle w:val="VerbatimChar"/>
+        </w:rPr>
+        <w:t xml:space="preserve">student</w:t>
+      </w:r>
+      <w:r>
+        <w:t xml:space="preserve"> </w:t>
+      </w:r>
+      <w:r>
+        <w:t xml:space="preserve">là người nộp gần nhất; bài luận null);</w:t>
+      </w:r>
+      <w:r>
+        <w:t xml:space="preserve"> </w:t>
+      </w:r>
+      <w:r>
+        <w:rPr>
+          <w:rStyle w:val="VerbatimChar"/>
+        </w:rPr>
+        <w:t xml:space="preserve">band</w:t>
+      </w:r>
+      <w:r>
+        <w:t xml:space="preserve"> </w:t>
+      </w:r>
+      <w:r>
+        <w:t xml:space="preserve">của bài PAPER là điểm thang 10 làm tròn 2 chữ số.</w:t>
+      </w:r>
+      <w:r>
+        <w:t xml:space="preserve"> </w:t>
+      </w:r>
+      <w:r>
+        <w:rPr>
+          <w:rStyle w:val="VerbatimChar"/>
+        </w:rPr>
+        <w:t xml:space="preserve">keyword</w:t>
+      </w:r>
+      <w:r>
+        <w:t xml:space="preserve"> </w:t>
+      </w:r>
+      <w:r>
+        <w:t xml:space="preserve">tìm thêm theo tên nhóm.</w:t>
+      </w:r>
+    </w:p>
+    <w:p>
+      <w:pPr>
+        <w:pStyle w:val="Compact"/>
+        <w:numPr>
+          <w:ilvl w:val="0"/>
+          <w:numId w:val="1015"/>
+        </w:numPr>
+      </w:pPr>
+      <w:r>
+        <w:t xml:space="preserve">Kết quả phía sinh viên (B25e):</w:t>
+      </w:r>
+      <w:r>
+        <w:t xml:space="preserve"> </w:t>
+      </w:r>
+      <w:r>
+        <w:rPr>
+          <w:rStyle w:val="VerbatimChar"/>
+        </w:rPr>
+        <w:t xml:space="preserve">Result</w:t>
+      </w:r>
+      <w:r>
+        <w:t xml:space="preserve"> </w:t>
+      </w:r>
+      <w:r>
+        <w:t xml:space="preserve">thêm</w:t>
+      </w:r>
+      <w:r>
+        <w:t xml:space="preserve"> </w:t>
+      </w:r>
+      <w:r>
+        <w:rPr>
+          <w:rStyle w:val="VerbatimChar"/>
+        </w:rPr>
+        <w:t xml:space="preserve">myScore</w:t>
+      </w:r>
+      <w:r>
+        <w:t xml:space="preserve"> </w:t>
+      </w:r>
+      <w:r>
+        <w:t xml:space="preserve">(điểm riêng = điểm nhóm + cộng / trừ, kẹp [0, 10]),</w:t>
+      </w:r>
+      <w:r>
+        <w:t xml:space="preserve"> </w:t>
+      </w:r>
+      <w:r>
+        <w:rPr>
+          <w:rStyle w:val="VerbatimChar"/>
+        </w:rPr>
+        <w:t xml:space="preserve">myAdjustment</w:t>
+      </w:r>
+      <w:r>
+        <w:t xml:space="preserve">,</w:t>
+      </w:r>
+      <w:r>
+        <w:t xml:space="preserve"> </w:t>
+      </w:r>
+      <w:r>
+        <w:rPr>
+          <w:rStyle w:val="VerbatimChar"/>
+        </w:rPr>
+        <w:t xml:space="preserve">myAdjustmentReason</w:t>
+      </w:r>
+      <w:r>
+        <w:t xml:space="preserve"> </w:t>
+      </w:r>
+      <w:r>
+        <w:t xml:space="preserve">(bài luận null);</w:t>
+      </w:r>
+      <w:r>
+        <w:t xml:space="preserve"> </w:t>
+      </w:r>
+      <w:r>
+        <w:rPr>
+          <w:rStyle w:val="VerbatimChar"/>
+        </w:rPr>
+        <w:t xml:space="preserve">band</w:t>
+      </w:r>
+      <w:r>
+        <w:t xml:space="preserve"> </w:t>
+      </w:r>
+      <w:r>
+        <w:t xml:space="preserve">của bài PAPER là điểm nhóm thang 10. Lịch sử nộp (</w:t>
+      </w:r>
+      <w:r>
+        <w:rPr>
+          <w:rStyle w:val="VerbatimChar"/>
+        </w:rPr>
+        <w:t xml:space="preserve">VersionSummary.band</w:t>
+      </w:r>
+      <w:r>
+        <w:t xml:space="preserve">),</w:t>
+      </w:r>
+      <w:r>
+        <w:t xml:space="preserve"> </w:t>
+      </w:r>
+      <w:r>
+        <w:rPr>
+          <w:rStyle w:val="VerbatimChar"/>
+        </w:rPr>
+        <w:t xml:space="preserve">PartResult.band</w:t>
+      </w:r>
+      <w:r>
+        <w:t xml:space="preserve"> </w:t>
+      </w:r>
+      <w:r>
+        <w:t xml:space="preserve">và tổng bài của bài PAPER dùng</w:t>
+      </w:r>
+      <w:r>
+        <w:t xml:space="preserve"> </w:t>
+      </w:r>
+      <w:r>
+        <w:rPr>
+          <w:b/>
+          <w:bCs/>
+        </w:rPr>
+        <w:t xml:space="preserve">điểm riêng</w:t>
+      </w:r>
+      <w:r>
+        <w:t xml:space="preserve"> </w:t>
+      </w:r>
+      <w:r>
+        <w:t xml:space="preserve">của sinh viên;</w:t>
+      </w:r>
+      <w:r>
+        <w:t xml:space="preserve"> </w:t>
+      </w:r>
+      <w:r>
+        <w:rPr>
+          <w:rStyle w:val="VerbatimChar"/>
+        </w:rPr>
+        <w:t xml:space="preserve">note</w:t>
+      </w:r>
+      <w:r>
+        <w:t xml:space="preserve"> </w:t>
+      </w:r>
+      <w:r>
+        <w:t xml:space="preserve">ghi cách tính thang 10.</w:t>
       </w:r>
     </w:p>
     <w:p>
@@ -14034,7 +14263,7 @@
         <w:rPr>
           <w:rStyle w:val="VerbatimChar"/>
         </w:rPr>
-        <w:t xml:space="preserve">{submissionId, status, currentVersion, student{id, studentCode, fullName}, assignmentId, assignmentTitle, partId, partTitle, partOrderNo, taskType, submittedAt, late, wordCount, gradeStatus, band}</w:t>
+        <w:t xml:space="preserve">{submissionId, status, currentVersion, student{id, studentCode, fullName}, assignmentId, assignmentTitle, partId, partTitle, partOrderNo, taskType, submittedAt, late, wordCount, gradeStatus, band, kind, groupName}</w:t>
       </w:r>
       <w:r>
         <w:t xml:space="preserve"> </w:t>

--- a/docx/05-api.docx
+++ b/docx/05-api.docx
@@ -10953,7 +10953,22 @@
         <w:t xml:space="preserve"> </w:t>
       </w:r>
       <w:r>
-        <w:t xml:space="preserve">(không phải 0).</w:t>
+        <w:t xml:space="preserve">(không phải 0). Mỗi tiêu chí kèm</w:t>
+      </w:r>
+      <w:r>
+        <w:t xml:space="preserve"> </w:t>
+      </w:r>
+      <w:r>
+        <w:rPr>
+          <w:rStyle w:val="VerbatimChar"/>
+        </w:rPr>
+        <w:t xml:space="preserve">maxScore</w:t>
+      </w:r>
+      <w:r>
+        <w:t xml:space="preserve"> </w:t>
+      </w:r>
+      <w:r>
+        <w:t xml:space="preserve">(IELTS 9; bài PAPER theo rubric).</w:t>
       </w:r>
     </w:p>
     <w:p>
@@ -10965,6 +10980,110 @@
         </w:numPr>
       </w:pPr>
       <w:r>
+        <w:rPr>
+          <w:b/>
+          <w:bCs/>
+        </w:rPr>
+        <w:t xml:space="preserve">Bài PAPER (B25e, BR-31):</w:t>
+      </w:r>
+      <w:r>
+        <w:t xml:space="preserve"> </w:t>
+      </w:r>
+      <w:r>
+        <w:t xml:space="preserve">bài làm thuộc nhóm nên tính cho</w:t>
+      </w:r>
+      <w:r>
+        <w:t xml:space="preserve"> </w:t>
+      </w:r>
+      <w:r>
+        <w:rPr>
+          <w:b/>
+          <w:bCs/>
+        </w:rPr>
+        <w:t xml:space="preserve">từng thành viên hiện tại</w:t>
+      </w:r>
+      <w:r>
+        <w:t xml:space="preserve"> </w:t>
+      </w:r>
+      <w:r>
+        <w:t xml:space="preserve">của nhóm (</w:t>
+      </w:r>
+      <w:r>
+        <w:rPr>
+          <w:rStyle w:val="VerbatimChar"/>
+        </w:rPr>
+        <w:t xml:space="preserve">submittedCount</w:t>
+      </w:r>
+      <w:r>
+        <w:t xml:space="preserve">,</w:t>
+      </w:r>
+      <w:r>
+        <w:t xml:space="preserve"> </w:t>
+      </w:r>
+      <w:r>
+        <w:rPr>
+          <w:rStyle w:val="VerbatimChar"/>
+        </w:rPr>
+        <w:t xml:space="preserve">returnedCount</w:t>
+      </w:r>
+      <w:r>
+        <w:t xml:space="preserve">,</w:t>
+      </w:r>
+      <w:r>
+        <w:t xml:space="preserve"> </w:t>
+      </w:r>
+      <w:r>
+        <w:rPr>
+          <w:rStyle w:val="VerbatimChar"/>
+        </w:rPr>
+        <w:t xml:space="preserve">overall.count</w:t>
+      </w:r>
+      <w:r>
+        <w:t xml:space="preserve"> </w:t>
+      </w:r>
+      <w:r>
+        <w:t xml:space="preserve">đếm theo người). Điểm của mỗi người = điểm cả bài làm tròn 2 chữ số + cộng / trừ riêng, kẹp [0, 10];</w:t>
+      </w:r>
+      <w:r>
+        <w:t xml:space="preserve"> </w:t>
+      </w:r>
+      <w:r>
+        <w:rPr>
+          <w:rStyle w:val="VerbatimChar"/>
+        </w:rPr>
+        <w:t xml:space="preserve">averageBand</w:t>
+      </w:r>
+      <w:r>
+        <w:t xml:space="preserve"> </w:t>
+      </w:r>
+      <w:r>
+        <w:t xml:space="preserve">là trung bình điểm thang 10,</w:t>
+      </w:r>
+      <w:r>
+        <w:t xml:space="preserve"> </w:t>
+      </w:r>
+      <w:r>
+        <w:rPr>
+          <w:rStyle w:val="VerbatimChar"/>
+        </w:rPr>
+        <w:t xml:space="preserve">bandDistribution</w:t>
+      </w:r>
+      <w:r>
+        <w:t xml:space="preserve"> </w:t>
+      </w:r>
+      <w:r>
+        <w:t xml:space="preserve">gom theo nửa điểm gần nhất (7.67 → 7.5). Trung bình tiêu chí tính một lần cho mỗi bài chấm của nhóm (không nhân theo số thành viên).</w:t>
+      </w:r>
+    </w:p>
+    <w:p>
+      <w:pPr>
+        <w:pStyle w:val="Compact"/>
+        <w:numPr>
+          <w:ilvl w:val="0"/>
+          <w:numId w:val="1011"/>
+        </w:numPr>
+      </w:pPr>
+      <w:r>
         <w:t xml:space="preserve">Bài của giáo viên khác →</w:t>
       </w:r>
       <w:r>
@@ -11063,7 +11182,7 @@
         <w:rPr>
           <w:rStyle w:val="VerbatimChar"/>
         </w:rPr>
-        <w:t xml:space="preserve">      "criteria": [ { "criterionId": 51, "code": "TR", "name": "Task Response", "average": 5.93, "count": 35 } ],</w:t>
+        <w:t xml:space="preserve">      "criteria": [ { "criterionId": 51, "code": "TR", "name": "Task Response", "maxScore": 9.0, "average": 5.93, "count": 35 } ],</w:t>
       </w:r>
       <w:r>
         <w:br/>
@@ -11394,6 +11513,79 @@
         </w:numPr>
       </w:pPr>
       <w:r>
+        <w:rPr>
+          <w:b/>
+          <w:bCs/>
+        </w:rPr>
+        <w:t xml:space="preserve">Bài PAPER (B25e):</w:t>
+      </w:r>
+      <w:r>
+        <w:t xml:space="preserve"> </w:t>
+      </w:r>
+      <w:r>
+        <w:t xml:space="preserve">cột ghi</w:t>
+      </w:r>
+      <w:r>
+        <w:t xml:space="preserve"> </w:t>
+      </w:r>
+      <w:r>
+        <w:rPr>
+          <w:rStyle w:val="VerbatimChar"/>
+        </w:rPr>
+        <w:t xml:space="preserve">Điểm</w:t>
+      </w:r>
+      <w:r>
+        <w:t xml:space="preserve"> </w:t>
+      </w:r>
+      <w:r>
+        <w:t xml:space="preserve">thay cho</w:t>
+      </w:r>
+      <w:r>
+        <w:t xml:space="preserve"> </w:t>
+      </w:r>
+      <w:r>
+        <w:rPr>
+          <w:rStyle w:val="VerbatimChar"/>
+        </w:rPr>
+        <w:t xml:space="preserve">Band</w:t>
+      </w:r>
+      <w:r>
+        <w:t xml:space="preserve"> </w:t>
+      </w:r>
+      <w:r>
+        <w:t xml:space="preserve">(</w:t>
+      </w:r>
+      <w:r>
+        <w:rPr>
+          <w:rStyle w:val="VerbatimChar"/>
+        </w:rPr>
+        <w:t xml:space="preserve">&lt;phần&gt; – Điểm</w:t>
+      </w:r>
+      <w:r>
+        <w:t xml:space="preserve">,</w:t>
+      </w:r>
+      <w:r>
+        <w:t xml:space="preserve"> </w:t>
+      </w:r>
+      <w:r>
+        <w:rPr>
+          <w:rStyle w:val="VerbatimChar"/>
+        </w:rPr>
+        <w:t xml:space="preserve">Điểm cả bài</w:t>
+      </w:r>
+      <w:r>
+        <w:t xml:space="preserve">), định dạng 2 chữ số; điểm của mỗi thành viên = điểm nhóm + cộng / trừ riêng, kẹp [0, 10].</w:t>
+      </w:r>
+    </w:p>
+    <w:p>
+      <w:pPr>
+        <w:pStyle w:val="Compact"/>
+        <w:numPr>
+          <w:ilvl w:val="0"/>
+          <w:numId w:val="1012"/>
+        </w:numPr>
+      </w:pPr>
+      <w:r>
         <w:t xml:space="preserve">Bài của người khác →</w:t>
       </w:r>
       <w:r>
@@ -11763,6 +11955,158 @@
         </w:numPr>
       </w:pPr>
       <w:r>
+        <w:rPr>
+          <w:b/>
+          <w:bCs/>
+        </w:rPr>
+        <w:t xml:space="preserve">Bài PAPER (B25e):</w:t>
+      </w:r>
+      <w:r>
+        <w:t xml:space="preserve"> </w:t>
+      </w:r>
+      <w:r>
+        <w:t xml:space="preserve">mỗi bài trong</w:t>
+      </w:r>
+      <w:r>
+        <w:t xml:space="preserve"> </w:t>
+      </w:r>
+      <w:r>
+        <w:rPr>
+          <w:rStyle w:val="VerbatimChar"/>
+        </w:rPr>
+        <w:t xml:space="preserve">assignments[]</w:t>
+      </w:r>
+      <w:r>
+        <w:t xml:space="preserve"> </w:t>
+      </w:r>
+      <w:r>
+        <w:t xml:space="preserve">có</w:t>
+      </w:r>
+      <w:r>
+        <w:t xml:space="preserve"> </w:t>
+      </w:r>
+      <w:r>
+        <w:rPr>
+          <w:rStyle w:val="VerbatimChar"/>
+        </w:rPr>
+        <w:t xml:space="preserve">kind</w:t>
+      </w:r>
+      <w:r>
+        <w:t xml:space="preserve">. Bài</w:t>
+      </w:r>
+      <w:r>
+        <w:t xml:space="preserve"> </w:t>
+      </w:r>
+      <w:r>
+        <w:rPr>
+          <w:rStyle w:val="VerbatimChar"/>
+        </w:rPr>
+        <w:t xml:space="preserve">PAPER</w:t>
+      </w:r>
+      <w:r>
+        <w:t xml:space="preserve"> </w:t>
+      </w:r>
+      <w:r>
+        <w:t xml:space="preserve">tính cho mọi thành viên nhóm theo điểm riêng thang 10 (như thống kê một bài):</w:t>
+      </w:r>
+      <w:r>
+        <w:t xml:space="preserve"> </w:t>
+      </w:r>
+      <w:r>
+        <w:rPr>
+          <w:rStyle w:val="VerbatimChar"/>
+        </w:rPr>
+        <w:t xml:space="preserve">assignments[].averageBand</w:t>
+      </w:r>
+      <w:r>
+        <w:t xml:space="preserve"> </w:t>
+      </w:r>
+      <w:r>
+        <w:t xml:space="preserve">và</w:t>
+      </w:r>
+      <w:r>
+        <w:t xml:space="preserve"> </w:t>
+      </w:r>
+      <w:r>
+        <w:rPr>
+          <w:rStyle w:val="VerbatimChar"/>
+        </w:rPr>
+        <w:t xml:space="preserve">assignmentBands</w:t>
+      </w:r>
+      <w:r>
+        <w:t xml:space="preserve"> </w:t>
+      </w:r>
+      <w:r>
+        <w:t xml:space="preserve">của bài đó là điểm thang 10. Điểm thang 10</w:t>
+      </w:r>
+      <w:r>
+        <w:t xml:space="preserve"> </w:t>
+      </w:r>
+      <w:r>
+        <w:rPr>
+          <w:b/>
+          <w:bCs/>
+        </w:rPr>
+        <w:t xml:space="preserve">không</w:t>
+      </w:r>
+      <w:r>
+        <w:t xml:space="preserve"> </w:t>
+      </w:r>
+      <w:r>
+        <w:t xml:space="preserve">gộp vào</w:t>
+      </w:r>
+      <w:r>
+        <w:t xml:space="preserve"> </w:t>
+      </w:r>
+      <w:r>
+        <w:rPr>
+          <w:rStyle w:val="VerbatimChar"/>
+        </w:rPr>
+        <w:t xml:space="preserve">averageBand</w:t>
+      </w:r>
+      <w:r>
+        <w:t xml:space="preserve"> </w:t>
+      </w:r>
+      <w:r>
+        <w:t xml:space="preserve">của lớp,</w:t>
+      </w:r>
+      <w:r>
+        <w:t xml:space="preserve"> </w:t>
+      </w:r>
+      <w:r>
+        <w:rPr>
+          <w:rStyle w:val="VerbatimChar"/>
+        </w:rPr>
+        <w:t xml:space="preserve">ranking[].averageBand</w:t>
+      </w:r>
+      <w:r>
+        <w:t xml:space="preserve">,</w:t>
+      </w:r>
+      <w:r>
+        <w:t xml:space="preserve"> </w:t>
+      </w:r>
+      <w:r>
+        <w:rPr>
+          <w:rStyle w:val="VerbatimChar"/>
+        </w:rPr>
+        <w:t xml:space="preserve">gradedAssignments</w:t>
+      </w:r>
+      <w:r>
+        <w:t xml:space="preserve"> </w:t>
+      </w:r>
+      <w:r>
+        <w:t xml:space="preserve">hay thứ hạng (khác thang với band IELTS).</w:t>
+      </w:r>
+    </w:p>
+    <w:p>
+      <w:pPr>
+        <w:pStyle w:val="Compact"/>
+        <w:numPr>
+          <w:ilvl w:val="0"/>
+          <w:numId w:val="1013"/>
+        </w:numPr>
+      </w:pPr>
+      <w:r>
         <w:t xml:space="preserve">Lớp của giáo viên khác →</w:t>
       </w:r>
       <w:r>
@@ -11831,7 +12175,7 @@
         <w:rPr>
           <w:rStyle w:val="VerbatimChar"/>
         </w:rPr>
-        <w:t xml:space="preserve">                     "partCount": 2, "completedCount": 40, "completedRate": 0.8889, "gradedCount": 38, "averageBand": 6.04 } ],</w:t>
+        <w:t xml:space="preserve">                     "kind": "ESSAY", "partCount": 2, "completedCount": 40, "completedRate": 0.8889, "gradedCount": 38, "averageBand": 6.04 } ],</w:t>
       </w:r>
       <w:r>
         <w:br/>
@@ -18898,6 +19242,152 @@
       </w:pPr>
       <w:r>
         <w:rPr>
+          <w:b/>
+          <w:bCs/>
+        </w:rPr>
+        <w:t xml:space="preserve">Bài PAPER (B25e):</w:t>
+      </w:r>
+      <w:r>
+        <w:t xml:space="preserve"> </w:t>
+      </w:r>
+      <w:r>
+        <w:t xml:space="preserve">bài nhóm tính cho mọi thành viên (</w:t>
+      </w:r>
+      <w:r>
+        <w:rPr>
+          <w:rStyle w:val="VerbatimChar"/>
+        </w:rPr>
+        <w:t xml:space="preserve">submittedCount</w:t>
+      </w:r>
+      <w:r>
+        <w:t xml:space="preserve">,</w:t>
+      </w:r>
+      <w:r>
+        <w:t xml:space="preserve"> </w:t>
+      </w:r>
+      <w:r>
+        <w:rPr>
+          <w:rStyle w:val="VerbatimChar"/>
+        </w:rPr>
+        <w:t xml:space="preserve">lateCount</w:t>
+      </w:r>
+      <w:r>
+        <w:t xml:space="preserve"> </w:t>
+      </w:r>
+      <w:r>
+        <w:t xml:space="preserve">gồm cả phần nhóm đã nộp). Dòng</w:t>
+      </w:r>
+      <w:r>
+        <w:t xml:space="preserve"> </w:t>
+      </w:r>
+      <w:r>
+        <w:rPr>
+          <w:rStyle w:val="VerbatimChar"/>
+        </w:rPr>
+        <w:t xml:space="preserve">assignments</w:t>
+      </w:r>
+      <w:r>
+        <w:t xml:space="preserve"> </w:t>
+      </w:r>
+      <w:r>
+        <w:t xml:space="preserve">/</w:t>
+      </w:r>
+      <w:r>
+        <w:t xml:space="preserve"> </w:t>
+      </w:r>
+      <w:r>
+        <w:rPr>
+          <w:rStyle w:val="VerbatimChar"/>
+        </w:rPr>
+        <w:t xml:space="preserve">parts</w:t>
+      </w:r>
+      <w:r>
+        <w:t xml:space="preserve"> </w:t>
+      </w:r>
+      <w:r>
+        <w:t xml:space="preserve">của bài PAPER có</w:t>
+      </w:r>
+      <w:r>
+        <w:t xml:space="preserve"> </w:t>
+      </w:r>
+      <w:r>
+        <w:rPr>
+          <w:rStyle w:val="VerbatimChar"/>
+        </w:rPr>
+        <w:t xml:space="preserve">paper = true</w:t>
+      </w:r>
+      <w:r>
+        <w:t xml:space="preserve">,</w:t>
+      </w:r>
+      <w:r>
+        <w:t xml:space="preserve"> </w:t>
+      </w:r>
+      <w:r>
+        <w:rPr>
+          <w:rStyle w:val="VerbatimChar"/>
+        </w:rPr>
+        <w:t xml:space="preserve">band</w:t>
+      </w:r>
+      <w:r>
+        <w:t xml:space="preserve"> </w:t>
+      </w:r>
+      <w:r>
+        <w:t xml:space="preserve">là</w:t>
+      </w:r>
+      <w:r>
+        <w:t xml:space="preserve"> </w:t>
+      </w:r>
+      <w:r>
+        <w:rPr>
+          <w:b/>
+          <w:bCs/>
+        </w:rPr>
+        <w:t xml:space="preserve">điểm riêng thang 10</w:t>
+      </w:r>
+      <w:r>
+        <w:t xml:space="preserve"> </w:t>
+      </w:r>
+      <w:r>
+        <w:t xml:space="preserve">(2 chữ số, đã gồm cộng / trừ); không gộp vào</w:t>
+      </w:r>
+      <w:r>
+        <w:t xml:space="preserve"> </w:t>
+      </w:r>
+      <w:r>
+        <w:rPr>
+          <w:rStyle w:val="VerbatimChar"/>
+        </w:rPr>
+        <w:t xml:space="preserve">averageBand</w:t>
+      </w:r>
+      <w:r>
+        <w:t xml:space="preserve"> </w:t>
+      </w:r>
+      <w:r>
+        <w:t xml:space="preserve">và không vẽ trên biểu đồ band. Bài luận:</w:t>
+      </w:r>
+      <w:r>
+        <w:t xml:space="preserve"> </w:t>
+      </w:r>
+      <w:r>
+        <w:rPr>
+          <w:rStyle w:val="VerbatimChar"/>
+        </w:rPr>
+        <w:t xml:space="preserve">paper = false</w:t>
+      </w:r>
+      <w:r>
+        <w:t xml:space="preserve">.</w:t>
+      </w:r>
+    </w:p>
+    <w:p>
+      <w:pPr>
+        <w:pStyle w:val="Compact"/>
+        <w:numPr>
+          <w:ilvl w:val="0"/>
+          <w:numId w:val="1026"/>
+        </w:numPr>
+      </w:pPr>
+      <w:r>
+        <w:rPr>
           <w:rStyle w:val="VerbatimChar"/>
         </w:rPr>
         <w:t xml:space="preserve">errorProfile</w:t>
@@ -18978,7 +19468,7 @@
         <w:rPr>
           <w:rStyle w:val="VerbatimChar"/>
         </w:rPr>
-        <w:t xml:space="preserve">                     "band": 6.0, "returnedAt": "2026-11-09T03:00:00Z" } ],</w:t>
+        <w:t xml:space="preserve">                     "band": 6.0, "returnedAt": "2026-11-09T03:00:00Z", "paper": false } ],</w:t>
       </w:r>
       <w:r>
         <w:br/>
@@ -18996,7 +19486,7 @@
         <w:rPr>
           <w:rStyle w:val="VerbatimChar"/>
         </w:rPr>
-        <w:t xml:space="preserve">               "taskType": "WRITING_TASK1", "band": 5.5, "returnedAt": "2026-11-08T03:00:00Z" } ],</w:t>
+        <w:t xml:space="preserve">               "taskType": "WRITING_TASK1", "band": 5.5, "returnedAt": "2026-11-08T03:00:00Z", "paper": false } ],</w:t>
       </w:r>
       <w:r>
         <w:br/>

--- a/docx/05-api.docx
+++ b/docx/05-api.docx
@@ -16177,6 +16177,157 @@
           <w:rStyle w:val="VerbatimChar"/>
         </w:rPr>
         <w:t xml:space="preserve">// → data: GradeDto (như "grade" ở trên)</w:t>
+      </w:r>
+    </w:p>
+    <w:p>
+      <w:pPr>
+        <w:pStyle w:val="FirstParagraph"/>
+      </w:pPr>
+      <w:r>
+        <w:rPr>
+          <w:b/>
+          <w:bCs/>
+        </w:rPr>
+        <w:t xml:space="preserve">Nhận xét inline bài PAPER (B25d):</w:t>
+      </w:r>
+      <w:r>
+        <w:t xml:space="preserve"> </w:t>
+      </w:r>
+      <w:r>
+        <w:t xml:space="preserve">cùng API, cùng quy tắc với bài luận — offset tính trên</w:t>
+      </w:r>
+      <w:r>
+        <w:t xml:space="preserve"> </w:t>
+      </w:r>
+      <w:r>
+        <w:rPr>
+          <w:rStyle w:val="VerbatimChar"/>
+        </w:rPr>
+        <w:t xml:space="preserve">version.content</w:t>
+      </w:r>
+      <w:r>
+        <w:t xml:space="preserve"> </w:t>
+      </w:r>
+      <w:r>
+        <w:t xml:space="preserve">là</w:t>
+      </w:r>
+      <w:r>
+        <w:t xml:space="preserve"> </w:t>
+      </w:r>
+      <w:r>
+        <w:rPr>
+          <w:b/>
+          <w:bCs/>
+        </w:rPr>
+        <w:t xml:space="preserve">chữ thuần</w:t>
+      </w:r>
+      <w:r>
+        <w:t xml:space="preserve"> </w:t>
+      </w:r>
+      <w:r>
+        <w:t xml:space="preserve">của lần nộp (tiêu đề mục + nội dung, do</w:t>
+      </w:r>
+      <w:r>
+        <w:t xml:space="preserve"> </w:t>
+      </w:r>
+      <w:r>
+        <w:rPr>
+          <w:rStyle w:val="VerbatimChar"/>
+        </w:rPr>
+        <w:t xml:space="preserve">docText</w:t>
+      </w:r>
+      <w:r>
+        <w:t xml:space="preserve"> </w:t>
+      </w:r>
+      <w:r>
+        <w:t xml:space="preserve">dựng từ</w:t>
+      </w:r>
+      <w:r>
+        <w:t xml:space="preserve"> </w:t>
+      </w:r>
+      <w:r>
+        <w:rPr>
+          <w:rStyle w:val="VerbatimChar"/>
+        </w:rPr>
+        <w:t xml:space="preserve">contentJson</w:t>
+      </w:r>
+      <w:r>
+        <w:t xml:space="preserve"> </w:t>
+      </w:r>
+      <w:r>
+        <w:t xml:space="preserve">lúc nộp). Màn chấm / màn kết quả dựng lại bảng vị trí từ</w:t>
+      </w:r>
+      <w:r>
+        <w:t xml:space="preserve"> </w:t>
+      </w:r>
+      <w:r>
+        <w:rPr>
+          <w:rStyle w:val="VerbatimChar"/>
+        </w:rPr>
+        <w:t xml:space="preserve">contentJson</w:t>
+      </w:r>
+      <w:r>
+        <w:t xml:space="preserve"> </w:t>
+      </w:r>
+      <w:r>
+        <w:t xml:space="preserve">để tô trên bản có định dạng; chữ dựng lại khác</w:t>
+      </w:r>
+      <w:r>
+        <w:t xml:space="preserve"> </w:t>
+      </w:r>
+      <w:r>
+        <w:rPr>
+          <w:rStyle w:val="VerbatimChar"/>
+        </w:rPr>
+        <w:t xml:space="preserve">content</w:t>
+      </w:r>
+      <w:r>
+        <w:t xml:space="preserve"> </w:t>
+      </w:r>
+      <w:r>
+        <w:t xml:space="preserve">thì chỉ hiện danh sách đánh dấu. Bài PAPER chỉ dùng</w:t>
+      </w:r>
+      <w:r>
+        <w:t xml:space="preserve"> </w:t>
+      </w:r>
+      <w:r>
+        <w:rPr>
+          <w:rStyle w:val="VerbatimChar"/>
+        </w:rPr>
+        <w:t xml:space="preserve">kind</w:t>
+      </w:r>
+      <w:r>
+        <w:t xml:space="preserve"> </w:t>
+      </w:r>
+      <w:r>
+        <w:t xml:space="preserve">ERROR / HIGHLIGHT / GOOD / COMMENT, không dùng</w:t>
+      </w:r>
+      <w:r>
+        <w:t xml:space="preserve"> </w:t>
+      </w:r>
+      <w:r>
+        <w:rPr>
+          <w:rStyle w:val="VerbatimChar"/>
+        </w:rPr>
+        <w:t xml:space="preserve">edit</w:t>
+      </w:r>
+      <w:r>
+        <w:t xml:space="preserve"> </w:t>
+      </w:r>
+      <w:r>
+        <w:t xml:space="preserve">(bản có định dạng không vẽ chữ thay thế). So sánh lần nộp và đánh giá "đã sửa" (BR-21) dùng chung với bài luận, trên</w:t>
+      </w:r>
+      <w:r>
+        <w:t xml:space="preserve"> </w:t>
+      </w:r>
+      <w:r>
+        <w:rPr>
+          <w:rStyle w:val="VerbatimChar"/>
+        </w:rPr>
+        <w:t xml:space="preserve">content</w:t>
+      </w:r>
+      <w:r>
+        <w:t xml:space="preserve">.</w:t>
       </w:r>
     </w:p>
     <w:p>

--- a/docx/05-api.docx
+++ b/docx/05-api.docx
@@ -28,7 +28,7 @@
         </w:p>
       </w:sdtContent>
     </w:sdt>
-    <w:bookmarkStart w:id="41" w:name="X43aaa9881f66be1002de779097bc3a2807d34d2"/>
+    <w:bookmarkStart w:id="42" w:name="X43aaa9881f66be1002de779097bc3a2807d34d2"/>
     <w:p>
       <w:pPr>
         <w:pStyle w:val="Heading1"/>
@@ -175,7 +175,7 @@
         </w:pict>
       </w:r>
     </w:p>
-    <w:bookmarkStart w:id="25" w:name="phần-a-rest-api"/>
+    <w:bookmarkStart w:id="26" w:name="phần-a-rest-api"/>
     <w:p>
       <w:pPr>
         <w:pStyle w:val="Heading2"/>
@@ -2228,6 +2228,44 @@
             </w:pPr>
             <w:r>
               <w:t xml:space="preserve">Trùng mã lớp, tên đăng nhập…</w:t>
+            </w:r>
+          </w:p>
+        </w:tc>
+      </w:tr>
+      <w:tr>
+        <w:tc>
+          <w:tcPr/>
+          <w:p>
+            <w:pPr>
+              <w:pStyle w:val="Compact"/>
+            </w:pPr>
+            <w:r>
+              <w:t xml:space="preserve">400</w:t>
+            </w:r>
+          </w:p>
+        </w:tc>
+        <w:tc>
+          <w:tcPr/>
+          <w:p>
+            <w:pPr>
+              <w:pStyle w:val="Compact"/>
+            </w:pPr>
+            <w:r>
+              <w:rPr>
+                <w:rStyle w:val="VerbatimChar"/>
+              </w:rPr>
+              <w:t xml:space="preserve">CURRENT_SESSION</w:t>
+            </w:r>
+          </w:p>
+        </w:tc>
+        <w:tc>
+          <w:tcPr/>
+          <w:p>
+            <w:pPr>
+              <w:pStyle w:val="Compact"/>
+            </w:pPr>
+            <w:r>
+              <w:t xml:space="preserve">Admin thu hồi chính phiên đang dùng (hãy dùng Đăng xuất)</w:t>
             </w:r>
           </w:p>
         </w:tc>
@@ -4384,29 +4422,255 @@
               <w:rPr>
                 <w:rStyle w:val="VerbatimChar"/>
               </w:rPr>
-              <w:t xml:space="preserve">/api/admin/sessions?userId&amp;page&amp;size</w:t>
-            </w:r>
-          </w:p>
-        </w:tc>
-        <w:tc>
-          <w:tcPr/>
-          <w:p>
-            <w:pPr>
-              <w:pStyle w:val="Compact"/>
-            </w:pPr>
-            <w:r>
-              <w:t xml:space="preserve">Phiên đang hoạt động (UC-08)</w:t>
-            </w:r>
-          </w:p>
-        </w:tc>
-        <w:tc>
-          <w:tcPr/>
-          <w:p>
-            <w:pPr>
-              <w:pStyle w:val="Compact"/>
-            </w:pPr>
-            <w:r>
-              <w:t xml:space="preserve">3</w:t>
+              <w:t xml:space="preserve">/api/admin/sessions?keyword&amp;role&amp;status&amp;from&amp;to&amp;page&amp;size&amp;sort</w:t>
+            </w:r>
+          </w:p>
+        </w:tc>
+        <w:tc>
+          <w:tcPr/>
+          <w:p>
+            <w:pPr>
+              <w:pStyle w:val="Compact"/>
+            </w:pPr>
+            <w:r>
+              <w:t xml:space="preserve">Danh sách phiên (UC-08):</w:t>
+            </w:r>
+            <w:r>
+              <w:t xml:space="preserve"> </w:t>
+            </w:r>
+            <w:r>
+              <w:rPr>
+                <w:rStyle w:val="VerbatimChar"/>
+              </w:rPr>
+              <w:t xml:space="preserve">keyword</w:t>
+            </w:r>
+            <w:r>
+              <w:t xml:space="preserve"> </w:t>
+            </w:r>
+            <w:r>
+              <w:t xml:space="preserve">khớp tên đăng nhập / họ tên;</w:t>
+            </w:r>
+            <w:r>
+              <w:t xml:space="preserve"> </w:t>
+            </w:r>
+            <w:r>
+              <w:rPr>
+                <w:rStyle w:val="VerbatimChar"/>
+              </w:rPr>
+              <w:t xml:space="preserve">status</w:t>
+            </w:r>
+            <w:r>
+              <w:t xml:space="preserve"> </w:t>
+            </w:r>
+            <w:r>
+              <w:t xml:space="preserve">∈</w:t>
+            </w:r>
+            <w:r>
+              <w:t xml:space="preserve"> </w:t>
+            </w:r>
+            <w:r>
+              <w:rPr>
+                <w:rStyle w:val="VerbatimChar"/>
+              </w:rPr>
+              <w:t xml:space="preserve">ACTIVE</w:t>
+            </w:r>
+            <w:r>
+              <w:t xml:space="preserve">,</w:t>
+            </w:r>
+            <w:r>
+              <w:t xml:space="preserve"> </w:t>
+            </w:r>
+            <w:r>
+              <w:rPr>
+                <w:rStyle w:val="VerbatimChar"/>
+              </w:rPr>
+              <w:t xml:space="preserve">EXPIRED</w:t>
+            </w:r>
+            <w:r>
+              <w:t xml:space="preserve">,</w:t>
+            </w:r>
+            <w:r>
+              <w:t xml:space="preserve"> </w:t>
+            </w:r>
+            <w:r>
+              <w:rPr>
+                <w:rStyle w:val="VerbatimChar"/>
+              </w:rPr>
+              <w:t xml:space="preserve">REVOKED</w:t>
+            </w:r>
+            <w:r>
+              <w:t xml:space="preserve">;</w:t>
+            </w:r>
+            <w:r>
+              <w:t xml:space="preserve"> </w:t>
+            </w:r>
+            <w:r>
+              <w:rPr>
+                <w:rStyle w:val="VerbatimChar"/>
+              </w:rPr>
+              <w:t xml:space="preserve">from</w:t>
+            </w:r>
+            <w:r>
+              <w:t xml:space="preserve"> </w:t>
+            </w:r>
+            <w:r>
+              <w:t xml:space="preserve">≤ lúc đăng nhập &lt;</w:t>
+            </w:r>
+            <w:r>
+              <w:t xml:space="preserve"> </w:t>
+            </w:r>
+            <w:r>
+              <w:rPr>
+                <w:rStyle w:val="VerbatimChar"/>
+              </w:rPr>
+              <w:t xml:space="preserve">to</w:t>
+            </w:r>
+            <w:r>
+              <w:t xml:space="preserve">; sắp xếp theo</w:t>
+            </w:r>
+            <w:r>
+              <w:t xml:space="preserve"> </w:t>
+            </w:r>
+            <w:r>
+              <w:rPr>
+                <w:rStyle w:val="VerbatimChar"/>
+              </w:rPr>
+              <w:t xml:space="preserve">lastUsedAt</w:t>
+            </w:r>
+            <w:r>
+              <w:t xml:space="preserve"> </w:t>
+            </w:r>
+            <w:r>
+              <w:t xml:space="preserve">(mặc định, giảm dần),</w:t>
+            </w:r>
+            <w:r>
+              <w:t xml:space="preserve"> </w:t>
+            </w:r>
+            <w:r>
+              <w:rPr>
+                <w:rStyle w:val="VerbatimChar"/>
+              </w:rPr>
+              <w:t xml:space="preserve">createdAt</w:t>
+            </w:r>
+            <w:r>
+              <w:t xml:space="preserve">,</w:t>
+            </w:r>
+            <w:r>
+              <w:t xml:space="preserve"> </w:t>
+            </w:r>
+            <w:r>
+              <w:rPr>
+                <w:rStyle w:val="VerbatimChar"/>
+              </w:rPr>
+              <w:t xml:space="preserve">expiresAt</w:t>
+            </w:r>
+            <w:r>
+              <w:t xml:space="preserve">,</w:t>
+            </w:r>
+            <w:r>
+              <w:t xml:space="preserve"> </w:t>
+            </w:r>
+            <w:r>
+              <w:rPr>
+                <w:rStyle w:val="VerbatimChar"/>
+              </w:rPr>
+              <w:t xml:space="preserve">username</w:t>
+            </w:r>
+            <w:r>
+              <w:t xml:space="preserve">. Mỗi dòng</w:t>
+            </w:r>
+            <w:r>
+              <w:t xml:space="preserve"> </w:t>
+            </w:r>
+            <w:r>
+              <w:rPr>
+                <w:rStyle w:val="VerbatimChar"/>
+              </w:rPr>
+              <w:t xml:space="preserve">SessionRow</w:t>
+            </w:r>
+            <w:r>
+              <w:t xml:space="preserve"> </w:t>
+            </w:r>
+            <w:r>
+              <w:t xml:space="preserve">=</w:t>
+            </w:r>
+            <w:r>
+              <w:t xml:space="preserve"> </w:t>
+            </w:r>
+            <w:r>
+              <w:rPr>
+                <w:rStyle w:val="VerbatimChar"/>
+              </w:rPr>
+              <w:t xml:space="preserve">{sessionId, userId, username, fullName, role, ipMasked, device, createdAt, lastUsedAt, expiresAt, revokedAt, revokeReason, status, current}</w:t>
+            </w:r>
+            <w:r>
+              <w:t xml:space="preserve"> </w:t>
+            </w:r>
+            <w:r>
+              <w:t xml:space="preserve">—</w:t>
+            </w:r>
+            <w:r>
+              <w:t xml:space="preserve"> </w:t>
+            </w:r>
+            <w:r>
+              <w:rPr>
+                <w:b/>
+                <w:bCs/>
+              </w:rPr>
+              <w:t xml:space="preserve">không có token</w:t>
+            </w:r>
+            <w:r>
+              <w:t xml:space="preserve">, IP che một phần (</w:t>
+            </w:r>
+            <w:r>
+              <w:rPr>
+                <w:rStyle w:val="VerbatimChar"/>
+              </w:rPr>
+              <w:t xml:space="preserve">192.168.1.*</w:t>
+            </w:r>
+            <w:r>
+              <w:t xml:space="preserve">, IPv6 giữ 3 nhóm đầu),</w:t>
+            </w:r>
+            <w:r>
+              <w:t xml:space="preserve"> </w:t>
+            </w:r>
+            <w:r>
+              <w:rPr>
+                <w:rStyle w:val="VerbatimChar"/>
+              </w:rPr>
+              <w:t xml:space="preserve">device</w:t>
+            </w:r>
+            <w:r>
+              <w:t xml:space="preserve"> </w:t>
+            </w:r>
+            <w:r>
+              <w:t xml:space="preserve">= "Trình duyệt · Hệ điều hành",</w:t>
+            </w:r>
+            <w:r>
+              <w:t xml:space="preserve"> </w:t>
+            </w:r>
+            <w:r>
+              <w:rPr>
+                <w:rStyle w:val="VerbatimChar"/>
+              </w:rPr>
+              <w:t xml:space="preserve">current</w:t>
+            </w:r>
+            <w:r>
+              <w:t xml:space="preserve"> </w:t>
+            </w:r>
+            <w:r>
+              <w:t xml:space="preserve">= phiên admin đang dùng</w:t>
+            </w:r>
+          </w:p>
+        </w:tc>
+        <w:tc>
+          <w:tcPr/>
+          <w:p>
+            <w:pPr>
+              <w:pStyle w:val="Compact"/>
+            </w:pPr>
+            <w:r>
+              <w:t xml:space="preserve">3 ✅</w:t>
             </w:r>
           </w:p>
         </w:tc>
@@ -4444,18 +4708,185 @@
               <w:pStyle w:val="Compact"/>
             </w:pPr>
             <w:r>
-              <w:t xml:space="preserve">Buộc đăng xuất một phiên</w:t>
-            </w:r>
-          </w:p>
-        </w:tc>
-        <w:tc>
-          <w:tcPr/>
-          <w:p>
-            <w:pPr>
-              <w:pStyle w:val="Compact"/>
-            </w:pPr>
-            <w:r>
-              <w:t xml:space="preserve">3</w:t>
+              <w:t xml:space="preserve">Thu hồi một phiên (</w:t>
+            </w:r>
+            <w:r>
+              <w:rPr>
+                <w:rStyle w:val="VerbatimChar"/>
+              </w:rPr>
+              <w:t xml:space="preserve">ADMIN_FORCED</w:t>
+            </w:r>
+            <w:r>
+              <w:t xml:space="preserve">) →</w:t>
+            </w:r>
+            <w:r>
+              <w:t xml:space="preserve"> </w:t>
+            </w:r>
+            <w:r>
+              <w:rPr>
+                <w:rStyle w:val="VerbatimChar"/>
+              </w:rPr>
+              <w:t xml:space="preserve">SessionRow</w:t>
+            </w:r>
+            <w:r>
+              <w:t xml:space="preserve">. Phiên đang dùng →</w:t>
+            </w:r>
+            <w:r>
+              <w:t xml:space="preserve"> </w:t>
+            </w:r>
+            <w:r>
+              <w:rPr>
+                <w:rStyle w:val="VerbatimChar"/>
+              </w:rPr>
+              <w:t xml:space="preserve">400 CURRENT_SESSION</w:t>
+            </w:r>
+            <w:r>
+              <w:t xml:space="preserve">; đã hết hạn →</w:t>
+            </w:r>
+            <w:r>
+              <w:t xml:space="preserve"> </w:t>
+            </w:r>
+            <w:r>
+              <w:rPr>
+                <w:rStyle w:val="VerbatimChar"/>
+              </w:rPr>
+              <w:t xml:space="preserve">409 INVALID_STATE</w:t>
+            </w:r>
+            <w:r>
+              <w:t xml:space="preserve">; đã thu hồi → trả lại như cũ (không ghi nhật ký lần 2)</w:t>
+            </w:r>
+          </w:p>
+        </w:tc>
+        <w:tc>
+          <w:tcPr/>
+          <w:p>
+            <w:pPr>
+              <w:pStyle w:val="Compact"/>
+            </w:pPr>
+            <w:r>
+              <w:t xml:space="preserve">3 ✅</w:t>
+            </w:r>
+          </w:p>
+        </w:tc>
+      </w:tr>
+      <w:tr>
+        <w:tc>
+          <w:tcPr/>
+          <w:p>
+            <w:pPr>
+              <w:pStyle w:val="Compact"/>
+            </w:pPr>
+            <w:r>
+              <w:t xml:space="preserve">POST</w:t>
+            </w:r>
+          </w:p>
+        </w:tc>
+        <w:tc>
+          <w:tcPr/>
+          <w:p>
+            <w:pPr>
+              <w:pStyle w:val="Compact"/>
+            </w:pPr>
+            <w:r>
+              <w:rPr>
+                <w:rStyle w:val="VerbatimChar"/>
+              </w:rPr>
+              <w:t xml:space="preserve">/api/admin/users/{id}/sessions/revoke</w:t>
+            </w:r>
+          </w:p>
+        </w:tc>
+        <w:tc>
+          <w:tcPr/>
+          <w:p>
+            <w:pPr>
+              <w:pStyle w:val="Compact"/>
+            </w:pPr>
+            <w:r>
+              <w:t xml:space="preserve">Thu hồi mọi phiên còn hiệu lực của tài khoản (giữ phiên đang dùng nếu là chính mình) →</w:t>
+            </w:r>
+            <w:r>
+              <w:t xml:space="preserve"> </w:t>
+            </w:r>
+            <w:r>
+              <w:rPr>
+                <w:rStyle w:val="VerbatimChar"/>
+              </w:rPr>
+              <w:t xml:space="preserve">{count}</w:t>
+            </w:r>
+          </w:p>
+        </w:tc>
+        <w:tc>
+          <w:tcPr/>
+          <w:p>
+            <w:pPr>
+              <w:pStyle w:val="Compact"/>
+            </w:pPr>
+            <w:r>
+              <w:t xml:space="preserve">3 ✅</w:t>
+            </w:r>
+          </w:p>
+        </w:tc>
+      </w:tr>
+      <w:tr>
+        <w:tc>
+          <w:tcPr/>
+          <w:p>
+            <w:pPr>
+              <w:pStyle w:val="Compact"/>
+            </w:pPr>
+            <w:r>
+              <w:t xml:space="preserve">POST</w:t>
+            </w:r>
+          </w:p>
+        </w:tc>
+        <w:tc>
+          <w:tcPr/>
+          <w:p>
+            <w:pPr>
+              <w:pStyle w:val="Compact"/>
+            </w:pPr>
+            <w:r>
+              <w:rPr>
+                <w:rStyle w:val="VerbatimChar"/>
+              </w:rPr>
+              <w:t xml:space="preserve">/api/admin/sessions/cleanup</w:t>
+            </w:r>
+          </w:p>
+        </w:tc>
+        <w:tc>
+          <w:tcPr/>
+          <w:p>
+            <w:pPr>
+              <w:pStyle w:val="Compact"/>
+            </w:pPr>
+            <w:r>
+              <w:t xml:space="preserve">Xoá các phiên đã hết hạn →</w:t>
+            </w:r>
+            <w:r>
+              <w:t xml:space="preserve"> </w:t>
+            </w:r>
+            <w:r>
+              <w:rPr>
+                <w:rStyle w:val="VerbatimChar"/>
+              </w:rPr>
+              <w:t xml:space="preserve">{count}</w:t>
+            </w:r>
+            <w:r>
+              <w:t xml:space="preserve"> </w:t>
+            </w:r>
+            <w:r>
+              <w:t xml:space="preserve">(phiên đã thu hồi nhưng chưa hết hạn được giữ để phát hiện dùng lại refresh token)</w:t>
+            </w:r>
+          </w:p>
+        </w:tc>
+        <w:tc>
+          <w:tcPr/>
+          <w:p>
+            <w:pPr>
+              <w:pStyle w:val="Compact"/>
+            </w:pPr>
+            <w:r>
+              <w:t xml:space="preserve">3 ✅</w:t>
             </w:r>
           </w:p>
         </w:tc>
@@ -4511,6 +4942,108 @@
       </w:r>
       <w:r>
         <w:t xml:space="preserve">.</w:t>
+      </w:r>
+    </w:p>
+    <w:p>
+      <w:pPr>
+        <w:pStyle w:val="Compact"/>
+        <w:numPr>
+          <w:ilvl w:val="0"/>
+          <w:numId w:val="1002"/>
+        </w:numPr>
+      </w:pPr>
+      <w:r>
+        <w:t xml:space="preserve">Thu hồi phiên đi qua</w:t>
+      </w:r>
+      <w:r>
+        <w:t xml:space="preserve"> </w:t>
+      </w:r>
+      <w:r>
+        <w:rPr>
+          <w:rStyle w:val="VerbatimChar"/>
+        </w:rPr>
+        <w:t xml:space="preserve">SessionRevoker</w:t>
+      </w:r>
+      <w:r>
+        <w:t xml:space="preserve"> </w:t>
+      </w:r>
+      <w:r>
+        <w:t xml:space="preserve">như khoá / đặt lại mật khẩu: thiết bị đang mở WebSocket nhận</w:t>
+      </w:r>
+      <w:r>
+        <w:t xml:space="preserve"> </w:t>
+      </w:r>
+      <w:r>
+        <w:rPr>
+          <w:rStyle w:val="VerbatimChar"/>
+        </w:rPr>
+        <w:t xml:space="preserve">FORCE_LOGOUT</w:t>
+      </w:r>
+      <w:r>
+        <w:t xml:space="preserve"> </w:t>
+      </w:r>
+      <w:r>
+        <w:t xml:space="preserve">(</w:t>
+      </w:r>
+      <w:r>
+        <w:rPr>
+          <w:rStyle w:val="VerbatimChar"/>
+        </w:rPr>
+        <w:t xml:space="preserve">ADMIN_FORCED</w:t>
+      </w:r>
+      <w:r>
+        <w:t xml:space="preserve">) rồi bị ngắt; REST và refresh bằng phiên đó →</w:t>
+      </w:r>
+      <w:r>
+        <w:t xml:space="preserve"> </w:t>
+      </w:r>
+      <w:r>
+        <w:rPr>
+          <w:rStyle w:val="VerbatimChar"/>
+        </w:rPr>
+        <w:t xml:space="preserve">401</w:t>
+      </w:r>
+      <w:r>
+        <w:t xml:space="preserve">. Thu hồi / dọn ghi nhật ký</w:t>
+      </w:r>
+      <w:r>
+        <w:t xml:space="preserve"> </w:t>
+      </w:r>
+      <w:r>
+        <w:rPr>
+          <w:rStyle w:val="VerbatimChar"/>
+        </w:rPr>
+        <w:t xml:space="preserve">REVOKE_SESSION</w:t>
+      </w:r>
+      <w:r>
+        <w:t xml:space="preserve">,</w:t>
+      </w:r>
+      <w:r>
+        <w:t xml:space="preserve"> </w:t>
+      </w:r>
+      <w:r>
+        <w:rPr>
+          <w:rStyle w:val="VerbatimChar"/>
+        </w:rPr>
+        <w:t xml:space="preserve">REVOKE_USER_SESSIONS</w:t>
+      </w:r>
+      <w:r>
+        <w:t xml:space="preserve">,</w:t>
+      </w:r>
+      <w:r>
+        <w:t xml:space="preserve"> </w:t>
+      </w:r>
+      <w:r>
+        <w:rPr>
+          <w:rStyle w:val="VerbatimChar"/>
+        </w:rPr>
+        <w:t xml:space="preserve">CLEANUP_SESSIONS</w:t>
+      </w:r>
+      <w:r>
+        <w:t xml:space="preserve"> </w:t>
+      </w:r>
+      <w:r>
+        <w:t xml:space="preserve">(chỉ id + số lượng, không ghi token, IP hay user-agent).</w:t>
       </w:r>
     </w:p>
     <w:p>
@@ -19846,27 +20379,13 @@
       </w:r>
     </w:p>
     <w:bookmarkEnd w:id="21"/>
-    <w:bookmarkStart w:id="23" w:name="X5238afd5f9e572763825ea4072d47f778679c57"/>
+    <w:bookmarkStart w:id="22" w:name="a9b-thống-kê-tổng-hợp-có-bộ-lọc-h5"/>
     <w:p>
       <w:pPr>
         <w:pStyle w:val="Heading3"/>
       </w:pPr>
       <w:r>
-        <w:t xml:space="preserve">A.10 Paper theo nhóm (Mức 4, đã cài ở B21a — thiết kế:</w:t>
-      </w:r>
-      <w:r>
-        <w:t xml:space="preserve"> </w:t>
-      </w:r>
-      <w:hyperlink r:id="rId22">
-        <w:r>
-          <w:rPr>
-            <w:rStyle w:val="Hyperlink"/>
-          </w:rPr>
-          <w:t xml:space="preserve">12</w:t>
-        </w:r>
-      </w:hyperlink>
-      <w:r>
-        <w:t xml:space="preserve">)</w:t>
+        <w:t xml:space="preserve">A.9b Thống kê tổng hợp có bộ lọc (H5)</w:t>
       </w:r>
     </w:p>
     <w:p>
@@ -19874,104 +20393,69 @@
         <w:pStyle w:val="FirstParagraph"/>
       </w:pPr>
       <w:r>
-        <w:rPr>
-          <w:b/>
-          <w:bCs/>
-        </w:rPr>
-        <w:t xml:space="preserve">Bài tập loại PAPER</w:t>
-      </w:r>
-      <w:r>
-        <w:t xml:space="preserve"> </w:t>
-      </w:r>
-      <w:r>
-        <w:t xml:space="preserve">dùng chung API ở A.5, thêm các trường</w:t>
-      </w:r>
-      <w:r>
-        <w:t xml:space="preserve"> </w:t>
-      </w:r>
-      <w:r>
-        <w:rPr>
-          <w:rStyle w:val="VerbatimChar"/>
-        </w:rPr>
-        <w:t xml:space="preserve">kind</w:t>
-      </w:r>
-      <w:r>
-        <w:t xml:space="preserve">,</w:t>
-      </w:r>
-      <w:r>
-        <w:t xml:space="preserve"> </w:t>
-      </w:r>
-      <w:r>
-        <w:rPr>
-          <w:rStyle w:val="VerbatimChar"/>
-        </w:rPr>
-        <w:t xml:space="preserve">citationStyle</w:t>
-      </w:r>
-      <w:r>
-        <w:t xml:space="preserve">,</w:t>
-      </w:r>
-      <w:r>
-        <w:t xml:space="preserve"> </w:t>
-      </w:r>
-      <w:r>
-        <w:rPr>
-          <w:rStyle w:val="VerbatimChar"/>
-        </w:rPr>
-        <w:t xml:space="preserve">maxGroupSize</w:t>
-      </w:r>
-      <w:r>
-        <w:t xml:space="preserve">,</w:t>
-      </w:r>
-      <w:r>
-        <w:t xml:space="preserve"> </w:t>
-      </w:r>
-      <w:r>
-        <w:rPr>
-          <w:rStyle w:val="VerbatimChar"/>
-        </w:rPr>
-        <w:t xml:space="preserve">groupLockAt</w:t>
-      </w:r>
-      <w:r>
-        <w:t xml:space="preserve"> </w:t>
-      </w:r>
-      <w:r>
-        <w:t xml:space="preserve">và</w:t>
-      </w:r>
-      <w:r>
-        <w:t xml:space="preserve"> </w:t>
-      </w:r>
-      <w:r>
-        <w:rPr>
-          <w:rStyle w:val="VerbatimChar"/>
-        </w:rPr>
-        <w:t xml:space="preserve">sections[]</w:t>
-      </w:r>
-      <w:r>
-        <w:t xml:space="preserve"> </w:t>
-      </w:r>
-      <w:r>
-        <w:t xml:space="preserve">của từng phần (ví dụ ở A.5):</w:t>
+        <w:t xml:space="preserve">Cùng một bộ API cho admin (</w:t>
+      </w:r>
+      <w:r>
+        <w:rPr>
+          <w:rStyle w:val="VerbatimChar"/>
+        </w:rPr>
+        <w:t xml:space="preserve">/api/admin/analytics…</w:t>
+      </w:r>
+      <w:r>
+        <w:t xml:space="preserve">, toàn hệ thống, lọc thêm theo</w:t>
+      </w:r>
+      <w:r>
+        <w:t xml:space="preserve"> </w:t>
+      </w:r>
+      <w:r>
+        <w:rPr>
+          <w:rStyle w:val="VerbatimChar"/>
+        </w:rPr>
+        <w:t xml:space="preserve">teacherId</w:t>
+      </w:r>
+      <w:r>
+        <w:t xml:space="preserve">) và giáo viên (</w:t>
+      </w:r>
+      <w:r>
+        <w:rPr>
+          <w:rStyle w:val="VerbatimChar"/>
+        </w:rPr>
+        <w:t xml:space="preserve">/api/teacher/analytics…</w:t>
+      </w:r>
+      <w:r>
+        <w:t xml:space="preserve">, luôn là của mình —</w:t>
+      </w:r>
+      <w:r>
+        <w:t xml:space="preserve"> </w:t>
+      </w:r>
+      <w:r>
+        <w:rPr>
+          <w:rStyle w:val="VerbatimChar"/>
+        </w:rPr>
+        <w:t xml:space="preserve">teacherId</w:t>
+      </w:r>
+      <w:r>
+        <w:t xml:space="preserve"> </w:t>
+      </w:r>
+      <w:r>
+        <w:t xml:space="preserve">bị bỏ qua). Tính hoàn toàn bằng SQL tổng hợp, không trả bài làm.</w:t>
       </w:r>
     </w:p>
     <w:p>
       <w:pPr>
-        <w:pStyle w:val="Compact"/>
-        <w:numPr>
-          <w:ilvl w:val="0"/>
-          <w:numId w:val="1028"/>
-        </w:numPr>
+        <w:pStyle w:val="BodyText"/>
       </w:pPr>
       <w:r>
-        <w:t xml:space="preserve">Bài PAPER: tiêu chí mặc định</w:t>
-      </w:r>
-      <w:r>
-        <w:t xml:space="preserve"> </w:t>
-      </w:r>
-      <w:r>
-        <w:rPr>
-          <w:rStyle w:val="VerbatimChar"/>
-        </w:rPr>
-        <w:t xml:space="preserve">maxScore = 10</w:t>
+        <w:t xml:space="preserve">Tham số lọc chung:</w:t>
+      </w:r>
+      <w:r>
+        <w:t xml:space="preserve"> </w:t>
+      </w:r>
+      <w:r>
+        <w:rPr>
+          <w:rStyle w:val="VerbatimChar"/>
+        </w:rPr>
+        <w:t xml:space="preserve">from</w:t>
       </w:r>
       <w:r>
         <w:t xml:space="preserve">,</w:t>
@@ -19983,28 +20467,49 @@
         <w:rPr>
           <w:rStyle w:val="VerbatimChar"/>
         </w:rPr>
-        <w:t xml:space="preserve">step = 0.25</w:t>
-      </w:r>
-      <w:r>
-        <w:t xml:space="preserve"> </w:t>
-      </w:r>
-      <w:r>
-        <w:t xml:space="preserve">(được chọn 1 / 0.5 / 0.25); không dùng</w:t>
-      </w:r>
-      <w:r>
-        <w:t xml:space="preserve"> </w:t>
-      </w:r>
-      <w:r>
-        <w:rPr>
-          <w:rStyle w:val="VerbatimChar"/>
-        </w:rPr>
-        <w:t xml:space="preserve">examMode</w:t>
-      </w:r>
-      <w:r>
-        <w:t xml:space="preserve"> </w:t>
-      </w:r>
-      <w:r>
-        <w:t xml:space="preserve">(→</w:t>
+        <w:t xml:space="preserve">to</w:t>
+      </w:r>
+      <w:r>
+        <w:t xml:space="preserve"> </w:t>
+      </w:r>
+      <w:r>
+        <w:t xml:space="preserve">(</w:t>
+      </w:r>
+      <w:r>
+        <w:rPr>
+          <w:rStyle w:val="VerbatimChar"/>
+        </w:rPr>
+        <w:t xml:space="preserve">YYYY-MM-DD</w:t>
+      </w:r>
+      <w:r>
+        <w:t xml:space="preserve">, gồm cả 2 ngày, theo</w:t>
+      </w:r>
+      <w:r>
+        <w:t xml:space="preserve"> </w:t>
+      </w:r>
+      <w:r>
+        <w:rPr>
+          <w:rStyle w:val="VerbatimChar"/>
+        </w:rPr>
+        <w:t xml:space="preserve">app.zone</w:t>
+      </w:r>
+      <w:r>
+        <w:t xml:space="preserve">; bỏ trống = 30 ngày gần nhất;</w:t>
+      </w:r>
+      <w:r>
+        <w:t xml:space="preserve"> </w:t>
+      </w:r>
+      <w:r>
+        <w:rPr>
+          <w:rStyle w:val="VerbatimChar"/>
+        </w:rPr>
+        <w:t xml:space="preserve">from &gt; to</w:t>
+      </w:r>
+      <w:r>
+        <w:t xml:space="preserve"> </w:t>
+      </w:r>
+      <w:r>
+        <w:t xml:space="preserve">hoặc quá 366 ngày →</w:t>
       </w:r>
       <w:r>
         <w:t xml:space="preserve"> </w:t>
@@ -20016,31 +20521,148 @@
         <w:t xml:space="preserve">400</w:t>
       </w:r>
       <w:r>
-        <w:t xml:space="preserve">);</w:t>
-      </w:r>
-      <w:r>
-        <w:t xml:space="preserve"> </w:t>
-      </w:r>
-      <w:r>
-        <w:rPr>
-          <w:rStyle w:val="VerbatimChar"/>
-        </w:rPr>
-        <w:t xml:space="preserve">groupLockAt</w:t>
-      </w:r>
-      <w:r>
-        <w:t xml:space="preserve"> </w:t>
-      </w:r>
-      <w:r>
-        <w:t xml:space="preserve">sau</w:t>
-      </w:r>
-      <w:r>
-        <w:t xml:space="preserve"> </w:t>
-      </w:r>
-      <w:r>
-        <w:rPr>
-          <w:rStyle w:val="VerbatimChar"/>
-        </w:rPr>
-        <w:t xml:space="preserve">dueAt</w:t>
+        <w:t xml:space="preserve">),</w:t>
+      </w:r>
+      <w:r>
+        <w:t xml:space="preserve"> </w:t>
+      </w:r>
+      <w:r>
+        <w:rPr>
+          <w:rStyle w:val="VerbatimChar"/>
+        </w:rPr>
+        <w:t xml:space="preserve">classId</w:t>
+      </w:r>
+      <w:r>
+        <w:t xml:space="preserve"> </w:t>
+      </w:r>
+      <w:r>
+        <w:t xml:space="preserve">(giáo viên: lớp không phải của mình →</w:t>
+      </w:r>
+      <w:r>
+        <w:t xml:space="preserve"> </w:t>
+      </w:r>
+      <w:r>
+        <w:rPr>
+          <w:rStyle w:val="VerbatimChar"/>
+        </w:rPr>
+        <w:t xml:space="preserve">400</w:t>
+      </w:r>
+      <w:r>
+        <w:t xml:space="preserve">),</w:t>
+      </w:r>
+      <w:r>
+        <w:t xml:space="preserve"> </w:t>
+      </w:r>
+      <w:r>
+        <w:rPr>
+          <w:rStyle w:val="VerbatimChar"/>
+        </w:rPr>
+        <w:t xml:space="preserve">assignmentId</w:t>
+      </w:r>
+      <w:r>
+        <w:t xml:space="preserve"> </w:t>
+      </w:r>
+      <w:r>
+        <w:t xml:space="preserve">(bài của người khác →</w:t>
+      </w:r>
+      <w:r>
+        <w:t xml:space="preserve"> </w:t>
+      </w:r>
+      <w:r>
+        <w:rPr>
+          <w:rStyle w:val="VerbatimChar"/>
+        </w:rPr>
+        <w:t xml:space="preserve">404</w:t>
+      </w:r>
+      <w:r>
+        <w:t xml:space="preserve">),</w:t>
+      </w:r>
+      <w:r>
+        <w:t xml:space="preserve"> </w:t>
+      </w:r>
+      <w:r>
+        <w:rPr>
+          <w:rStyle w:val="VerbatimChar"/>
+        </w:rPr>
+        <w:t xml:space="preserve">kind</w:t>
+      </w:r>
+      <w:r>
+        <w:t xml:space="preserve"> </w:t>
+      </w:r>
+      <w:r>
+        <w:t xml:space="preserve">(</w:t>
+      </w:r>
+      <w:r>
+        <w:rPr>
+          <w:rStyle w:val="VerbatimChar"/>
+        </w:rPr>
+        <w:t xml:space="preserve">ESSAY</w:t>
+      </w:r>
+      <w:r>
+        <w:t xml:space="preserve"> </w:t>
+      </w:r>
+      <w:r>
+        <w:t xml:space="preserve">/</w:t>
+      </w:r>
+      <w:r>
+        <w:t xml:space="preserve"> </w:t>
+      </w:r>
+      <w:r>
+        <w:rPr>
+          <w:rStyle w:val="VerbatimChar"/>
+        </w:rPr>
+        <w:t xml:space="preserve">PAPER</w:t>
+      </w:r>
+      <w:r>
+        <w:t xml:space="preserve">),</w:t>
+      </w:r>
+      <w:r>
+        <w:t xml:space="preserve"> </w:t>
+      </w:r>
+      <w:r>
+        <w:rPr>
+          <w:rStyle w:val="VerbatimChar"/>
+        </w:rPr>
+        <w:t xml:space="preserve">status</w:t>
+      </w:r>
+      <w:r>
+        <w:t xml:space="preserve"> </w:t>
+      </w:r>
+      <w:r>
+        <w:t xml:space="preserve">(</w:t>
+      </w:r>
+      <w:r>
+        <w:rPr>
+          <w:rStyle w:val="VerbatimChar"/>
+        </w:rPr>
+        <w:t xml:space="preserve">PUBLISHED</w:t>
+      </w:r>
+      <w:r>
+        <w:t xml:space="preserve"> </w:t>
+      </w:r>
+      <w:r>
+        <w:t xml:space="preserve">/</w:t>
+      </w:r>
+      <w:r>
+        <w:t xml:space="preserve"> </w:t>
+      </w:r>
+      <w:r>
+        <w:rPr>
+          <w:rStyle w:val="VerbatimChar"/>
+        </w:rPr>
+        <w:t xml:space="preserve">CLOSED</w:t>
+      </w:r>
+      <w:r>
+        <w:t xml:space="preserve">;</w:t>
+      </w:r>
+      <w:r>
+        <w:t xml:space="preserve"> </w:t>
+      </w:r>
+      <w:r>
+        <w:rPr>
+          <w:rStyle w:val="VerbatimChar"/>
+        </w:rPr>
+        <w:t xml:space="preserve">DRAFT</w:t>
       </w:r>
       <w:r>
         <w:t xml:space="preserve"> </w:t>
@@ -20058,256 +20680,7 @@
         <w:t xml:space="preserve">400</w:t>
       </w:r>
       <w:r>
-        <w:t xml:space="preserve">; mã mục (</w:t>
-      </w:r>
-      <w:r>
-        <w:rPr>
-          <w:rStyle w:val="VerbatimChar"/>
-        </w:rPr>
-        <w:t xml:space="preserve">sectionKey</w:t>
-      </w:r>
-      <w:r>
-        <w:t xml:space="preserve">) bỏ trống thì sinh từ tiêu đề (chữ thường không dấu, gạch ngang), trùng trong phần →</w:t>
-      </w:r>
-      <w:r>
-        <w:t xml:space="preserve"> </w:t>
-      </w:r>
-      <w:r>
-        <w:rPr>
-          <w:rStyle w:val="VerbatimChar"/>
-        </w:rPr>
-        <w:t xml:space="preserve">400</w:t>
-      </w:r>
-      <w:r>
-        <w:t xml:space="preserve">. Bài ESSAY gửi</w:t>
-      </w:r>
-      <w:r>
-        <w:t xml:space="preserve"> </w:t>
-      </w:r>
-      <w:r>
-        <w:rPr>
-          <w:rStyle w:val="VerbatimChar"/>
-        </w:rPr>
-        <w:t xml:space="preserve">sections</w:t>
-      </w:r>
-      <w:r>
-        <w:t xml:space="preserve"> </w:t>
-      </w:r>
-      <w:r>
-        <w:t xml:space="preserve">→</w:t>
-      </w:r>
-      <w:r>
-        <w:t xml:space="preserve"> </w:t>
-      </w:r>
-      <w:r>
-        <w:rPr>
-          <w:rStyle w:val="VerbatimChar"/>
-        </w:rPr>
-        <w:t xml:space="preserve">400</w:t>
-      </w:r>
-      <w:r>
-        <w:t xml:space="preserve">; điểm tối đa &gt; 9 →</w:t>
-      </w:r>
-      <w:r>
-        <w:t xml:space="preserve"> </w:t>
-      </w:r>
-      <w:r>
-        <w:rPr>
-          <w:rStyle w:val="VerbatimChar"/>
-        </w:rPr>
-        <w:t xml:space="preserve">400</w:t>
-      </w:r>
-      <w:r>
-        <w:t xml:space="preserve">. Phát hành: giai đoạn chưa có khung mục →</w:t>
-      </w:r>
-      <w:r>
-        <w:t xml:space="preserve"> </w:t>
-      </w:r>
-      <w:r>
-        <w:rPr>
-          <w:rStyle w:val="VerbatimChar"/>
-        </w:rPr>
-        <w:t xml:space="preserve">400 NOT_READY</w:t>
-      </w:r>
-      <w:r>
-        <w:t xml:space="preserve">.</w:t>
-      </w:r>
-    </w:p>
-    <w:p>
-      <w:pPr>
-        <w:pStyle w:val="Compact"/>
-        <w:numPr>
-          <w:ilvl w:val="0"/>
-          <w:numId w:val="1028"/>
-        </w:numPr>
-      </w:pPr>
-      <w:r>
-        <w:rPr>
-          <w:rStyle w:val="VerbatimChar"/>
-        </w:rPr>
-        <w:t xml:space="preserve">PATCH …/settings</w:t>
-      </w:r>
-      <w:r>
-        <w:t xml:space="preserve"> </w:t>
-      </w:r>
-      <w:r>
-        <w:t xml:space="preserve">thêm</w:t>
-      </w:r>
-      <w:r>
-        <w:t xml:space="preserve"> </w:t>
-      </w:r>
-      <w:r>
-        <w:rPr>
-          <w:rStyle w:val="VerbatimChar"/>
-        </w:rPr>
-        <w:t xml:space="preserve">groupLockAt</w:t>
-      </w:r>
-      <w:r>
-        <w:t xml:space="preserve">,</w:t>
-      </w:r>
-      <w:r>
-        <w:t xml:space="preserve"> </w:t>
-      </w:r>
-      <w:r>
-        <w:rPr>
-          <w:rStyle w:val="VerbatimChar"/>
-        </w:rPr>
-        <w:t xml:space="preserve">maxGroupSize</w:t>
-      </w:r>
-      <w:r>
-        <w:t xml:space="preserve"> </w:t>
-      </w:r>
-      <w:r>
-        <w:t xml:space="preserve">(chỉ PAPER; cỡ nhóm không nhỏ hơn nhóm đông nhất đang có →</w:t>
-      </w:r>
-      <w:r>
-        <w:t xml:space="preserve"> </w:t>
-      </w:r>
-      <w:r>
-        <w:rPr>
-          <w:rStyle w:val="VerbatimChar"/>
-        </w:rPr>
-        <w:t xml:space="preserve">400</w:t>
-      </w:r>
-      <w:r>
-        <w:t xml:space="preserve">). Nhân bản giữ loại, kiểu trích dẫn, cỡ nhóm, khung mục (không chép hạn chốt nhóm, nhóm).</w:t>
-      </w:r>
-    </w:p>
-    <w:p>
-      <w:pPr>
-        <w:pStyle w:val="Compact"/>
-        <w:numPr>
-          <w:ilvl w:val="0"/>
-          <w:numId w:val="1028"/>
-        </w:numPr>
-      </w:pPr>
-      <w:r>
-        <w:t xml:space="preserve">Chi tiết phía giáo viên và sinh viên (</w:t>
-      </w:r>
-      <w:r>
-        <w:rPr>
-          <w:rStyle w:val="VerbatimChar"/>
-        </w:rPr>
-        <w:t xml:space="preserve">GET /api/student/assignments/{id}</w:t>
-      </w:r>
-      <w:r>
-        <w:t xml:space="preserve">) có thêm</w:t>
-      </w:r>
-      <w:r>
-        <w:t xml:space="preserve"> </w:t>
-      </w:r>
-      <w:r>
-        <w:rPr>
-          <w:rStyle w:val="VerbatimChar"/>
-        </w:rPr>
-        <w:t xml:space="preserve">kind</w:t>
-      </w:r>
-      <w:r>
-        <w:t xml:space="preserve">,</w:t>
-      </w:r>
-      <w:r>
-        <w:t xml:space="preserve"> </w:t>
-      </w:r>
-      <w:r>
-        <w:rPr>
-          <w:rStyle w:val="VerbatimChar"/>
-        </w:rPr>
-        <w:t xml:space="preserve">citationStyle</w:t>
-      </w:r>
-      <w:r>
-        <w:t xml:space="preserve">,</w:t>
-      </w:r>
-      <w:r>
-        <w:t xml:space="preserve"> </w:t>
-      </w:r>
-      <w:r>
-        <w:rPr>
-          <w:rStyle w:val="VerbatimChar"/>
-        </w:rPr>
-        <w:t xml:space="preserve">maxGroupSize</w:t>
-      </w:r>
-      <w:r>
-        <w:t xml:space="preserve">,</w:t>
-      </w:r>
-      <w:r>
-        <w:t xml:space="preserve"> </w:t>
-      </w:r>
-      <w:r>
-        <w:rPr>
-          <w:rStyle w:val="VerbatimChar"/>
-        </w:rPr>
-        <w:t xml:space="preserve">groupLockAt</w:t>
-      </w:r>
-      <w:r>
-        <w:t xml:space="preserve"> </w:t>
-      </w:r>
-      <w:r>
-        <w:t xml:space="preserve">và</w:t>
-      </w:r>
-      <w:r>
-        <w:t xml:space="preserve"> </w:t>
-      </w:r>
-      <w:r>
-        <w:rPr>
-          <w:rStyle w:val="VerbatimChar"/>
-        </w:rPr>
-        <w:t xml:space="preserve">parts[].sections[]</w:t>
-      </w:r>
-      <w:r>
-        <w:t xml:space="preserve"> </w:t>
-      </w:r>
-      <w:r>
-        <w:t xml:space="preserve">=</w:t>
-      </w:r>
-      <w:r>
-        <w:t xml:space="preserve"> </w:t>
-      </w:r>
-      <w:r>
-        <w:rPr>
-          <w:rStyle w:val="VerbatimChar"/>
-        </w:rPr>
-        <w:t xml:space="preserve">{id, sectionKey, title, required, minWords, maxWords, orderNo}</w:t>
-      </w:r>
-      <w:r>
-        <w:t xml:space="preserve">.</w:t>
-      </w:r>
-    </w:p>
-    <w:p>
-      <w:pPr>
-        <w:pStyle w:val="FirstParagraph"/>
-      </w:pPr>
-      <w:r>
-        <w:rPr>
-          <w:b/>
-          <w:bCs/>
-        </w:rPr>
-        <w:t xml:space="preserve">Nhóm</w:t>
-      </w:r>
-      <w:r>
-        <w:t xml:space="preserve"> </w:t>
-      </w:r>
-      <w:r>
-        <w:t xml:space="preserve">— mọi thao tác trả lại toàn bộ màn hình (để client vẽ lại):</w:t>
+        <w:t xml:space="preserve">).</w:t>
       </w:r>
     </w:p>
     <w:tbl>
@@ -20343,7 +20716,7 @@
               <w:pStyle w:val="Compact"/>
             </w:pPr>
             <w:r>
-              <w:t xml:space="preserve">Đường dẫn</w:t>
+              <w:t xml:space="preserve">Endpoint</w:t>
             </w:r>
           </w:p>
         </w:tc>
@@ -20381,42 +20754,27 @@
               <w:rPr>
                 <w:rStyle w:val="VerbatimChar"/>
               </w:rPr>
-              <w:t xml:space="preserve">/api/teacher/assignments/{id}/groups</w:t>
-            </w:r>
-          </w:p>
-        </w:tc>
-        <w:tc>
-          <w:tcPr/>
-          <w:p>
-            <w:pPr>
-              <w:pStyle w:val="Compact"/>
-            </w:pPr>
-            <w:r>
-              <w:t xml:space="preserve">→</w:t>
-            </w:r>
-            <w:r>
-              <w:t xml:space="preserve"> </w:t>
-            </w:r>
-            <w:r>
-              <w:rPr>
-                <w:rStyle w:val="VerbatimChar"/>
-              </w:rPr>
-              <w:t xml:space="preserve">TeacherGroups</w:t>
-            </w:r>
-            <w:r>
-              <w:t xml:space="preserve"> </w:t>
-            </w:r>
-            <w:r>
-              <w:t xml:space="preserve">=</w:t>
-            </w:r>
-            <w:r>
-              <w:t xml:space="preserve"> </w:t>
-            </w:r>
-            <w:r>
-              <w:rPr>
-                <w:rStyle w:val="VerbatimChar"/>
-              </w:rPr>
-              <w:t xml:space="preserve">{assignmentId, maxGroupSize, lockAt, locked, groups: [GroupDto], ungrouped: [{id, studentCode, fullName}]}</w:t>
+              <w:t xml:space="preserve">/api/{admin|teacher}/analytics</w:t>
+            </w:r>
+          </w:p>
+        </w:tc>
+        <w:tc>
+          <w:tcPr/>
+          <w:p>
+            <w:pPr>
+              <w:pStyle w:val="Compact"/>
+            </w:pPr>
+            <w:r>
+              <w:rPr>
+                <w:rStyle w:val="VerbatimChar"/>
+              </w:rPr>
+              <w:t xml:space="preserve">Overview</w:t>
+            </w:r>
+            <w:r>
+              <w:t xml:space="preserve"> </w:t>
+            </w:r>
+            <w:r>
+              <w:t xml:space="preserve">(bên dưới)</w:t>
             </w:r>
           </w:p>
         </w:tc>
@@ -20429,41 +20787,89 @@
               <w:pStyle w:val="Compact"/>
             </w:pPr>
             <w:r>
-              <w:t xml:space="preserve">POST</w:t>
-            </w:r>
-          </w:p>
-        </w:tc>
-        <w:tc>
-          <w:tcPr/>
-          <w:p>
-            <w:pPr>
-              <w:pStyle w:val="Compact"/>
-            </w:pPr>
-            <w:r>
-              <w:rPr>
-                <w:rStyle w:val="VerbatimChar"/>
-              </w:rPr>
-              <w:t xml:space="preserve">/api/teacher/assignments/{id}/groups</w:t>
-            </w:r>
-          </w:p>
-        </w:tc>
-        <w:tc>
-          <w:tcPr/>
-          <w:p>
-            <w:pPr>
-              <w:pStyle w:val="Compact"/>
-            </w:pPr>
-            <w:r>
-              <w:t xml:space="preserve">Tạo nhóm</w:t>
-            </w:r>
-            <w:r>
-              <w:t xml:space="preserve"> </w:t>
-            </w:r>
-            <w:r>
-              <w:rPr>
-                <w:rStyle w:val="VerbatimChar"/>
-              </w:rPr>
-              <w:t xml:space="preserve">{name, studentIds}</w:t>
+              <w:t xml:space="preserve">GET</w:t>
+            </w:r>
+          </w:p>
+        </w:tc>
+        <w:tc>
+          <w:tcPr/>
+          <w:p>
+            <w:pPr>
+              <w:pStyle w:val="Compact"/>
+            </w:pPr>
+            <w:r>
+              <w:rPr>
+                <w:rStyle w:val="VerbatimChar"/>
+              </w:rPr>
+              <w:t xml:space="preserve">/api/{admin|teacher}/analytics/students?alertsOnly=true&amp;page&amp;size</w:t>
+            </w:r>
+          </w:p>
+        </w:tc>
+        <w:tc>
+          <w:tcPr/>
+          <w:p>
+            <w:pPr>
+              <w:pStyle w:val="Compact"/>
+            </w:pPr>
+            <w:r>
+              <w:t xml:space="preserve">Bảng sinh viên (phân trang,</w:t>
+            </w:r>
+            <w:r>
+              <w:t xml:space="preserve"> </w:t>
+            </w:r>
+            <w:r>
+              <w:rPr>
+                <w:rStyle w:val="VerbatimChar"/>
+              </w:rPr>
+              <w:t xml:space="preserve">size</w:t>
+            </w:r>
+            <w:r>
+              <w:t xml:space="preserve"> </w:t>
+            </w:r>
+            <w:r>
+              <w:t xml:space="preserve">≤ 100):</w:t>
+            </w:r>
+            <w:r>
+              <w:t xml:space="preserve"> </w:t>
+            </w:r>
+            <w:r>
+              <w:rPr>
+                <w:rStyle w:val="VerbatimChar"/>
+              </w:rPr>
+              <w:t xml:space="preserve">[{studentId, studentCode, fullName, classes, assigned, submitted, overdue, revisions, latestBand, progress, lastActivityAt, alerts[]}]</w:t>
+            </w:r>
+            <w:r>
+              <w:t xml:space="preserve"> </w:t>
+            </w:r>
+            <w:r>
+              <w:t xml:space="preserve">+</w:t>
+            </w:r>
+            <w:r>
+              <w:t xml:space="preserve"> </w:t>
+            </w:r>
+            <w:r>
+              <w:rPr>
+                <w:rStyle w:val="VerbatimChar"/>
+              </w:rPr>
+              <w:t xml:space="preserve">totalRecord</w:t>
+            </w:r>
+            <w:r>
+              <w:t xml:space="preserve">. Cảnh báo: quá hạn &gt; 0, không hoạt động ≥ 7 ngày (phiên, lần nộp, nháp, sửa tài liệu Paper),</w:t>
+            </w:r>
+            <w:r>
+              <w:t xml:space="preserve"> </w:t>
+            </w:r>
+            <w:r>
+              <w:rPr>
+                <w:rStyle w:val="VerbatimChar"/>
+              </w:rPr>
+              <w:t xml:space="preserve">revisions</w:t>
+            </w:r>
+            <w:r>
+              <w:t xml:space="preserve"> </w:t>
+            </w:r>
+            <w:r>
+              <w:t xml:space="preserve">≥ 2 (số lần nộp lại + phần đang Cần sửa)</w:t>
             </w:r>
           </w:p>
         </w:tc>
@@ -20476,158 +20882,6 @@
               <w:pStyle w:val="Compact"/>
             </w:pPr>
             <w:r>
-              <w:t xml:space="preserve">PUT</w:t>
-            </w:r>
-          </w:p>
-        </w:tc>
-        <w:tc>
-          <w:tcPr/>
-          <w:p>
-            <w:pPr>
-              <w:pStyle w:val="Compact"/>
-            </w:pPr>
-            <w:r>
-              <w:rPr>
-                <w:rStyle w:val="VerbatimChar"/>
-              </w:rPr>
-              <w:t xml:space="preserve">/api/teacher/assignments/{id}/groups/{groupId}</w:t>
-            </w:r>
-          </w:p>
-        </w:tc>
-        <w:tc>
-          <w:tcPr/>
-          <w:p>
-            <w:pPr>
-              <w:pStyle w:val="Compact"/>
-            </w:pPr>
-            <w:r>
-              <w:t xml:space="preserve">Đổi tên +</w:t>
-            </w:r>
-            <w:r>
-              <w:t xml:space="preserve"> </w:t>
-            </w:r>
-            <w:r>
-              <w:rPr>
-                <w:b/>
-                <w:bCs/>
-              </w:rPr>
-              <w:t xml:space="preserve">thay toàn bộ</w:t>
-            </w:r>
-            <w:r>
-              <w:t xml:space="preserve"> </w:t>
-            </w:r>
-            <w:r>
-              <w:t xml:space="preserve">thành viên; ai đang ở nhóm khác thì được chuyển sang</w:t>
-            </w:r>
-          </w:p>
-        </w:tc>
-      </w:tr>
-      <w:tr>
-        <w:tc>
-          <w:tcPr/>
-          <w:p>
-            <w:pPr>
-              <w:pStyle w:val="Compact"/>
-            </w:pPr>
-            <w:r>
-              <w:t xml:space="preserve">DELETE</w:t>
-            </w:r>
-          </w:p>
-        </w:tc>
-        <w:tc>
-          <w:tcPr/>
-          <w:p>
-            <w:pPr>
-              <w:pStyle w:val="Compact"/>
-            </w:pPr>
-            <w:r>
-              <w:rPr>
-                <w:rStyle w:val="VerbatimChar"/>
-              </w:rPr>
-              <w:t xml:space="preserve">/api/teacher/assignments/{id}/groups/{groupId}</w:t>
-            </w:r>
-          </w:p>
-        </w:tc>
-        <w:tc>
-          <w:tcPr/>
-          <w:p>
-            <w:pPr>
-              <w:pStyle w:val="Compact"/>
-            </w:pPr>
-            <w:r>
-              <w:t xml:space="preserve">Xoá nhóm (thành viên thành chưa có nhóm)</w:t>
-            </w:r>
-          </w:p>
-        </w:tc>
-      </w:tr>
-      <w:tr>
-        <w:tc>
-          <w:tcPr/>
-          <w:p>
-            <w:pPr>
-              <w:pStyle w:val="Compact"/>
-            </w:pPr>
-            <w:r>
-              <w:t xml:space="preserve">POST</w:t>
-            </w:r>
-          </w:p>
-        </w:tc>
-        <w:tc>
-          <w:tcPr/>
-          <w:p>
-            <w:pPr>
-              <w:pStyle w:val="Compact"/>
-            </w:pPr>
-            <w:r>
-              <w:rPr>
-                <w:rStyle w:val="VerbatimChar"/>
-              </w:rPr>
-              <w:t xml:space="preserve">/api/teacher/assignments/{id}/groups/auto</w:t>
-            </w:r>
-          </w:p>
-        </w:tc>
-        <w:tc>
-          <w:tcPr/>
-          <w:p>
-            <w:pPr>
-              <w:pStyle w:val="Compact"/>
-            </w:pPr>
-            <w:r>
-              <w:t xml:space="preserve">Chia ngẫu nhiên người</w:t>
-            </w:r>
-            <w:r>
-              <w:t xml:space="preserve"> </w:t>
-            </w:r>
-            <w:r>
-              <w:rPr>
-                <w:b/>
-                <w:bCs/>
-              </w:rPr>
-              <w:t xml:space="preserve">chưa có nhóm</w:t>
-            </w:r>
-            <w:r>
-              <w:t xml:space="preserve"> </w:t>
-            </w:r>
-            <w:r>
-              <w:rPr>
-                <w:rStyle w:val="VerbatimChar"/>
-              </w:rPr>
-              <w:t xml:space="preserve">{classId?}</w:t>
-            </w:r>
-            <w:r>
-              <w:t xml:space="preserve">: ít nhóm nhất, không quá cỡ, chênh nhau tối đa 1 người, tên "Nhóm N"</w:t>
-            </w:r>
-          </w:p>
-        </w:tc>
-      </w:tr>
-      <w:tr>
-        <w:tc>
-          <w:tcPr/>
-          <w:p>
-            <w:pPr>
-              <w:pStyle w:val="Compact"/>
-            </w:pPr>
-            <w:r>
               <w:t xml:space="preserve">GET</w:t>
             </w:r>
           </w:p>
@@ -20642,171 +20896,18 @@
               <w:rPr>
                 <w:rStyle w:val="VerbatimChar"/>
               </w:rPr>
-              <w:t xml:space="preserve">/api/student/assignments/{id}/groups</w:t>
-            </w:r>
-          </w:p>
-        </w:tc>
-        <w:tc>
-          <w:tcPr/>
-          <w:p>
-            <w:pPr>
-              <w:pStyle w:val="Compact"/>
-            </w:pPr>
-            <w:r>
-              <w:t xml:space="preserve">→</w:t>
-            </w:r>
-            <w:r>
-              <w:t xml:space="preserve"> </w:t>
-            </w:r>
-            <w:r>
-              <w:rPr>
-                <w:rStyle w:val="VerbatimChar"/>
-              </w:rPr>
-              <w:t xml:space="preserve">StudentGroups</w:t>
-            </w:r>
-            <w:r>
-              <w:t xml:space="preserve"> </w:t>
-            </w:r>
-            <w:r>
-              <w:t xml:space="preserve">=</w:t>
-            </w:r>
-            <w:r>
-              <w:t xml:space="preserve"> </w:t>
-            </w:r>
-            <w:r>
-              <w:rPr>
-                <w:rStyle w:val="VerbatimChar"/>
-              </w:rPr>
-              <w:t xml:space="preserve">{assignmentId, myGroupId, canChange, maxGroupSize, lockAt, groups: [GroupDto]}</w:t>
-            </w:r>
-          </w:p>
-        </w:tc>
-      </w:tr>
-      <w:tr>
-        <w:tc>
-          <w:tcPr/>
-          <w:p>
-            <w:pPr>
-              <w:pStyle w:val="Compact"/>
-            </w:pPr>
-            <w:r>
-              <w:t xml:space="preserve">POST</w:t>
-            </w:r>
-          </w:p>
-        </w:tc>
-        <w:tc>
-          <w:tcPr/>
-          <w:p>
-            <w:pPr>
-              <w:pStyle w:val="Compact"/>
-            </w:pPr>
-            <w:r>
-              <w:rPr>
-                <w:rStyle w:val="VerbatimChar"/>
-              </w:rPr>
-              <w:t xml:space="preserve">/api/student/assignments/{id}/groups</w:t>
-            </w:r>
-          </w:p>
-        </w:tc>
-        <w:tc>
-          <w:tcPr/>
-          <w:p>
-            <w:pPr>
-              <w:pStyle w:val="Compact"/>
-            </w:pPr>
-            <w:r>
-              <w:t xml:space="preserve">Tự lập nhóm</w:t>
-            </w:r>
-            <w:r>
-              <w:t xml:space="preserve"> </w:t>
-            </w:r>
-            <w:r>
-              <w:rPr>
-                <w:rStyle w:val="VerbatimChar"/>
-              </w:rPr>
-              <w:t xml:space="preserve">{name}</w:t>
-            </w:r>
-            <w:r>
-              <w:t xml:space="preserve"> </w:t>
-            </w:r>
-            <w:r>
-              <w:t xml:space="preserve">và vào luôn</w:t>
-            </w:r>
-          </w:p>
-        </w:tc>
-      </w:tr>
-      <w:tr>
-        <w:tc>
-          <w:tcPr/>
-          <w:p>
-            <w:pPr>
-              <w:pStyle w:val="Compact"/>
-            </w:pPr>
-            <w:r>
-              <w:t xml:space="preserve">POST</w:t>
-            </w:r>
-          </w:p>
-        </w:tc>
-        <w:tc>
-          <w:tcPr/>
-          <w:p>
-            <w:pPr>
-              <w:pStyle w:val="Compact"/>
-            </w:pPr>
-            <w:r>
-              <w:rPr>
-                <w:rStyle w:val="VerbatimChar"/>
-              </w:rPr>
-              <w:t xml:space="preserve">/api/student/assignments/{id}/groups/{groupId}/join</w:t>
-            </w:r>
-          </w:p>
-        </w:tc>
-        <w:tc>
-          <w:tcPr/>
-          <w:p>
-            <w:pPr>
-              <w:pStyle w:val="Compact"/>
-            </w:pPr>
-            <w:r>
-              <w:t xml:space="preserve">Vào nhóm còn chỗ</w:t>
-            </w:r>
-          </w:p>
-        </w:tc>
-      </w:tr>
-      <w:tr>
-        <w:tc>
-          <w:tcPr/>
-          <w:p>
-            <w:pPr>
-              <w:pStyle w:val="Compact"/>
-            </w:pPr>
-            <w:r>
-              <w:t xml:space="preserve">DELETE</w:t>
-            </w:r>
-          </w:p>
-        </w:tc>
-        <w:tc>
-          <w:tcPr/>
-          <w:p>
-            <w:pPr>
-              <w:pStyle w:val="Compact"/>
-            </w:pPr>
-            <w:r>
-              <w:rPr>
-                <w:rStyle w:val="VerbatimChar"/>
-              </w:rPr>
-              <w:t xml:space="preserve">/api/student/assignments/{id}/groups/mine</w:t>
-            </w:r>
-          </w:p>
-        </w:tc>
-        <w:tc>
-          <w:tcPr/>
-          <w:p>
-            <w:pPr>
-              <w:pStyle w:val="Compact"/>
-            </w:pPr>
-            <w:r>
-              <w:t xml:space="preserve">Rời nhóm; nhóm sinh viên lập không còn ai thì xoá</w:t>
+              <w:t xml:space="preserve">/api/{admin|teacher}/analytics/export?format=CSV|XLSX</w:t>
+            </w:r>
+          </w:p>
+        </w:tc>
+        <w:tc>
+          <w:tcPr/>
+          <w:p>
+            <w:pPr>
+              <w:pStyle w:val="Compact"/>
+            </w:pPr>
+            <w:r>
+              <w:t xml:space="preserve">Tải bảng sinh viên (mọi sinh viên trong phạm vi, ≤ 5000 dòng) đúng bộ lọc; dòng đầu ghi kỳ + múi giờ; CSV có BOM UTF-8</w:t>
             </w:r>
           </w:p>
         </w:tc>
@@ -20814,17 +20915,13 @@
     </w:tbl>
     <w:p>
       <w:pPr>
-        <w:pStyle w:val="Compact"/>
-        <w:numPr>
-          <w:ilvl w:val="0"/>
-          <w:numId w:val="1029"/>
-        </w:numPr>
+        <w:pStyle w:val="BodyText"/>
       </w:pPr>
       <w:r>
         <w:rPr>
           <w:rStyle w:val="VerbatimChar"/>
         </w:rPr>
-        <w:t xml:space="preserve">GroupDto</w:t>
+        <w:t xml:space="preserve">Overview</w:t>
       </w:r>
       <w:r>
         <w:t xml:space="preserve"> </w:t>
@@ -20839,25 +20936,245 @@
         <w:rPr>
           <w:rStyle w:val="VerbatimChar"/>
         </w:rPr>
-        <w:t xml:space="preserve">{id, name, studentMade, members: [{studentId, studentCode, fullName, joinedAt}]}</w:t>
-      </w:r>
-      <w:r>
-        <w:t xml:space="preserve">;</w:t>
-      </w:r>
-      <w:r>
-        <w:t xml:space="preserve"> </w:t>
-      </w:r>
-      <w:r>
-        <w:rPr>
-          <w:rStyle w:val="VerbatimChar"/>
-        </w:rPr>
-        <w:t xml:space="preserve">lockAt</w:t>
-      </w:r>
-      <w:r>
-        <w:t xml:space="preserve"> </w:t>
-      </w:r>
-      <w:r>
-        <w:t xml:space="preserve">= hạn chốt nhóm thực tế (không đặt thì là hạn nộp).</w:t>
+        <w:t xml:space="preserve">{period {from, to, previousFrom, previousTo, zone}, users (chỉ admin: byRole, newUsers {current, previous}, active7Days, active30Days, activeSessions, failedLogins {current, previous}), classes {total, withOpenAssignment}, assignments [{kind, status, count}], units {total, notStarted, inProgress, submitted, revision, returned, overdue, completion}, kpis {submissions, onTime, avgBand, avgPaperScore — mỗi cái {current, previous}}, submissionsByDay [{date, count}], byAssignment [12 bài, mỗi trạng thái], bandSummary / paperSummary {count, mean, median, min, max}, bandHistogram / paperHistogram [{value, count}] (bước 0,5), criteria [{kind, name, average, maxScore, count}], heatmap [{dow 1–7, hour 0–23, count}], topErrors, paper {groups, studentsWithoutGroup, updatesInPeriod, liveComments, openLiveComments}, generatedAt}</w:t>
+      </w:r>
+      <w:r>
+        <w:t xml:space="preserve">.</w:t>
+      </w:r>
+    </w:p>
+    <w:p>
+      <w:pPr>
+        <w:pStyle w:val="BodyText"/>
+      </w:pPr>
+      <w:r>
+        <w:t xml:space="preserve">Quy tắc dữ liệu:</w:t>
+      </w:r>
+      <w:r>
+        <w:t xml:space="preserve"> </w:t>
+      </w:r>
+      <w:r>
+        <w:rPr>
+          <w:rStyle w:val="VerbatimChar"/>
+        </w:rPr>
+        <w:t xml:space="preserve">Ratio</w:t>
+      </w:r>
+      <w:r>
+        <w:t xml:space="preserve"> </w:t>
+      </w:r>
+      <w:r>
+        <w:t xml:space="preserve">=</w:t>
+      </w:r>
+      <w:r>
+        <w:t xml:space="preserve"> </w:t>
+      </w:r>
+      <w:r>
+        <w:rPr>
+          <w:rStyle w:val="VerbatimChar"/>
+        </w:rPr>
+        <w:t xml:space="preserve">{numerator, denominator, rate}</w:t>
+      </w:r>
+      <w:r>
+        <w:t xml:space="preserve"> </w:t>
+      </w:r>
+      <w:r>
+        <w:t xml:space="preserve">(</w:t>
+      </w:r>
+      <w:r>
+        <w:rPr>
+          <w:rStyle w:val="VerbatimChar"/>
+        </w:rPr>
+        <w:t xml:space="preserve">rate</w:t>
+      </w:r>
+      <w:r>
+        <w:t xml:space="preserve"> </w:t>
+      </w:r>
+      <w:r>
+        <w:t xml:space="preserve">null khi mẫu số 0). Đơn vị tiến độ = (sinh viên nhận bài, phần); nháp (</w:t>
+      </w:r>
+      <w:r>
+        <w:rPr>
+          <w:rStyle w:val="VerbatimChar"/>
+        </w:rPr>
+        <w:t xml:space="preserve">DRAFT</w:t>
+      </w:r>
+      <w:r>
+        <w:t xml:space="preserve">) là</w:t>
+      </w:r>
+      <w:r>
+        <w:t xml:space="preserve"> </w:t>
+      </w:r>
+      <w:r>
+        <w:rPr>
+          <w:i/>
+          <w:iCs/>
+        </w:rPr>
+        <w:t xml:space="preserve">đang làm</w:t>
+      </w:r>
+      <w:r>
+        <w:t xml:space="preserve">,</w:t>
+      </w:r>
+      <w:r>
+        <w:t xml:space="preserve"> </w:t>
+      </w:r>
+      <w:r>
+        <w:rPr>
+          <w:b/>
+          <w:bCs/>
+        </w:rPr>
+        <w:t xml:space="preserve">không</w:t>
+      </w:r>
+      <w:r>
+        <w:t xml:space="preserve"> </w:t>
+      </w:r>
+      <w:r>
+        <w:t xml:space="preserve">tính đã nộp; quá hạn = chưa nộp và đã qua hạn của phần. Bài nhóm Paper: lần nộp đếm một lần, đơn vị / điểm tính cho từng thành viên một lần (</w:t>
+      </w:r>
+      <w:r>
+        <w:rPr>
+          <w:rStyle w:val="VerbatimChar"/>
+        </w:rPr>
+        <w:t xml:space="preserve">submission_members</w:t>
+      </w:r>
+      <w:r>
+        <w:t xml:space="preserve">). Người hoạt động =</w:t>
+      </w:r>
+      <w:r>
+        <w:t xml:space="preserve"> </w:t>
+      </w:r>
+      <w:r>
+        <w:rPr>
+          <w:rStyle w:val="VerbatimChar"/>
+        </w:rPr>
+        <w:t xml:space="preserve">DISTINCT user_id</w:t>
+      </w:r>
+      <w:r>
+        <w:t xml:space="preserve"> </w:t>
+      </w:r>
+      <w:r>
+        <w:t xml:space="preserve">có phiên dùng trong 7 / 30 ngày (nhiều phiên không đếm trùng). "Lớp có bài đang mở" = lớp được giao ít nhất một bài</w:t>
+      </w:r>
+      <w:r>
+        <w:t xml:space="preserve"> </w:t>
+      </w:r>
+      <w:r>
+        <w:rPr>
+          <w:rStyle w:val="VerbatimChar"/>
+        </w:rPr>
+        <w:t xml:space="preserve">PUBLISHED</w:t>
+      </w:r>
+      <w:r>
+        <w:t xml:space="preserve"> </w:t>
+      </w:r>
+      <w:r>
+        <w:t xml:space="preserve">(lớp không có trạng thái đóng). Kỳ trước = cùng số ngày, liền trước. Điểm theo tiêu chí, phân bố band dùng kết quả đã trả mới nhất của mỗi (bài làm, sinh viên) như các màn thống kê khác (BR-13).</w:t>
+      </w:r>
+    </w:p>
+    <w:bookmarkEnd w:id="22"/>
+    <w:bookmarkStart w:id="24" w:name="X5238afd5f9e572763825ea4072d47f778679c57"/>
+    <w:p>
+      <w:pPr>
+        <w:pStyle w:val="Heading3"/>
+      </w:pPr>
+      <w:r>
+        <w:t xml:space="preserve">A.10 Paper theo nhóm (Mức 4, đã cài ở B21a — thiết kế:</w:t>
+      </w:r>
+      <w:r>
+        <w:t xml:space="preserve"> </w:t>
+      </w:r>
+      <w:hyperlink r:id="rId23">
+        <w:r>
+          <w:rPr>
+            <w:rStyle w:val="Hyperlink"/>
+          </w:rPr>
+          <w:t xml:space="preserve">12</w:t>
+        </w:r>
+      </w:hyperlink>
+      <w:r>
+        <w:t xml:space="preserve">)</w:t>
+      </w:r>
+    </w:p>
+    <w:p>
+      <w:pPr>
+        <w:pStyle w:val="FirstParagraph"/>
+      </w:pPr>
+      <w:r>
+        <w:rPr>
+          <w:b/>
+          <w:bCs/>
+        </w:rPr>
+        <w:t xml:space="preserve">Bài tập loại PAPER</w:t>
+      </w:r>
+      <w:r>
+        <w:t xml:space="preserve"> </w:t>
+      </w:r>
+      <w:r>
+        <w:t xml:space="preserve">dùng chung API ở A.5, thêm các trường</w:t>
+      </w:r>
+      <w:r>
+        <w:t xml:space="preserve"> </w:t>
+      </w:r>
+      <w:r>
+        <w:rPr>
+          <w:rStyle w:val="VerbatimChar"/>
+        </w:rPr>
+        <w:t xml:space="preserve">kind</w:t>
+      </w:r>
+      <w:r>
+        <w:t xml:space="preserve">,</w:t>
+      </w:r>
+      <w:r>
+        <w:t xml:space="preserve"> </w:t>
+      </w:r>
+      <w:r>
+        <w:rPr>
+          <w:rStyle w:val="VerbatimChar"/>
+        </w:rPr>
+        <w:t xml:space="preserve">citationStyle</w:t>
+      </w:r>
+      <w:r>
+        <w:t xml:space="preserve">,</w:t>
+      </w:r>
+      <w:r>
+        <w:t xml:space="preserve"> </w:t>
+      </w:r>
+      <w:r>
+        <w:rPr>
+          <w:rStyle w:val="VerbatimChar"/>
+        </w:rPr>
+        <w:t xml:space="preserve">maxGroupSize</w:t>
+      </w:r>
+      <w:r>
+        <w:t xml:space="preserve">,</w:t>
+      </w:r>
+      <w:r>
+        <w:t xml:space="preserve"> </w:t>
+      </w:r>
+      <w:r>
+        <w:rPr>
+          <w:rStyle w:val="VerbatimChar"/>
+        </w:rPr>
+        <w:t xml:space="preserve">groupLockAt</w:t>
+      </w:r>
+      <w:r>
+        <w:t xml:space="preserve"> </w:t>
+      </w:r>
+      <w:r>
+        <w:t xml:space="preserve">và</w:t>
+      </w:r>
+      <w:r>
+        <w:t xml:space="preserve"> </w:t>
+      </w:r>
+      <w:r>
+        <w:rPr>
+          <w:rStyle w:val="VerbatimChar"/>
+        </w:rPr>
+        <w:t xml:space="preserve">sections[]</w:t>
+      </w:r>
+      <w:r>
+        <w:t xml:space="preserve"> </w:t>
+      </w:r>
+      <w:r>
+        <w:t xml:space="preserve">của từng phần (ví dụ ở A.5):</w:t>
       </w:r>
     </w:p>
     <w:p>
@@ -20865,51 +21182,53 @@
         <w:pStyle w:val="Compact"/>
         <w:numPr>
           <w:ilvl w:val="0"/>
-          <w:numId w:val="1029"/>
+          <w:numId w:val="1028"/>
         </w:numPr>
       </w:pPr>
       <w:r>
-        <w:t xml:space="preserve">Giáo viên: chỉ bài PAPER</w:t>
-      </w:r>
-      <w:r>
-        <w:t xml:space="preserve"> </w:t>
-      </w:r>
-      <w:r>
-        <w:rPr>
-          <w:b/>
-          <w:bCs/>
-        </w:rPr>
-        <w:t xml:space="preserve">đã phát hành</w:t>
-      </w:r>
-      <w:r>
-        <w:t xml:space="preserve"> </w:t>
-      </w:r>
-      <w:r>
-        <w:t xml:space="preserve">(bài ESSAY / bản nháp →</w:t>
-      </w:r>
-      <w:r>
-        <w:t xml:space="preserve"> </w:t>
-      </w:r>
-      <w:r>
-        <w:rPr>
-          <w:rStyle w:val="VerbatimChar"/>
-        </w:rPr>
-        <w:t xml:space="preserve">409 INVALID_STATE</w:t>
-      </w:r>
-      <w:r>
-        <w:t xml:space="preserve">); bài của người khác →</w:t>
-      </w:r>
-      <w:r>
-        <w:t xml:space="preserve"> </w:t>
-      </w:r>
-      <w:r>
-        <w:rPr>
-          <w:rStyle w:val="VerbatimChar"/>
-        </w:rPr>
-        <w:t xml:space="preserve">404</w:t>
-      </w:r>
-      <w:r>
-        <w:t xml:space="preserve">. Thành viên phải là người nhận bài và không quá cỡ nhóm →</w:t>
+        <w:t xml:space="preserve">Bài PAPER: tiêu chí mặc định</w:t>
+      </w:r>
+      <w:r>
+        <w:t xml:space="preserve"> </w:t>
+      </w:r>
+      <w:r>
+        <w:rPr>
+          <w:rStyle w:val="VerbatimChar"/>
+        </w:rPr>
+        <w:t xml:space="preserve">maxScore = 10</w:t>
+      </w:r>
+      <w:r>
+        <w:t xml:space="preserve">,</w:t>
+      </w:r>
+      <w:r>
+        <w:t xml:space="preserve"> </w:t>
+      </w:r>
+      <w:r>
+        <w:rPr>
+          <w:rStyle w:val="VerbatimChar"/>
+        </w:rPr>
+        <w:t xml:space="preserve">step = 0.25</w:t>
+      </w:r>
+      <w:r>
+        <w:t xml:space="preserve"> </w:t>
+      </w:r>
+      <w:r>
+        <w:t xml:space="preserve">(được chọn 1 / 0.5 / 0.25); không dùng</w:t>
+      </w:r>
+      <w:r>
+        <w:t xml:space="preserve"> </w:t>
+      </w:r>
+      <w:r>
+        <w:rPr>
+          <w:rStyle w:val="VerbatimChar"/>
+        </w:rPr>
+        <w:t xml:space="preserve">examMode</w:t>
+      </w:r>
+      <w:r>
+        <w:t xml:space="preserve"> </w:t>
+      </w:r>
+      <w:r>
+        <w:t xml:space="preserve">(→</w:t>
       </w:r>
       <w:r>
         <w:t xml:space="preserve"> </w:t>
@@ -20921,19 +21240,121 @@
         <w:t xml:space="preserve">400</w:t>
       </w:r>
       <w:r>
-        <w:t xml:space="preserve">; trùng tên nhóm →</w:t>
-      </w:r>
-      <w:r>
-        <w:t xml:space="preserve"> </w:t>
-      </w:r>
-      <w:r>
-        <w:rPr>
-          <w:rStyle w:val="VerbatimChar"/>
-        </w:rPr>
-        <w:t xml:space="preserve">409 DUPLICATE</w:t>
-      </w:r>
-      <w:r>
-        <w:t xml:space="preserve">. Giáo viên không bị hạn chốt nhóm.</w:t>
+        <w:t xml:space="preserve">);</w:t>
+      </w:r>
+      <w:r>
+        <w:t xml:space="preserve"> </w:t>
+      </w:r>
+      <w:r>
+        <w:rPr>
+          <w:rStyle w:val="VerbatimChar"/>
+        </w:rPr>
+        <w:t xml:space="preserve">groupLockAt</w:t>
+      </w:r>
+      <w:r>
+        <w:t xml:space="preserve"> </w:t>
+      </w:r>
+      <w:r>
+        <w:t xml:space="preserve">sau</w:t>
+      </w:r>
+      <w:r>
+        <w:t xml:space="preserve"> </w:t>
+      </w:r>
+      <w:r>
+        <w:rPr>
+          <w:rStyle w:val="VerbatimChar"/>
+        </w:rPr>
+        <w:t xml:space="preserve">dueAt</w:t>
+      </w:r>
+      <w:r>
+        <w:t xml:space="preserve"> </w:t>
+      </w:r>
+      <w:r>
+        <w:t xml:space="preserve">→</w:t>
+      </w:r>
+      <w:r>
+        <w:t xml:space="preserve"> </w:t>
+      </w:r>
+      <w:r>
+        <w:rPr>
+          <w:rStyle w:val="VerbatimChar"/>
+        </w:rPr>
+        <w:t xml:space="preserve">400</w:t>
+      </w:r>
+      <w:r>
+        <w:t xml:space="preserve">; mã mục (</w:t>
+      </w:r>
+      <w:r>
+        <w:rPr>
+          <w:rStyle w:val="VerbatimChar"/>
+        </w:rPr>
+        <w:t xml:space="preserve">sectionKey</w:t>
+      </w:r>
+      <w:r>
+        <w:t xml:space="preserve">) bỏ trống thì sinh từ tiêu đề (chữ thường không dấu, gạch ngang), trùng trong phần →</w:t>
+      </w:r>
+      <w:r>
+        <w:t xml:space="preserve"> </w:t>
+      </w:r>
+      <w:r>
+        <w:rPr>
+          <w:rStyle w:val="VerbatimChar"/>
+        </w:rPr>
+        <w:t xml:space="preserve">400</w:t>
+      </w:r>
+      <w:r>
+        <w:t xml:space="preserve">. Bài ESSAY gửi</w:t>
+      </w:r>
+      <w:r>
+        <w:t xml:space="preserve"> </w:t>
+      </w:r>
+      <w:r>
+        <w:rPr>
+          <w:rStyle w:val="VerbatimChar"/>
+        </w:rPr>
+        <w:t xml:space="preserve">sections</w:t>
+      </w:r>
+      <w:r>
+        <w:t xml:space="preserve"> </w:t>
+      </w:r>
+      <w:r>
+        <w:t xml:space="preserve">→</w:t>
+      </w:r>
+      <w:r>
+        <w:t xml:space="preserve"> </w:t>
+      </w:r>
+      <w:r>
+        <w:rPr>
+          <w:rStyle w:val="VerbatimChar"/>
+        </w:rPr>
+        <w:t xml:space="preserve">400</w:t>
+      </w:r>
+      <w:r>
+        <w:t xml:space="preserve">; điểm tối đa &gt; 9 →</w:t>
+      </w:r>
+      <w:r>
+        <w:t xml:space="preserve"> </w:t>
+      </w:r>
+      <w:r>
+        <w:rPr>
+          <w:rStyle w:val="VerbatimChar"/>
+        </w:rPr>
+        <w:t xml:space="preserve">400</w:t>
+      </w:r>
+      <w:r>
+        <w:t xml:space="preserve">. Phát hành: giai đoạn chưa có khung mục →</w:t>
+      </w:r>
+      <w:r>
+        <w:t xml:space="preserve"> </w:t>
+      </w:r>
+      <w:r>
+        <w:rPr>
+          <w:rStyle w:val="VerbatimChar"/>
+        </w:rPr>
+        <w:t xml:space="preserve">400 NOT_READY</w:t>
+      </w:r>
+      <w:r>
+        <w:t xml:space="preserve">.</w:t>
       </w:r>
     </w:p>
     <w:p>
@@ -20941,95 +21362,59 @@
         <w:pStyle w:val="Compact"/>
         <w:numPr>
           <w:ilvl w:val="0"/>
-          <w:numId w:val="1029"/>
+          <w:numId w:val="1028"/>
         </w:numPr>
       </w:pPr>
       <w:r>
-        <w:t xml:space="preserve">Sinh viên: bài không được giao →</w:t>
-      </w:r>
-      <w:r>
-        <w:t xml:space="preserve"> </w:t>
-      </w:r>
-      <w:r>
-        <w:rPr>
-          <w:rStyle w:val="VerbatimChar"/>
-        </w:rPr>
-        <w:t xml:space="preserve">404</w:t>
-      </w:r>
-      <w:r>
-        <w:t xml:space="preserve">; bài ESSAY →</w:t>
-      </w:r>
-      <w:r>
-        <w:t xml:space="preserve"> </w:t>
-      </w:r>
-      <w:r>
-        <w:rPr>
-          <w:rStyle w:val="VerbatimChar"/>
-        </w:rPr>
-        <w:t xml:space="preserve">409 INVALID_STATE</w:t>
-      </w:r>
-      <w:r>
-        <w:t xml:space="preserve">; bài đã đóng →</w:t>
-      </w:r>
-      <w:r>
-        <w:t xml:space="preserve"> </w:t>
-      </w:r>
-      <w:r>
-        <w:rPr>
-          <w:rStyle w:val="VerbatimChar"/>
-        </w:rPr>
-        <w:t xml:space="preserve">409 INVALID_STATE</w:t>
-      </w:r>
-      <w:r>
-        <w:t xml:space="preserve">; tới hạn chốt nhóm →</w:t>
-      </w:r>
-      <w:r>
-        <w:t xml:space="preserve"> </w:t>
-      </w:r>
-      <w:r>
-        <w:rPr>
-          <w:rStyle w:val="VerbatimChar"/>
-        </w:rPr>
-        <w:t xml:space="preserve">409 GROUP_LOCKED</w:t>
-      </w:r>
-      <w:r>
-        <w:t xml:space="preserve">; đã có nhóm →</w:t>
-      </w:r>
-      <w:r>
-        <w:t xml:space="preserve"> </w:t>
-      </w:r>
-      <w:r>
-        <w:rPr>
-          <w:rStyle w:val="VerbatimChar"/>
-        </w:rPr>
-        <w:t xml:space="preserve">409 ALREADY_IN_GROUP</w:t>
-      </w:r>
-      <w:r>
-        <w:t xml:space="preserve">; nhóm đủ người →</w:t>
-      </w:r>
-      <w:r>
-        <w:t xml:space="preserve"> </w:t>
-      </w:r>
-      <w:r>
-        <w:rPr>
-          <w:rStyle w:val="VerbatimChar"/>
-        </w:rPr>
-        <w:t xml:space="preserve">409 GROUP_FULL</w:t>
-      </w:r>
-      <w:r>
-        <w:t xml:space="preserve">; rời khi chưa có nhóm →</w:t>
-      </w:r>
-      <w:r>
-        <w:t xml:space="preserve"> </w:t>
-      </w:r>
-      <w:r>
-        <w:rPr>
-          <w:rStyle w:val="VerbatimChar"/>
-        </w:rPr>
-        <w:t xml:space="preserve">404</w:t>
-      </w:r>
-      <w:r>
-        <w:t xml:space="preserve">.</w:t>
+        <w:rPr>
+          <w:rStyle w:val="VerbatimChar"/>
+        </w:rPr>
+        <w:t xml:space="preserve">PATCH …/settings</w:t>
+      </w:r>
+      <w:r>
+        <w:t xml:space="preserve"> </w:t>
+      </w:r>
+      <w:r>
+        <w:t xml:space="preserve">thêm</w:t>
+      </w:r>
+      <w:r>
+        <w:t xml:space="preserve"> </w:t>
+      </w:r>
+      <w:r>
+        <w:rPr>
+          <w:rStyle w:val="VerbatimChar"/>
+        </w:rPr>
+        <w:t xml:space="preserve">groupLockAt</w:t>
+      </w:r>
+      <w:r>
+        <w:t xml:space="preserve">,</w:t>
+      </w:r>
+      <w:r>
+        <w:t xml:space="preserve"> </w:t>
+      </w:r>
+      <w:r>
+        <w:rPr>
+          <w:rStyle w:val="VerbatimChar"/>
+        </w:rPr>
+        <w:t xml:space="preserve">maxGroupSize</w:t>
+      </w:r>
+      <w:r>
+        <w:t xml:space="preserve"> </w:t>
+      </w:r>
+      <w:r>
+        <w:t xml:space="preserve">(chỉ PAPER; cỡ nhóm không nhỏ hơn nhóm đông nhất đang có →</w:t>
+      </w:r>
+      <w:r>
+        <w:t xml:space="preserve"> </w:t>
+      </w:r>
+      <w:r>
+        <w:rPr>
+          <w:rStyle w:val="VerbatimChar"/>
+        </w:rPr>
+        <w:t xml:space="preserve">400</w:t>
+      </w:r>
+      <w:r>
+        <w:t xml:space="preserve">). Nhân bản giữ loại, kiểu trích dẫn, cỡ nhóm, khung mục (không chép hạn chốt nhóm, nhóm).</w:t>
       </w:r>
     </w:p>
     <w:p>
@@ -21037,79 +21422,29 @@
         <w:pStyle w:val="Compact"/>
         <w:numPr>
           <w:ilvl w:val="0"/>
-          <w:numId w:val="1029"/>
+          <w:numId w:val="1028"/>
         </w:numPr>
       </w:pPr>
       <w:r>
-        <w:rPr>
-          <w:b/>
-          <w:bCs/>
-        </w:rPr>
-        <w:t xml:space="preserve">Bài làm theo nhóm (B21b, BR-28):</w:t>
-      </w:r>
-    </w:p>
-    <w:p>
-      <w:pPr>
-        <w:pStyle w:val="Compact"/>
-        <w:numPr>
-          <w:ilvl w:val="0"/>
-          <w:numId w:val="1029"/>
-        </w:numPr>
-      </w:pPr>
-      <w:r>
-        <w:t xml:space="preserve">Dùng chung API làm bài A.8. Bài PAPER:</w:t>
-      </w:r>
-      <w:r>
-        <w:t xml:space="preserve"> </w:t>
-      </w:r>
-      <w:r>
-        <w:rPr>
-          <w:rStyle w:val="VerbatimChar"/>
-        </w:rPr>
-        <w:t xml:space="preserve">GET …/draft</w:t>
-      </w:r>
-      <w:r>
-        <w:t xml:space="preserve"> </w:t>
-      </w:r>
-      <w:r>
-        <w:t xml:space="preserve">trả bản nháp</w:t>
-      </w:r>
-      <w:r>
-        <w:t xml:space="preserve"> </w:t>
-      </w:r>
-      <w:r>
-        <w:rPr>
-          <w:b/>
-          <w:bCs/>
-        </w:rPr>
-        <w:t xml:space="preserve">của nhóm</w:t>
-      </w:r>
-      <w:r>
-        <w:t xml:space="preserve"> </w:t>
-      </w:r>
-      <w:r>
-        <w:t xml:space="preserve">(chưa có nhóm →</w:t>
-      </w:r>
-      <w:r>
-        <w:t xml:space="preserve"> </w:t>
-      </w:r>
-      <w:r>
-        <w:rPr>
-          <w:rStyle w:val="VerbatimChar"/>
-        </w:rPr>
-        <w:t xml:space="preserve">source: EMPTY</w:t>
-      </w:r>
-      <w:r>
-        <w:t xml:space="preserve">);</w:t>
-      </w:r>
-      <w:r>
-        <w:t xml:space="preserve"> </w:t>
-      </w:r>
-      <w:r>
-        <w:rPr>
-          <w:rStyle w:val="VerbatimChar"/>
-        </w:rPr>
-        <w:t xml:space="preserve">PUT …/draft</w:t>
+        <w:t xml:space="preserve">Chi tiết phía giáo viên và sinh viên (</w:t>
+      </w:r>
+      <w:r>
+        <w:rPr>
+          <w:rStyle w:val="VerbatimChar"/>
+        </w:rPr>
+        <w:t xml:space="preserve">GET /api/student/assignments/{id}</w:t>
+      </w:r>
+      <w:r>
+        <w:t xml:space="preserve">) có thêm</w:t>
+      </w:r>
+      <w:r>
+        <w:t xml:space="preserve"> </w:t>
+      </w:r>
+      <w:r>
+        <w:rPr>
+          <w:rStyle w:val="VerbatimChar"/>
+        </w:rPr>
+        <w:t xml:space="preserve">kind</w:t>
       </w:r>
       <w:r>
         <w:t xml:space="preserve">,</w:t>
@@ -21121,34 +21456,31 @@
         <w:rPr>
           <w:rStyle w:val="VerbatimChar"/>
         </w:rPr>
-        <w:t xml:space="preserve">POST …/submit</w:t>
-      </w:r>
-      <w:r>
-        <w:t xml:space="preserve"> </w:t>
-      </w:r>
-      <w:r>
-        <w:t xml:space="preserve">khi chưa có nhóm →</w:t>
-      </w:r>
-      <w:r>
-        <w:t xml:space="preserve"> </w:t>
-      </w:r>
-      <w:r>
-        <w:rPr>
-          <w:rStyle w:val="VerbatimChar"/>
-        </w:rPr>
-        <w:t xml:space="preserve">409 NO_GROUP</w:t>
-      </w:r>
-      <w:r>
-        <w:t xml:space="preserve">. Khoá lạc quan</w:t>
-      </w:r>
-      <w:r>
-        <w:t xml:space="preserve"> </w:t>
-      </w:r>
-      <w:r>
-        <w:rPr>
-          <w:rStyle w:val="VerbatimChar"/>
-        </w:rPr>
-        <w:t xml:space="preserve">draftVersion</w:t>
+        <w:t xml:space="preserve">citationStyle</w:t>
+      </w:r>
+      <w:r>
+        <w:t xml:space="preserve">,</w:t>
+      </w:r>
+      <w:r>
+        <w:t xml:space="preserve"> </w:t>
+      </w:r>
+      <w:r>
+        <w:rPr>
+          <w:rStyle w:val="VerbatimChar"/>
+        </w:rPr>
+        <w:t xml:space="preserve">maxGroupSize</w:t>
+      </w:r>
+      <w:r>
+        <w:t xml:space="preserve">,</w:t>
+      </w:r>
+      <w:r>
+        <w:t xml:space="preserve"> </w:t>
+      </w:r>
+      <w:r>
+        <w:rPr>
+          <w:rStyle w:val="VerbatimChar"/>
+        </w:rPr>
+        <w:t xml:space="preserve">groupLockAt</w:t>
       </w:r>
       <w:r>
         <w:t xml:space="preserve"> </w:t>
@@ -21163,392 +21495,25 @@
         <w:rPr>
           <w:rStyle w:val="VerbatimChar"/>
         </w:rPr>
-        <w:t xml:space="preserve">expectedVersion</w:t>
-      </w:r>
-      <w:r>
-        <w:t xml:space="preserve"> </w:t>
-      </w:r>
-      <w:r>
-        <w:t xml:space="preserve">dùng chung cho cả nhóm (thành viên khác vừa lưu / nộp →</w:t>
-      </w:r>
-      <w:r>
-        <w:t xml:space="preserve"> </w:t>
-      </w:r>
-      <w:r>
-        <w:rPr>
-          <w:rStyle w:val="VerbatimChar"/>
-        </w:rPr>
-        <w:t xml:space="preserve">409 DRAFT_CONFLICT</w:t>
-      </w:r>
-      <w:r>
-        <w:t xml:space="preserve"> </w:t>
-      </w:r>
-      <w:r>
-        <w:t xml:space="preserve">/</w:t>
-      </w:r>
-      <w:r>
-        <w:t xml:space="preserve"> </w:t>
-      </w:r>
-      <w:r>
-        <w:rPr>
-          <w:rStyle w:val="VerbatimChar"/>
-        </w:rPr>
-        <w:t xml:space="preserve">VERSION_CONFLICT</w:t>
-      </w:r>
-      <w:r>
-        <w:t xml:space="preserve">). Hai thành viên lưu lần đầu cùng lúc → UNIQUE</w:t>
-      </w:r>
-      <w:r>
-        <w:t xml:space="preserve"> </w:t>
-      </w:r>
-      <w:r>
-        <w:rPr>
-          <w:rStyle w:val="VerbatimChar"/>
-        </w:rPr>
-        <w:t xml:space="preserve">(part_id, group_id)</w:t>
-      </w:r>
-      <w:r>
-        <w:t xml:space="preserve"> </w:t>
-      </w:r>
-      <w:r>
-        <w:t xml:space="preserve">chặn, một người nhận</w:t>
-      </w:r>
-      <w:r>
-        <w:t xml:space="preserve"> </w:t>
-      </w:r>
-      <w:r>
-        <w:rPr>
-          <w:rStyle w:val="VerbatimChar"/>
-        </w:rPr>
-        <w:t xml:space="preserve">409</w:t>
+        <w:t xml:space="preserve">parts[].sections[]</w:t>
+      </w:r>
+      <w:r>
+        <w:t xml:space="preserve"> </w:t>
+      </w:r>
+      <w:r>
+        <w:t xml:space="preserve">=</w:t>
+      </w:r>
+      <w:r>
+        <w:t xml:space="preserve"> </w:t>
+      </w:r>
+      <w:r>
+        <w:rPr>
+          <w:rStyle w:val="VerbatimChar"/>
+        </w:rPr>
+        <w:t xml:space="preserve">{id, sectionKey, title, required, minWords, maxWords, orderNo}</w:t>
       </w:r>
       <w:r>
         <w:t xml:space="preserve">.</w:t>
-      </w:r>
-    </w:p>
-    <w:p>
-      <w:pPr>
-        <w:pStyle w:val="Compact"/>
-        <w:numPr>
-          <w:ilvl w:val="0"/>
-          <w:numId w:val="1029"/>
-        </w:numPr>
-      </w:pPr>
-      <w:r>
-        <w:t xml:space="preserve">Chi tiết / danh sách bài, lịch sử nộp, kết quả (</w:t>
-      </w:r>
-      <w:r>
-        <w:rPr>
-          <w:rStyle w:val="VerbatimChar"/>
-        </w:rPr>
-        <w:t xml:space="preserve">/result</w:t>
-      </w:r>
-      <w:r>
-        <w:t xml:space="preserve">,</w:t>
-      </w:r>
-      <w:r>
-        <w:t xml:space="preserve"> </w:t>
-      </w:r>
-      <w:r>
-        <w:rPr>
-          <w:rStyle w:val="VerbatimChar"/>
-        </w:rPr>
-        <w:t xml:space="preserve">/versions</w:t>
-      </w:r>
-      <w:r>
-        <w:t xml:space="preserve">) của mọi thành viên đều là của bài nhóm. Trả bài / yêu cầu sửa → thông báo tới</w:t>
-      </w:r>
-      <w:r>
-        <w:t xml:space="preserve"> </w:t>
-      </w:r>
-      <w:r>
-        <w:rPr>
-          <w:b/>
-          <w:bCs/>
-        </w:rPr>
-        <w:t xml:space="preserve">mọi thành viên</w:t>
-      </w:r>
-      <w:r>
-        <w:t xml:space="preserve">; nhắc hạn bỏ qua mọi thành viên khi nhóm đã nộp. Kênh chat</w:t>
-      </w:r>
-      <w:r>
-        <w:t xml:space="preserve"> </w:t>
-      </w:r>
-      <w:r>
-        <w:rPr>
-          <w:rStyle w:val="VerbatimChar"/>
-        </w:rPr>
-        <w:t xml:space="preserve">submission-{id}</w:t>
-      </w:r>
-      <w:r>
-        <w:t xml:space="preserve"> </w:t>
-      </w:r>
-      <w:r>
-        <w:t xml:space="preserve">gồm cả nhóm + giáo viên (tiêu đề kênh ghi tên nhóm).</w:t>
-      </w:r>
-    </w:p>
-    <w:p>
-      <w:pPr>
-        <w:pStyle w:val="Compact"/>
-        <w:numPr>
-          <w:ilvl w:val="0"/>
-          <w:numId w:val="1029"/>
-        </w:numPr>
-      </w:pPr>
-      <w:r>
-        <w:t xml:space="preserve">Nhóm đã có bài làm: sinh viên rời nhóm / giáo viên xoá nhóm →</w:t>
-      </w:r>
-      <w:r>
-        <w:t xml:space="preserve"> </w:t>
-      </w:r>
-      <w:r>
-        <w:rPr>
-          <w:rStyle w:val="VerbatimChar"/>
-        </w:rPr>
-        <w:t xml:space="preserve">409 INVALID_STATE</w:t>
-      </w:r>
-      <w:r>
-        <w:t xml:space="preserve"> </w:t>
-      </w:r>
-      <w:r>
-        <w:t xml:space="preserve">(giáo viên vẫn chuyển được từng người).</w:t>
-      </w:r>
-    </w:p>
-    <w:p>
-      <w:pPr>
-        <w:pStyle w:val="Compact"/>
-        <w:numPr>
-          <w:ilvl w:val="0"/>
-          <w:numId w:val="1029"/>
-        </w:numPr>
-      </w:pPr>
-      <w:r>
-        <w:t xml:space="preserve">Tới hạn chốt nhóm mà còn người chưa có nhóm → giáo viên nhận</w:t>
-      </w:r>
-      <w:r>
-        <w:t xml:space="preserve"> </w:t>
-      </w:r>
-      <w:r>
-        <w:rPr>
-          <w:rStyle w:val="VerbatimChar"/>
-        </w:rPr>
-        <w:t xml:space="preserve">PAPER_GROUP_LOCK</w:t>
-      </w:r>
-      <w:r>
-        <w:t xml:space="preserve"> </w:t>
-      </w:r>
-      <w:r>
-        <w:t xml:space="preserve">một lần (job 15 phút).</w:t>
-      </w:r>
-    </w:p>
-    <w:p>
-      <w:pPr>
-        <w:pStyle w:val="Compact"/>
-        <w:numPr>
-          <w:ilvl w:val="0"/>
-          <w:numId w:val="1029"/>
-        </w:numPr>
-      </w:pPr>
-      <w:r>
-        <w:rPr>
-          <w:b/>
-          <w:bCs/>
-        </w:rPr>
-        <w:t xml:space="preserve">Nộp bài PAPER (B25a, BR-28, BR-29):</w:t>
-      </w:r>
-      <w:r>
-        <w:t xml:space="preserve"> </w:t>
-      </w:r>
-      <w:r>
-        <w:rPr>
-          <w:rStyle w:val="VerbatimChar"/>
-        </w:rPr>
-        <w:t xml:space="preserve">POST …/submit</w:t>
-      </w:r>
-      <w:r>
-        <w:t xml:space="preserve"> </w:t>
-      </w:r>
-      <w:r>
-        <w:rPr>
-          <w:b/>
-          <w:bCs/>
-        </w:rPr>
-        <w:t xml:space="preserve">bỏ qua</w:t>
-      </w:r>
-      <w:r>
-        <w:rPr>
-          <w:b/>
-          <w:bCs/>
-        </w:rPr>
-        <w:t xml:space="preserve"> </w:t>
-      </w:r>
-      <w:r>
-        <w:rPr>
-          <w:rStyle w:val="VerbatimChar"/>
-          <w:b/>
-          <w:bCs/>
-        </w:rPr>
-        <w:t xml:space="preserve">content</w:t>
-      </w:r>
-      <w:r>
-        <w:rPr>
-          <w:b/>
-          <w:bCs/>
-        </w:rPr>
-        <w:t xml:space="preserve"> </w:t>
-      </w:r>
-      <w:r>
-        <w:rPr>
-          <w:b/>
-          <w:bCs/>
-        </w:rPr>
-        <w:t xml:space="preserve">client gửi</w:t>
-      </w:r>
-      <w:r>
-        <w:t xml:space="preserve">; server khoá dòng bài làm của nhóm rồi khoá dòng tài liệu (cùng khoá với nhận update — update đến sau phải chờ, rồi bị từ chối vì tài liệu đã chỉ đọc) và nộp</w:t>
-      </w:r>
-      <w:r>
-        <w:t xml:space="preserve"> </w:t>
-      </w:r>
-      <w:r>
-        <w:rPr>
-          <w:b/>
-          <w:bCs/>
-        </w:rPr>
-        <w:t xml:space="preserve">snapshot mới nhất</w:t>
-      </w:r>
-      <w:r>
-        <w:t xml:space="preserve">: chưa ai viết →</w:t>
-      </w:r>
-      <w:r>
-        <w:t xml:space="preserve"> </w:t>
-      </w:r>
-      <w:r>
-        <w:rPr>
-          <w:rStyle w:val="VerbatimChar"/>
-        </w:rPr>
-        <w:t xml:space="preserve">400</w:t>
-      </w:r>
-      <w:r>
-        <w:t xml:space="preserve">; snapshot cũ hơn thay đổi cuối hoặc thiếu JSON →</w:t>
-      </w:r>
-      <w:r>
-        <w:t xml:space="preserve"> </w:t>
-      </w:r>
-      <w:r>
-        <w:rPr>
-          <w:rStyle w:val="VerbatimChar"/>
-        </w:rPr>
-        <w:t xml:space="preserve">409 SNAPSHOT_STALE</w:t>
-      </w:r>
-      <w:r>
-        <w:t xml:space="preserve"> </w:t>
-      </w:r>
-      <w:r>
-        <w:t xml:space="preserve">(client gửi snapshot rồi nộp lại); mục bắt buộc không có chữ / hình / bảng / công thức / code →</w:t>
-      </w:r>
-      <w:r>
-        <w:t xml:space="preserve"> </w:t>
-      </w:r>
-      <w:r>
-        <w:rPr>
-          <w:rStyle w:val="VerbatimChar"/>
-        </w:rPr>
-        <w:t xml:space="preserve">422 REQUIRED_SECTIONS_EMPTY</w:t>
-      </w:r>
-      <w:r>
-        <w:t xml:space="preserve"> </w:t>
-      </w:r>
-      <w:r>
-        <w:t xml:space="preserve">"Mục bắt buộc còn trống: …". Lần nộp lưu</w:t>
-      </w:r>
-      <w:r>
-        <w:t xml:space="preserve"> </w:t>
-      </w:r>
-      <w:r>
-        <w:rPr>
-          <w:rStyle w:val="VerbatimChar"/>
-        </w:rPr>
-        <w:t xml:space="preserve">content</w:t>
-      </w:r>
-      <w:r>
-        <w:t xml:space="preserve"> </w:t>
-      </w:r>
-      <w:r>
-        <w:t xml:space="preserve">= chữ thuần của snapshot,</w:t>
-      </w:r>
-      <w:r>
-        <w:t xml:space="preserve"> </w:t>
-      </w:r>
-      <w:r>
-        <w:rPr>
-          <w:rStyle w:val="VerbatimChar"/>
-        </w:rPr>
-        <w:t xml:space="preserve">wordCount</w:t>
-      </w:r>
-      <w:r>
-        <w:t xml:space="preserve"> </w:t>
-      </w:r>
-      <w:r>
-        <w:t xml:space="preserve">= số từ phần thân các mục,</w:t>
-      </w:r>
-      <w:r>
-        <w:t xml:space="preserve"> </w:t>
-      </w:r>
-      <w:r>
-        <w:rPr>
-          <w:rStyle w:val="VerbatimChar"/>
-        </w:rPr>
-        <w:t xml:space="preserve">contentJson</w:t>
-      </w:r>
-      <w:r>
-        <w:t xml:space="preserve">,</w:t>
-      </w:r>
-      <w:r>
-        <w:t xml:space="preserve"> </w:t>
-      </w:r>
-      <w:r>
-        <w:rPr>
-          <w:rStyle w:val="VerbatimChar"/>
-        </w:rPr>
-        <w:t xml:space="preserve">references</w:t>
-      </w:r>
-      <w:r>
-        <w:t xml:space="preserve"> </w:t>
-      </w:r>
-      <w:r>
-        <w:t xml:space="preserve">= các tài liệu</w:t>
-      </w:r>
-      <w:r>
-        <w:t xml:space="preserve"> </w:t>
-      </w:r>
-      <w:r>
-        <w:rPr>
-          <w:b/>
-          <w:bCs/>
-        </w:rPr>
-        <w:t xml:space="preserve">được trích</w:t>
-      </w:r>
-      <w:r>
-        <w:t xml:space="preserve"> </w:t>
-      </w:r>
-      <w:r>
-        <w:t xml:space="preserve">trong bài lúc nộp (theo thứ tự xuất hiện; trích tới mục đã xoá thì bỏ). Module bài nộp gọi module paper qua interface</w:t>
-      </w:r>
-      <w:r>
-        <w:t xml:space="preserve"> </w:t>
-      </w:r>
-      <w:r>
-        <w:rPr>
-          <w:rStyle w:val="VerbatimChar"/>
-        </w:rPr>
-        <w:t xml:space="preserve">submission.PaperContentSource</w:t>
-      </w:r>
-      <w:r>
-        <w:t xml:space="preserve"> </w:t>
-      </w:r>
-      <w:r>
-        <w:t xml:space="preserve">(paper cài đặt) để giữ phụ thuộc một chiều.</w:t>
       </w:r>
     </w:p>
     <w:p>
@@ -21560,29 +21525,13 @@
           <w:b/>
           <w:bCs/>
         </w:rPr>
-        <w:t xml:space="preserve">Tài liệu cùng sửa (B22, docs/12 mục 5.2):</w:t>
-      </w:r>
-      <w:r>
-        <w:t xml:space="preserve"> </w:t>
-      </w:r>
-      <w:r>
-        <w:t xml:space="preserve">nội dung là</w:t>
-      </w:r>
-      <w:r>
-        <w:t xml:space="preserve"> </w:t>
-      </w:r>
-      <w:r>
-        <w:rPr>
-          <w:b/>
-          <w:bCs/>
-        </w:rPr>
-        <w:t xml:space="preserve">Yjs</w:t>
-      </w:r>
-      <w:r>
-        <w:t xml:space="preserve"> </w:t>
-      </w:r>
-      <w:r>
-        <w:t xml:space="preserve">(CRDT); server chỉ cấp số thứ tự, lưu và chuyển tiếp nhị phân (base64 trong JSON), không đọc nội dung.</w:t>
+        <w:t xml:space="preserve">Nhóm</w:t>
+      </w:r>
+      <w:r>
+        <w:t xml:space="preserve"> </w:t>
+      </w:r>
+      <w:r>
+        <w:t xml:space="preserve">— mọi thao tác trả lại toàn bộ màn hình (để client vẽ lại):</w:t>
       </w:r>
     </w:p>
     <w:tbl>
@@ -21656,63 +21605,42 @@
               <w:rPr>
                 <w:rStyle w:val="VerbatimChar"/>
               </w:rPr>
-              <w:t xml:space="preserve">/api/student/parts/{partId}/document</w:t>
-            </w:r>
-          </w:p>
-        </w:tc>
-        <w:tc>
-          <w:tcPr/>
-          <w:p>
-            <w:pPr>
-              <w:pStyle w:val="Compact"/>
-            </w:pPr>
-            <w:r>
-              <w:t xml:space="preserve">Mở tài liệu của nhóm tôi cho giai đoạn này (tạo nếu chưa có) →</w:t>
-            </w:r>
-            <w:r>
-              <w:t xml:space="preserve"> </w:t>
-            </w:r>
-            <w:r>
-              <w:rPr>
-                <w:rStyle w:val="VerbatimChar"/>
-              </w:rPr>
-              <w:t xml:space="preserve">DocumentState</w:t>
-            </w:r>
-            <w:r>
-              <w:t xml:space="preserve">. Không phải PAPER →</w:t>
-            </w:r>
-            <w:r>
-              <w:t xml:space="preserve"> </w:t>
-            </w:r>
-            <w:r>
-              <w:rPr>
-                <w:rStyle w:val="VerbatimChar"/>
-              </w:rPr>
-              <w:t xml:space="preserve">409 INVALID_STATE</w:t>
-            </w:r>
-            <w:r>
-              <w:t xml:space="preserve">; chưa có nhóm →</w:t>
-            </w:r>
-            <w:r>
-              <w:t xml:space="preserve"> </w:t>
-            </w:r>
-            <w:r>
-              <w:rPr>
-                <w:rStyle w:val="VerbatimChar"/>
-              </w:rPr>
-              <w:t xml:space="preserve">409 NO_GROUP</w:t>
-            </w:r>
-            <w:r>
-              <w:t xml:space="preserve">; không được giao →</w:t>
-            </w:r>
-            <w:r>
-              <w:t xml:space="preserve"> </w:t>
-            </w:r>
-            <w:r>
-              <w:rPr>
-                <w:rStyle w:val="VerbatimChar"/>
-              </w:rPr>
-              <w:t xml:space="preserve">404</w:t>
+              <w:t xml:space="preserve">/api/teacher/assignments/{id}/groups</w:t>
+            </w:r>
+          </w:p>
+        </w:tc>
+        <w:tc>
+          <w:tcPr/>
+          <w:p>
+            <w:pPr>
+              <w:pStyle w:val="Compact"/>
+            </w:pPr>
+            <w:r>
+              <w:t xml:space="preserve">→</w:t>
+            </w:r>
+            <w:r>
+              <w:t xml:space="preserve"> </w:t>
+            </w:r>
+            <w:r>
+              <w:rPr>
+                <w:rStyle w:val="VerbatimChar"/>
+              </w:rPr>
+              <w:t xml:space="preserve">TeacherGroups</w:t>
+            </w:r>
+            <w:r>
+              <w:t xml:space="preserve"> </w:t>
+            </w:r>
+            <w:r>
+              <w:t xml:space="preserve">=</w:t>
+            </w:r>
+            <w:r>
+              <w:t xml:space="preserve"> </w:t>
+            </w:r>
+            <w:r>
+              <w:rPr>
+                <w:rStyle w:val="VerbatimChar"/>
+              </w:rPr>
+              <w:t xml:space="preserve">{assignmentId, maxGroupSize, lockAt, locked, groups: [GroupDto], ungrouped: [{id, studentCode, fullName}]}</w:t>
             </w:r>
           </w:p>
         </w:tc>
@@ -21725,41 +21653,41 @@
               <w:pStyle w:val="Compact"/>
             </w:pPr>
             <w:r>
-              <w:t xml:space="preserve">GET</w:t>
-            </w:r>
-          </w:p>
-        </w:tc>
-        <w:tc>
-          <w:tcPr/>
-          <w:p>
-            <w:pPr>
-              <w:pStyle w:val="Compact"/>
-            </w:pPr>
-            <w:r>
-              <w:rPr>
-                <w:rStyle w:val="VerbatimChar"/>
-              </w:rPr>
-              <w:t xml:space="preserve">/api/papers/docs/{id}</w:t>
-            </w:r>
-          </w:p>
-        </w:tc>
-        <w:tc>
-          <w:tcPr/>
-          <w:p>
-            <w:pPr>
-              <w:pStyle w:val="Compact"/>
-            </w:pPr>
-            <w:r>
-              <w:rPr>
-                <w:rStyle w:val="VerbatimChar"/>
-              </w:rPr>
-              <w:t xml:space="preserve">DocumentState</w:t>
-            </w:r>
-            <w:r>
-              <w:t xml:space="preserve"> </w:t>
-            </w:r>
-            <w:r>
-              <w:t xml:space="preserve">— thành viên nhóm hoặc giáo viên chủ bài (chỉ đọc)</w:t>
+              <w:t xml:space="preserve">POST</w:t>
+            </w:r>
+          </w:p>
+        </w:tc>
+        <w:tc>
+          <w:tcPr/>
+          <w:p>
+            <w:pPr>
+              <w:pStyle w:val="Compact"/>
+            </w:pPr>
+            <w:r>
+              <w:rPr>
+                <w:rStyle w:val="VerbatimChar"/>
+              </w:rPr>
+              <w:t xml:space="preserve">/api/teacher/assignments/{id}/groups</w:t>
+            </w:r>
+          </w:p>
+        </w:tc>
+        <w:tc>
+          <w:tcPr/>
+          <w:p>
+            <w:pPr>
+              <w:pStyle w:val="Compact"/>
+            </w:pPr>
+            <w:r>
+              <w:t xml:space="preserve">Tạo nhóm</w:t>
+            </w:r>
+            <w:r>
+              <w:t xml:space="preserve"> </w:t>
+            </w:r>
+            <w:r>
+              <w:rPr>
+                <w:rStyle w:val="VerbatimChar"/>
+              </w:rPr>
+              <w:t xml:space="preserve">{name, studentIds}</w:t>
             </w:r>
           </w:p>
         </w:tc>
@@ -21772,68 +21700,48 @@
               <w:pStyle w:val="Compact"/>
             </w:pPr>
             <w:r>
-              <w:t xml:space="preserve">GET</w:t>
-            </w:r>
-          </w:p>
-        </w:tc>
-        <w:tc>
-          <w:tcPr/>
-          <w:p>
-            <w:pPr>
-              <w:pStyle w:val="Compact"/>
-            </w:pPr>
-            <w:r>
-              <w:rPr>
-                <w:rStyle w:val="VerbatimChar"/>
-              </w:rPr>
-              <w:t xml:space="preserve">/api/papers/docs/{id}/updates?afterSeq</w:t>
-            </w:r>
-          </w:p>
-        </w:tc>
-        <w:tc>
-          <w:tcPr/>
-          <w:p>
-            <w:pPr>
-              <w:pStyle w:val="Compact"/>
-            </w:pPr>
-            <w:r>
-              <w:t xml:space="preserve">Lấy bù sau khi kết nối lại →</w:t>
-            </w:r>
-            <w:r>
-              <w:t xml:space="preserve"> </w:t>
-            </w:r>
-            <w:r>
-              <w:rPr>
-                <w:rStyle w:val="VerbatimChar"/>
-              </w:rPr>
-              <w:t xml:space="preserve">{updates, lastSeq, resync}</w:t>
-            </w:r>
-            <w:r>
-              <w:t xml:space="preserve">;</w:t>
-            </w:r>
-            <w:r>
-              <w:t xml:space="preserve"> </w:t>
-            </w:r>
-            <w:r>
-              <w:rPr>
-                <w:rStyle w:val="VerbatimChar"/>
-              </w:rPr>
-              <w:t xml:space="preserve">resync = true</w:t>
-            </w:r>
-            <w:r>
-              <w:t xml:space="preserve"> </w:t>
-            </w:r>
-            <w:r>
-              <w:t xml:space="preserve">khi các update cần lấy đã bị gộp → tải lại</w:t>
-            </w:r>
-            <w:r>
-              <w:t xml:space="preserve"> </w:t>
-            </w:r>
-            <w:r>
-              <w:rPr>
-                <w:rStyle w:val="VerbatimChar"/>
-              </w:rPr>
-              <w:t xml:space="preserve">DocumentState</w:t>
+              <w:t xml:space="preserve">PUT</w:t>
+            </w:r>
+          </w:p>
+        </w:tc>
+        <w:tc>
+          <w:tcPr/>
+          <w:p>
+            <w:pPr>
+              <w:pStyle w:val="Compact"/>
+            </w:pPr>
+            <w:r>
+              <w:rPr>
+                <w:rStyle w:val="VerbatimChar"/>
+              </w:rPr>
+              <w:t xml:space="preserve">/api/teacher/assignments/{id}/groups/{groupId}</w:t>
+            </w:r>
+          </w:p>
+        </w:tc>
+        <w:tc>
+          <w:tcPr/>
+          <w:p>
+            <w:pPr>
+              <w:pStyle w:val="Compact"/>
+            </w:pPr>
+            <w:r>
+              <w:t xml:space="preserve">Đổi tên +</w:t>
+            </w:r>
+            <w:r>
+              <w:t xml:space="preserve"> </w:t>
+            </w:r>
+            <w:r>
+              <w:rPr>
+                <w:b/>
+                <w:bCs/>
+              </w:rPr>
+              <w:t xml:space="preserve">thay toàn bộ</w:t>
+            </w:r>
+            <w:r>
+              <w:t xml:space="preserve"> </w:t>
+            </w:r>
+            <w:r>
+              <w:t xml:space="preserve">thành viên; ai đang ở nhóm khác thì được chuyển sang</w:t>
             </w:r>
           </w:p>
         </w:tc>
@@ -21846,125 +21754,32 @@
               <w:pStyle w:val="Compact"/>
             </w:pPr>
             <w:r>
-              <w:t xml:space="preserve">PUT</w:t>
-            </w:r>
-          </w:p>
-        </w:tc>
-        <w:tc>
-          <w:tcPr/>
-          <w:p>
-            <w:pPr>
-              <w:pStyle w:val="Compact"/>
-            </w:pPr>
-            <w:r>
-              <w:rPr>
-                <w:rStyle w:val="VerbatimChar"/>
-              </w:rPr>
-              <w:t xml:space="preserve">/api/papers/docs/{id}/snapshot</w:t>
-            </w:r>
-          </w:p>
-        </w:tc>
-        <w:tc>
-          <w:tcPr/>
-          <w:p>
-            <w:pPr>
-              <w:pStyle w:val="Compact"/>
-            </w:pPr>
-            <w:r>
-              <w:t xml:space="preserve">Thành viên gửi snapshot đã gộp</w:t>
-            </w:r>
-            <w:r>
-              <w:t xml:space="preserve"> </w:t>
-            </w:r>
-            <w:r>
-              <w:rPr>
-                <w:rStyle w:val="VerbatimChar"/>
-              </w:rPr>
-              <w:t xml:space="preserve">{state, upToSeq, contentJson?, contentText?}</w:t>
-            </w:r>
-            <w:r>
-              <w:t xml:space="preserve">.</w:t>
-            </w:r>
-            <w:r>
-              <w:t xml:space="preserve"> </w:t>
-            </w:r>
-            <w:r>
-              <w:rPr>
-                <w:rStyle w:val="VerbatimChar"/>
-              </w:rPr>
-              <w:t xml:space="preserve">upToSeq</w:t>
-            </w:r>
-            <w:r>
-              <w:t xml:space="preserve"> </w:t>
-            </w:r>
-            <w:r>
-              <w:t xml:space="preserve">&gt;</w:t>
-            </w:r>
-            <w:r>
-              <w:t xml:space="preserve"> </w:t>
-            </w:r>
-            <w:r>
-              <w:rPr>
-                <w:rStyle w:val="VerbatimChar"/>
-              </w:rPr>
-              <w:t xml:space="preserve">lastSeq</w:t>
-            </w:r>
-            <w:r>
-              <w:t xml:space="preserve"> </w:t>
-            </w:r>
-            <w:r>
-              <w:t xml:space="preserve">→</w:t>
-            </w:r>
-            <w:r>
-              <w:t xml:space="preserve"> </w:t>
-            </w:r>
-            <w:r>
-              <w:rPr>
-                <w:rStyle w:val="VerbatimChar"/>
-              </w:rPr>
-              <w:t xml:space="preserve">400</w:t>
-            </w:r>
-            <w:r>
-              <w:t xml:space="preserve">; ≤ snapshot đang có → bỏ qua (người khác vừa lưu bản mới hơn); JSON sai →</w:t>
-            </w:r>
-            <w:r>
-              <w:t xml:space="preserve"> </w:t>
-            </w:r>
-            <w:r>
-              <w:rPr>
-                <w:rStyle w:val="VerbatimChar"/>
-              </w:rPr>
-              <w:t xml:space="preserve">400</w:t>
-            </w:r>
-            <w:r>
-              <w:t xml:space="preserve">; snapshot &gt; 4 MB / chữ &gt; 200 000 ký tự →</w:t>
-            </w:r>
-            <w:r>
-              <w:t xml:space="preserve"> </w:t>
-            </w:r>
-            <w:r>
-              <w:rPr>
-                <w:rStyle w:val="VerbatimChar"/>
-              </w:rPr>
-              <w:t xml:space="preserve">400</w:t>
-            </w:r>
-            <w:r>
-              <w:t xml:space="preserve">. Update ≤</w:t>
-            </w:r>
-            <w:r>
-              <w:t xml:space="preserve"> </w:t>
-            </w:r>
-            <w:r>
-              <w:rPr>
-                <w:rStyle w:val="VerbatimChar"/>
-              </w:rPr>
-              <w:t xml:space="preserve">upToSeq</w:t>
-            </w:r>
-            <w:r>
-              <w:t xml:space="preserve"> </w:t>
-            </w:r>
-            <w:r>
-              <w:t xml:space="preserve">bị bỏ nội dung (giữ dòng cho thống kê)</w:t>
+              <w:t xml:space="preserve">DELETE</w:t>
+            </w:r>
+          </w:p>
+        </w:tc>
+        <w:tc>
+          <w:tcPr/>
+          <w:p>
+            <w:pPr>
+              <w:pStyle w:val="Compact"/>
+            </w:pPr>
+            <w:r>
+              <w:rPr>
+                <w:rStyle w:val="VerbatimChar"/>
+              </w:rPr>
+              <w:t xml:space="preserve">/api/teacher/assignments/{id}/groups/{groupId}</w:t>
+            </w:r>
+          </w:p>
+        </w:tc>
+        <w:tc>
+          <w:tcPr/>
+          <w:p>
+            <w:pPr>
+              <w:pStyle w:val="Compact"/>
+            </w:pPr>
+            <w:r>
+              <w:t xml:space="preserve">Xoá nhóm (thành viên thành chưa có nhóm)</w:t>
             </w:r>
           </w:p>
         </w:tc>
@@ -21977,32 +21792,54 @@
               <w:pStyle w:val="Compact"/>
             </w:pPr>
             <w:r>
-              <w:t xml:space="preserve">GET</w:t>
-            </w:r>
-          </w:p>
-        </w:tc>
-        <w:tc>
-          <w:tcPr/>
-          <w:p>
-            <w:pPr>
-              <w:pStyle w:val="Compact"/>
-            </w:pPr>
-            <w:r>
-              <w:rPr>
-                <w:rStyle w:val="VerbatimChar"/>
-              </w:rPr>
-              <w:t xml:space="preserve">/api/papers/docs/{id}/comments</w:t>
-            </w:r>
-          </w:p>
-        </w:tc>
-        <w:tc>
-          <w:tcPr/>
-          <w:p>
-            <w:pPr>
-              <w:pStyle w:val="Compact"/>
-            </w:pPr>
-            <w:r>
-              <w:t xml:space="preserve">Thành viên nhóm hoặc giáo viên chủ bài lấy các nhận xét trực tiếp trên tài liệu</w:t>
+              <w:t xml:space="preserve">POST</w:t>
+            </w:r>
+          </w:p>
+        </w:tc>
+        <w:tc>
+          <w:tcPr/>
+          <w:p>
+            <w:pPr>
+              <w:pStyle w:val="Compact"/>
+            </w:pPr>
+            <w:r>
+              <w:rPr>
+                <w:rStyle w:val="VerbatimChar"/>
+              </w:rPr>
+              <w:t xml:space="preserve">/api/teacher/assignments/{id}/groups/auto</w:t>
+            </w:r>
+          </w:p>
+        </w:tc>
+        <w:tc>
+          <w:tcPr/>
+          <w:p>
+            <w:pPr>
+              <w:pStyle w:val="Compact"/>
+            </w:pPr>
+            <w:r>
+              <w:t xml:space="preserve">Chia ngẫu nhiên người</w:t>
+            </w:r>
+            <w:r>
+              <w:t xml:space="preserve"> </w:t>
+            </w:r>
+            <w:r>
+              <w:rPr>
+                <w:b/>
+                <w:bCs/>
+              </w:rPr>
+              <w:t xml:space="preserve">chưa có nhóm</w:t>
+            </w:r>
+            <w:r>
+              <w:t xml:space="preserve"> </w:t>
+            </w:r>
+            <w:r>
+              <w:rPr>
+                <w:rStyle w:val="VerbatimChar"/>
+              </w:rPr>
+              <w:t xml:space="preserve">{classId?}</w:t>
+            </w:r>
+            <w:r>
+              <w:t xml:space="preserve">: ít nhóm nhất, không quá cỡ, chênh nhau tối đa 1 người, tên "Nhóm N"</w:t>
             </w:r>
           </w:p>
         </w:tc>
@@ -22015,44 +21852,56 @@
               <w:pStyle w:val="Compact"/>
             </w:pPr>
             <w:r>
-              <w:t xml:space="preserve">POST</w:t>
-            </w:r>
-          </w:p>
-        </w:tc>
-        <w:tc>
-          <w:tcPr/>
-          <w:p>
-            <w:pPr>
-              <w:pStyle w:val="Compact"/>
-            </w:pPr>
-            <w:r>
-              <w:rPr>
-                <w:rStyle w:val="VerbatimChar"/>
-              </w:rPr>
-              <w:t xml:space="preserve">/api/teacher/papers/docs/{id}/comments</w:t>
-            </w:r>
-          </w:p>
-        </w:tc>
-        <w:tc>
-          <w:tcPr/>
-          <w:p>
-            <w:pPr>
-              <w:pStyle w:val="Compact"/>
-            </w:pPr>
-            <w:r>
-              <w:t xml:space="preserve">Giáo viên thêm nhận xét với</w:t>
-            </w:r>
-            <w:r>
-              <w:t xml:space="preserve"> </w:t>
-            </w:r>
-            <w:r>
-              <w:rPr>
-                <w:rStyle w:val="VerbatimChar"/>
-              </w:rPr>
-              <w:t xml:space="preserve">{startOffset, endOffset, quote, comment}</w:t>
-            </w:r>
-            <w:r>
-              <w:t xml:space="preserve">; đoạn chọn tối đa 10.000 ký tự</w:t>
+              <w:t xml:space="preserve">GET</w:t>
+            </w:r>
+          </w:p>
+        </w:tc>
+        <w:tc>
+          <w:tcPr/>
+          <w:p>
+            <w:pPr>
+              <w:pStyle w:val="Compact"/>
+            </w:pPr>
+            <w:r>
+              <w:rPr>
+                <w:rStyle w:val="VerbatimChar"/>
+              </w:rPr>
+              <w:t xml:space="preserve">/api/student/assignments/{id}/groups</w:t>
+            </w:r>
+          </w:p>
+        </w:tc>
+        <w:tc>
+          <w:tcPr/>
+          <w:p>
+            <w:pPr>
+              <w:pStyle w:val="Compact"/>
+            </w:pPr>
+            <w:r>
+              <w:t xml:space="preserve">→</w:t>
+            </w:r>
+            <w:r>
+              <w:t xml:space="preserve"> </w:t>
+            </w:r>
+            <w:r>
+              <w:rPr>
+                <w:rStyle w:val="VerbatimChar"/>
+              </w:rPr>
+              <w:t xml:space="preserve">StudentGroups</w:t>
+            </w:r>
+            <w:r>
+              <w:t xml:space="preserve"> </w:t>
+            </w:r>
+            <w:r>
+              <w:t xml:space="preserve">=</w:t>
+            </w:r>
+            <w:r>
+              <w:t xml:space="preserve"> </w:t>
+            </w:r>
+            <w:r>
+              <w:rPr>
+                <w:rStyle w:val="VerbatimChar"/>
+              </w:rPr>
+              <w:t xml:space="preserve">{assignmentId, myGroupId, canChange, maxGroupSize, lockAt, groups: [GroupDto]}</w:t>
             </w:r>
           </w:p>
         </w:tc>
@@ -22065,32 +21914,123 @@
               <w:pStyle w:val="Compact"/>
             </w:pPr>
             <w:r>
-              <w:t xml:space="preserve">PUT / DELETE</w:t>
-            </w:r>
-          </w:p>
-        </w:tc>
-        <w:tc>
-          <w:tcPr/>
-          <w:p>
-            <w:pPr>
-              <w:pStyle w:val="Compact"/>
-            </w:pPr>
-            <w:r>
-              <w:rPr>
-                <w:rStyle w:val="VerbatimChar"/>
-              </w:rPr>
-              <w:t xml:space="preserve">/api/teacher/papers/docs/{id}/comments/{commentId}</w:t>
-            </w:r>
-          </w:p>
-        </w:tc>
-        <w:tc>
-          <w:tcPr/>
-          <w:p>
-            <w:pPr>
-              <w:pStyle w:val="Compact"/>
-            </w:pPr>
-            <w:r>
-              <w:t xml:space="preserve">Giáo viên sửa nội dung hoặc xoá nhận xét của mình trên tài liệu</w:t>
+              <w:t xml:space="preserve">POST</w:t>
+            </w:r>
+          </w:p>
+        </w:tc>
+        <w:tc>
+          <w:tcPr/>
+          <w:p>
+            <w:pPr>
+              <w:pStyle w:val="Compact"/>
+            </w:pPr>
+            <w:r>
+              <w:rPr>
+                <w:rStyle w:val="VerbatimChar"/>
+              </w:rPr>
+              <w:t xml:space="preserve">/api/student/assignments/{id}/groups</w:t>
+            </w:r>
+          </w:p>
+        </w:tc>
+        <w:tc>
+          <w:tcPr/>
+          <w:p>
+            <w:pPr>
+              <w:pStyle w:val="Compact"/>
+            </w:pPr>
+            <w:r>
+              <w:t xml:space="preserve">Tự lập nhóm</w:t>
+            </w:r>
+            <w:r>
+              <w:t xml:space="preserve"> </w:t>
+            </w:r>
+            <w:r>
+              <w:rPr>
+                <w:rStyle w:val="VerbatimChar"/>
+              </w:rPr>
+              <w:t xml:space="preserve">{name}</w:t>
+            </w:r>
+            <w:r>
+              <w:t xml:space="preserve"> </w:t>
+            </w:r>
+            <w:r>
+              <w:t xml:space="preserve">và vào luôn</w:t>
+            </w:r>
+          </w:p>
+        </w:tc>
+      </w:tr>
+      <w:tr>
+        <w:tc>
+          <w:tcPr/>
+          <w:p>
+            <w:pPr>
+              <w:pStyle w:val="Compact"/>
+            </w:pPr>
+            <w:r>
+              <w:t xml:space="preserve">POST</w:t>
+            </w:r>
+          </w:p>
+        </w:tc>
+        <w:tc>
+          <w:tcPr/>
+          <w:p>
+            <w:pPr>
+              <w:pStyle w:val="Compact"/>
+            </w:pPr>
+            <w:r>
+              <w:rPr>
+                <w:rStyle w:val="VerbatimChar"/>
+              </w:rPr>
+              <w:t xml:space="preserve">/api/student/assignments/{id}/groups/{groupId}/join</w:t>
+            </w:r>
+          </w:p>
+        </w:tc>
+        <w:tc>
+          <w:tcPr/>
+          <w:p>
+            <w:pPr>
+              <w:pStyle w:val="Compact"/>
+            </w:pPr>
+            <w:r>
+              <w:t xml:space="preserve">Vào nhóm còn chỗ</w:t>
+            </w:r>
+          </w:p>
+        </w:tc>
+      </w:tr>
+      <w:tr>
+        <w:tc>
+          <w:tcPr/>
+          <w:p>
+            <w:pPr>
+              <w:pStyle w:val="Compact"/>
+            </w:pPr>
+            <w:r>
+              <w:t xml:space="preserve">DELETE</w:t>
+            </w:r>
+          </w:p>
+        </w:tc>
+        <w:tc>
+          <w:tcPr/>
+          <w:p>
+            <w:pPr>
+              <w:pStyle w:val="Compact"/>
+            </w:pPr>
+            <w:r>
+              <w:rPr>
+                <w:rStyle w:val="VerbatimChar"/>
+              </w:rPr>
+              <w:t xml:space="preserve">/api/student/assignments/{id}/groups/mine</w:t>
+            </w:r>
+          </w:p>
+        </w:tc>
+        <w:tc>
+          <w:tcPr/>
+          <w:p>
+            <w:pPr>
+              <w:pStyle w:val="Compact"/>
+            </w:pPr>
+            <w:r>
+              <w:t xml:space="preserve">Rời nhóm; nhóm sinh viên lập không còn ai thì xoá</w:t>
             </w:r>
           </w:p>
         </w:tc>
@@ -22101,14 +22041,14 @@
         <w:pStyle w:val="Compact"/>
         <w:numPr>
           <w:ilvl w:val="0"/>
-          <w:numId w:val="1030"/>
+          <w:numId w:val="1029"/>
         </w:numPr>
       </w:pPr>
       <w:r>
         <w:rPr>
           <w:rStyle w:val="VerbatimChar"/>
         </w:rPr>
-        <w:t xml:space="preserve">DocumentState</w:t>
+        <w:t xml:space="preserve">GroupDto</w:t>
       </w:r>
       <w:r>
         <w:t xml:space="preserve"> </w:t>
@@ -22123,52 +22063,25 @@
         <w:rPr>
           <w:rStyle w:val="VerbatimChar"/>
         </w:rPr>
-        <w:t xml:space="preserve">{documentId, partId, groupId, snapshot (base64 \| null), snapshotSeq, lastSeq, updates: [{seq, update, authorId, createdAt}], editable}</w:t>
-      </w:r>
-      <w:r>
-        <w:t xml:space="preserve">. Dựng tài liệu = áp</w:t>
-      </w:r>
-      <w:r>
-        <w:t xml:space="preserve"> </w:t>
-      </w:r>
-      <w:r>
-        <w:rPr>
-          <w:rStyle w:val="VerbatimChar"/>
-        </w:rPr>
-        <w:t xml:space="preserve">snapshot</w:t>
-      </w:r>
-      <w:r>
-        <w:t xml:space="preserve"> </w:t>
-      </w:r>
-      <w:r>
-        <w:t xml:space="preserve">rồi lần lượt</w:t>
-      </w:r>
-      <w:r>
-        <w:t xml:space="preserve"> </w:t>
-      </w:r>
-      <w:r>
-        <w:rPr>
-          <w:rStyle w:val="VerbatimChar"/>
-        </w:rPr>
-        <w:t xml:space="preserve">updates</w:t>
-      </w:r>
-      <w:r>
-        <w:t xml:space="preserve">.</w:t>
-      </w:r>
-      <w:r>
-        <w:t xml:space="preserve"> </w:t>
-      </w:r>
-      <w:r>
-        <w:rPr>
-          <w:rStyle w:val="VerbatimChar"/>
-        </w:rPr>
-        <w:t xml:space="preserve">editable = false</w:t>
-      </w:r>
-      <w:r>
-        <w:t xml:space="preserve"> </w:t>
-      </w:r>
-      <w:r>
-        <w:t xml:space="preserve">khi nhóm đã nộp giai đoạn này (chờ chấm / đã trả) hoặc bài đã đóng; "Cần sửa" thì sửa tiếp được.</w:t>
+        <w:t xml:space="preserve">{id, name, studentMade, members: [{studentId, studentCode, fullName, joinedAt}]}</w:t>
+      </w:r>
+      <w:r>
+        <w:t xml:space="preserve">;</w:t>
+      </w:r>
+      <w:r>
+        <w:t xml:space="preserve"> </w:t>
+      </w:r>
+      <w:r>
+        <w:rPr>
+          <w:rStyle w:val="VerbatimChar"/>
+        </w:rPr>
+        <w:t xml:space="preserve">lockAt</w:t>
+      </w:r>
+      <w:r>
+        <w:t xml:space="preserve"> </w:t>
+      </w:r>
+      <w:r>
+        <w:t xml:space="preserve">= hạn chốt nhóm thực tế (không đặt thì là hạn nộp).</w:t>
       </w:r>
     </w:p>
     <w:p>
@@ -22176,11 +22089,11 @@
         <w:pStyle w:val="Compact"/>
         <w:numPr>
           <w:ilvl w:val="0"/>
-          <w:numId w:val="1030"/>
+          <w:numId w:val="1029"/>
         </w:numPr>
       </w:pPr>
       <w:r>
-        <w:t xml:space="preserve">Quyền: thành viên</w:t>
+        <w:t xml:space="preserve">Giáo viên: chỉ bài PAPER</w:t>
       </w:r>
       <w:r>
         <w:t xml:space="preserve"> </w:t>
@@ -22190,13 +22103,25 @@
           <w:b/>
           <w:bCs/>
         </w:rPr>
-        <w:t xml:space="preserve">hiện tại</w:t>
-      </w:r>
-      <w:r>
-        <w:t xml:space="preserve"> </w:t>
-      </w:r>
-      <w:r>
-        <w:t xml:space="preserve">của nhóm; người khác →</w:t>
+        <w:t xml:space="preserve">đã phát hành</w:t>
+      </w:r>
+      <w:r>
+        <w:t xml:space="preserve"> </w:t>
+      </w:r>
+      <w:r>
+        <w:t xml:space="preserve">(bài ESSAY / bản nháp →</w:t>
+      </w:r>
+      <w:r>
+        <w:t xml:space="preserve"> </w:t>
+      </w:r>
+      <w:r>
+        <w:rPr>
+          <w:rStyle w:val="VerbatimChar"/>
+        </w:rPr>
+        <w:t xml:space="preserve">409 INVALID_STATE</w:t>
+      </w:r>
+      <w:r>
+        <w:t xml:space="preserve">); bài của người khác →</w:t>
       </w:r>
       <w:r>
         <w:t xml:space="preserve"> </w:t>
@@ -22208,7 +22133,31 @@
         <w:t xml:space="preserve">404</w:t>
       </w:r>
       <w:r>
-        <w:t xml:space="preserve">. Nhóm đã có chỉnh sửa trên tài liệu (hoặc có mục trong thư viện trích dẫn) cũng tính là "đã có bài làm" (không tự rời / không xoá nhóm).</w:t>
+        <w:t xml:space="preserve">. Thành viên phải là người nhận bài và không quá cỡ nhóm →</w:t>
+      </w:r>
+      <w:r>
+        <w:t xml:space="preserve"> </w:t>
+      </w:r>
+      <w:r>
+        <w:rPr>
+          <w:rStyle w:val="VerbatimChar"/>
+        </w:rPr>
+        <w:t xml:space="preserve">400</w:t>
+      </w:r>
+      <w:r>
+        <w:t xml:space="preserve">; trùng tên nhóm →</w:t>
+      </w:r>
+      <w:r>
+        <w:t xml:space="preserve"> </w:t>
+      </w:r>
+      <w:r>
+        <w:rPr>
+          <w:rStyle w:val="VerbatimChar"/>
+        </w:rPr>
+        <w:t xml:space="preserve">409 DUPLICATE</w:t>
+      </w:r>
+      <w:r>
+        <w:t xml:space="preserve">. Giáo viên không bị hạn chốt nhóm.</w:t>
       </w:r>
     </w:p>
     <w:p>
@@ -22216,52 +22165,95 @@
         <w:pStyle w:val="Compact"/>
         <w:numPr>
           <w:ilvl w:val="0"/>
-          <w:numId w:val="1030"/>
+          <w:numId w:val="1029"/>
         </w:numPr>
       </w:pPr>
       <w:r>
-        <w:rPr>
-          <w:b/>
-          <w:bCs/>
-        </w:rPr>
-        <w:t xml:space="preserve">Đồng thời</w:t>
-      </w:r>
-      <w:r>
-        <w:t xml:space="preserve"> </w:t>
-      </w:r>
-      <w:r>
-        <w:t xml:space="preserve">(có test): mỗi update khoá dòng tài liệu</w:t>
-      </w:r>
-      <w:r>
-        <w:t xml:space="preserve"> </w:t>
-      </w:r>
-      <w:r>
-        <w:rPr>
-          <w:b/>
-          <w:bCs/>
-        </w:rPr>
-        <w:t xml:space="preserve">trước</w:t>
-      </w:r>
-      <w:r>
-        <w:t xml:space="preserve"> </w:t>
-      </w:r>
-      <w:r>
-        <w:t xml:space="preserve">rồi mới đọc</w:t>
-      </w:r>
-      <w:r>
-        <w:t xml:space="preserve"> </w:t>
-      </w:r>
-      <w:r>
-        <w:rPr>
-          <w:rStyle w:val="VerbatimChar"/>
-        </w:rPr>
-        <w:t xml:space="preserve">last_seq</w:t>
-      </w:r>
-      <w:r>
-        <w:t xml:space="preserve"> </w:t>
-      </w:r>
-      <w:r>
-        <w:t xml:space="preserve">→ hai người gửi dồn cùng lúc nhận seq liên tiếp, không trùng, không mất.</w:t>
+        <w:t xml:space="preserve">Sinh viên: bài không được giao →</w:t>
+      </w:r>
+      <w:r>
+        <w:t xml:space="preserve"> </w:t>
+      </w:r>
+      <w:r>
+        <w:rPr>
+          <w:rStyle w:val="VerbatimChar"/>
+        </w:rPr>
+        <w:t xml:space="preserve">404</w:t>
+      </w:r>
+      <w:r>
+        <w:t xml:space="preserve">; bài ESSAY →</w:t>
+      </w:r>
+      <w:r>
+        <w:t xml:space="preserve"> </w:t>
+      </w:r>
+      <w:r>
+        <w:rPr>
+          <w:rStyle w:val="VerbatimChar"/>
+        </w:rPr>
+        <w:t xml:space="preserve">409 INVALID_STATE</w:t>
+      </w:r>
+      <w:r>
+        <w:t xml:space="preserve">; bài đã đóng →</w:t>
+      </w:r>
+      <w:r>
+        <w:t xml:space="preserve"> </w:t>
+      </w:r>
+      <w:r>
+        <w:rPr>
+          <w:rStyle w:val="VerbatimChar"/>
+        </w:rPr>
+        <w:t xml:space="preserve">409 INVALID_STATE</w:t>
+      </w:r>
+      <w:r>
+        <w:t xml:space="preserve">; tới hạn chốt nhóm →</w:t>
+      </w:r>
+      <w:r>
+        <w:t xml:space="preserve"> </w:t>
+      </w:r>
+      <w:r>
+        <w:rPr>
+          <w:rStyle w:val="VerbatimChar"/>
+        </w:rPr>
+        <w:t xml:space="preserve">409 GROUP_LOCKED</w:t>
+      </w:r>
+      <w:r>
+        <w:t xml:space="preserve">; đã có nhóm →</w:t>
+      </w:r>
+      <w:r>
+        <w:t xml:space="preserve"> </w:t>
+      </w:r>
+      <w:r>
+        <w:rPr>
+          <w:rStyle w:val="VerbatimChar"/>
+        </w:rPr>
+        <w:t xml:space="preserve">409 ALREADY_IN_GROUP</w:t>
+      </w:r>
+      <w:r>
+        <w:t xml:space="preserve">; nhóm đủ người →</w:t>
+      </w:r>
+      <w:r>
+        <w:t xml:space="preserve"> </w:t>
+      </w:r>
+      <w:r>
+        <w:rPr>
+          <w:rStyle w:val="VerbatimChar"/>
+        </w:rPr>
+        <w:t xml:space="preserve">409 GROUP_FULL</w:t>
+      </w:r>
+      <w:r>
+        <w:t xml:space="preserve">; rời khi chưa có nhóm →</w:t>
+      </w:r>
+      <w:r>
+        <w:t xml:space="preserve"> </w:t>
+      </w:r>
+      <w:r>
+        <w:rPr>
+          <w:rStyle w:val="VerbatimChar"/>
+        </w:rPr>
+        <w:t xml:space="preserve">404</w:t>
+      </w:r>
+      <w:r>
+        <w:t xml:space="preserve">.</w:t>
       </w:r>
     </w:p>
     <w:p>
@@ -22269,11 +22261,518 @@
         <w:pStyle w:val="Compact"/>
         <w:numPr>
           <w:ilvl w:val="0"/>
-          <w:numId w:val="1030"/>
+          <w:numId w:val="1029"/>
         </w:numPr>
       </w:pPr>
       <w:r>
-        <w:t xml:space="preserve">Chưa làm: thống kê band / xếp hạng / thống kê lớp vẫn tính theo từng sinh viên của bài luận — bài PAPER làm ở B25 cùng thang 10.</w:t>
+        <w:rPr>
+          <w:b/>
+          <w:bCs/>
+        </w:rPr>
+        <w:t xml:space="preserve">Bài làm theo nhóm (B21b, BR-28):</w:t>
+      </w:r>
+    </w:p>
+    <w:p>
+      <w:pPr>
+        <w:pStyle w:val="Compact"/>
+        <w:numPr>
+          <w:ilvl w:val="0"/>
+          <w:numId w:val="1029"/>
+        </w:numPr>
+      </w:pPr>
+      <w:r>
+        <w:t xml:space="preserve">Dùng chung API làm bài A.8. Bài PAPER:</w:t>
+      </w:r>
+      <w:r>
+        <w:t xml:space="preserve"> </w:t>
+      </w:r>
+      <w:r>
+        <w:rPr>
+          <w:rStyle w:val="VerbatimChar"/>
+        </w:rPr>
+        <w:t xml:space="preserve">GET …/draft</w:t>
+      </w:r>
+      <w:r>
+        <w:t xml:space="preserve"> </w:t>
+      </w:r>
+      <w:r>
+        <w:t xml:space="preserve">trả bản nháp</w:t>
+      </w:r>
+      <w:r>
+        <w:t xml:space="preserve"> </w:t>
+      </w:r>
+      <w:r>
+        <w:rPr>
+          <w:b/>
+          <w:bCs/>
+        </w:rPr>
+        <w:t xml:space="preserve">của nhóm</w:t>
+      </w:r>
+      <w:r>
+        <w:t xml:space="preserve"> </w:t>
+      </w:r>
+      <w:r>
+        <w:t xml:space="preserve">(chưa có nhóm →</w:t>
+      </w:r>
+      <w:r>
+        <w:t xml:space="preserve"> </w:t>
+      </w:r>
+      <w:r>
+        <w:rPr>
+          <w:rStyle w:val="VerbatimChar"/>
+        </w:rPr>
+        <w:t xml:space="preserve">source: EMPTY</w:t>
+      </w:r>
+      <w:r>
+        <w:t xml:space="preserve">);</w:t>
+      </w:r>
+      <w:r>
+        <w:t xml:space="preserve"> </w:t>
+      </w:r>
+      <w:r>
+        <w:rPr>
+          <w:rStyle w:val="VerbatimChar"/>
+        </w:rPr>
+        <w:t xml:space="preserve">PUT …/draft</w:t>
+      </w:r>
+      <w:r>
+        <w:t xml:space="preserve">,</w:t>
+      </w:r>
+      <w:r>
+        <w:t xml:space="preserve"> </w:t>
+      </w:r>
+      <w:r>
+        <w:rPr>
+          <w:rStyle w:val="VerbatimChar"/>
+        </w:rPr>
+        <w:t xml:space="preserve">POST …/submit</w:t>
+      </w:r>
+      <w:r>
+        <w:t xml:space="preserve"> </w:t>
+      </w:r>
+      <w:r>
+        <w:t xml:space="preserve">khi chưa có nhóm →</w:t>
+      </w:r>
+      <w:r>
+        <w:t xml:space="preserve"> </w:t>
+      </w:r>
+      <w:r>
+        <w:rPr>
+          <w:rStyle w:val="VerbatimChar"/>
+        </w:rPr>
+        <w:t xml:space="preserve">409 NO_GROUP</w:t>
+      </w:r>
+      <w:r>
+        <w:t xml:space="preserve">. Khoá lạc quan</w:t>
+      </w:r>
+      <w:r>
+        <w:t xml:space="preserve"> </w:t>
+      </w:r>
+      <w:r>
+        <w:rPr>
+          <w:rStyle w:val="VerbatimChar"/>
+        </w:rPr>
+        <w:t xml:space="preserve">draftVersion</w:t>
+      </w:r>
+      <w:r>
+        <w:t xml:space="preserve"> </w:t>
+      </w:r>
+      <w:r>
+        <w:t xml:space="preserve">và</w:t>
+      </w:r>
+      <w:r>
+        <w:t xml:space="preserve"> </w:t>
+      </w:r>
+      <w:r>
+        <w:rPr>
+          <w:rStyle w:val="VerbatimChar"/>
+        </w:rPr>
+        <w:t xml:space="preserve">expectedVersion</w:t>
+      </w:r>
+      <w:r>
+        <w:t xml:space="preserve"> </w:t>
+      </w:r>
+      <w:r>
+        <w:t xml:space="preserve">dùng chung cho cả nhóm (thành viên khác vừa lưu / nộp →</w:t>
+      </w:r>
+      <w:r>
+        <w:t xml:space="preserve"> </w:t>
+      </w:r>
+      <w:r>
+        <w:rPr>
+          <w:rStyle w:val="VerbatimChar"/>
+        </w:rPr>
+        <w:t xml:space="preserve">409 DRAFT_CONFLICT</w:t>
+      </w:r>
+      <w:r>
+        <w:t xml:space="preserve"> </w:t>
+      </w:r>
+      <w:r>
+        <w:t xml:space="preserve">/</w:t>
+      </w:r>
+      <w:r>
+        <w:t xml:space="preserve"> </w:t>
+      </w:r>
+      <w:r>
+        <w:rPr>
+          <w:rStyle w:val="VerbatimChar"/>
+        </w:rPr>
+        <w:t xml:space="preserve">VERSION_CONFLICT</w:t>
+      </w:r>
+      <w:r>
+        <w:t xml:space="preserve">). Hai thành viên lưu lần đầu cùng lúc → UNIQUE</w:t>
+      </w:r>
+      <w:r>
+        <w:t xml:space="preserve"> </w:t>
+      </w:r>
+      <w:r>
+        <w:rPr>
+          <w:rStyle w:val="VerbatimChar"/>
+        </w:rPr>
+        <w:t xml:space="preserve">(part_id, group_id)</w:t>
+      </w:r>
+      <w:r>
+        <w:t xml:space="preserve"> </w:t>
+      </w:r>
+      <w:r>
+        <w:t xml:space="preserve">chặn, một người nhận</w:t>
+      </w:r>
+      <w:r>
+        <w:t xml:space="preserve"> </w:t>
+      </w:r>
+      <w:r>
+        <w:rPr>
+          <w:rStyle w:val="VerbatimChar"/>
+        </w:rPr>
+        <w:t xml:space="preserve">409</w:t>
+      </w:r>
+      <w:r>
+        <w:t xml:space="preserve">.</w:t>
+      </w:r>
+    </w:p>
+    <w:p>
+      <w:pPr>
+        <w:pStyle w:val="Compact"/>
+        <w:numPr>
+          <w:ilvl w:val="0"/>
+          <w:numId w:val="1029"/>
+        </w:numPr>
+      </w:pPr>
+      <w:r>
+        <w:t xml:space="preserve">Chi tiết / danh sách bài, lịch sử nộp, kết quả (</w:t>
+      </w:r>
+      <w:r>
+        <w:rPr>
+          <w:rStyle w:val="VerbatimChar"/>
+        </w:rPr>
+        <w:t xml:space="preserve">/result</w:t>
+      </w:r>
+      <w:r>
+        <w:t xml:space="preserve">,</w:t>
+      </w:r>
+      <w:r>
+        <w:t xml:space="preserve"> </w:t>
+      </w:r>
+      <w:r>
+        <w:rPr>
+          <w:rStyle w:val="VerbatimChar"/>
+        </w:rPr>
+        <w:t xml:space="preserve">/versions</w:t>
+      </w:r>
+      <w:r>
+        <w:t xml:space="preserve">) của mọi thành viên đều là của bài nhóm. Trả bài / yêu cầu sửa → thông báo tới</w:t>
+      </w:r>
+      <w:r>
+        <w:t xml:space="preserve"> </w:t>
+      </w:r>
+      <w:r>
+        <w:rPr>
+          <w:b/>
+          <w:bCs/>
+        </w:rPr>
+        <w:t xml:space="preserve">mọi thành viên</w:t>
+      </w:r>
+      <w:r>
+        <w:t xml:space="preserve">; nhắc hạn bỏ qua mọi thành viên khi nhóm đã nộp. Kênh chat</w:t>
+      </w:r>
+      <w:r>
+        <w:t xml:space="preserve"> </w:t>
+      </w:r>
+      <w:r>
+        <w:rPr>
+          <w:rStyle w:val="VerbatimChar"/>
+        </w:rPr>
+        <w:t xml:space="preserve">submission-{id}</w:t>
+      </w:r>
+      <w:r>
+        <w:t xml:space="preserve"> </w:t>
+      </w:r>
+      <w:r>
+        <w:t xml:space="preserve">gồm cả nhóm + giáo viên (tiêu đề kênh ghi tên nhóm).</w:t>
+      </w:r>
+    </w:p>
+    <w:p>
+      <w:pPr>
+        <w:pStyle w:val="Compact"/>
+        <w:numPr>
+          <w:ilvl w:val="0"/>
+          <w:numId w:val="1029"/>
+        </w:numPr>
+      </w:pPr>
+      <w:r>
+        <w:t xml:space="preserve">Nhóm đã có bài làm: sinh viên rời nhóm / giáo viên xoá nhóm →</w:t>
+      </w:r>
+      <w:r>
+        <w:t xml:space="preserve"> </w:t>
+      </w:r>
+      <w:r>
+        <w:rPr>
+          <w:rStyle w:val="VerbatimChar"/>
+        </w:rPr>
+        <w:t xml:space="preserve">409 INVALID_STATE</w:t>
+      </w:r>
+      <w:r>
+        <w:t xml:space="preserve"> </w:t>
+      </w:r>
+      <w:r>
+        <w:t xml:space="preserve">(giáo viên vẫn chuyển được từng người).</w:t>
+      </w:r>
+    </w:p>
+    <w:p>
+      <w:pPr>
+        <w:pStyle w:val="Compact"/>
+        <w:numPr>
+          <w:ilvl w:val="0"/>
+          <w:numId w:val="1029"/>
+        </w:numPr>
+      </w:pPr>
+      <w:r>
+        <w:t xml:space="preserve">Tới hạn chốt nhóm mà còn người chưa có nhóm → giáo viên nhận</w:t>
+      </w:r>
+      <w:r>
+        <w:t xml:space="preserve"> </w:t>
+      </w:r>
+      <w:r>
+        <w:rPr>
+          <w:rStyle w:val="VerbatimChar"/>
+        </w:rPr>
+        <w:t xml:space="preserve">PAPER_GROUP_LOCK</w:t>
+      </w:r>
+      <w:r>
+        <w:t xml:space="preserve"> </w:t>
+      </w:r>
+      <w:r>
+        <w:t xml:space="preserve">một lần (job 15 phút).</w:t>
+      </w:r>
+    </w:p>
+    <w:p>
+      <w:pPr>
+        <w:pStyle w:val="Compact"/>
+        <w:numPr>
+          <w:ilvl w:val="0"/>
+          <w:numId w:val="1029"/>
+        </w:numPr>
+      </w:pPr>
+      <w:r>
+        <w:rPr>
+          <w:b/>
+          <w:bCs/>
+        </w:rPr>
+        <w:t xml:space="preserve">Nộp bài PAPER (B25a, BR-28, BR-29):</w:t>
+      </w:r>
+      <w:r>
+        <w:t xml:space="preserve"> </w:t>
+      </w:r>
+      <w:r>
+        <w:rPr>
+          <w:rStyle w:val="VerbatimChar"/>
+        </w:rPr>
+        <w:t xml:space="preserve">POST …/submit</w:t>
+      </w:r>
+      <w:r>
+        <w:t xml:space="preserve"> </w:t>
+      </w:r>
+      <w:r>
+        <w:rPr>
+          <w:b/>
+          <w:bCs/>
+        </w:rPr>
+        <w:t xml:space="preserve">bỏ qua</w:t>
+      </w:r>
+      <w:r>
+        <w:rPr>
+          <w:b/>
+          <w:bCs/>
+        </w:rPr>
+        <w:t xml:space="preserve"> </w:t>
+      </w:r>
+      <w:r>
+        <w:rPr>
+          <w:rStyle w:val="VerbatimChar"/>
+          <w:b/>
+          <w:bCs/>
+        </w:rPr>
+        <w:t xml:space="preserve">content</w:t>
+      </w:r>
+      <w:r>
+        <w:rPr>
+          <w:b/>
+          <w:bCs/>
+        </w:rPr>
+        <w:t xml:space="preserve"> </w:t>
+      </w:r>
+      <w:r>
+        <w:rPr>
+          <w:b/>
+          <w:bCs/>
+        </w:rPr>
+        <w:t xml:space="preserve">client gửi</w:t>
+      </w:r>
+      <w:r>
+        <w:t xml:space="preserve">; server khoá dòng bài làm của nhóm rồi khoá dòng tài liệu (cùng khoá với nhận update — update đến sau phải chờ, rồi bị từ chối vì tài liệu đã chỉ đọc) và nộp</w:t>
+      </w:r>
+      <w:r>
+        <w:t xml:space="preserve"> </w:t>
+      </w:r>
+      <w:r>
+        <w:rPr>
+          <w:b/>
+          <w:bCs/>
+        </w:rPr>
+        <w:t xml:space="preserve">snapshot mới nhất</w:t>
+      </w:r>
+      <w:r>
+        <w:t xml:space="preserve">: chưa ai viết →</w:t>
+      </w:r>
+      <w:r>
+        <w:t xml:space="preserve"> </w:t>
+      </w:r>
+      <w:r>
+        <w:rPr>
+          <w:rStyle w:val="VerbatimChar"/>
+        </w:rPr>
+        <w:t xml:space="preserve">400</w:t>
+      </w:r>
+      <w:r>
+        <w:t xml:space="preserve">; snapshot cũ hơn thay đổi cuối hoặc thiếu JSON →</w:t>
+      </w:r>
+      <w:r>
+        <w:t xml:space="preserve"> </w:t>
+      </w:r>
+      <w:r>
+        <w:rPr>
+          <w:rStyle w:val="VerbatimChar"/>
+        </w:rPr>
+        <w:t xml:space="preserve">409 SNAPSHOT_STALE</w:t>
+      </w:r>
+      <w:r>
+        <w:t xml:space="preserve"> </w:t>
+      </w:r>
+      <w:r>
+        <w:t xml:space="preserve">(client gửi snapshot rồi nộp lại); mục bắt buộc không có chữ / hình / bảng / công thức / code →</w:t>
+      </w:r>
+      <w:r>
+        <w:t xml:space="preserve"> </w:t>
+      </w:r>
+      <w:r>
+        <w:rPr>
+          <w:rStyle w:val="VerbatimChar"/>
+        </w:rPr>
+        <w:t xml:space="preserve">422 REQUIRED_SECTIONS_EMPTY</w:t>
+      </w:r>
+      <w:r>
+        <w:t xml:space="preserve"> </w:t>
+      </w:r>
+      <w:r>
+        <w:t xml:space="preserve">"Mục bắt buộc còn trống: …". Lần nộp lưu</w:t>
+      </w:r>
+      <w:r>
+        <w:t xml:space="preserve"> </w:t>
+      </w:r>
+      <w:r>
+        <w:rPr>
+          <w:rStyle w:val="VerbatimChar"/>
+        </w:rPr>
+        <w:t xml:space="preserve">content</w:t>
+      </w:r>
+      <w:r>
+        <w:t xml:space="preserve"> </w:t>
+      </w:r>
+      <w:r>
+        <w:t xml:space="preserve">= chữ thuần của snapshot,</w:t>
+      </w:r>
+      <w:r>
+        <w:t xml:space="preserve"> </w:t>
+      </w:r>
+      <w:r>
+        <w:rPr>
+          <w:rStyle w:val="VerbatimChar"/>
+        </w:rPr>
+        <w:t xml:space="preserve">wordCount</w:t>
+      </w:r>
+      <w:r>
+        <w:t xml:space="preserve"> </w:t>
+      </w:r>
+      <w:r>
+        <w:t xml:space="preserve">= số từ phần thân các mục,</w:t>
+      </w:r>
+      <w:r>
+        <w:t xml:space="preserve"> </w:t>
+      </w:r>
+      <w:r>
+        <w:rPr>
+          <w:rStyle w:val="VerbatimChar"/>
+        </w:rPr>
+        <w:t xml:space="preserve">contentJson</w:t>
+      </w:r>
+      <w:r>
+        <w:t xml:space="preserve">,</w:t>
+      </w:r>
+      <w:r>
+        <w:t xml:space="preserve"> </w:t>
+      </w:r>
+      <w:r>
+        <w:rPr>
+          <w:rStyle w:val="VerbatimChar"/>
+        </w:rPr>
+        <w:t xml:space="preserve">references</w:t>
+      </w:r>
+      <w:r>
+        <w:t xml:space="preserve"> </w:t>
+      </w:r>
+      <w:r>
+        <w:t xml:space="preserve">= các tài liệu</w:t>
+      </w:r>
+      <w:r>
+        <w:t xml:space="preserve"> </w:t>
+      </w:r>
+      <w:r>
+        <w:rPr>
+          <w:b/>
+          <w:bCs/>
+        </w:rPr>
+        <w:t xml:space="preserve">được trích</w:t>
+      </w:r>
+      <w:r>
+        <w:t xml:space="preserve"> </w:t>
+      </w:r>
+      <w:r>
+        <w:t xml:space="preserve">trong bài lúc nộp (theo thứ tự xuất hiện; trích tới mục đã xoá thì bỏ). Module bài nộp gọi module paper qua interface</w:t>
+      </w:r>
+      <w:r>
+        <w:t xml:space="preserve"> </w:t>
+      </w:r>
+      <w:r>
+        <w:rPr>
+          <w:rStyle w:val="VerbatimChar"/>
+        </w:rPr>
+        <w:t xml:space="preserve">submission.PaperContentSource</w:t>
+      </w:r>
+      <w:r>
+        <w:t xml:space="preserve"> </w:t>
+      </w:r>
+      <w:r>
+        <w:t xml:space="preserve">(paper cài đặt) để giữ phụ thuộc một chiều.</w:t>
       </w:r>
     </w:p>
     <w:p>
@@ -22285,13 +22784,13 @@
           <w:b/>
           <w:bCs/>
         </w:rPr>
-        <w:t xml:space="preserve">Thư viện trích dẫn của nhóm (B24a, UC-36, BR-30, docs/12 mục 5.3):</w:t>
-      </w:r>
-      <w:r>
-        <w:t xml:space="preserve"> </w:t>
-      </w:r>
-      <w:r>
-        <w:t xml:space="preserve">mỗi tài liệu tham khảo là một bản ghi</w:t>
+        <w:t xml:space="preserve">Tài liệu cùng sửa (B22, docs/12 mục 5.2):</w:t>
+      </w:r>
+      <w:r>
+        <w:t xml:space="preserve"> </w:t>
+      </w:r>
+      <w:r>
+        <w:t xml:space="preserve">nội dung là</w:t>
       </w:r>
       <w:r>
         <w:t xml:space="preserve"> </w:t>
@@ -22301,10 +22800,13 @@
           <w:b/>
           <w:bCs/>
         </w:rPr>
-        <w:t xml:space="preserve">CSL-JSON</w:t>
-      </w:r>
-      <w:r>
-        <w:t xml:space="preserve">; định dạng IEEE / APA và danh mục sinh ở client.</w:t>
+        <w:t xml:space="preserve">Yjs</w:t>
+      </w:r>
+      <w:r>
+        <w:t xml:space="preserve"> </w:t>
+      </w:r>
+      <w:r>
+        <w:t xml:space="preserve">(CRDT); server chỉ cấp số thứ tự, lưu và chuyển tiếp nhị phân (base64 trong JSON), không đọc nội dung.</w:t>
       </w:r>
     </w:p>
     <w:tbl>
@@ -22378,6 +22880,1250 @@
               <w:rPr>
                 <w:rStyle w:val="VerbatimChar"/>
               </w:rPr>
+              <w:t xml:space="preserve">/api/student/parts/{partId}/document</w:t>
+            </w:r>
+          </w:p>
+        </w:tc>
+        <w:tc>
+          <w:tcPr/>
+          <w:p>
+            <w:pPr>
+              <w:pStyle w:val="Compact"/>
+            </w:pPr>
+            <w:r>
+              <w:t xml:space="preserve">Mở tài liệu của nhóm tôi cho giai đoạn này (tạo nếu chưa có) →</w:t>
+            </w:r>
+            <w:r>
+              <w:t xml:space="preserve"> </w:t>
+            </w:r>
+            <w:r>
+              <w:rPr>
+                <w:rStyle w:val="VerbatimChar"/>
+              </w:rPr>
+              <w:t xml:space="preserve">DocumentState</w:t>
+            </w:r>
+            <w:r>
+              <w:t xml:space="preserve">. Không phải PAPER →</w:t>
+            </w:r>
+            <w:r>
+              <w:t xml:space="preserve"> </w:t>
+            </w:r>
+            <w:r>
+              <w:rPr>
+                <w:rStyle w:val="VerbatimChar"/>
+              </w:rPr>
+              <w:t xml:space="preserve">409 INVALID_STATE</w:t>
+            </w:r>
+            <w:r>
+              <w:t xml:space="preserve">; chưa có nhóm →</w:t>
+            </w:r>
+            <w:r>
+              <w:t xml:space="preserve"> </w:t>
+            </w:r>
+            <w:r>
+              <w:rPr>
+                <w:rStyle w:val="VerbatimChar"/>
+              </w:rPr>
+              <w:t xml:space="preserve">409 NO_GROUP</w:t>
+            </w:r>
+            <w:r>
+              <w:t xml:space="preserve">; không được giao →</w:t>
+            </w:r>
+            <w:r>
+              <w:t xml:space="preserve"> </w:t>
+            </w:r>
+            <w:r>
+              <w:rPr>
+                <w:rStyle w:val="VerbatimChar"/>
+              </w:rPr>
+              <w:t xml:space="preserve">404</w:t>
+            </w:r>
+          </w:p>
+        </w:tc>
+      </w:tr>
+      <w:tr>
+        <w:tc>
+          <w:tcPr/>
+          <w:p>
+            <w:pPr>
+              <w:pStyle w:val="Compact"/>
+            </w:pPr>
+            <w:r>
+              <w:t xml:space="preserve">GET</w:t>
+            </w:r>
+          </w:p>
+        </w:tc>
+        <w:tc>
+          <w:tcPr/>
+          <w:p>
+            <w:pPr>
+              <w:pStyle w:val="Compact"/>
+            </w:pPr>
+            <w:r>
+              <w:rPr>
+                <w:rStyle w:val="VerbatimChar"/>
+              </w:rPr>
+              <w:t xml:space="preserve">/api/papers/docs/{id}</w:t>
+            </w:r>
+          </w:p>
+        </w:tc>
+        <w:tc>
+          <w:tcPr/>
+          <w:p>
+            <w:pPr>
+              <w:pStyle w:val="Compact"/>
+            </w:pPr>
+            <w:r>
+              <w:rPr>
+                <w:rStyle w:val="VerbatimChar"/>
+              </w:rPr>
+              <w:t xml:space="preserve">DocumentState</w:t>
+            </w:r>
+            <w:r>
+              <w:t xml:space="preserve"> </w:t>
+            </w:r>
+            <w:r>
+              <w:t xml:space="preserve">— thành viên nhóm hoặc giáo viên chủ bài (chỉ đọc)</w:t>
+            </w:r>
+          </w:p>
+        </w:tc>
+      </w:tr>
+      <w:tr>
+        <w:tc>
+          <w:tcPr/>
+          <w:p>
+            <w:pPr>
+              <w:pStyle w:val="Compact"/>
+            </w:pPr>
+            <w:r>
+              <w:t xml:space="preserve">GET</w:t>
+            </w:r>
+          </w:p>
+        </w:tc>
+        <w:tc>
+          <w:tcPr/>
+          <w:p>
+            <w:pPr>
+              <w:pStyle w:val="Compact"/>
+            </w:pPr>
+            <w:r>
+              <w:rPr>
+                <w:rStyle w:val="VerbatimChar"/>
+              </w:rPr>
+              <w:t xml:space="preserve">/api/papers/docs/{id}/updates?afterSeq</w:t>
+            </w:r>
+          </w:p>
+        </w:tc>
+        <w:tc>
+          <w:tcPr/>
+          <w:p>
+            <w:pPr>
+              <w:pStyle w:val="Compact"/>
+            </w:pPr>
+            <w:r>
+              <w:t xml:space="preserve">Lấy bù sau khi kết nối lại →</w:t>
+            </w:r>
+            <w:r>
+              <w:t xml:space="preserve"> </w:t>
+            </w:r>
+            <w:r>
+              <w:rPr>
+                <w:rStyle w:val="VerbatimChar"/>
+              </w:rPr>
+              <w:t xml:space="preserve">{updates, lastSeq, resync}</w:t>
+            </w:r>
+            <w:r>
+              <w:t xml:space="preserve">;</w:t>
+            </w:r>
+            <w:r>
+              <w:t xml:space="preserve"> </w:t>
+            </w:r>
+            <w:r>
+              <w:rPr>
+                <w:rStyle w:val="VerbatimChar"/>
+              </w:rPr>
+              <w:t xml:space="preserve">resync = true</w:t>
+            </w:r>
+            <w:r>
+              <w:t xml:space="preserve"> </w:t>
+            </w:r>
+            <w:r>
+              <w:t xml:space="preserve">khi các update cần lấy đã bị gộp → tải lại</w:t>
+            </w:r>
+            <w:r>
+              <w:t xml:space="preserve"> </w:t>
+            </w:r>
+            <w:r>
+              <w:rPr>
+                <w:rStyle w:val="VerbatimChar"/>
+              </w:rPr>
+              <w:t xml:space="preserve">DocumentState</w:t>
+            </w:r>
+          </w:p>
+        </w:tc>
+      </w:tr>
+      <w:tr>
+        <w:tc>
+          <w:tcPr/>
+          <w:p>
+            <w:pPr>
+              <w:pStyle w:val="Compact"/>
+            </w:pPr>
+            <w:r>
+              <w:t xml:space="preserve">PUT</w:t>
+            </w:r>
+          </w:p>
+        </w:tc>
+        <w:tc>
+          <w:tcPr/>
+          <w:p>
+            <w:pPr>
+              <w:pStyle w:val="Compact"/>
+            </w:pPr>
+            <w:r>
+              <w:rPr>
+                <w:rStyle w:val="VerbatimChar"/>
+              </w:rPr>
+              <w:t xml:space="preserve">/api/papers/docs/{id}/snapshot</w:t>
+            </w:r>
+          </w:p>
+        </w:tc>
+        <w:tc>
+          <w:tcPr/>
+          <w:p>
+            <w:pPr>
+              <w:pStyle w:val="Compact"/>
+            </w:pPr>
+            <w:r>
+              <w:t xml:space="preserve">Thành viên gửi snapshot đã gộp</w:t>
+            </w:r>
+            <w:r>
+              <w:t xml:space="preserve"> </w:t>
+            </w:r>
+            <w:r>
+              <w:rPr>
+                <w:rStyle w:val="VerbatimChar"/>
+              </w:rPr>
+              <w:t xml:space="preserve">{state, upToSeq, contentJson?, contentText?}</w:t>
+            </w:r>
+            <w:r>
+              <w:t xml:space="preserve">.</w:t>
+            </w:r>
+            <w:r>
+              <w:t xml:space="preserve"> </w:t>
+            </w:r>
+            <w:r>
+              <w:rPr>
+                <w:rStyle w:val="VerbatimChar"/>
+              </w:rPr>
+              <w:t xml:space="preserve">upToSeq</w:t>
+            </w:r>
+            <w:r>
+              <w:t xml:space="preserve"> </w:t>
+            </w:r>
+            <w:r>
+              <w:t xml:space="preserve">&gt;</w:t>
+            </w:r>
+            <w:r>
+              <w:t xml:space="preserve"> </w:t>
+            </w:r>
+            <w:r>
+              <w:rPr>
+                <w:rStyle w:val="VerbatimChar"/>
+              </w:rPr>
+              <w:t xml:space="preserve">lastSeq</w:t>
+            </w:r>
+            <w:r>
+              <w:t xml:space="preserve"> </w:t>
+            </w:r>
+            <w:r>
+              <w:t xml:space="preserve">→</w:t>
+            </w:r>
+            <w:r>
+              <w:t xml:space="preserve"> </w:t>
+            </w:r>
+            <w:r>
+              <w:rPr>
+                <w:rStyle w:val="VerbatimChar"/>
+              </w:rPr>
+              <w:t xml:space="preserve">400</w:t>
+            </w:r>
+            <w:r>
+              <w:t xml:space="preserve">; ≤ snapshot đang có → bỏ qua (người khác vừa lưu bản mới hơn); JSON sai →</w:t>
+            </w:r>
+            <w:r>
+              <w:t xml:space="preserve"> </w:t>
+            </w:r>
+            <w:r>
+              <w:rPr>
+                <w:rStyle w:val="VerbatimChar"/>
+              </w:rPr>
+              <w:t xml:space="preserve">400</w:t>
+            </w:r>
+            <w:r>
+              <w:t xml:space="preserve">; snapshot &gt; 4 MB / chữ &gt; 200 000 ký tự →</w:t>
+            </w:r>
+            <w:r>
+              <w:t xml:space="preserve"> </w:t>
+            </w:r>
+            <w:r>
+              <w:rPr>
+                <w:rStyle w:val="VerbatimChar"/>
+              </w:rPr>
+              <w:t xml:space="preserve">400</w:t>
+            </w:r>
+            <w:r>
+              <w:t xml:space="preserve">. Update ≤</w:t>
+            </w:r>
+            <w:r>
+              <w:t xml:space="preserve"> </w:t>
+            </w:r>
+            <w:r>
+              <w:rPr>
+                <w:rStyle w:val="VerbatimChar"/>
+              </w:rPr>
+              <w:t xml:space="preserve">upToSeq</w:t>
+            </w:r>
+            <w:r>
+              <w:t xml:space="preserve"> </w:t>
+            </w:r>
+            <w:r>
+              <w:t xml:space="preserve">bị bỏ nội dung (giữ dòng cho thống kê)</w:t>
+            </w:r>
+          </w:p>
+        </w:tc>
+      </w:tr>
+      <w:tr>
+        <w:tc>
+          <w:tcPr/>
+          <w:p>
+            <w:pPr>
+              <w:pStyle w:val="Compact"/>
+            </w:pPr>
+            <w:r>
+              <w:t xml:space="preserve">GET</w:t>
+            </w:r>
+          </w:p>
+        </w:tc>
+        <w:tc>
+          <w:tcPr/>
+          <w:p>
+            <w:pPr>
+              <w:pStyle w:val="Compact"/>
+            </w:pPr>
+            <w:r>
+              <w:rPr>
+                <w:rStyle w:val="VerbatimChar"/>
+              </w:rPr>
+              <w:t xml:space="preserve">/api/papers/docs/{id}/comments</w:t>
+            </w:r>
+          </w:p>
+        </w:tc>
+        <w:tc>
+          <w:tcPr/>
+          <w:p>
+            <w:pPr>
+              <w:pStyle w:val="Compact"/>
+            </w:pPr>
+            <w:r>
+              <w:t xml:space="preserve">Thành viên nhóm hoặc giáo viên chủ bài lấy các nhận xét trực tiếp trên tài liệu →</w:t>
+            </w:r>
+            <w:r>
+              <w:t xml:space="preserve"> </w:t>
+            </w:r>
+            <w:r>
+              <w:rPr>
+                <w:rStyle w:val="VerbatimChar"/>
+              </w:rPr>
+              <w:t xml:space="preserve">[LiveCommentDto]</w:t>
+            </w:r>
+            <w:r>
+              <w:t xml:space="preserve">, theo vị trí</w:t>
+            </w:r>
+          </w:p>
+        </w:tc>
+      </w:tr>
+      <w:tr>
+        <w:tc>
+          <w:tcPr/>
+          <w:p>
+            <w:pPr>
+              <w:pStyle w:val="Compact"/>
+            </w:pPr>
+            <w:r>
+              <w:t xml:space="preserve">POST</w:t>
+            </w:r>
+          </w:p>
+        </w:tc>
+        <w:tc>
+          <w:tcPr/>
+          <w:p>
+            <w:pPr>
+              <w:pStyle w:val="Compact"/>
+            </w:pPr>
+            <w:r>
+              <w:rPr>
+                <w:rStyle w:val="VerbatimChar"/>
+              </w:rPr>
+              <w:t xml:space="preserve">/api/teacher/papers/docs/{id}/comments</w:t>
+            </w:r>
+          </w:p>
+        </w:tc>
+        <w:tc>
+          <w:tcPr/>
+          <w:p>
+            <w:pPr>
+              <w:pStyle w:val="Compact"/>
+            </w:pPr>
+            <w:r>
+              <w:t xml:space="preserve">Giáo viên chủ bài thêm nhận xét</w:t>
+            </w:r>
+            <w:r>
+              <w:t xml:space="preserve"> </w:t>
+            </w:r>
+            <w:r>
+              <w:rPr>
+                <w:rStyle w:val="VerbatimChar"/>
+              </w:rPr>
+              <w:t xml:space="preserve">{startOffset, endOffset, quote, comment, kind?, suggestion?, sectionKey?}</w:t>
+            </w:r>
+            <w:r>
+              <w:t xml:space="preserve"> </w:t>
+            </w:r>
+            <w:r>
+              <w:t xml:space="preserve">→</w:t>
+            </w:r>
+            <w:r>
+              <w:t xml:space="preserve"> </w:t>
+            </w:r>
+            <w:r>
+              <w:rPr>
+                <w:rStyle w:val="VerbatimChar"/>
+              </w:rPr>
+              <w:t xml:space="preserve">LiveCommentDto</w:t>
+            </w:r>
+          </w:p>
+        </w:tc>
+      </w:tr>
+      <w:tr>
+        <w:tc>
+          <w:tcPr/>
+          <w:p>
+            <w:pPr>
+              <w:pStyle w:val="Compact"/>
+            </w:pPr>
+            <w:r>
+              <w:t xml:space="preserve">PUT / DELETE</w:t>
+            </w:r>
+          </w:p>
+        </w:tc>
+        <w:tc>
+          <w:tcPr/>
+          <w:p>
+            <w:pPr>
+              <w:pStyle w:val="Compact"/>
+            </w:pPr>
+            <w:r>
+              <w:rPr>
+                <w:rStyle w:val="VerbatimChar"/>
+              </w:rPr>
+              <w:t xml:space="preserve">/api/teacher/papers/docs/{id}/comments/{commentId}</w:t>
+            </w:r>
+          </w:p>
+        </w:tc>
+        <w:tc>
+          <w:tcPr/>
+          <w:p>
+            <w:pPr>
+              <w:pStyle w:val="Compact"/>
+            </w:pPr>
+            <w:r>
+              <w:rPr>
+                <w:b/>
+                <w:bCs/>
+              </w:rPr>
+              <w:t xml:space="preserve">Tác giả</w:t>
+            </w:r>
+            <w:r>
+              <w:t xml:space="preserve"> </w:t>
+            </w:r>
+            <w:r>
+              <w:t xml:space="preserve">sửa</w:t>
+            </w:r>
+            <w:r>
+              <w:t xml:space="preserve"> </w:t>
+            </w:r>
+            <w:r>
+              <w:rPr>
+                <w:rStyle w:val="VerbatimChar"/>
+              </w:rPr>
+              <w:t xml:space="preserve">{comment, kind?, suggestion?}</w:t>
+            </w:r>
+            <w:r>
+              <w:t xml:space="preserve"> </w:t>
+            </w:r>
+            <w:r>
+              <w:t xml:space="preserve">(đoạn chọn không đổi) hoặc xoá; giáo viên khác →</w:t>
+            </w:r>
+            <w:r>
+              <w:t xml:space="preserve"> </w:t>
+            </w:r>
+            <w:r>
+              <w:rPr>
+                <w:rStyle w:val="VerbatimChar"/>
+              </w:rPr>
+              <w:t xml:space="preserve">403</w:t>
+            </w:r>
+          </w:p>
+        </w:tc>
+      </w:tr>
+      <w:tr>
+        <w:tc>
+          <w:tcPr/>
+          <w:p>
+            <w:pPr>
+              <w:pStyle w:val="Compact"/>
+            </w:pPr>
+            <w:r>
+              <w:t xml:space="preserve">PUT</w:t>
+            </w:r>
+          </w:p>
+        </w:tc>
+        <w:tc>
+          <w:tcPr/>
+          <w:p>
+            <w:pPr>
+              <w:pStyle w:val="Compact"/>
+            </w:pPr>
+            <w:r>
+              <w:rPr>
+                <w:rStyle w:val="VerbatimChar"/>
+              </w:rPr>
+              <w:t xml:space="preserve">/api/papers/docs/{id}/comments/{commentId}/resolve</w:t>
+            </w:r>
+          </w:p>
+        </w:tc>
+        <w:tc>
+          <w:tcPr/>
+          <w:p>
+            <w:pPr>
+              <w:pStyle w:val="Compact"/>
+            </w:pPr>
+            <w:r>
+              <w:t xml:space="preserve">Thành viên nhóm hoặc giáo viên chủ bài đánh dấu đã xử lý / mở lại</w:t>
+            </w:r>
+            <w:r>
+              <w:t xml:space="preserve"> </w:t>
+            </w:r>
+            <w:r>
+              <w:rPr>
+                <w:rStyle w:val="VerbatimChar"/>
+              </w:rPr>
+              <w:t xml:space="preserve">{resolved}</w:t>
+            </w:r>
+            <w:r>
+              <w:t xml:space="preserve"> </w:t>
+            </w:r>
+            <w:r>
+              <w:t xml:space="preserve">→</w:t>
+            </w:r>
+            <w:r>
+              <w:t xml:space="preserve"> </w:t>
+            </w:r>
+            <w:r>
+              <w:rPr>
+                <w:rStyle w:val="VerbatimChar"/>
+              </w:rPr>
+              <w:t xml:space="preserve">LiveCommentDto</w:t>
+            </w:r>
+            <w:r>
+              <w:t xml:space="preserve"> </w:t>
+            </w:r>
+            <w:r>
+              <w:t xml:space="preserve">(H4)</w:t>
+            </w:r>
+          </w:p>
+        </w:tc>
+      </w:tr>
+      <w:tr>
+        <w:tc>
+          <w:tcPr/>
+          <w:p>
+            <w:pPr>
+              <w:pStyle w:val="Compact"/>
+            </w:pPr>
+            <w:r>
+              <w:t xml:space="preserve">GET</w:t>
+            </w:r>
+          </w:p>
+        </w:tc>
+        <w:tc>
+          <w:tcPr/>
+          <w:p>
+            <w:pPr>
+              <w:pStyle w:val="Compact"/>
+            </w:pPr>
+            <w:r>
+              <w:rPr>
+                <w:rStyle w:val="VerbatimChar"/>
+              </w:rPr>
+              <w:t xml:space="preserve">/api/teacher/assignments/{id}/groups/documents</w:t>
+            </w:r>
+          </w:p>
+        </w:tc>
+        <w:tc>
+          <w:tcPr/>
+          <w:p>
+            <w:pPr>
+              <w:pStyle w:val="Compact"/>
+            </w:pPr>
+            <w:r>
+              <w:t xml:space="preserve">Tài liệu nhóm đã mở của bài (màn Giám sát):</w:t>
+            </w:r>
+            <w:r>
+              <w:t xml:space="preserve"> </w:t>
+            </w:r>
+            <w:r>
+              <w:rPr>
+                <w:rStyle w:val="VerbatimChar"/>
+              </w:rPr>
+              <w:t xml:space="preserve">[{documentId, partId, partTitle, groupId, groupName, members, lastSeq, updatedAt, openComments, totalComments}]</w:t>
+            </w:r>
+            <w:r>
+              <w:t xml:space="preserve">, sửa gần nhất trước (H4)</w:t>
+            </w:r>
+          </w:p>
+        </w:tc>
+      </w:tr>
+    </w:tbl>
+    <w:p>
+      <w:pPr>
+        <w:pStyle w:val="BodyText"/>
+      </w:pPr>
+      <w:r>
+        <w:rPr>
+          <w:b/>
+          <w:bCs/>
+        </w:rPr>
+        <w:t xml:space="preserve">Nhận xét trực tiếp trên Paper đang viết (H4, V22 + V23):</w:t>
+      </w:r>
+      <w:r>
+        <w:t xml:space="preserve"> </w:t>
+      </w:r>
+      <w:r>
+        <w:t xml:space="preserve">phản hồi hướng dẫn,</w:t>
+      </w:r>
+      <w:r>
+        <w:t xml:space="preserve"> </w:t>
+      </w:r>
+      <w:r>
+        <w:rPr>
+          <w:b/>
+          <w:bCs/>
+        </w:rPr>
+        <w:t xml:space="preserve">không phải chấm chính thức</w:t>
+      </w:r>
+      <w:r>
+        <w:t xml:space="preserve"> </w:t>
+      </w:r>
+      <w:r>
+        <w:t xml:space="preserve">(tách khỏi</w:t>
+      </w:r>
+      <w:r>
+        <w:t xml:space="preserve"> </w:t>
+      </w:r>
+      <w:r>
+        <w:rPr>
+          <w:rStyle w:val="VerbatimChar"/>
+        </w:rPr>
+        <w:t xml:space="preserve">inline_comments</w:t>
+      </w:r>
+      <w:r>
+        <w:t xml:space="preserve"> </w:t>
+      </w:r>
+      <w:r>
+        <w:t xml:space="preserve">của bản nộp, không đổi nội dung tài liệu, không có rubric).</w:t>
+      </w:r>
+      <w:r>
+        <w:t xml:space="preserve"> </w:t>
+      </w:r>
+      <w:r>
+        <w:rPr>
+          <w:rStyle w:val="VerbatimChar"/>
+        </w:rPr>
+        <w:t xml:space="preserve">LiveCommentDto</w:t>
+      </w:r>
+      <w:r>
+        <w:t xml:space="preserve"> </w:t>
+      </w:r>
+      <w:r>
+        <w:t xml:space="preserve">=</w:t>
+      </w:r>
+      <w:r>
+        <w:t xml:space="preserve"> </w:t>
+      </w:r>
+      <w:r>
+        <w:rPr>
+          <w:rStyle w:val="VerbatimChar"/>
+        </w:rPr>
+        <w:t xml:space="preserve">{id, documentId, authorId, authorName, startOffset, endOffset, quote, comment, kind, suggestion, sectionKey, resolvedAt, resolvedByName, createdAt, updatedAt}</w:t>
+      </w:r>
+      <w:r>
+        <w:t xml:space="preserve">;</w:t>
+      </w:r>
+      <w:r>
+        <w:t xml:space="preserve"> </w:t>
+      </w:r>
+      <w:r>
+        <w:rPr>
+          <w:rStyle w:val="VerbatimChar"/>
+        </w:rPr>
+        <w:t xml:space="preserve">kind</w:t>
+      </w:r>
+      <w:r>
+        <w:t xml:space="preserve"> </w:t>
+      </w:r>
+      <w:r>
+        <w:t xml:space="preserve">∈</w:t>
+      </w:r>
+      <w:r>
+        <w:t xml:space="preserve"> </w:t>
+      </w:r>
+      <w:r>
+        <w:rPr>
+          <w:rStyle w:val="VerbatimChar"/>
+        </w:rPr>
+        <w:t xml:space="preserve">COMMENT</w:t>
+      </w:r>
+      <w:r>
+        <w:t xml:space="preserve"> </w:t>
+      </w:r>
+      <w:r>
+        <w:t xml:space="preserve">(Nhận xét),</w:t>
+      </w:r>
+      <w:r>
+        <w:t xml:space="preserve"> </w:t>
+      </w:r>
+      <w:r>
+        <w:rPr>
+          <w:rStyle w:val="VerbatimChar"/>
+        </w:rPr>
+        <w:t xml:space="preserve">GRAMMAR</w:t>
+      </w:r>
+      <w:r>
+        <w:t xml:space="preserve"> </w:t>
+      </w:r>
+      <w:r>
+        <w:t xml:space="preserve">(Lỗi ngữ pháp),</w:t>
+      </w:r>
+      <w:r>
+        <w:t xml:space="preserve"> </w:t>
+      </w:r>
+      <w:r>
+        <w:rPr>
+          <w:rStyle w:val="VerbatimChar"/>
+        </w:rPr>
+        <w:t xml:space="preserve">VOCABULARY</w:t>
+      </w:r>
+      <w:r>
+        <w:t xml:space="preserve"> </w:t>
+      </w:r>
+      <w:r>
+        <w:t xml:space="preserve">(Từ vựng),</w:t>
+      </w:r>
+      <w:r>
+        <w:t xml:space="preserve"> </w:t>
+      </w:r>
+      <w:r>
+        <w:rPr>
+          <w:rStyle w:val="VerbatimChar"/>
+        </w:rPr>
+        <w:t xml:space="preserve">COHERENCE</w:t>
+      </w:r>
+      <w:r>
+        <w:t xml:space="preserve"> </w:t>
+      </w:r>
+      <w:r>
+        <w:t xml:space="preserve">(Mạch lạc),</w:t>
+      </w:r>
+      <w:r>
+        <w:t xml:space="preserve"> </w:t>
+      </w:r>
+      <w:r>
+        <w:rPr>
+          <w:rStyle w:val="VerbatimChar"/>
+        </w:rPr>
+        <w:t xml:space="preserve">CITATION</w:t>
+      </w:r>
+      <w:r>
+        <w:t xml:space="preserve"> </w:t>
+      </w:r>
+      <w:r>
+        <w:t xml:space="preserve">(Trích dẫn),</w:t>
+      </w:r>
+      <w:r>
+        <w:t xml:space="preserve"> </w:t>
+      </w:r>
+      <w:r>
+        <w:rPr>
+          <w:rStyle w:val="VerbatimChar"/>
+        </w:rPr>
+        <w:t xml:space="preserve">FORMAT</w:t>
+      </w:r>
+      <w:r>
+        <w:t xml:space="preserve"> </w:t>
+      </w:r>
+      <w:r>
+        <w:t xml:space="preserve">(Định dạng), mặc định</w:t>
+      </w:r>
+      <w:r>
+        <w:t xml:space="preserve"> </w:t>
+      </w:r>
+      <w:r>
+        <w:rPr>
+          <w:rStyle w:val="VerbatimChar"/>
+        </w:rPr>
+        <w:t xml:space="preserve">COMMENT</w:t>
+      </w:r>
+      <w:r>
+        <w:t xml:space="preserve">. Offset tính trên chữ thuần của tài liệu lúc tạo (cách tính như</w:t>
+      </w:r>
+      <w:r>
+        <w:t xml:space="preserve"> </w:t>
+      </w:r>
+      <w:r>
+        <w:rPr>
+          <w:rStyle w:val="VerbatimChar"/>
+        </w:rPr>
+        <w:t xml:space="preserve">docText</w:t>
+      </w:r>
+      <w:r>
+        <w:t xml:space="preserve">);</w:t>
+      </w:r>
+      <w:r>
+        <w:t xml:space="preserve"> </w:t>
+      </w:r>
+      <w:r>
+        <w:rPr>
+          <w:rStyle w:val="VerbatimChar"/>
+        </w:rPr>
+        <w:t xml:space="preserve">quote</w:t>
+      </w:r>
+      <w:r>
+        <w:t xml:space="preserve"> </w:t>
+      </w:r>
+      <w:r>
+        <w:t xml:space="preserve">bất biến — client chỉ tô khi đoạn tại offset vẫn đúng bằng</w:t>
+      </w:r>
+      <w:r>
+        <w:t xml:space="preserve"> </w:t>
+      </w:r>
+      <w:r>
+        <w:rPr>
+          <w:rStyle w:val="VerbatimChar"/>
+        </w:rPr>
+        <w:t xml:space="preserve">quote</w:t>
+      </w:r>
+      <w:r>
+        <w:t xml:space="preserve">, lệch thì hiện "Đoạn văn đã thay đổi" (không dò chỗ khác). Giới hạn:</w:t>
+      </w:r>
+      <w:r>
+        <w:t xml:space="preserve"> </w:t>
+      </w:r>
+      <w:r>
+        <w:rPr>
+          <w:rStyle w:val="VerbatimChar"/>
+        </w:rPr>
+        <w:t xml:space="preserve">quote</w:t>
+      </w:r>
+      <w:r>
+        <w:t xml:space="preserve">,</w:t>
+      </w:r>
+      <w:r>
+        <w:t xml:space="preserve"> </w:t>
+      </w:r>
+      <w:r>
+        <w:rPr>
+          <w:rStyle w:val="VerbatimChar"/>
+        </w:rPr>
+        <w:t xml:space="preserve">comment</w:t>
+      </w:r>
+      <w:r>
+        <w:t xml:space="preserve">,</w:t>
+      </w:r>
+      <w:r>
+        <w:t xml:space="preserve"> </w:t>
+      </w:r>
+      <w:r>
+        <w:rPr>
+          <w:rStyle w:val="VerbatimChar"/>
+        </w:rPr>
+        <w:t xml:space="preserve">suggestion</w:t>
+      </w:r>
+      <w:r>
+        <w:t xml:space="preserve"> </w:t>
+      </w:r>
+      <w:r>
+        <w:t xml:space="preserve">≤ 2000 ký tự;</w:t>
+      </w:r>
+      <w:r>
+        <w:t xml:space="preserve"> </w:t>
+      </w:r>
+      <w:r>
+        <w:rPr>
+          <w:rStyle w:val="VerbatimChar"/>
+        </w:rPr>
+        <w:t xml:space="preserve">endOffset &gt; startOffset</w:t>
+      </w:r>
+      <w:r>
+        <w:t xml:space="preserve">;</w:t>
+      </w:r>
+      <w:r>
+        <w:t xml:space="preserve"> </w:t>
+      </w:r>
+      <w:r>
+        <w:rPr>
+          <w:rStyle w:val="VerbatimChar"/>
+        </w:rPr>
+        <w:t xml:space="preserve">sectionKey</w:t>
+      </w:r>
+      <w:r>
+        <w:t xml:space="preserve"> </w:t>
+      </w:r>
+      <w:r>
+        <w:t xml:space="preserve">chỉ gồm</w:t>
+      </w:r>
+      <w:r>
+        <w:t xml:space="preserve"> </w:t>
+      </w:r>
+      <w:r>
+        <w:rPr>
+          <w:rStyle w:val="VerbatimChar"/>
+        </w:rPr>
+        <w:t xml:space="preserve">a-z0-9-</w:t>
+      </w:r>
+      <w:r>
+        <w:t xml:space="preserve">; ghi (tạo / sửa / xoá / xử lý) tối đa 30 lần / phút / người →</w:t>
+      </w:r>
+      <w:r>
+        <w:t xml:space="preserve"> </w:t>
+      </w:r>
+      <w:r>
+        <w:rPr>
+          <w:rStyle w:val="VerbatimChar"/>
+        </w:rPr>
+        <w:t xml:space="preserve">429 RATE_LIMITED</w:t>
+      </w:r>
+      <w:r>
+        <w:t xml:space="preserve">. Tài liệu không tồn tại / không có quyền đọc →</w:t>
+      </w:r>
+      <w:r>
+        <w:t xml:space="preserve"> </w:t>
+      </w:r>
+      <w:r>
+        <w:rPr>
+          <w:rStyle w:val="VerbatimChar"/>
+        </w:rPr>
+        <w:t xml:space="preserve">404</w:t>
+      </w:r>
+      <w:r>
+        <w:t xml:space="preserve">; sinh viên tạo →</w:t>
+      </w:r>
+      <w:r>
+        <w:t xml:space="preserve"> </w:t>
+      </w:r>
+      <w:r>
+        <w:rPr>
+          <w:rStyle w:val="VerbatimChar"/>
+        </w:rPr>
+        <w:t xml:space="preserve">403</w:t>
+      </w:r>
+      <w:r>
+        <w:t xml:space="preserve">.</w:t>
+      </w:r>
+    </w:p>
+    <w:p>
+      <w:pPr>
+        <w:pStyle w:val="Compact"/>
+        <w:numPr>
+          <w:ilvl w:val="0"/>
+          <w:numId w:val="1030"/>
+        </w:numPr>
+      </w:pPr>
+      <w:r>
+        <w:rPr>
+          <w:rStyle w:val="VerbatimChar"/>
+        </w:rPr>
+        <w:t xml:space="preserve">DocumentState</w:t>
+      </w:r>
+      <w:r>
+        <w:t xml:space="preserve"> </w:t>
+      </w:r>
+      <w:r>
+        <w:t xml:space="preserve">=</w:t>
+      </w:r>
+      <w:r>
+        <w:t xml:space="preserve"> </w:t>
+      </w:r>
+      <w:r>
+        <w:rPr>
+          <w:rStyle w:val="VerbatimChar"/>
+        </w:rPr>
+        <w:t xml:space="preserve">{documentId, partId, groupId, snapshot (base64 \| null), snapshotSeq, lastSeq, updates: [{seq, update, authorId, createdAt}], editable}</w:t>
+      </w:r>
+      <w:r>
+        <w:t xml:space="preserve">. Dựng tài liệu = áp</w:t>
+      </w:r>
+      <w:r>
+        <w:t xml:space="preserve"> </w:t>
+      </w:r>
+      <w:r>
+        <w:rPr>
+          <w:rStyle w:val="VerbatimChar"/>
+        </w:rPr>
+        <w:t xml:space="preserve">snapshot</w:t>
+      </w:r>
+      <w:r>
+        <w:t xml:space="preserve"> </w:t>
+      </w:r>
+      <w:r>
+        <w:t xml:space="preserve">rồi lần lượt</w:t>
+      </w:r>
+      <w:r>
+        <w:t xml:space="preserve"> </w:t>
+      </w:r>
+      <w:r>
+        <w:rPr>
+          <w:rStyle w:val="VerbatimChar"/>
+        </w:rPr>
+        <w:t xml:space="preserve">updates</w:t>
+      </w:r>
+      <w:r>
+        <w:t xml:space="preserve">.</w:t>
+      </w:r>
+      <w:r>
+        <w:t xml:space="preserve"> </w:t>
+      </w:r>
+      <w:r>
+        <w:rPr>
+          <w:rStyle w:val="VerbatimChar"/>
+        </w:rPr>
+        <w:t xml:space="preserve">editable = false</w:t>
+      </w:r>
+      <w:r>
+        <w:t xml:space="preserve"> </w:t>
+      </w:r>
+      <w:r>
+        <w:t xml:space="preserve">khi nhóm đã nộp giai đoạn này (chờ chấm / đã trả) hoặc bài đã đóng; "Cần sửa" thì sửa tiếp được.</w:t>
+      </w:r>
+    </w:p>
+    <w:p>
+      <w:pPr>
+        <w:pStyle w:val="Compact"/>
+        <w:numPr>
+          <w:ilvl w:val="0"/>
+          <w:numId w:val="1030"/>
+        </w:numPr>
+      </w:pPr>
+      <w:r>
+        <w:t xml:space="preserve">Quyền: thành viên</w:t>
+      </w:r>
+      <w:r>
+        <w:t xml:space="preserve"> </w:t>
+      </w:r>
+      <w:r>
+        <w:rPr>
+          <w:b/>
+          <w:bCs/>
+        </w:rPr>
+        <w:t xml:space="preserve">hiện tại</w:t>
+      </w:r>
+      <w:r>
+        <w:t xml:space="preserve"> </w:t>
+      </w:r>
+      <w:r>
+        <w:t xml:space="preserve">của nhóm; người khác →</w:t>
+      </w:r>
+      <w:r>
+        <w:t xml:space="preserve"> </w:t>
+      </w:r>
+      <w:r>
+        <w:rPr>
+          <w:rStyle w:val="VerbatimChar"/>
+        </w:rPr>
+        <w:t xml:space="preserve">404</w:t>
+      </w:r>
+      <w:r>
+        <w:t xml:space="preserve">. Nhóm đã có chỉnh sửa trên tài liệu (hoặc có mục trong thư viện trích dẫn) cũng tính là "đã có bài làm" (không tự rời / không xoá nhóm).</w:t>
+      </w:r>
+    </w:p>
+    <w:p>
+      <w:pPr>
+        <w:pStyle w:val="Compact"/>
+        <w:numPr>
+          <w:ilvl w:val="0"/>
+          <w:numId w:val="1030"/>
+        </w:numPr>
+      </w:pPr>
+      <w:r>
+        <w:rPr>
+          <w:b/>
+          <w:bCs/>
+        </w:rPr>
+        <w:t xml:space="preserve">Đồng thời</w:t>
+      </w:r>
+      <w:r>
+        <w:t xml:space="preserve"> </w:t>
+      </w:r>
+      <w:r>
+        <w:t xml:space="preserve">(có test): mỗi update khoá dòng tài liệu</w:t>
+      </w:r>
+      <w:r>
+        <w:t xml:space="preserve"> </w:t>
+      </w:r>
+      <w:r>
+        <w:rPr>
+          <w:b/>
+          <w:bCs/>
+        </w:rPr>
+        <w:t xml:space="preserve">trước</w:t>
+      </w:r>
+      <w:r>
+        <w:t xml:space="preserve"> </w:t>
+      </w:r>
+      <w:r>
+        <w:t xml:space="preserve">rồi mới đọc</w:t>
+      </w:r>
+      <w:r>
+        <w:t xml:space="preserve"> </w:t>
+      </w:r>
+      <w:r>
+        <w:rPr>
+          <w:rStyle w:val="VerbatimChar"/>
+        </w:rPr>
+        <w:t xml:space="preserve">last_seq</w:t>
+      </w:r>
+      <w:r>
+        <w:t xml:space="preserve"> </w:t>
+      </w:r>
+      <w:r>
+        <w:t xml:space="preserve">→ hai người gửi dồn cùng lúc nhận seq liên tiếp, không trùng, không mất.</w:t>
+      </w:r>
+    </w:p>
+    <w:p>
+      <w:pPr>
+        <w:pStyle w:val="Compact"/>
+        <w:numPr>
+          <w:ilvl w:val="0"/>
+          <w:numId w:val="1030"/>
+        </w:numPr>
+      </w:pPr>
+      <w:r>
+        <w:t xml:space="preserve">Chưa làm: thống kê band / xếp hạng / thống kê lớp vẫn tính theo từng sinh viên của bài luận — bài PAPER làm ở B25 cùng thang 10.</w:t>
+      </w:r>
+    </w:p>
+    <w:p>
+      <w:pPr>
+        <w:pStyle w:val="FirstParagraph"/>
+      </w:pPr>
+      <w:r>
+        <w:rPr>
+          <w:b/>
+          <w:bCs/>
+        </w:rPr>
+        <w:t xml:space="preserve">Thư viện trích dẫn của nhóm (B24a, UC-36, BR-30, docs/12 mục 5.3):</w:t>
+      </w:r>
+      <w:r>
+        <w:t xml:space="preserve"> </w:t>
+      </w:r>
+      <w:r>
+        <w:t xml:space="preserve">mỗi tài liệu tham khảo là một bản ghi</w:t>
+      </w:r>
+      <w:r>
+        <w:t xml:space="preserve"> </w:t>
+      </w:r>
+      <w:r>
+        <w:rPr>
+          <w:b/>
+          <w:bCs/>
+        </w:rPr>
+        <w:t xml:space="preserve">CSL-JSON</w:t>
+      </w:r>
+      <w:r>
+        <w:t xml:space="preserve">; định dạng IEEE / APA và danh mục sinh ở client.</w:t>
+      </w:r>
+    </w:p>
+    <w:tbl>
+      <w:tblPr>
+        <w:tblStyle w:val="Table"/>
+        <w:tblW w:type="auto" w:w="0"/>
+        <w:tblLook w:firstRow="1" w:lastRow="0" w:firstColumn="0" w:lastColumn="0" w:noHBand="0" w:noVBand="0" w:val="0020"/>
+      </w:tblPr>
+      <w:tblGrid>
+        <w:gridCol w:w="2640"/>
+        <w:gridCol w:w="2640"/>
+        <w:gridCol w:w="2640"/>
+      </w:tblGrid>
+      <w:tr>
+        <w:trPr>
+          <w:tblHeader w:val="on"/>
+        </w:trPr>
+        <w:tc>
+          <w:tcPr/>
+          <w:p>
+            <w:pPr>
+              <w:pStyle w:val="Compact"/>
+            </w:pPr>
+            <w:r>
+              <w:t xml:space="preserve">Method</w:t>
+            </w:r>
+          </w:p>
+        </w:tc>
+        <w:tc>
+          <w:tcPr/>
+          <w:p>
+            <w:pPr>
+              <w:pStyle w:val="Compact"/>
+            </w:pPr>
+            <w:r>
+              <w:t xml:space="preserve">Đường dẫn</w:t>
+            </w:r>
+          </w:p>
+        </w:tc>
+        <w:tc>
+          <w:tcPr/>
+          <w:p>
+            <w:pPr>
+              <w:pStyle w:val="Compact"/>
+            </w:pPr>
+            <w:r>
+              <w:t xml:space="preserve">Mô tả</w:t>
+            </w:r>
+          </w:p>
+        </w:tc>
+      </w:tr>
+      <w:tr>
+        <w:tc>
+          <w:tcPr/>
+          <w:p>
+            <w:pPr>
+              <w:pStyle w:val="Compact"/>
+            </w:pPr>
+            <w:r>
+              <w:t xml:space="preserve">GET</w:t>
+            </w:r>
+          </w:p>
+        </w:tc>
+        <w:tc>
+          <w:tcPr/>
+          <w:p>
+            <w:pPr>
+              <w:pStyle w:val="Compact"/>
+            </w:pPr>
+            <w:r>
+              <w:rPr>
+                <w:rStyle w:val="VerbatimChar"/>
+              </w:rPr>
               <w:t xml:space="preserve">/api/papers/groups/{groupId}/references</w:t>
             </w:r>
           </w:p>
@@ -23445,8 +25191,8 @@
         <w:t xml:space="preserve">.</w:t>
       </w:r>
     </w:p>
-    <w:bookmarkEnd w:id="23"/>
-    <w:bookmarkStart w:id="24" w:name="a9-dùng-chung"/>
+    <w:bookmarkEnd w:id="24"/>
+    <w:bookmarkStart w:id="25" w:name="a9-dùng-chung"/>
     <w:p>
       <w:pPr>
         <w:pStyle w:val="Heading3"/>
@@ -25645,9 +27391,9 @@
         </w:pict>
       </w:r>
     </w:p>
-    <w:bookmarkEnd w:id="24"/>
     <w:bookmarkEnd w:id="25"/>
-    <w:bookmarkStart w:id="29" w:name="phần-b-websocket-stomp"/>
+    <w:bookmarkEnd w:id="26"/>
+    <w:bookmarkStart w:id="30" w:name="phần-b-websocket-stomp"/>
     <w:p>
       <w:pPr>
         <w:pStyle w:val="Heading2"/>
@@ -25656,7 +27402,7 @@
         <w:t xml:space="preserve">Phần B. WebSocket (STOMP)</w:t>
       </w:r>
     </w:p>
-    <w:bookmarkStart w:id="26" w:name="b1-kết-nối"/>
+    <w:bookmarkStart w:id="27" w:name="b1-kết-nối"/>
     <w:p>
       <w:pPr>
         <w:pStyle w:val="Heading3"/>
@@ -26012,8 +27758,8 @@
         </w:tc>
       </w:tr>
     </w:tbl>
-    <w:bookmarkEnd w:id="26"/>
-    <w:bookmarkStart w:id="27" w:name="b2-các-kênh"/>
+    <w:bookmarkEnd w:id="27"/>
+    <w:bookmarkStart w:id="28" w:name="b2-các-kênh"/>
     <w:p>
       <w:pPr>
         <w:pStyle w:val="Heading3"/>
@@ -29033,10 +30779,67 @@
         <w:rPr>
           <w:rStyle w:val="VerbatimChar"/>
         </w:rPr>
-        <w:t xml:space="preserve">{type: CREATED|UPDATED|DELETED, comment, commentId}</w:t>
-      </w:r>
-      <w:r>
-        <w:t xml:space="preserve">. Lỗi (không phải thành viên</w:t>
+        <w:t xml:space="preserve">{type: CREATED|UPDATED|DELETED|RESOLVED, comment, commentId}</w:t>
+      </w:r>
+      <w:r>
+        <w:t xml:space="preserve"> </w:t>
+      </w:r>
+      <w:r>
+        <w:t xml:space="preserve">(</w:t>
+      </w:r>
+      <w:r>
+        <w:rPr>
+          <w:rStyle w:val="VerbatimChar"/>
+        </w:rPr>
+        <w:t xml:space="preserve">DELETED</w:t>
+      </w:r>
+      <w:r>
+        <w:t xml:space="preserve"> </w:t>
+      </w:r>
+      <w:r>
+        <w:t xml:space="preserve">có</w:t>
+      </w:r>
+      <w:r>
+        <w:t xml:space="preserve"> </w:t>
+      </w:r>
+      <w:r>
+        <w:rPr>
+          <w:rStyle w:val="VerbatimChar"/>
+        </w:rPr>
+        <w:t xml:space="preserve">comment = null</w:t>
+      </w:r>
+      <w:r>
+        <w:t xml:space="preserve">). Awareness (H3): client gửi</w:t>
+      </w:r>
+      <w:r>
+        <w:t xml:space="preserve"> </w:t>
+      </w:r>
+      <w:r>
+        <w:rPr>
+          <w:rStyle w:val="VerbatimChar"/>
+        </w:rPr>
+        <w:t xml:space="preserve">state</w:t>
+      </w:r>
+      <w:r>
+        <w:t xml:space="preserve"> </w:t>
+      </w:r>
+      <w:r>
+        <w:t xml:space="preserve">=</w:t>
+      </w:r>
+      <w:r>
+        <w:t xml:space="preserve"> </w:t>
+      </w:r>
+      <w:r>
+        <w:rPr>
+          <w:rStyle w:val="VerbatimChar"/>
+        </w:rPr>
+        <w:t xml:space="preserve">{"v":1,"active":true|false,"section":"&lt;sectionKey&gt;"|null}</w:t>
+      </w:r>
+      <w:r>
+        <w:t xml:space="preserve"> </w:t>
+      </w:r>
+      <w:r>
+        <w:t xml:space="preserve">mỗi 15 giây và khi đổi mục / rời màn; im quá 40 giây coi như đã rời — dùng để hiện ai đang mở tài liệu + đang soạn mục nào (màn làm bài và màn giám sát). Lỗi (không phải thành viên</w:t>
       </w:r>
       <w:r>
         <w:t xml:space="preserve"> </w:t>
@@ -29200,8 +31003,8 @@
         <w:t xml:space="preserve">.</w:t>
       </w:r>
     </w:p>
-    <w:bookmarkEnd w:id="27"/>
-    <w:bookmarkStart w:id="28" w:name="b3-ví-dụ-khung-tin"/>
+    <w:bookmarkEnd w:id="28"/>
+    <w:bookmarkStart w:id="29" w:name="b3-ví-dụ-khung-tin"/>
     <w:p>
       <w:pPr>
         <w:pStyle w:val="Heading3"/>
@@ -29346,9 +31149,9 @@
         </w:pict>
       </w:r>
     </w:p>
-    <w:bookmarkEnd w:id="28"/>
     <w:bookmarkEnd w:id="29"/>
-    <w:bookmarkStart w:id="40" w:name="phần-c-giao-thức-tcp-import-sinh-viên"/>
+    <w:bookmarkEnd w:id="30"/>
+    <w:bookmarkStart w:id="41" w:name="phần-c-giao-thức-tcp-import-sinh-viên"/>
     <w:p>
       <w:pPr>
         <w:pStyle w:val="Heading2"/>
@@ -29357,7 +31160,7 @@
         <w:t xml:space="preserve">Phần C. Giao thức TCP import sinh viên</w:t>
       </w:r>
     </w:p>
-    <w:bookmarkStart w:id="30" w:name="c1-thông-số"/>
+    <w:bookmarkStart w:id="31" w:name="c1-thông-số"/>
     <w:p>
       <w:pPr>
         <w:pStyle w:val="Heading3"/>
@@ -29758,8 +31561,8 @@
         </w:tc>
       </w:tr>
     </w:tbl>
-    <w:bookmarkEnd w:id="30"/>
-    <w:bookmarkStart w:id="31" w:name="c2-lệnh-từ-client"/>
+    <w:bookmarkEnd w:id="31"/>
+    <w:bookmarkStart w:id="32" w:name="c2-lệnh-từ-client"/>
     <w:p>
       <w:pPr>
         <w:pStyle w:val="Heading3"/>
@@ -30077,8 +31880,8 @@
         </w:tc>
       </w:tr>
     </w:tbl>
-    <w:bookmarkEnd w:id="31"/>
-    <w:bookmarkStart w:id="32" w:name="c3-phản-hồi-từ-server"/>
+    <w:bookmarkEnd w:id="32"/>
+    <w:bookmarkStart w:id="33" w:name="c3-phản-hồi-từ-server"/>
     <w:p>
       <w:pPr>
         <w:pStyle w:val="Heading3"/>
@@ -30468,8 +32271,8 @@
         </w:tc>
       </w:tr>
     </w:tbl>
-    <w:bookmarkEnd w:id="32"/>
-    <w:bookmarkStart w:id="33" w:name="c4-mã-lỗi-tcp"/>
+    <w:bookmarkEnd w:id="33"/>
+    <w:bookmarkStart w:id="34" w:name="c4-mã-lỗi-tcp"/>
     <w:p>
       <w:pPr>
         <w:pStyle w:val="Heading3"/>
@@ -30741,8 +32544,8 @@
         </w:tc>
       </w:tr>
     </w:tbl>
-    <w:bookmarkEnd w:id="33"/>
-    <w:bookmarkStart w:id="37" w:name="c5-máy-trạng-thái-của-một-phiên"/>
+    <w:bookmarkEnd w:id="34"/>
+    <w:bookmarkStart w:id="38" w:name="c5-máy-trạng-thái-của-một-phiên"/>
     <w:p>
       <w:pPr>
         <w:pStyle w:val="Heading3"/>
@@ -30760,18 +32563,18 @@
           <wp:inline>
             <wp:extent cx="5334000" cy="4265839"/>
             <wp:effectExtent b="0" l="0" r="0" t="0"/>
-            <wp:docPr descr="Hình 05.1" title="" id="35" name="Picture"/>
+            <wp:docPr descr="Hình 05.1" title="" id="36" name="Picture"/>
             <a:graphic>
               <a:graphicData uri="http://schemas.openxmlformats.org/drawingml/2006/picture">
                 <pic:pic>
                   <pic:nvPicPr>
-                    <pic:cNvPr descr="D:/LTMTU/docx/hinh/05-api-hinh-1.png" id="36" name="Picture"/>
+                    <pic:cNvPr descr="D:/LTMTU/docx/hinh/05-api-hinh-1.png" id="37" name="Picture"/>
                     <pic:cNvPicPr>
                       <a:picLocks noChangeArrowheads="1" noChangeAspect="1"/>
                     </pic:cNvPicPr>
                   </pic:nvPicPr>
                   <pic:blipFill>
-                    <a:blip r:embed="rId34"/>
+                    <a:blip r:embed="rId35"/>
                     <a:stretch>
                       <a:fillRect/>
                     </a:stretch>
@@ -30798,8 +32601,8 @@
         </w:drawing>
       </w:r>
     </w:p>
-    <w:bookmarkEnd w:id="37"/>
-    <w:bookmarkStart w:id="38" w:name="c6-ví-dụ-một-phiên"/>
+    <w:bookmarkEnd w:id="38"/>
+    <w:bookmarkStart w:id="39" w:name="c6-ví-dụ-một-phiên"/>
     <w:p>
       <w:pPr>
         <w:pStyle w:val="Heading3"/>
@@ -30986,8 +32789,8 @@
         <w:t xml:space="preserve">(server đóng kết nối)</w:t>
       </w:r>
     </w:p>
-    <w:bookmarkEnd w:id="38"/>
-    <w:bookmarkStart w:id="39" w:name="c7-ghi-chú-cài-đặt-đã-cài-ở-bước-11"/>
+    <w:bookmarkEnd w:id="39"/>
+    <w:bookmarkStart w:id="40" w:name="c7-ghi-chú-cài-đặt-đã-cài-ở-bước-11"/>
     <w:p>
       <w:pPr>
         <w:pStyle w:val="Heading3"/>
@@ -31657,9 +33460,9 @@
         <w:t xml:space="preserve">).</w:t>
       </w:r>
     </w:p>
-    <w:bookmarkEnd w:id="39"/>
     <w:bookmarkEnd w:id="40"/>
     <w:bookmarkEnd w:id="41"/>
+    <w:bookmarkEnd w:id="42"/>
     <w:sectPr>
       <w:footnotePr>
         <w:numRestart w:val="eachSect"/>

--- a/docx/05-api.docx
+++ b/docx/05-api.docx
@@ -3863,6 +3863,209 @@
             </w:pPr>
             <w:r>
               <w:t xml:space="preserve">1</w:t>
+            </w:r>
+          </w:p>
+        </w:tc>
+      </w:tr>
+      <w:tr>
+        <w:tc>
+          <w:tcPr/>
+          <w:p>
+            <w:pPr>
+              <w:pStyle w:val="Compact"/>
+            </w:pPr>
+            <w:r>
+              <w:t xml:space="preserve">POST</w:t>
+            </w:r>
+          </w:p>
+        </w:tc>
+        <w:tc>
+          <w:tcPr/>
+          <w:p>
+            <w:pPr>
+              <w:pStyle w:val="Compact"/>
+            </w:pPr>
+            <w:r>
+              <w:rPr>
+                <w:rStyle w:val="VerbatimChar"/>
+              </w:rPr>
+              <w:t xml:space="preserve">/api/admin/teachers/import</w:t>
+            </w:r>
+          </w:p>
+        </w:tc>
+        <w:tc>
+          <w:tcPr/>
+          <w:p>
+            <w:pPr>
+              <w:pStyle w:val="Compact"/>
+            </w:pPr>
+            <w:r>
+              <w:t xml:space="preserve">Import giáo viên từ file (multipart</w:t>
+            </w:r>
+            <w:r>
+              <w:t xml:space="preserve"> </w:t>
+            </w:r>
+            <w:r>
+              <w:rPr>
+                <w:rStyle w:val="VerbatimChar"/>
+              </w:rPr>
+              <w:t xml:space="preserve">file</w:t>
+            </w:r>
+            <w:r>
+              <w:t xml:space="preserve"> </w:t>
+            </w:r>
+            <w:r>
+              <w:t xml:space="preserve">.xlsx/.csv ≤ 10 MB, tối đa 500 dòng; cột</w:t>
+            </w:r>
+            <w:r>
+              <w:t xml:space="preserve"> </w:t>
+            </w:r>
+            <w:r>
+              <w:rPr>
+                <w:rStyle w:val="VerbatimChar"/>
+              </w:rPr>
+              <w:t xml:space="preserve">ten_dang_nhap</w:t>
+            </w:r>
+            <w:r>
+              <w:t xml:space="preserve">,</w:t>
+            </w:r>
+            <w:r>
+              <w:t xml:space="preserve"> </w:t>
+            </w:r>
+            <w:r>
+              <w:rPr>
+                <w:rStyle w:val="VerbatimChar"/>
+              </w:rPr>
+              <w:t xml:space="preserve">ho_ten</w:t>
+            </w:r>
+            <w:r>
+              <w:t xml:space="preserve">, tuỳ chọn</w:t>
+            </w:r>
+            <w:r>
+              <w:t xml:space="preserve"> </w:t>
+            </w:r>
+            <w:r>
+              <w:rPr>
+                <w:rStyle w:val="VerbatimChar"/>
+              </w:rPr>
+              <w:t xml:space="preserve">email</w:t>
+            </w:r>
+            <w:r>
+              <w:t xml:space="preserve"> </w:t>
+            </w:r>
+            <w:r>
+              <w:t xml:space="preserve">— tên cột không phân biệt hoa thường / dấu) →</w:t>
+            </w:r>
+            <w:r>
+              <w:t xml:space="preserve"> </w:t>
+            </w:r>
+            <w:r>
+              <w:rPr>
+                <w:rStyle w:val="VerbatimChar"/>
+              </w:rPr>
+              <w:t xml:space="preserve">{totalRows, created, skipped, errors[{row, username, reason}], accounts[{id, username, fullName, email, temporaryPassword}]}</w:t>
+            </w:r>
+            <w:r>
+              <w:t xml:space="preserve">. Mỗi dòng một transaction; tên đăng nhập đã là giáo viên →</w:t>
+            </w:r>
+            <w:r>
+              <w:t xml:space="preserve"> </w:t>
+            </w:r>
+            <w:r>
+              <w:rPr>
+                <w:rStyle w:val="VerbatimChar"/>
+              </w:rPr>
+              <w:t xml:space="preserve">skipped</w:t>
+            </w:r>
+            <w:r>
+              <w:t xml:space="preserve">, trùng tài khoản vai trò khác / sai định dạng / trùng dòng → lỗi dòng. Tài khoản mới: mật khẩu tạm, bắt đổi lần đầu (BR-02); mật khẩu chỉ có trong response, không ghi DB / log. Lỗi cả file →</w:t>
+            </w:r>
+            <w:r>
+              <w:t xml:space="preserve"> </w:t>
+            </w:r>
+            <w:r>
+              <w:rPr>
+                <w:rStyle w:val="VerbatimChar"/>
+              </w:rPr>
+              <w:t xml:space="preserve">400 BAD_FILE</w:t>
+            </w:r>
+            <w:r>
+              <w:t xml:space="preserve">. Ghi nhật ký</w:t>
+            </w:r>
+            <w:r>
+              <w:t xml:space="preserve"> </w:t>
+            </w:r>
+            <w:r>
+              <w:rPr>
+                <w:rStyle w:val="VerbatimChar"/>
+              </w:rPr>
+              <w:t xml:space="preserve">IMPORT_TEACHERS</w:t>
+            </w:r>
+            <w:r>
+              <w:t xml:space="preserve"> </w:t>
+            </w:r>
+            <w:r>
+              <w:t xml:space="preserve">(chỉ số lượng)</w:t>
+            </w:r>
+          </w:p>
+        </w:tc>
+        <w:tc>
+          <w:tcPr/>
+          <w:p>
+            <w:pPr>
+              <w:pStyle w:val="Compact"/>
+            </w:pPr>
+            <w:r>
+              <w:t xml:space="preserve">3</w:t>
+            </w:r>
+          </w:p>
+        </w:tc>
+      </w:tr>
+      <w:tr>
+        <w:tc>
+          <w:tcPr/>
+          <w:p>
+            <w:pPr>
+              <w:pStyle w:val="Compact"/>
+            </w:pPr>
+            <w:r>
+              <w:t xml:space="preserve">GET</w:t>
+            </w:r>
+          </w:p>
+        </w:tc>
+        <w:tc>
+          <w:tcPr/>
+          <w:p>
+            <w:pPr>
+              <w:pStyle w:val="Compact"/>
+            </w:pPr>
+            <w:r>
+              <w:rPr>
+                <w:rStyle w:val="VerbatimChar"/>
+              </w:rPr>
+              <w:t xml:space="preserve">/api/admin/teachers/import-template?format=xlsx|csv</w:t>
+            </w:r>
+          </w:p>
+        </w:tc>
+        <w:tc>
+          <w:tcPr/>
+          <w:p>
+            <w:pPr>
+              <w:pStyle w:val="Compact"/>
+            </w:pPr>
+            <w:r>
+              <w:t xml:space="preserve">File mẫu import giáo viên</w:t>
+            </w:r>
+          </w:p>
+        </w:tc>
+        <w:tc>
+          <w:tcPr/>
+          <w:p>
+            <w:pPr>
+              <w:pStyle w:val="Compact"/>
+            </w:pPr>
+            <w:r>
+              <w:t xml:space="preserve">3</w:t>
             </w:r>
           </w:p>
         </w:tc>
